--- a/HARIS_Idea_Canvas_SUBMISSION.docx
+++ b/HARIS_Idea_Canvas_SUBMISSION.docx
@@ -1,15 +1,16 @@
 
 <file path=word/document.xml><?xml version="1.0" encoding="utf-8"?>
-<w:document xmlns:wpc="http://schemas.microsoft.com/office/word/2010/wordprocessingCanvas" xmlns:cx="http://schemas.microsoft.com/office/drawing/2014/chartex" xmlns:cx1="http://schemas.microsoft.com/office/drawing/2015/9/8/chartex" xmlns:cx2="http://schemas.microsoft.com/office/drawing/2015/10/21/chartex" xmlns:cx3="http://schemas.microsoft.com/office/drawing/2016/5/9/chartex" xmlns:cx4="http://schemas.microsoft.com/office/drawing/2016/5/10/chartex" xmlns:cx5="http://schemas.microsoft.com/office/drawing/2016/5/11/chartex" xmlns:cx6="http://schemas.microsoft.com/office/drawing/2016/5/12/chartex" xmlns:cx7="http://schemas.microsoft.com/office/drawing/2016/5/13/chartex" xmlns:cx8="http://schemas.microsoft.com/office/drawing/2016/5/14/chartex" xmlns:mc="http://schemas.openxmlformats.org/markup-compatibility/2006" xmlns:aink="http://schemas.microsoft.com/office/drawing/2016/ink" xmlns:am3d="http://schemas.microsoft.com/office/drawing/2017/model3d" xmlns:o="urn:schemas-microsoft-com:office:office" xmlns:oel="http://schemas.microsoft.com/office/2019/extlst" xmlns:r="http://schemas.openxmlformats.org/officeDocument/2006/relationships" xmlns:m="http://schemas.openxmlformats.org/officeDocument/2006/math" xmlns:v="urn:schemas-microsoft-com:vml" xmlns:wp14="http://schemas.microsoft.com/office/word/2010/wordprocessingDrawing" xmlns:wp="http://schemas.openxmlformats.org/drawingml/2006/wordprocessingDrawing" xmlns:w10="urn:schemas-microsoft-com:office:word" xmlns:w="http://schemas.openxmlformats.org/wordprocessingml/2006/main" xmlns:w14="http://schemas.microsoft.com/office/word/2010/wordml" xmlns:w15="http://schemas.microsoft.com/office/word/2012/wordml" xmlns:w16cei="http://schemas.microsoft.com/office/word/2026/wordml/cei" xmlns:w16cex="http://schemas.microsoft.com/office/word/2018/wordml/cex" xmlns:w16cid="http://schemas.microsoft.com/office/word/2016/wordml/cid" xmlns:w16="http://schemas.microsoft.com/office/word/2018/wordml" xmlns:w16du="http://schemas.microsoft.com/office/word/2023/wordml/word16du" xmlns:w16sdtdh="http://schemas.microsoft.com/office/word/2020/wordml/sdtdatahash" xmlns:w16sdtfl="http://schemas.microsoft.com/office/word/2024/wordml/sdtformatlock" xmlns:w16se="http://schemas.microsoft.com/office/word/2015/wordml/symex" xmlns:wpg="http://schemas.microsoft.com/office/word/2010/wordprocessingGroup" xmlns:wpi="http://schemas.microsoft.com/office/word/2010/wordprocessingInk" xmlns:wne="http://schemas.microsoft.com/office/word/2006/wordml" xmlns:wps="http://schemas.microsoft.com/office/word/2010/wordprocessingShape" mc:Ignorable="w14 w15 w16se w16cid w16 w16cex w16sdtdh w16sdtfl w16du wp14">
+<w:document xmlns:wpc="http://schemas.microsoft.com/office/word/2010/wordprocessingCanvas" xmlns:cx="http://schemas.microsoft.com/office/drawing/2014/chartex" xmlns:cx1="http://schemas.microsoft.com/office/drawing/2015/9/8/chartex" xmlns:cx2="http://schemas.microsoft.com/office/drawing/2015/10/21/chartex" xmlns:cx3="http://schemas.microsoft.com/office/drawing/2016/5/9/chartex" xmlns:cx4="http://schemas.microsoft.com/office/drawing/2016/5/10/chartex" xmlns:cx5="http://schemas.microsoft.com/office/drawing/2016/5/11/chartex" xmlns:cx6="http://schemas.microsoft.com/office/drawing/2016/5/12/chartex" xmlns:cx7="http://schemas.microsoft.com/office/drawing/2016/5/13/chartex" xmlns:cx8="http://schemas.microsoft.com/office/drawing/2016/5/14/chartex" xmlns:mc="http://schemas.openxmlformats.org/markup-compatibility/2006" xmlns:aink="http://schemas.microsoft.com/office/drawing/2016/ink" xmlns:am3d="http://schemas.microsoft.com/office/drawing/2017/model3d" xmlns:o="urn:schemas-microsoft-com:office:office" xmlns:oel="http://schemas.microsoft.com/office/2019/extlst" xmlns:r="http://schemas.openxmlformats.org/officeDocument/2006/relationships" xmlns:m="http://schemas.openxmlformats.org/officeDocument/2006/math" xmlns:v="urn:schemas-microsoft-com:vml" xmlns:wp14="http://schemas.microsoft.com/office/word/2010/wordprocessingDrawing" xmlns:wp="http://schemas.openxmlformats.org/drawingml/2006/wordprocessingDrawing" xmlns:w10="urn:schemas-microsoft-com:office:word" xmlns:w="http://schemas.openxmlformats.org/wordprocessingml/2006/main" xmlns:w14="http://schemas.microsoft.com/office/word/2010/wordml" xmlns:w15="http://schemas.microsoft.com/office/word/2012/wordml" xmlns:w16cex="http://schemas.microsoft.com/office/word/2018/wordml/cex" xmlns:w16cid="http://schemas.microsoft.com/office/word/2016/wordml/cid" xmlns:w16="http://schemas.microsoft.com/office/word/2018/wordml" xmlns:w16du="http://schemas.microsoft.com/office/word/2023/wordml/word16du" xmlns:w16sdtdh="http://schemas.microsoft.com/office/word/2020/wordml/sdtdatahash" xmlns:w16sdtfl="http://schemas.microsoft.com/office/word/2024/wordml/sdtformatlock" xmlns:w16se="http://schemas.microsoft.com/office/word/2015/wordml/symex" xmlns:wpg="http://schemas.microsoft.com/office/word/2010/wordprocessingGroup" xmlns:wpi="http://schemas.microsoft.com/office/word/2010/wordprocessingInk" xmlns:wne="http://schemas.microsoft.com/office/word/2006/wordml" xmlns:wps="http://schemas.microsoft.com/office/word/2010/wordprocessingShape" mc:Ignorable="w14 w15 w16se w16cid w16 w16cex w16sdtdh w16sdtfl w16du wp14">
   <w:body>
     <w:p>
       <w:pPr>
         <w:spacing w:after="40" w:line="340" w:lineRule="auto"/>
       </w:pPr>
+      <w:proofErr w:type="gramStart"/>
       <w:r>
         <w:rPr>
-          <w:b w:val="1"/>
-          <w:bCs w:val="1"/>
+          <w:b/>
+          <w:bCs/>
           <w:color w:val="777169"/>
           <w:sz w:val="30"/>
           <w:szCs w:val="30"/>
@@ -19,20 +20,21 @@
       </w:r>
       <w:r>
         <w:rPr>
-          <w:b w:val="1"/>
-          <w:bCs w:val="1"/>
-          <w:color w:val="000000" w:themeColor="text1" w:themeTint="FF" w:themeShade="FF"/>
+          <w:b/>
+          <w:bCs/>
+          <w:color w:val="000000" w:themeColor="text1"/>
           <w:sz w:val="30"/>
           <w:szCs w:val="30"/>
           <w:lang w:val="en-US"/>
         </w:rPr>
         <w:t>The</w:t>
       </w:r>
+      <w:proofErr w:type="gramEnd"/>
       <w:r>
         <w:rPr>
-          <w:b w:val="1"/>
-          <w:bCs w:val="1"/>
-          <w:color w:val="000000" w:themeColor="text1" w:themeTint="FF" w:themeShade="FF"/>
+          <w:b/>
+          <w:bCs/>
+          <w:color w:val="000000" w:themeColor="text1"/>
           <w:sz w:val="30"/>
           <w:szCs w:val="30"/>
           <w:lang w:val="en-US"/>
@@ -43,7 +45,7 @@
     <w:p>
       <w:pPr>
         <w:pBdr>
-          <w:bottom w:val="single" w:color="000000" w:sz="6" w:space="8"/>
+          <w:bottom w:val="single" w:sz="6" w:space="8" w:color="000000"/>
         </w:pBdr>
         <w:spacing w:after="200"/>
       </w:pPr>
@@ -61,12 +63,12 @@
       <w:tblPr>
         <w:tblW w:w="10080" w:type="dxa"/>
         <w:tblBorders>
-          <w:top w:val="single" w:color="auto" w:sz="4" w:space="0"/>
-          <w:left w:val="single" w:color="auto" w:sz="4" w:space="0"/>
-          <w:bottom w:val="single" w:color="auto" w:sz="4" w:space="0"/>
-          <w:right w:val="single" w:color="auto" w:sz="4" w:space="0"/>
-          <w:insideH w:val="single" w:color="auto" w:sz="4" w:space="0"/>
-          <w:insideV w:val="single" w:color="auto" w:sz="4" w:space="0"/>
+          <w:top w:val="single" w:sz="4" w:space="0" w:color="auto"/>
+          <w:left w:val="single" w:sz="4" w:space="0" w:color="auto"/>
+          <w:bottom w:val="single" w:sz="4" w:space="0" w:color="auto"/>
+          <w:right w:val="single" w:sz="4" w:space="0" w:color="auto"/>
+          <w:insideH w:val="single" w:sz="4" w:space="0" w:color="auto"/>
+          <w:insideV w:val="single" w:sz="4" w:space="0" w:color="auto"/>
         </w:tblBorders>
         <w:tblCellMar>
           <w:left w:w="10" w:type="dxa"/>
@@ -79,19 +81,13 @@
         <w:gridCol w:w="4435"/>
       </w:tblGrid>
       <w:tr>
-        <w:tblPrEx>
-          <w:tblCellMar>
-            <w:top w:w="0" w:type="dxa"/>
-            <w:bottom w:w="0" w:type="dxa"/>
-          </w:tblCellMar>
-        </w:tblPrEx>
         <w:tc>
           <w:tcPr>
             <w:tcW w:w="5645" w:type="dxa"/>
             <w:tcBorders>
-              <w:top w:val="single" w:color="000000" w:themeColor="text1" w:sz="6" w:space="0"/>
-              <w:left w:val="single" w:color="E3DFDA" w:sz="4" w:space="0"/>
-              <w:bottom w:val="single" w:color="E3DFDA" w:sz="4" w:space="0"/>
+              <w:top w:val="single" w:sz="6" w:space="0" w:color="000000" w:themeColor="text1"/>
+              <w:left w:val="single" w:sz="4" w:space="0" w:color="E3DFDA"/>
+              <w:bottom w:val="single" w:sz="4" w:space="0" w:color="E3DFDA"/>
             </w:tcBorders>
             <w:shd w:val="clear" w:color="auto" w:fill="F5F3F1"/>
             <w:tcMar>
@@ -102,10 +98,11 @@
             </w:tcMar>
           </w:tcPr>
           <w:p>
-            <w:r>
-              <w:rPr>
-                <w:b w:val="1"/>
-                <w:bCs w:val="1"/>
+            <w:proofErr w:type="gramStart"/>
+            <w:r>
+              <w:rPr>
+                <w:b/>
+                <w:bCs/>
                 <w:color w:val="777169"/>
                 <w:sz w:val="16"/>
                 <w:szCs w:val="16"/>
@@ -115,9 +112,9 @@
             </w:r>
             <w:r>
               <w:rPr>
-                <w:b w:val="1"/>
-                <w:bCs w:val="1"/>
-                <w:caps w:val="1"/>
+                <w:b/>
+                <w:bCs/>
+                <w:caps/>
                 <w:color w:val="000000"/>
                 <w:spacing w:val="10"/>
                 <w:sz w:val="19"/>
@@ -126,11 +123,12 @@
               </w:rPr>
               <w:t>Submission</w:t>
             </w:r>
-            <w:r>
-              <w:rPr>
-                <w:b w:val="1"/>
-                <w:bCs w:val="1"/>
-                <w:caps w:val="1"/>
+            <w:proofErr w:type="gramEnd"/>
+            <w:r>
+              <w:rPr>
+                <w:b/>
+                <w:bCs/>
+                <w:caps/>
                 <w:color w:val="000000"/>
                 <w:spacing w:val="10"/>
                 <w:sz w:val="19"/>
@@ -145,9 +143,9 @@
           <w:tcPr>
             <w:tcW w:w="4435" w:type="dxa"/>
             <w:tcBorders>
-              <w:top w:val="single" w:color="000000" w:themeColor="text1" w:sz="6" w:space="0"/>
-              <w:bottom w:val="single" w:color="E3DFDA" w:sz="4" w:space="0"/>
-              <w:right w:val="single" w:color="E3DFDA" w:sz="4" w:space="0"/>
+              <w:top w:val="single" w:sz="6" w:space="0" w:color="000000" w:themeColor="text1"/>
+              <w:bottom w:val="single" w:sz="4" w:space="0" w:color="E3DFDA"/>
+              <w:right w:val="single" w:sz="4" w:space="0" w:color="E3DFDA"/>
             </w:tcBorders>
             <w:shd w:val="clear" w:color="auto" w:fill="F5F3F1"/>
             <w:tcMar>
@@ -183,20 +181,14 @@
         </w:tc>
       </w:tr>
       <w:tr>
-        <w:tblPrEx>
-          <w:tblCellMar>
-            <w:top w:w="0" w:type="dxa"/>
-            <w:bottom w:w="0" w:type="dxa"/>
-          </w:tblCellMar>
-        </w:tblPrEx>
         <w:tc>
           <w:tcPr>
             <w:tcW w:w="10080" w:type="dxa"/>
             <w:gridSpan w:val="2"/>
             <w:tcBorders>
-              <w:left w:val="single" w:color="E3DFDA" w:sz="4" w:space="0"/>
-              <w:bottom w:val="single" w:color="E3DFDA" w:sz="4" w:space="0"/>
-              <w:right w:val="single" w:color="E3DFDA" w:sz="4" w:space="0"/>
+              <w:left w:val="single" w:sz="4" w:space="0" w:color="E3DFDA"/>
+              <w:bottom w:val="single" w:sz="4" w:space="0" w:color="E3DFDA"/>
+              <w:right w:val="single" w:sz="4" w:space="0" w:color="E3DFDA"/>
             </w:tcBorders>
             <w:shd w:val="clear" w:color="auto" w:fill="FCFBFA"/>
             <w:tcMar>
@@ -215,20 +207,72 @@
                 <w:sz w:val="20"/>
               </w:rPr>
               <w:t>Team name: HARIS</w:t>
-              <w:br/>
-              <w:t>Contact email: devilproart@gmail.com</w:t>
+            </w:r>
+            <w:r>
+              <w:rPr>
+                <w:sz w:val="20"/>
+              </w:rPr>
+              <w:br/>
+              <w:t xml:space="preserve">Contact email: </w:t>
+            </w:r>
+            <w:r>
+              <w:rPr>
+                <w:sz w:val="20"/>
+              </w:rPr>
+              <w:t>Gupta.rishabh0406</w:t>
+            </w:r>
+            <w:r>
+              <w:rPr>
+                <w:sz w:val="20"/>
+              </w:rPr>
+              <w:t>@gmail.com</w:t>
+            </w:r>
+            <w:r>
+              <w:rPr>
+                <w:sz w:val="20"/>
+              </w:rPr>
               <w:br/>
               <w:t>Track: 1 – Banking &amp; Insurance</w:t>
+            </w:r>
+            <w:r>
+              <w:rPr>
+                <w:sz w:val="20"/>
+              </w:rPr>
               <w:br/>
               <w:t>Use case: Real-Time Fraud Intervention</w:t>
+            </w:r>
+            <w:r>
+              <w:rPr>
+                <w:sz w:val="20"/>
+              </w:rPr>
               <w:br/>
               <w:t>Stage: Idea Canvas (Stage 1)</w:t>
+            </w:r>
+            <w:r>
+              <w:rPr>
+                <w:sz w:val="20"/>
+              </w:rPr>
               <w:br/>
               <w:t>Languages covered: English, Arabic (Gulf), Hindi, Urdu</w:t>
+            </w:r>
+            <w:r>
+              <w:rPr>
+                <w:sz w:val="20"/>
+              </w:rPr>
               <w:br/>
               <w:t>Prior ElevenLabs use: N</w:t>
+            </w:r>
+            <w:r>
+              <w:rPr>
+                <w:sz w:val="20"/>
+              </w:rPr>
               <w:br/>
               <w:t>Team size / based in: 2 / Dubai, UAE</w:t>
+            </w:r>
+            <w:r>
+              <w:rPr>
+                <w:sz w:val="20"/>
+              </w:rPr>
               <w:br/>
               <w:t>Website or repo: https://github.com/rishabhgupta/haris-fraud-intervention</w:t>
             </w:r>
@@ -237,12 +281,12 @@
             <w:tblPr>
               <w:tblW w:w="9780" w:type="dxa"/>
               <w:tblBorders>
-                <w:top w:val="single" w:color="auto" w:sz="4" w:space="0"/>
-                <w:left w:val="single" w:color="auto" w:sz="4" w:space="0"/>
-                <w:bottom w:val="single" w:color="auto" w:sz="4" w:space="0"/>
-                <w:right w:val="single" w:color="auto" w:sz="4" w:space="0"/>
-                <w:insideH w:val="single" w:color="auto" w:sz="4" w:space="0"/>
-                <w:insideV w:val="single" w:color="auto" w:sz="4" w:space="0"/>
+                <w:top w:val="single" w:sz="4" w:space="0" w:color="auto"/>
+                <w:left w:val="single" w:sz="4" w:space="0" w:color="auto"/>
+                <w:bottom w:val="single" w:sz="4" w:space="0" w:color="auto"/>
+                <w:right w:val="single" w:sz="4" w:space="0" w:color="auto"/>
+                <w:insideH w:val="single" w:sz="4" w:space="0" w:color="auto"/>
+                <w:insideV w:val="single" w:sz="4" w:space="0" w:color="auto"/>
               </w:tblBorders>
               <w:tblCellMar>
                 <w:left w:w="10" w:type="dxa"/>
@@ -257,17 +301,11 @@
               <w:gridCol w:w="3227"/>
             </w:tblGrid>
             <w:tr>
-              <w:tblPrEx>
-                <w:tblCellMar>
-                  <w:top w:w="0" w:type="dxa"/>
-                  <w:bottom w:w="0" w:type="dxa"/>
-                </w:tblCellMar>
-              </w:tblPrEx>
               <w:tc>
                 <w:tcPr>
                   <w:tcW w:w="1663" w:type="dxa"/>
                   <w:tcBorders>
-                    <w:bottom w:val="single" w:color="E3DFDA" w:sz="4" w:space="0"/>
+                    <w:bottom w:val="single" w:sz="4" w:space="0" w:color="E3DFDA"/>
                   </w:tcBorders>
                   <w:tcMar>
                     <w:top w:w="72" w:type="dxa"/>
@@ -295,7 +333,7 @@
                 <w:tcPr>
                   <w:tcW w:w="3227" w:type="dxa"/>
                   <w:tcBorders>
-                    <w:bottom w:val="single" w:color="E3DFDA" w:sz="4" w:space="0"/>
+                    <w:bottom w:val="single" w:sz="4" w:space="0" w:color="E3DFDA"/>
                   </w:tcBorders>
                   <w:tcMar>
                     <w:top w:w="72" w:type="dxa"/>
@@ -323,7 +361,7 @@
                 <w:tcPr>
                   <w:tcW w:w="1663" w:type="dxa"/>
                   <w:tcBorders>
-                    <w:bottom w:val="single" w:color="E3DFDA" w:sz="4" w:space="0"/>
+                    <w:bottom w:val="single" w:sz="4" w:space="0" w:color="E3DFDA"/>
                   </w:tcBorders>
                   <w:tcMar>
                     <w:top w:w="72" w:type="dxa"/>
@@ -351,7 +389,7 @@
                 <w:tcPr>
                   <w:tcW w:w="3227" w:type="dxa"/>
                   <w:tcBorders>
-                    <w:bottom w:val="single" w:color="E3DFDA" w:sz="4" w:space="0"/>
+                    <w:bottom w:val="single" w:sz="4" w:space="0" w:color="E3DFDA"/>
                   </w:tcBorders>
                   <w:tcMar>
                     <w:top w:w="72" w:type="dxa"/>
@@ -377,12 +415,6 @@
               </w:tc>
             </w:tr>
             <w:tr>
-              <w:tblPrEx>
-                <w:tblCellMar>
-                  <w:top w:w="0" w:type="dxa"/>
-                  <w:bottom w:w="0" w:type="dxa"/>
-                </w:tblCellMar>
-              </w:tblPrEx>
               <w:trPr>
                 <w:trHeight w:val="246"/>
               </w:trPr>
@@ -390,7 +422,7 @@
                 <w:tcPr>
                   <w:tcW w:w="1663" w:type="dxa"/>
                   <w:tcBorders>
-                    <w:bottom w:val="single" w:color="E3DFDA" w:sz="4" w:space="0"/>
+                    <w:bottom w:val="single" w:sz="4" w:space="0" w:color="E3DFDA"/>
                   </w:tcBorders>
                   <w:tcMar>
                     <w:top w:w="72" w:type="dxa"/>
@@ -417,7 +449,7 @@
                 <w:tcPr>
                   <w:tcW w:w="3227" w:type="dxa"/>
                   <w:tcBorders>
-                    <w:bottom w:val="single" w:color="E3DFDA" w:sz="4" w:space="0"/>
+                    <w:bottom w:val="single" w:sz="4" w:space="0" w:color="E3DFDA"/>
                   </w:tcBorders>
                   <w:tcMar>
                     <w:top w:w="72" w:type="dxa"/>
@@ -433,7 +465,7 @@
                 <w:tcPr>
                   <w:tcW w:w="1663" w:type="dxa"/>
                   <w:tcBorders>
-                    <w:bottom w:val="single" w:color="E3DFDA" w:sz="4" w:space="0"/>
+                    <w:bottom w:val="single" w:sz="4" w:space="0" w:color="E3DFDA"/>
                   </w:tcBorders>
                   <w:tcMar>
                     <w:top w:w="72" w:type="dxa"/>
@@ -460,7 +492,7 @@
                 <w:tcPr>
                   <w:tcW w:w="3227" w:type="dxa"/>
                   <w:tcBorders>
-                    <w:bottom w:val="single" w:color="E3DFDA" w:sz="4" w:space="0"/>
+                    <w:bottom w:val="single" w:sz="4" w:space="0" w:color="E3DFDA"/>
                   </w:tcBorders>
                   <w:tcMar>
                     <w:top w:w="72" w:type="dxa"/>
@@ -474,12 +506,6 @@
               </w:tc>
             </w:tr>
             <w:tr>
-              <w:tblPrEx>
-                <w:tblCellMar>
-                  <w:top w:w="0" w:type="dxa"/>
-                  <w:bottom w:w="0" w:type="dxa"/>
-                </w:tblCellMar>
-              </w:tblPrEx>
               <w:trPr>
                 <w:trHeight w:val="246"/>
               </w:trPr>
@@ -487,7 +513,7 @@
                 <w:tcPr>
                   <w:tcW w:w="1663" w:type="dxa"/>
                   <w:tcBorders>
-                    <w:bottom w:val="single" w:color="E3DFDA" w:sz="4" w:space="0"/>
+                    <w:bottom w:val="single" w:sz="4" w:space="0" w:color="E3DFDA"/>
                   </w:tcBorders>
                   <w:tcMar>
                     <w:top w:w="72" w:type="dxa"/>
@@ -514,7 +540,7 @@
                 <w:tcPr>
                   <w:tcW w:w="3227" w:type="dxa"/>
                   <w:tcBorders>
-                    <w:bottom w:val="single" w:color="E3DFDA" w:sz="4" w:space="0"/>
+                    <w:bottom w:val="single" w:sz="4" w:space="0" w:color="E3DFDA"/>
                   </w:tcBorders>
                   <w:tcMar>
                     <w:top w:w="72" w:type="dxa"/>
@@ -530,7 +556,7 @@
                 <w:tcPr>
                   <w:tcW w:w="1663" w:type="dxa"/>
                   <w:tcBorders>
-                    <w:bottom w:val="single" w:color="E3DFDA" w:sz="4" w:space="0"/>
+                    <w:bottom w:val="single" w:sz="4" w:space="0" w:color="E3DFDA"/>
                   </w:tcBorders>
                   <w:tcMar>
                     <w:top w:w="72" w:type="dxa"/>
@@ -557,7 +583,7 @@
                 <w:tcPr>
                   <w:tcW w:w="3227" w:type="dxa"/>
                   <w:tcBorders>
-                    <w:bottom w:val="single" w:color="E3DFDA" w:sz="4" w:space="0"/>
+                    <w:bottom w:val="single" w:sz="4" w:space="0" w:color="E3DFDA"/>
                   </w:tcBorders>
                   <w:tcMar>
                     <w:top w:w="72" w:type="dxa"/>
@@ -571,12 +597,6 @@
               </w:tc>
             </w:tr>
             <w:tr>
-              <w:tblPrEx>
-                <w:tblCellMar>
-                  <w:top w:w="0" w:type="dxa"/>
-                  <w:bottom w:w="0" w:type="dxa"/>
-                </w:tblCellMar>
-              </w:tblPrEx>
               <w:trPr>
                 <w:trHeight w:val="246"/>
               </w:trPr>
@@ -584,7 +604,7 @@
                 <w:tcPr>
                   <w:tcW w:w="1663" w:type="dxa"/>
                   <w:tcBorders>
-                    <w:bottom w:val="single" w:color="E3DFDA" w:sz="4" w:space="0"/>
+                    <w:bottom w:val="single" w:sz="4" w:space="0" w:color="E3DFDA"/>
                   </w:tcBorders>
                   <w:tcMar>
                     <w:top w:w="72" w:type="dxa"/>
@@ -611,7 +631,7 @@
                 <w:tcPr>
                   <w:tcW w:w="3227" w:type="dxa"/>
                   <w:tcBorders>
-                    <w:bottom w:val="single" w:color="E3DFDA" w:sz="4" w:space="0"/>
+                    <w:bottom w:val="single" w:sz="4" w:space="0" w:color="E3DFDA"/>
                   </w:tcBorders>
                   <w:tcMar>
                     <w:top w:w="72" w:type="dxa"/>
@@ -627,7 +647,7 @@
                 <w:tcPr>
                   <w:tcW w:w="1663" w:type="dxa"/>
                   <w:tcBorders>
-                    <w:bottom w:val="single" w:color="E3DFDA" w:sz="4" w:space="0"/>
+                    <w:bottom w:val="single" w:sz="4" w:space="0" w:color="E3DFDA"/>
                   </w:tcBorders>
                   <w:tcMar>
                     <w:top w:w="72" w:type="dxa"/>
@@ -654,7 +674,7 @@
                 <w:tcPr>
                   <w:tcW w:w="3227" w:type="dxa"/>
                   <w:tcBorders>
-                    <w:bottom w:val="single" w:color="E3DFDA" w:sz="4" w:space="0"/>
+                    <w:bottom w:val="single" w:sz="4" w:space="0" w:color="E3DFDA"/>
                   </w:tcBorders>
                   <w:tcMar>
                     <w:top w:w="72" w:type="dxa"/>
@@ -668,12 +688,6 @@
               </w:tc>
             </w:tr>
             <w:tr>
-              <w:tblPrEx>
-                <w:tblCellMar>
-                  <w:top w:w="0" w:type="dxa"/>
-                  <w:bottom w:w="0" w:type="dxa"/>
-                </w:tblCellMar>
-              </w:tblPrEx>
               <w:trPr>
                 <w:trHeight w:val="246"/>
               </w:trPr>
@@ -681,7 +695,7 @@
                 <w:tcPr>
                   <w:tcW w:w="1663" w:type="dxa"/>
                   <w:tcBorders>
-                    <w:bottom w:val="single" w:color="E3DFDA" w:sz="4" w:space="0"/>
+                    <w:bottom w:val="single" w:sz="4" w:space="0" w:color="E3DFDA"/>
                   </w:tcBorders>
                   <w:tcMar>
                     <w:top w:w="72" w:type="dxa"/>
@@ -708,7 +722,7 @@
                 <w:tcPr>
                   <w:tcW w:w="3227" w:type="dxa"/>
                   <w:tcBorders>
-                    <w:bottom w:val="single" w:color="E3DFDA" w:sz="4" w:space="0"/>
+                    <w:bottom w:val="single" w:sz="4" w:space="0" w:color="E3DFDA"/>
                   </w:tcBorders>
                   <w:tcMar>
                     <w:top w:w="72" w:type="dxa"/>
@@ -724,7 +738,7 @@
                 <w:tcPr>
                   <w:tcW w:w="1663" w:type="dxa"/>
                   <w:tcBorders>
-                    <w:bottom w:val="single" w:color="E3DFDA" w:sz="4" w:space="0"/>
+                    <w:bottom w:val="single" w:sz="4" w:space="0" w:color="E3DFDA"/>
                   </w:tcBorders>
                   <w:tcMar>
                     <w:top w:w="72" w:type="dxa"/>
@@ -737,36 +751,14 @@
                 <w:p>
                   <w:r>
                     <w:rPr>
-                      <w:b w:val="1"/>
-                      <w:bCs w:val="1"/>
-                      <w:color w:val="000000" w:themeColor="text1" w:themeTint="FF" w:themeShade="FF"/>
+                      <w:b/>
+                      <w:bCs/>
+                      <w:color w:val="000000" w:themeColor="text1"/>
                       <w:sz w:val="17"/>
                       <w:szCs w:val="17"/>
                       <w:lang w:val="en-US"/>
                     </w:rPr>
-                    <w:t xml:space="preserve">Prior </w:t>
-                  </w:r>
-                  <w:r>
-                    <w:rPr>
-                      <w:b w:val="1"/>
-                      <w:bCs w:val="1"/>
-                      <w:color w:val="000000" w:themeColor="text1" w:themeTint="FF" w:themeShade="FF"/>
-                      <w:sz w:val="17"/>
-                      <w:szCs w:val="17"/>
-                      <w:lang w:val="en-US"/>
-                    </w:rPr>
-                    <w:t>ElevenLabs</w:t>
-                  </w:r>
-                  <w:r>
-                    <w:rPr>
-                      <w:b w:val="1"/>
-                      <w:bCs w:val="1"/>
-                      <w:color w:val="000000" w:themeColor="text1" w:themeTint="FF" w:themeShade="FF"/>
-                      <w:sz w:val="17"/>
-                      <w:szCs w:val="17"/>
-                      <w:lang w:val="en-US"/>
-                    </w:rPr>
-                    <w:t xml:space="preserve"> use (Y/N)</w:t>
+                    <w:t>Prior ElevenLabs use (Y/N)</w:t>
                   </w:r>
                 </w:p>
               </w:tc>
@@ -774,7 +766,7 @@
                 <w:tcPr>
                   <w:tcW w:w="3227" w:type="dxa"/>
                   <w:tcBorders>
-                    <w:bottom w:val="single" w:color="E3DFDA" w:sz="4" w:space="0"/>
+                    <w:bottom w:val="single" w:sz="4" w:space="0" w:color="E3DFDA"/>
                   </w:tcBorders>
                   <w:tcMar>
                     <w:top w:w="72" w:type="dxa"/>
@@ -788,12 +780,6 @@
               </w:tc>
             </w:tr>
             <w:tr>
-              <w:tblPrEx>
-                <w:tblCellMar>
-                  <w:top w:w="0" w:type="dxa"/>
-                  <w:bottom w:w="0" w:type="dxa"/>
-                </w:tblCellMar>
-              </w:tblPrEx>
               <w:trPr>
                 <w:trHeight w:val="246"/>
               </w:trPr>
@@ -801,7 +787,7 @@
                 <w:tcPr>
                   <w:tcW w:w="1663" w:type="dxa"/>
                   <w:tcBorders>
-                    <w:bottom w:val="single" w:color="E3DFDA" w:sz="4" w:space="0"/>
+                    <w:bottom w:val="single" w:sz="4" w:space="0" w:color="E3DFDA"/>
                   </w:tcBorders>
                   <w:tcMar>
                     <w:top w:w="72" w:type="dxa"/>
@@ -828,7 +814,7 @@
                 <w:tcPr>
                   <w:tcW w:w="3227" w:type="dxa"/>
                   <w:tcBorders>
-                    <w:bottom w:val="single" w:color="E3DFDA" w:sz="4" w:space="0"/>
+                    <w:bottom w:val="single" w:sz="4" w:space="0" w:color="E3DFDA"/>
                   </w:tcBorders>
                   <w:tcMar>
                     <w:top w:w="72" w:type="dxa"/>
@@ -844,7 +830,7 @@
                 <w:tcPr>
                   <w:tcW w:w="1663" w:type="dxa"/>
                   <w:tcBorders>
-                    <w:bottom w:val="single" w:color="E3DFDA" w:sz="4" w:space="0"/>
+                    <w:bottom w:val="single" w:sz="4" w:space="0" w:color="E3DFDA"/>
                   </w:tcBorders>
                   <w:tcMar>
                     <w:top w:w="72" w:type="dxa"/>
@@ -871,7 +857,7 @@
                 <w:tcPr>
                   <w:tcW w:w="3227" w:type="dxa"/>
                   <w:tcBorders>
-                    <w:bottom w:val="single" w:color="E3DFDA" w:sz="4" w:space="0"/>
+                    <w:bottom w:val="single" w:sz="4" w:space="0" w:color="E3DFDA"/>
                   </w:tcBorders>
                   <w:tcMar>
                     <w:top w:w="72" w:type="dxa"/>
@@ -898,12 +884,12 @@
       <w:tblPr>
         <w:tblW w:w="10080" w:type="dxa"/>
         <w:tblBorders>
-          <w:top w:val="single" w:color="auto" w:sz="4" w:space="0"/>
-          <w:left w:val="single" w:color="auto" w:sz="4" w:space="0"/>
-          <w:bottom w:val="single" w:color="auto" w:sz="4" w:space="0"/>
-          <w:right w:val="single" w:color="auto" w:sz="4" w:space="0"/>
-          <w:insideH w:val="single" w:color="auto" w:sz="4" w:space="0"/>
-          <w:insideV w:val="single" w:color="auto" w:sz="4" w:space="0"/>
+          <w:top w:val="single" w:sz="4" w:space="0" w:color="auto"/>
+          <w:left w:val="single" w:sz="4" w:space="0" w:color="auto"/>
+          <w:bottom w:val="single" w:sz="4" w:space="0" w:color="auto"/>
+          <w:right w:val="single" w:sz="4" w:space="0" w:color="auto"/>
+          <w:insideH w:val="single" w:sz="4" w:space="0" w:color="auto"/>
+          <w:insideV w:val="single" w:sz="4" w:space="0" w:color="auto"/>
         </w:tblBorders>
         <w:tblCellMar>
           <w:left w:w="10" w:type="dxa"/>
@@ -916,19 +902,13 @@
         <w:gridCol w:w="4435"/>
       </w:tblGrid>
       <w:tr>
-        <w:tblPrEx>
-          <w:tblCellMar>
-            <w:top w:w="0" w:type="dxa"/>
-            <w:bottom w:w="0" w:type="dxa"/>
-          </w:tblCellMar>
-        </w:tblPrEx>
         <w:tc>
           <w:tcPr>
             <w:tcW w:w="5645" w:type="dxa"/>
             <w:tcBorders>
-              <w:top w:val="single" w:color="000000" w:themeColor="text1" w:sz="6" w:space="0"/>
-              <w:left w:val="single" w:color="E3DFDA" w:sz="4" w:space="0"/>
-              <w:bottom w:val="single" w:color="E3DFDA" w:sz="4" w:space="0"/>
+              <w:top w:val="single" w:sz="6" w:space="0" w:color="000000" w:themeColor="text1"/>
+              <w:left w:val="single" w:sz="4" w:space="0" w:color="E3DFDA"/>
+              <w:bottom w:val="single" w:sz="4" w:space="0" w:color="E3DFDA"/>
             </w:tcBorders>
             <w:shd w:val="clear" w:color="auto" w:fill="F5F3F1"/>
             <w:tcMar>
@@ -939,10 +919,11 @@
             </w:tcMar>
           </w:tcPr>
           <w:p>
-            <w:r>
-              <w:rPr>
-                <w:b w:val="1"/>
-                <w:bCs w:val="1"/>
+            <w:proofErr w:type="gramStart"/>
+            <w:r>
+              <w:rPr>
+                <w:b/>
+                <w:bCs/>
                 <w:color w:val="777169"/>
                 <w:sz w:val="16"/>
                 <w:szCs w:val="16"/>
@@ -952,9 +933,9 @@
             </w:r>
             <w:r>
               <w:rPr>
-                <w:b w:val="1"/>
-                <w:bCs w:val="1"/>
-                <w:caps w:val="1"/>
+                <w:b/>
+                <w:bCs/>
+                <w:caps/>
                 <w:color w:val="000000"/>
                 <w:spacing w:val="10"/>
                 <w:sz w:val="19"/>
@@ -963,11 +944,12 @@
               </w:rPr>
               <w:t>The</w:t>
             </w:r>
-            <w:r>
-              <w:rPr>
-                <w:b w:val="1"/>
-                <w:bCs w:val="1"/>
-                <w:caps w:val="1"/>
+            <w:proofErr w:type="gramEnd"/>
+            <w:r>
+              <w:rPr>
+                <w:b/>
+                <w:bCs/>
+                <w:caps/>
                 <w:color w:val="000000"/>
                 <w:spacing w:val="10"/>
                 <w:sz w:val="19"/>
@@ -982,9 +964,9 @@
           <w:tcPr>
             <w:tcW w:w="4435" w:type="dxa"/>
             <w:tcBorders>
-              <w:top w:val="single" w:color="000000" w:themeColor="text1" w:sz="6" w:space="0"/>
-              <w:bottom w:val="single" w:color="E3DFDA" w:sz="4" w:space="0"/>
-              <w:right w:val="single" w:color="E3DFDA" w:sz="4" w:space="0"/>
+              <w:top w:val="single" w:sz="6" w:space="0" w:color="000000" w:themeColor="text1"/>
+              <w:bottom w:val="single" w:sz="4" w:space="0" w:color="E3DFDA"/>
+              <w:right w:val="single" w:sz="4" w:space="0" w:color="E3DFDA"/>
             </w:tcBorders>
             <w:shd w:val="clear" w:color="auto" w:fill="F5F3F1"/>
             <w:tcMar>
@@ -1020,12 +1002,6 @@
         </w:tc>
       </w:tr>
       <w:tr>
-        <w:tblPrEx>
-          <w:tblCellMar>
-            <w:top w:w="0" w:type="dxa"/>
-            <w:bottom w:w="0" w:type="dxa"/>
-          </w:tblCellMar>
-        </w:tblPrEx>
         <w:trPr>
           <w:trHeight w:val="450"/>
         </w:trPr>
@@ -1034,9 +1010,9 @@
             <w:tcW w:w="10080" w:type="dxa"/>
             <w:gridSpan w:val="2"/>
             <w:tcBorders>
-              <w:left w:val="single" w:color="E3DFDA" w:sz="4" w:space="0"/>
-              <w:bottom w:val="single" w:color="E3DFDA" w:sz="4" w:space="0"/>
-              <w:right w:val="single" w:color="E3DFDA" w:sz="4" w:space="0"/>
+              <w:left w:val="single" w:sz="4" w:space="0" w:color="E3DFDA"/>
+              <w:bottom w:val="single" w:sz="4" w:space="0" w:color="E3DFDA"/>
+              <w:right w:val="single" w:sz="4" w:space="0" w:color="E3DFDA"/>
             </w:tcBorders>
             <w:shd w:val="clear" w:color="auto" w:fill="FCFBFA"/>
             <w:tcMar>
@@ -1069,12 +1045,12 @@
       <w:tblPr>
         <w:tblW w:w="10080" w:type="dxa"/>
         <w:tblBorders>
-          <w:top w:val="single" w:color="auto" w:sz="4" w:space="0"/>
-          <w:left w:val="single" w:color="auto" w:sz="4" w:space="0"/>
-          <w:bottom w:val="single" w:color="auto" w:sz="4" w:space="0"/>
-          <w:right w:val="single" w:color="auto" w:sz="4" w:space="0"/>
-          <w:insideH w:val="single" w:color="auto" w:sz="4" w:space="0"/>
-          <w:insideV w:val="single" w:color="auto" w:sz="4" w:space="0"/>
+          <w:top w:val="single" w:sz="4" w:space="0" w:color="auto"/>
+          <w:left w:val="single" w:sz="4" w:space="0" w:color="auto"/>
+          <w:bottom w:val="single" w:sz="4" w:space="0" w:color="auto"/>
+          <w:right w:val="single" w:sz="4" w:space="0" w:color="auto"/>
+          <w:insideH w:val="single" w:sz="4" w:space="0" w:color="auto"/>
+          <w:insideV w:val="single" w:sz="4" w:space="0" w:color="auto"/>
         </w:tblBorders>
         <w:tblCellMar>
           <w:left w:w="10" w:type="dxa"/>
@@ -1087,19 +1063,13 @@
         <w:gridCol w:w="4435"/>
       </w:tblGrid>
       <w:tr>
-        <w:tblPrEx>
-          <w:tblCellMar>
-            <w:top w:w="0" w:type="dxa"/>
-            <w:bottom w:w="0" w:type="dxa"/>
-          </w:tblCellMar>
-        </w:tblPrEx>
         <w:tc>
           <w:tcPr>
             <w:tcW w:w="5645" w:type="dxa"/>
             <w:tcBorders>
-              <w:top w:val="single" w:color="000000" w:themeColor="text1" w:sz="6" w:space="0"/>
-              <w:left w:val="single" w:color="E3DFDA" w:sz="4" w:space="0"/>
-              <w:bottom w:val="single" w:color="E3DFDA" w:sz="4" w:space="0"/>
+              <w:top w:val="single" w:sz="6" w:space="0" w:color="000000" w:themeColor="text1"/>
+              <w:left w:val="single" w:sz="4" w:space="0" w:color="E3DFDA"/>
+              <w:bottom w:val="single" w:sz="4" w:space="0" w:color="E3DFDA"/>
             </w:tcBorders>
             <w:shd w:val="clear" w:color="auto" w:fill="F5F3F1"/>
             <w:tcMar>
@@ -1110,10 +1080,11 @@
             </w:tcMar>
           </w:tcPr>
           <w:p>
-            <w:r>
-              <w:rPr>
-                <w:b w:val="1"/>
-                <w:bCs w:val="1"/>
+            <w:proofErr w:type="gramStart"/>
+            <w:r>
+              <w:rPr>
+                <w:b/>
+                <w:bCs/>
                 <w:color w:val="777169"/>
                 <w:sz w:val="16"/>
                 <w:szCs w:val="16"/>
@@ -1123,9 +1094,9 @@
             </w:r>
             <w:r>
               <w:rPr>
-                <w:b w:val="1"/>
-                <w:bCs w:val="1"/>
-                <w:caps w:val="1"/>
+                <w:b/>
+                <w:bCs/>
+                <w:caps/>
                 <w:color w:val="000000"/>
                 <w:spacing w:val="10"/>
                 <w:sz w:val="19"/>
@@ -1134,11 +1105,12 @@
               </w:rPr>
               <w:t>What</w:t>
             </w:r>
-            <w:r>
-              <w:rPr>
-                <w:b w:val="1"/>
-                <w:bCs w:val="1"/>
-                <w:caps w:val="1"/>
+            <w:proofErr w:type="gramEnd"/>
+            <w:r>
+              <w:rPr>
+                <w:b/>
+                <w:bCs/>
+                <w:caps/>
                 <w:color w:val="000000"/>
                 <w:spacing w:val="10"/>
                 <w:sz w:val="19"/>
@@ -1153,9 +1125,9 @@
           <w:tcPr>
             <w:tcW w:w="4435" w:type="dxa"/>
             <w:tcBorders>
-              <w:top w:val="single" w:color="000000" w:themeColor="text1" w:sz="6" w:space="0"/>
-              <w:bottom w:val="single" w:color="E3DFDA" w:sz="4" w:space="0"/>
-              <w:right w:val="single" w:color="E3DFDA" w:sz="4" w:space="0"/>
+              <w:top w:val="single" w:sz="6" w:space="0" w:color="000000" w:themeColor="text1"/>
+              <w:bottom w:val="single" w:sz="4" w:space="0" w:color="E3DFDA"/>
+              <w:right w:val="single" w:sz="4" w:space="0" w:color="E3DFDA"/>
             </w:tcBorders>
             <w:shd w:val="clear" w:color="auto" w:fill="F5F3F1"/>
             <w:tcMar>
@@ -1191,12 +1163,6 @@
         </w:tc>
       </w:tr>
       <w:tr>
-        <w:tblPrEx>
-          <w:tblCellMar>
-            <w:top w:w="0" w:type="dxa"/>
-            <w:bottom w:w="0" w:type="dxa"/>
-          </w:tblCellMar>
-        </w:tblPrEx>
         <w:trPr>
           <w:trHeight w:val="1360"/>
         </w:trPr>
@@ -1205,9 +1171,9 @@
             <w:tcW w:w="10080" w:type="dxa"/>
             <w:gridSpan w:val="2"/>
             <w:tcBorders>
-              <w:left w:val="single" w:color="E3DFDA" w:sz="4" w:space="0"/>
-              <w:bottom w:val="single" w:color="E3DFDA" w:sz="4" w:space="0"/>
-              <w:right w:val="single" w:color="E3DFDA" w:sz="4" w:space="0"/>
+              <w:left w:val="single" w:sz="4" w:space="0" w:color="E3DFDA"/>
+              <w:bottom w:val="single" w:sz="4" w:space="0" w:color="E3DFDA"/>
+              <w:right w:val="single" w:sz="4" w:space="0" w:color="E3DFDA"/>
             </w:tcBorders>
             <w:shd w:val="clear" w:color="auto" w:fill="FCFBFA"/>
             <w:tcMar>
@@ -1226,7 +1192,17 @@
                 <w:sz w:val="20"/>
               </w:rPr>
               <w:t>UAE banks detect fraud in milliseconds but reach customers through human dial queues averaging 4–8 minutes. During that window, social engineering completes.</w:t>
-              <w:br/>
+            </w:r>
+            <w:r>
+              <w:rPr>
+                <w:sz w:val="20"/>
+              </w:rPr>
+              <w:br/>
+            </w:r>
+            <w:r>
+              <w:rPr>
+                <w:sz w:val="20"/>
+              </w:rPr>
               <w:br/>
               <w:t>Three compounding failures: (1) Language — 89% of UAE residents are expatriates; contact centres operate only in English and Arabic. A Hindi-speaking customer receives a critical fraud alert in a language they do not understand and misses the urgency. (2) Verification — agents ask for PINs or passwords, a practice CBUAE Circular 2024/88 explicitly prohibits and scammers actively exploit by impersonating the bank. (3) Speed — human queues, especially during evening peaks, mean cards are not frozen until funds are gone. Only 9% of UAE scam victims recover full losses. The customer is left waiting. The bank is left liable.</w:t>
             </w:r>
@@ -1243,12 +1219,12 @@
       <w:tblPr>
         <w:tblW w:w="10080" w:type="dxa"/>
         <w:tblBorders>
-          <w:top w:val="single" w:color="auto" w:sz="4" w:space="0"/>
-          <w:left w:val="single" w:color="auto" w:sz="4" w:space="0"/>
-          <w:bottom w:val="single" w:color="auto" w:sz="4" w:space="0"/>
-          <w:right w:val="single" w:color="auto" w:sz="4" w:space="0"/>
-          <w:insideH w:val="single" w:color="auto" w:sz="4" w:space="0"/>
-          <w:insideV w:val="single" w:color="auto" w:sz="4" w:space="0"/>
+          <w:top w:val="single" w:sz="4" w:space="0" w:color="auto"/>
+          <w:left w:val="single" w:sz="4" w:space="0" w:color="auto"/>
+          <w:bottom w:val="single" w:sz="4" w:space="0" w:color="auto"/>
+          <w:right w:val="single" w:sz="4" w:space="0" w:color="auto"/>
+          <w:insideH w:val="single" w:sz="4" w:space="0" w:color="auto"/>
+          <w:insideV w:val="single" w:sz="4" w:space="0" w:color="auto"/>
         </w:tblBorders>
         <w:tblCellMar>
           <w:left w:w="10" w:type="dxa"/>
@@ -1261,19 +1237,13 @@
         <w:gridCol w:w="4435"/>
       </w:tblGrid>
       <w:tr>
-        <w:tblPrEx>
-          <w:tblCellMar>
-            <w:top w:w="0" w:type="dxa"/>
-            <w:bottom w:w="0" w:type="dxa"/>
-          </w:tblCellMar>
-        </w:tblPrEx>
         <w:tc>
           <w:tcPr>
             <w:tcW w:w="5645" w:type="dxa"/>
             <w:tcBorders>
-              <w:top w:val="single" w:color="000000" w:themeColor="text1" w:sz="6" w:space="0"/>
-              <w:left w:val="single" w:color="E3DFDA" w:sz="4" w:space="0"/>
-              <w:bottom w:val="single" w:color="E3DFDA" w:sz="4" w:space="0"/>
+              <w:top w:val="single" w:sz="6" w:space="0" w:color="000000" w:themeColor="text1"/>
+              <w:left w:val="single" w:sz="4" w:space="0" w:color="E3DFDA"/>
+              <w:bottom w:val="single" w:sz="4" w:space="0" w:color="E3DFDA"/>
             </w:tcBorders>
             <w:shd w:val="clear" w:color="auto" w:fill="F5F3F1"/>
             <w:tcMar>
@@ -1284,10 +1254,11 @@
             </w:tcMar>
           </w:tcPr>
           <w:p>
-            <w:r>
-              <w:rPr>
-                <w:b w:val="1"/>
-                <w:bCs w:val="1"/>
+            <w:proofErr w:type="gramStart"/>
+            <w:r>
+              <w:rPr>
+                <w:b/>
+                <w:bCs/>
                 <w:color w:val="777169"/>
                 <w:sz w:val="16"/>
                 <w:szCs w:val="16"/>
@@ -1297,9 +1268,9 @@
             </w:r>
             <w:r>
               <w:rPr>
-                <w:b w:val="1"/>
-                <w:bCs w:val="1"/>
-                <w:caps w:val="1"/>
+                <w:b/>
+                <w:bCs/>
+                <w:caps/>
                 <w:color w:val="000000"/>
                 <w:spacing w:val="10"/>
                 <w:sz w:val="19"/>
@@ -1308,11 +1279,12 @@
               </w:rPr>
               <w:t>Today’s</w:t>
             </w:r>
-            <w:r>
-              <w:rPr>
-                <w:b w:val="1"/>
-                <w:bCs w:val="1"/>
-                <w:caps w:val="1"/>
+            <w:proofErr w:type="gramEnd"/>
+            <w:r>
+              <w:rPr>
+                <w:b/>
+                <w:bCs/>
+                <w:caps/>
                 <w:color w:val="000000"/>
                 <w:spacing w:val="10"/>
                 <w:sz w:val="19"/>
@@ -1327,9 +1299,9 @@
           <w:tcPr>
             <w:tcW w:w="4435" w:type="dxa"/>
             <w:tcBorders>
-              <w:top w:val="single" w:color="000000" w:themeColor="text1" w:sz="6" w:space="0"/>
-              <w:bottom w:val="single" w:color="E3DFDA" w:sz="4" w:space="0"/>
-              <w:right w:val="single" w:color="E3DFDA" w:sz="4" w:space="0"/>
+              <w:top w:val="single" w:sz="6" w:space="0" w:color="000000" w:themeColor="text1"/>
+              <w:bottom w:val="single" w:sz="4" w:space="0" w:color="E3DFDA"/>
+              <w:right w:val="single" w:sz="4" w:space="0" w:color="E3DFDA"/>
             </w:tcBorders>
             <w:shd w:val="clear" w:color="auto" w:fill="F5F3F1"/>
             <w:tcMar>
@@ -1365,20 +1337,14 @@
         </w:tc>
       </w:tr>
       <w:tr>
-        <w:tblPrEx>
-          <w:tblCellMar>
-            <w:top w:w="0" w:type="dxa"/>
-            <w:bottom w:w="0" w:type="dxa"/>
-          </w:tblCellMar>
-        </w:tblPrEx>
         <w:tc>
           <w:tcPr>
             <w:tcW w:w="10080" w:type="dxa"/>
             <w:gridSpan w:val="2"/>
             <w:tcBorders>
-              <w:left w:val="single" w:color="E3DFDA" w:sz="4" w:space="0"/>
-              <w:bottom w:val="single" w:color="E3DFDA" w:sz="4" w:space="0"/>
-              <w:right w:val="single" w:color="E3DFDA" w:sz="4" w:space="0"/>
+              <w:left w:val="single" w:sz="4" w:space="0" w:color="E3DFDA"/>
+              <w:bottom w:val="single" w:sz="4" w:space="0" w:color="E3DFDA"/>
+              <w:right w:val="single" w:sz="4" w:space="0" w:color="E3DFDA"/>
             </w:tcBorders>
             <w:shd w:val="clear" w:color="auto" w:fill="FCFBFA"/>
             <w:tcMar>
@@ -1397,14 +1363,39 @@
                 <w:sz w:val="20"/>
               </w:rPr>
               <w:t>Mean time to outbound contact: 4–8 minutes | Source: Deloitte GCC Banking Survey 2025</w:t>
+            </w:r>
+            <w:r>
+              <w:rPr>
+                <w:sz w:val="20"/>
+              </w:rPr>
               <w:br/>
               <w:t>First-contact success rate: 32% | Source: Deloitte GCC Banking Survey 2025</w:t>
+            </w:r>
+            <w:r>
+              <w:rPr>
+                <w:sz w:val="20"/>
+              </w:rPr>
               <w:br/>
               <w:t>Language match rate (native): 22% | Source: Internal estimate, UAE contact centre industry reports</w:t>
+            </w:r>
+            <w:r>
+              <w:rPr>
+                <w:sz w:val="20"/>
+              </w:rPr>
               <w:br/>
               <w:t>Annual fraud losses (UAE bank median): AED 18.3M | Source: BioCatch UAE Banking Fraud Report Q1 2026</w:t>
+            </w:r>
+            <w:r>
+              <w:rPr>
+                <w:sz w:val="20"/>
+              </w:rPr>
               <w:br/>
               <w:t>Scam loss recovery rate: 9% | Source: BioCatch UAE Banking Fraud Report 2026</w:t>
+            </w:r>
+            <w:r>
+              <w:rPr>
+                <w:sz w:val="20"/>
+              </w:rPr>
               <w:br/>
               <w:t>Card freeze time post-detection: 4–8 minutes (human handoff + CRM lookup) | Source: Operational benchmark</w:t>
             </w:r>
@@ -1413,12 +1404,12 @@
             <w:tblPr>
               <w:tblW w:w="9780" w:type="dxa"/>
               <w:tblBorders>
-                <w:top w:val="single" w:color="auto" w:sz="4" w:space="0"/>
-                <w:left w:val="single" w:color="auto" w:sz="4" w:space="0"/>
-                <w:bottom w:val="single" w:color="auto" w:sz="4" w:space="0"/>
-                <w:right w:val="single" w:color="auto" w:sz="4" w:space="0"/>
-                <w:insideH w:val="single" w:color="auto" w:sz="4" w:space="0"/>
-                <w:insideV w:val="single" w:color="auto" w:sz="4" w:space="0"/>
+                <w:top w:val="single" w:sz="4" w:space="0" w:color="auto"/>
+                <w:left w:val="single" w:sz="4" w:space="0" w:color="auto"/>
+                <w:bottom w:val="single" w:sz="4" w:space="0" w:color="auto"/>
+                <w:right w:val="single" w:sz="4" w:space="0" w:color="auto"/>
+                <w:insideH w:val="single" w:sz="4" w:space="0" w:color="auto"/>
+                <w:insideV w:val="single" w:sz="4" w:space="0" w:color="auto"/>
               </w:tblBorders>
               <w:tblCellMar>
                 <w:left w:w="10" w:type="dxa"/>
@@ -1432,17 +1423,11 @@
               <w:gridCol w:w="5086"/>
             </w:tblGrid>
             <w:tr>
-              <w:tblPrEx>
-                <w:tblCellMar>
-                  <w:top w:w="0" w:type="dxa"/>
-                  <w:bottom w:w="0" w:type="dxa"/>
-                </w:tblCellMar>
-              </w:tblPrEx>
               <w:tc>
                 <w:tcPr>
                   <w:tcW w:w="2934" w:type="dxa"/>
                   <w:tcBorders>
-                    <w:bottom w:val="single" w:color="E3DFDA" w:sz="4" w:space="0"/>
+                    <w:bottom w:val="single" w:sz="4" w:space="0" w:color="E3DFDA"/>
                   </w:tcBorders>
                   <w:tcMar>
                     <w:top w:w="72" w:type="dxa"/>
@@ -1470,7 +1455,7 @@
                 <w:tcPr>
                   <w:tcW w:w="1760" w:type="dxa"/>
                   <w:tcBorders>
-                    <w:bottom w:val="single" w:color="E3DFDA" w:sz="4" w:space="0"/>
+                    <w:bottom w:val="single" w:sz="4" w:space="0" w:color="E3DFDA"/>
                   </w:tcBorders>
                   <w:tcMar>
                     <w:top w:w="72" w:type="dxa"/>
@@ -1498,7 +1483,7 @@
                 <w:tcPr>
                   <w:tcW w:w="5086" w:type="dxa"/>
                   <w:tcBorders>
-                    <w:bottom w:val="single" w:color="E3DFDA" w:sz="4" w:space="0"/>
+                    <w:bottom w:val="single" w:sz="4" w:space="0" w:color="E3DFDA"/>
                   </w:tcBorders>
                   <w:tcMar>
                     <w:top w:w="72" w:type="dxa"/>
@@ -1524,12 +1509,6 @@
               </w:tc>
             </w:tr>
             <w:tr>
-              <w:tblPrEx>
-                <w:tblCellMar>
-                  <w:top w:w="0" w:type="dxa"/>
-                  <w:bottom w:w="0" w:type="dxa"/>
-                </w:tblCellMar>
-              </w:tblPrEx>
               <w:trPr>
                 <w:trHeight w:val="246"/>
               </w:trPr>
@@ -1537,7 +1516,7 @@
                 <w:tcPr>
                   <w:tcW w:w="2934" w:type="dxa"/>
                   <w:tcBorders>
-                    <w:bottom w:val="single" w:color="E3DFDA" w:sz="4" w:space="0"/>
+                    <w:bottom w:val="single" w:sz="4" w:space="0" w:color="E3DFDA"/>
                   </w:tcBorders>
                   <w:tcMar>
                     <w:top w:w="72" w:type="dxa"/>
@@ -1553,7 +1532,7 @@
                 <w:tcPr>
                   <w:tcW w:w="1760" w:type="dxa"/>
                   <w:tcBorders>
-                    <w:bottom w:val="single" w:color="E3DFDA" w:sz="4" w:space="0"/>
+                    <w:bottom w:val="single" w:sz="4" w:space="0" w:color="E3DFDA"/>
                   </w:tcBorders>
                   <w:tcMar>
                     <w:top w:w="72" w:type="dxa"/>
@@ -1569,7 +1548,7 @@
                 <w:tcPr>
                   <w:tcW w:w="5086" w:type="dxa"/>
                   <w:tcBorders>
-                    <w:bottom w:val="single" w:color="E3DFDA" w:sz="4" w:space="0"/>
+                    <w:bottom w:val="single" w:sz="4" w:space="0" w:color="E3DFDA"/>
                   </w:tcBorders>
                   <w:tcMar>
                     <w:top w:w="72" w:type="dxa"/>
@@ -1583,12 +1562,6 @@
               </w:tc>
             </w:tr>
             <w:tr>
-              <w:tblPrEx>
-                <w:tblCellMar>
-                  <w:top w:w="0" w:type="dxa"/>
-                  <w:bottom w:w="0" w:type="dxa"/>
-                </w:tblCellMar>
-              </w:tblPrEx>
               <w:trPr>
                 <w:trHeight w:val="246"/>
               </w:trPr>
@@ -1596,7 +1569,7 @@
                 <w:tcPr>
                   <w:tcW w:w="2934" w:type="dxa"/>
                   <w:tcBorders>
-                    <w:bottom w:val="single" w:color="E3DFDA" w:sz="4" w:space="0"/>
+                    <w:bottom w:val="single" w:sz="4" w:space="0" w:color="E3DFDA"/>
                   </w:tcBorders>
                   <w:tcMar>
                     <w:top w:w="72" w:type="dxa"/>
@@ -1612,7 +1585,7 @@
                 <w:tcPr>
                   <w:tcW w:w="1760" w:type="dxa"/>
                   <w:tcBorders>
-                    <w:bottom w:val="single" w:color="E3DFDA" w:sz="4" w:space="0"/>
+                    <w:bottom w:val="single" w:sz="4" w:space="0" w:color="E3DFDA"/>
                   </w:tcBorders>
                   <w:tcMar>
                     <w:top w:w="72" w:type="dxa"/>
@@ -1628,7 +1601,7 @@
                 <w:tcPr>
                   <w:tcW w:w="5086" w:type="dxa"/>
                   <w:tcBorders>
-                    <w:bottom w:val="single" w:color="E3DFDA" w:sz="4" w:space="0"/>
+                    <w:bottom w:val="single" w:sz="4" w:space="0" w:color="E3DFDA"/>
                   </w:tcBorders>
                   <w:tcMar>
                     <w:top w:w="72" w:type="dxa"/>
@@ -1642,12 +1615,6 @@
               </w:tc>
             </w:tr>
             <w:tr>
-              <w:tblPrEx>
-                <w:tblCellMar>
-                  <w:top w:w="0" w:type="dxa"/>
-                  <w:bottom w:w="0" w:type="dxa"/>
-                </w:tblCellMar>
-              </w:tblPrEx>
               <w:trPr>
                 <w:trHeight w:val="246"/>
               </w:trPr>
@@ -1655,7 +1622,7 @@
                 <w:tcPr>
                   <w:tcW w:w="2934" w:type="dxa"/>
                   <w:tcBorders>
-                    <w:bottom w:val="single" w:color="E3DFDA" w:sz="4" w:space="0"/>
+                    <w:bottom w:val="single" w:sz="4" w:space="0" w:color="E3DFDA"/>
                   </w:tcBorders>
                   <w:tcMar>
                     <w:top w:w="72" w:type="dxa"/>
@@ -1671,7 +1638,7 @@
                 <w:tcPr>
                   <w:tcW w:w="1760" w:type="dxa"/>
                   <w:tcBorders>
-                    <w:bottom w:val="single" w:color="E3DFDA" w:sz="4" w:space="0"/>
+                    <w:bottom w:val="single" w:sz="4" w:space="0" w:color="E3DFDA"/>
                   </w:tcBorders>
                   <w:tcMar>
                     <w:top w:w="72" w:type="dxa"/>
@@ -1687,7 +1654,7 @@
                 <w:tcPr>
                   <w:tcW w:w="5086" w:type="dxa"/>
                   <w:tcBorders>
-                    <w:bottom w:val="single" w:color="E3DFDA" w:sz="4" w:space="0"/>
+                    <w:bottom w:val="single" w:sz="4" w:space="0" w:color="E3DFDA"/>
                   </w:tcBorders>
                   <w:tcMar>
                     <w:top w:w="72" w:type="dxa"/>
@@ -1714,12 +1681,12 @@
       <w:tblPr>
         <w:tblW w:w="10080" w:type="dxa"/>
         <w:tblBorders>
-          <w:top w:val="single" w:color="auto" w:sz="4" w:space="0"/>
-          <w:left w:val="single" w:color="auto" w:sz="4" w:space="0"/>
-          <w:bottom w:val="single" w:color="auto" w:sz="4" w:space="0"/>
-          <w:right w:val="single" w:color="auto" w:sz="4" w:space="0"/>
-          <w:insideH w:val="single" w:color="auto" w:sz="4" w:space="0"/>
-          <w:insideV w:val="single" w:color="auto" w:sz="4" w:space="0"/>
+          <w:top w:val="single" w:sz="4" w:space="0" w:color="auto"/>
+          <w:left w:val="single" w:sz="4" w:space="0" w:color="auto"/>
+          <w:bottom w:val="single" w:sz="4" w:space="0" w:color="auto"/>
+          <w:right w:val="single" w:sz="4" w:space="0" w:color="auto"/>
+          <w:insideH w:val="single" w:sz="4" w:space="0" w:color="auto"/>
+          <w:insideV w:val="single" w:sz="4" w:space="0" w:color="auto"/>
         </w:tblBorders>
         <w:tblCellMar>
           <w:left w:w="10" w:type="dxa"/>
@@ -1732,19 +1699,13 @@
         <w:gridCol w:w="4435"/>
       </w:tblGrid>
       <w:tr>
-        <w:tblPrEx>
-          <w:tblCellMar>
-            <w:top w:w="0" w:type="dxa"/>
-            <w:bottom w:w="0" w:type="dxa"/>
-          </w:tblCellMar>
-        </w:tblPrEx>
         <w:tc>
           <w:tcPr>
             <w:tcW w:w="5645" w:type="dxa"/>
             <w:tcBorders>
-              <w:top w:val="single" w:color="000000" w:themeColor="text1" w:sz="6" w:space="0"/>
-              <w:left w:val="single" w:color="E3DFDA" w:sz="4" w:space="0"/>
-              <w:bottom w:val="single" w:color="E3DFDA" w:sz="4" w:space="0"/>
+              <w:top w:val="single" w:sz="6" w:space="0" w:color="000000" w:themeColor="text1"/>
+              <w:left w:val="single" w:sz="4" w:space="0" w:color="E3DFDA"/>
+              <w:bottom w:val="single" w:sz="4" w:space="0" w:color="E3DFDA"/>
             </w:tcBorders>
             <w:shd w:val="clear" w:color="auto" w:fill="F5F3F1"/>
             <w:tcMar>
@@ -1755,10 +1716,11 @@
             </w:tcMar>
           </w:tcPr>
           <w:p>
-            <w:r>
-              <w:rPr>
-                <w:b w:val="1"/>
-                <w:bCs w:val="1"/>
+            <w:proofErr w:type="gramStart"/>
+            <w:r>
+              <w:rPr>
+                <w:b/>
+                <w:bCs/>
                 <w:color w:val="777169"/>
                 <w:sz w:val="16"/>
                 <w:szCs w:val="16"/>
@@ -1768,9 +1730,9 @@
             </w:r>
             <w:r>
               <w:rPr>
-                <w:b w:val="1"/>
-                <w:bCs w:val="1"/>
-                <w:caps w:val="1"/>
+                <w:b/>
+                <w:bCs/>
+                <w:caps/>
                 <w:color w:val="000000"/>
                 <w:spacing w:val="10"/>
                 <w:sz w:val="19"/>
@@ -1779,11 +1741,12 @@
               </w:rPr>
               <w:t>Who</w:t>
             </w:r>
-            <w:r>
-              <w:rPr>
-                <w:b w:val="1"/>
-                <w:bCs w:val="1"/>
-                <w:caps w:val="1"/>
+            <w:proofErr w:type="gramEnd"/>
+            <w:r>
+              <w:rPr>
+                <w:b/>
+                <w:bCs/>
+                <w:caps/>
                 <w:color w:val="000000"/>
                 <w:spacing w:val="10"/>
                 <w:sz w:val="19"/>
@@ -1798,9 +1761,9 @@
           <w:tcPr>
             <w:tcW w:w="4435" w:type="dxa"/>
             <w:tcBorders>
-              <w:top w:val="single" w:color="000000" w:themeColor="text1" w:sz="6" w:space="0"/>
-              <w:bottom w:val="single" w:color="E3DFDA" w:sz="4" w:space="0"/>
-              <w:right w:val="single" w:color="E3DFDA" w:sz="4" w:space="0"/>
+              <w:top w:val="single" w:sz="6" w:space="0" w:color="000000" w:themeColor="text1"/>
+              <w:bottom w:val="single" w:sz="4" w:space="0" w:color="E3DFDA"/>
+              <w:right w:val="single" w:sz="4" w:space="0" w:color="E3DFDA"/>
             </w:tcBorders>
             <w:shd w:val="clear" w:color="auto" w:fill="F5F3F1"/>
             <w:tcMar>
@@ -1836,12 +1799,6 @@
         </w:tc>
       </w:tr>
       <w:tr>
-        <w:tblPrEx>
-          <w:tblCellMar>
-            <w:top w:w="0" w:type="dxa"/>
-            <w:bottom w:w="0" w:type="dxa"/>
-          </w:tblCellMar>
-        </w:tblPrEx>
         <w:trPr>
           <w:trHeight w:val="640"/>
         </w:trPr>
@@ -1850,9 +1807,9 @@
             <w:tcW w:w="10080" w:type="dxa"/>
             <w:gridSpan w:val="2"/>
             <w:tcBorders>
-              <w:left w:val="single" w:color="E3DFDA" w:sz="4" w:space="0"/>
-              <w:bottom w:val="single" w:color="E3DFDA" w:sz="4" w:space="0"/>
-              <w:right w:val="single" w:color="E3DFDA" w:sz="4" w:space="0"/>
+              <w:left w:val="single" w:sz="4" w:space="0" w:color="E3DFDA"/>
+              <w:bottom w:val="single" w:sz="4" w:space="0" w:color="E3DFDA"/>
+              <w:right w:val="single" w:sz="4" w:space="0" w:color="E3DFDA"/>
             </w:tcBorders>
             <w:shd w:val="clear" w:color="auto" w:fill="FCFBFA"/>
             <w:tcMar>
@@ -1885,33 +1842,36 @@
       <w:pPr>
         <w:spacing w:after="40" w:line="340" w:lineRule="auto"/>
       </w:pPr>
+      <w:proofErr w:type="gramStart"/>
       <w:r>
         <w:rPr>
-          <w:b w:val="1"/>
-          <w:bCs w:val="1"/>
+          <w:b/>
+          <w:bCs/>
           <w:color w:val="777169"/>
           <w:sz w:val="30"/>
           <w:szCs w:val="30"/>
           <w:lang w:val="en-US"/>
         </w:rPr>
+        <w:lastRenderedPageBreak/>
         <w:t xml:space="preserve">02  </w:t>
       </w:r>
       <w:r>
         <w:rPr>
-          <w:b w:val="1"/>
-          <w:bCs w:val="1"/>
-          <w:color w:val="000000" w:themeColor="text1" w:themeTint="FF" w:themeShade="FF"/>
+          <w:b/>
+          <w:bCs/>
+          <w:color w:val="000000" w:themeColor="text1"/>
           <w:sz w:val="30"/>
           <w:szCs w:val="30"/>
           <w:lang w:val="en-US"/>
         </w:rPr>
         <w:t>The</w:t>
       </w:r>
+      <w:proofErr w:type="gramEnd"/>
       <w:r>
         <w:rPr>
-          <w:b w:val="1"/>
-          <w:bCs w:val="1"/>
-          <w:color w:val="000000" w:themeColor="text1" w:themeTint="FF" w:themeShade="FF"/>
+          <w:b/>
+          <w:bCs/>
+          <w:color w:val="000000" w:themeColor="text1"/>
           <w:sz w:val="30"/>
           <w:szCs w:val="30"/>
           <w:lang w:val="en-US"/>
@@ -1922,7 +1882,7 @@
     <w:p>
       <w:pPr>
         <w:pBdr>
-          <w:bottom w:val="single" w:color="000000" w:sz="6" w:space="8"/>
+          <w:bottom w:val="single" w:sz="6" w:space="8" w:color="000000"/>
         </w:pBdr>
         <w:spacing w:after="200"/>
       </w:pPr>
@@ -1933,37 +1893,19 @@
           <w:szCs w:val="17"/>
           <w:lang w:val="en-US"/>
         </w:rPr>
-        <w:t xml:space="preserve">Where your understanding came from, and how the work </w:t>
-      </w:r>
-      <w:r>
-        <w:rPr>
-          <w:color w:val="777169"/>
-          <w:sz w:val="17"/>
-          <w:szCs w:val="17"/>
-          <w:lang w:val="en-US"/>
-        </w:rPr>
-        <w:t>actually runs</w:t>
-      </w:r>
-      <w:r>
-        <w:rPr>
-          <w:color w:val="777169"/>
-          <w:sz w:val="17"/>
-          <w:szCs w:val="17"/>
-          <w:lang w:val="en-US"/>
-        </w:rPr>
-        <w:t xml:space="preserve"> today.</w:t>
+        <w:t>Where your understanding came from, and how the work actually runs today.</w:t>
       </w:r>
     </w:p>
     <w:tbl>
       <w:tblPr>
         <w:tblW w:w="10080" w:type="dxa"/>
         <w:tblBorders>
-          <w:top w:val="single" w:color="auto" w:sz="4" w:space="0"/>
-          <w:left w:val="single" w:color="auto" w:sz="4" w:space="0"/>
-          <w:bottom w:val="single" w:color="auto" w:sz="4" w:space="0"/>
-          <w:right w:val="single" w:color="auto" w:sz="4" w:space="0"/>
-          <w:insideH w:val="single" w:color="auto" w:sz="4" w:space="0"/>
-          <w:insideV w:val="single" w:color="auto" w:sz="4" w:space="0"/>
+          <w:top w:val="single" w:sz="4" w:space="0" w:color="auto"/>
+          <w:left w:val="single" w:sz="4" w:space="0" w:color="auto"/>
+          <w:bottom w:val="single" w:sz="4" w:space="0" w:color="auto"/>
+          <w:right w:val="single" w:sz="4" w:space="0" w:color="auto"/>
+          <w:insideH w:val="single" w:sz="4" w:space="0" w:color="auto"/>
+          <w:insideV w:val="single" w:sz="4" w:space="0" w:color="auto"/>
         </w:tblBorders>
         <w:tblCellMar>
           <w:left w:w="10" w:type="dxa"/>
@@ -1976,19 +1918,13 @@
         <w:gridCol w:w="4435"/>
       </w:tblGrid>
       <w:tr>
-        <w:tblPrEx>
-          <w:tblCellMar>
-            <w:top w:w="0" w:type="dxa"/>
-            <w:bottom w:w="0" w:type="dxa"/>
-          </w:tblCellMar>
-        </w:tblPrEx>
         <w:tc>
           <w:tcPr>
             <w:tcW w:w="5645" w:type="dxa"/>
             <w:tcBorders>
-              <w:top w:val="single" w:color="000000" w:themeColor="text1" w:sz="6" w:space="0"/>
-              <w:left w:val="single" w:color="E3DFDA" w:sz="4" w:space="0"/>
-              <w:bottom w:val="single" w:color="E3DFDA" w:sz="4" w:space="0"/>
+              <w:top w:val="single" w:sz="6" w:space="0" w:color="000000" w:themeColor="text1"/>
+              <w:left w:val="single" w:sz="4" w:space="0" w:color="E3DFDA"/>
+              <w:bottom w:val="single" w:sz="4" w:space="0" w:color="E3DFDA"/>
             </w:tcBorders>
             <w:shd w:val="clear" w:color="auto" w:fill="F5F3F1"/>
             <w:tcMar>
@@ -1999,10 +1935,11 @@
             </w:tcMar>
           </w:tcPr>
           <w:p>
-            <w:r>
-              <w:rPr>
-                <w:b w:val="1"/>
-                <w:bCs w:val="1"/>
+            <w:proofErr w:type="gramStart"/>
+            <w:r>
+              <w:rPr>
+                <w:b/>
+                <w:bCs/>
                 <w:color w:val="777169"/>
                 <w:sz w:val="16"/>
                 <w:szCs w:val="16"/>
@@ -2012,9 +1949,9 @@
             </w:r>
             <w:r>
               <w:rPr>
-                <w:b w:val="1"/>
-                <w:bCs w:val="1"/>
-                <w:caps w:val="1"/>
+                <w:b/>
+                <w:bCs/>
+                <w:caps/>
                 <w:color w:val="000000"/>
                 <w:spacing w:val="10"/>
                 <w:sz w:val="19"/>
@@ -2023,11 +1960,12 @@
               </w:rPr>
               <w:t>Who</w:t>
             </w:r>
-            <w:r>
-              <w:rPr>
-                <w:b w:val="1"/>
-                <w:bCs w:val="1"/>
-                <w:caps w:val="1"/>
+            <w:proofErr w:type="gramEnd"/>
+            <w:r>
+              <w:rPr>
+                <w:b/>
+                <w:bCs/>
+                <w:caps/>
                 <w:color w:val="000000"/>
                 <w:spacing w:val="10"/>
                 <w:sz w:val="19"/>
@@ -2042,9 +1980,9 @@
           <w:tcPr>
             <w:tcW w:w="4435" w:type="dxa"/>
             <w:tcBorders>
-              <w:top w:val="single" w:color="000000" w:themeColor="text1" w:sz="6" w:space="0"/>
-              <w:bottom w:val="single" w:color="E3DFDA" w:sz="4" w:space="0"/>
-              <w:right w:val="single" w:color="E3DFDA" w:sz="4" w:space="0"/>
+              <w:top w:val="single" w:sz="6" w:space="0" w:color="000000" w:themeColor="text1"/>
+              <w:bottom w:val="single" w:sz="4" w:space="0" w:color="E3DFDA"/>
+              <w:right w:val="single" w:sz="4" w:space="0" w:color="E3DFDA"/>
             </w:tcBorders>
             <w:shd w:val="clear" w:color="auto" w:fill="F5F3F1"/>
             <w:tcMar>
@@ -2080,20 +2018,14 @@
         </w:tc>
       </w:tr>
       <w:tr>
-        <w:tblPrEx>
-          <w:tblCellMar>
-            <w:top w:w="0" w:type="dxa"/>
-            <w:bottom w:w="0" w:type="dxa"/>
-          </w:tblCellMar>
-        </w:tblPrEx>
         <w:tc>
           <w:tcPr>
             <w:tcW w:w="10080" w:type="dxa"/>
             <w:gridSpan w:val="2"/>
             <w:tcBorders>
-              <w:left w:val="single" w:color="E3DFDA" w:sz="4" w:space="0"/>
-              <w:bottom w:val="single" w:color="E3DFDA" w:sz="4" w:space="0"/>
-              <w:right w:val="single" w:color="E3DFDA" w:sz="4" w:space="0"/>
+              <w:left w:val="single" w:sz="4" w:space="0" w:color="E3DFDA"/>
+              <w:bottom w:val="single" w:sz="4" w:space="0" w:color="E3DFDA"/>
+              <w:right w:val="single" w:sz="4" w:space="0" w:color="E3DFDA"/>
             </w:tcBorders>
             <w:shd w:val="clear" w:color="auto" w:fill="FCFBFA"/>
             <w:tcMar>
@@ -2112,14 +2044,44 @@
                 <w:sz w:val="20"/>
               </w:rPr>
               <w:t>Name: [Head of Fraud Operations — ADCB] | Organisation: Retail bank, UAE | Date: September 2026</w:t>
+            </w:r>
+            <w:r>
+              <w:rPr>
+                <w:sz w:val="20"/>
+              </w:rPr>
               <w:br/>
               <w:t>Key insight: "Our biggest gap isn't detection — it's the 6 minutes between signal and human contact. By then, the customer has already been coached by the scammer to ignore our call."</w:t>
-              <w:br/>
+            </w:r>
+            <w:r>
+              <w:rPr>
+                <w:sz w:val="20"/>
+              </w:rPr>
+              <w:br/>
+            </w:r>
+            <w:r>
+              <w:rPr>
+                <w:sz w:val="20"/>
+              </w:rPr>
               <w:br/>
               <w:t>Name: [Senior Compliance Officer — FAB] | Organisation: Retail bank, UAE | Date: September 2026</w:t>
+            </w:r>
+            <w:r>
+              <w:rPr>
+                <w:sz w:val="20"/>
+              </w:rPr>
               <w:br/>
               <w:t>Key insight: "We cannot outsource collections or fraud calls to third parties without losing control of the script. An internal AI with locked approved wording solves the conduct risk problem we have with agencies."</w:t>
-              <w:br/>
+            </w:r>
+            <w:r>
+              <w:rPr>
+                <w:sz w:val="20"/>
+              </w:rPr>
+              <w:br/>
+            </w:r>
+            <w:r>
+              <w:rPr>
+                <w:sz w:val="20"/>
+              </w:rPr>
               <w:br/>
               <w:t>Note: Names withheld at interviewees' request; institution types and roles are accurate. References available on request.</w:t>
             </w:r>
@@ -2128,12 +2090,12 @@
             <w:tblPr>
               <w:tblW w:w="9780" w:type="dxa"/>
               <w:tblBorders>
-                <w:top w:val="single" w:color="auto" w:sz="4" w:space="0"/>
-                <w:left w:val="single" w:color="auto" w:sz="4" w:space="0"/>
-                <w:bottom w:val="single" w:color="auto" w:sz="4" w:space="0"/>
-                <w:right w:val="single" w:color="auto" w:sz="4" w:space="0"/>
-                <w:insideH w:val="single" w:color="auto" w:sz="4" w:space="0"/>
-                <w:insideV w:val="single" w:color="auto" w:sz="4" w:space="0"/>
+                <w:top w:val="single" w:sz="4" w:space="0" w:color="auto"/>
+                <w:left w:val="single" w:sz="4" w:space="0" w:color="auto"/>
+                <w:bottom w:val="single" w:sz="4" w:space="0" w:color="auto"/>
+                <w:right w:val="single" w:sz="4" w:space="0" w:color="auto"/>
+                <w:insideH w:val="single" w:sz="4" w:space="0" w:color="auto"/>
+                <w:insideV w:val="single" w:sz="4" w:space="0" w:color="auto"/>
               </w:tblBorders>
               <w:tblCellMar>
                 <w:left w:w="10" w:type="dxa"/>
@@ -2148,17 +2110,11 @@
               <w:gridCol w:w="4694"/>
             </w:tblGrid>
             <w:tr>
-              <w:tblPrEx>
-                <w:tblCellMar>
-                  <w:top w:w="0" w:type="dxa"/>
-                  <w:bottom w:w="0" w:type="dxa"/>
-                </w:tblCellMar>
-              </w:tblPrEx>
               <w:tc>
                 <w:tcPr>
                   <w:tcW w:w="2152" w:type="dxa"/>
                   <w:tcBorders>
-                    <w:bottom w:val="single" w:color="E3DFDA" w:sz="4" w:space="0"/>
+                    <w:bottom w:val="single" w:sz="4" w:space="0" w:color="E3DFDA"/>
                   </w:tcBorders>
                   <w:tcMar>
                     <w:top w:w="72" w:type="dxa"/>
@@ -2186,36 +2142,7 @@
                 <w:tcPr>
                   <w:tcW w:w="1858" w:type="dxa"/>
                   <w:tcBorders>
-                    <w:bottom w:val="single" w:color="E3DFDA" w:sz="4" w:space="0"/>
-                  </w:tcBorders>
-                  <w:tcMar>
-                    <w:top w:w="72" w:type="dxa"/>
-                    <w:left w:w="130" w:type="dxa"/>
-                    <w:bottom w:w="72" w:type="dxa"/>
-                    <w:right w:w="130" w:type="dxa"/>
-                  </w:tcMar>
-                </w:tcPr>
-                <w:p>
-                  <w:r>
-                    <w:rPr>
-                      <w:b w:val="1"/>
-                      <w:bCs w:val="1"/>
-                      <w:caps w:val="1"/>
-                      <w:color w:val="777169"/>
-                      <w:spacing w:val="10"/>
-                      <w:sz w:val="15"/>
-                      <w:szCs w:val="15"/>
-                      <w:lang w:val="en-US"/>
-                    </w:rPr>
-                    <w:t>Organisation type</w:t>
-                  </w:r>
-                </w:p>
-              </w:tc>
-              <w:tc>
-                <w:tcPr>
-                  <w:tcW w:w="1076" w:type="dxa"/>
-                  <w:tcBorders>
-                    <w:bottom w:val="single" w:color="E3DFDA" w:sz="4" w:space="0"/>
+                    <w:bottom w:val="single" w:sz="4" w:space="0" w:color="E3DFDA"/>
                   </w:tcBorders>
                   <w:tcMar>
                     <w:top w:w="72" w:type="dxa"/>
@@ -2234,16 +2161,17 @@
                       <w:spacing w:val="10"/>
                       <w:sz w:val="15"/>
                       <w:szCs w:val="15"/>
-                    </w:rPr>
-                    <w:t>Date</w:t>
+                      <w:lang w:val="en-US"/>
+                    </w:rPr>
+                    <w:t>Organisation type</w:t>
                   </w:r>
                 </w:p>
               </w:tc>
               <w:tc>
                 <w:tcPr>
-                  <w:tcW w:w="4694" w:type="dxa"/>
-                  <w:tcBorders>
-                    <w:bottom w:val="single" w:color="E3DFDA" w:sz="4" w:space="0"/>
+                  <w:tcW w:w="1076" w:type="dxa"/>
+                  <w:tcBorders>
+                    <w:bottom w:val="single" w:sz="4" w:space="0" w:color="E3DFDA"/>
                   </w:tcBorders>
                   <w:tcMar>
                     <w:top w:w="72" w:type="dxa"/>
@@ -2263,18 +2191,40 @@
                       <w:sz w:val="15"/>
                       <w:szCs w:val="15"/>
                     </w:rPr>
+                    <w:t>Date</w:t>
+                  </w:r>
+                </w:p>
+              </w:tc>
+              <w:tc>
+                <w:tcPr>
+                  <w:tcW w:w="4694" w:type="dxa"/>
+                  <w:tcBorders>
+                    <w:bottom w:val="single" w:sz="4" w:space="0" w:color="E3DFDA"/>
+                  </w:tcBorders>
+                  <w:tcMar>
+                    <w:top w:w="72" w:type="dxa"/>
+                    <w:left w:w="130" w:type="dxa"/>
+                    <w:bottom w:w="72" w:type="dxa"/>
+                    <w:right w:w="130" w:type="dxa"/>
+                  </w:tcMar>
+                </w:tcPr>
+                <w:p>
+                  <w:r>
+                    <w:rPr>
+                      <w:b/>
+                      <w:bCs/>
+                      <w:caps/>
+                      <w:color w:val="777169"/>
+                      <w:spacing w:val="10"/>
+                      <w:sz w:val="15"/>
+                      <w:szCs w:val="15"/>
+                    </w:rPr>
                     <w:t>The one thing they said that changed your idea</w:t>
                   </w:r>
                 </w:p>
               </w:tc>
             </w:tr>
             <w:tr>
-              <w:tblPrEx>
-                <w:tblCellMar>
-                  <w:top w:w="0" w:type="dxa"/>
-                  <w:bottom w:w="0" w:type="dxa"/>
-                </w:tblCellMar>
-              </w:tblPrEx>
               <w:trPr>
                 <w:trHeight w:val="246"/>
               </w:trPr>
@@ -2282,7 +2232,7 @@
                 <w:tcPr>
                   <w:tcW w:w="2152" w:type="dxa"/>
                   <w:tcBorders>
-                    <w:bottom w:val="single" w:color="E3DFDA" w:sz="4" w:space="0"/>
+                    <w:bottom w:val="single" w:sz="4" w:space="0" w:color="E3DFDA"/>
                   </w:tcBorders>
                   <w:tcMar>
                     <w:top w:w="72" w:type="dxa"/>
@@ -2298,7 +2248,7 @@
                 <w:tcPr>
                   <w:tcW w:w="1858" w:type="dxa"/>
                   <w:tcBorders>
-                    <w:bottom w:val="single" w:color="E3DFDA" w:sz="4" w:space="0"/>
+                    <w:bottom w:val="single" w:sz="4" w:space="0" w:color="E3DFDA"/>
                   </w:tcBorders>
                   <w:tcMar>
                     <w:top w:w="72" w:type="dxa"/>
@@ -2314,7 +2264,7 @@
                 <w:tcPr>
                   <w:tcW w:w="1076" w:type="dxa"/>
                   <w:tcBorders>
-                    <w:bottom w:val="single" w:color="E3DFDA" w:sz="4" w:space="0"/>
+                    <w:bottom w:val="single" w:sz="4" w:space="0" w:color="E3DFDA"/>
                   </w:tcBorders>
                   <w:tcMar>
                     <w:top w:w="72" w:type="dxa"/>
@@ -2330,7 +2280,7 @@
                 <w:tcPr>
                   <w:tcW w:w="4694" w:type="dxa"/>
                   <w:tcBorders>
-                    <w:bottom w:val="single" w:color="E3DFDA" w:sz="4" w:space="0"/>
+                    <w:bottom w:val="single" w:sz="4" w:space="0" w:color="E3DFDA"/>
                   </w:tcBorders>
                   <w:tcMar>
                     <w:top w:w="72" w:type="dxa"/>
@@ -2344,12 +2294,6 @@
               </w:tc>
             </w:tr>
             <w:tr>
-              <w:tblPrEx>
-                <w:tblCellMar>
-                  <w:top w:w="0" w:type="dxa"/>
-                  <w:bottom w:w="0" w:type="dxa"/>
-                </w:tblCellMar>
-              </w:tblPrEx>
               <w:trPr>
                 <w:trHeight w:val="246"/>
               </w:trPr>
@@ -2357,7 +2301,7 @@
                 <w:tcPr>
                   <w:tcW w:w="2152" w:type="dxa"/>
                   <w:tcBorders>
-                    <w:bottom w:val="single" w:color="E3DFDA" w:sz="4" w:space="0"/>
+                    <w:bottom w:val="single" w:sz="4" w:space="0" w:color="E3DFDA"/>
                   </w:tcBorders>
                   <w:tcMar>
                     <w:top w:w="72" w:type="dxa"/>
@@ -2373,7 +2317,7 @@
                 <w:tcPr>
                   <w:tcW w:w="1858" w:type="dxa"/>
                   <w:tcBorders>
-                    <w:bottom w:val="single" w:color="E3DFDA" w:sz="4" w:space="0"/>
+                    <w:bottom w:val="single" w:sz="4" w:space="0" w:color="E3DFDA"/>
                   </w:tcBorders>
                   <w:tcMar>
                     <w:top w:w="72" w:type="dxa"/>
@@ -2389,7 +2333,7 @@
                 <w:tcPr>
                   <w:tcW w:w="1076" w:type="dxa"/>
                   <w:tcBorders>
-                    <w:bottom w:val="single" w:color="E3DFDA" w:sz="4" w:space="0"/>
+                    <w:bottom w:val="single" w:sz="4" w:space="0" w:color="E3DFDA"/>
                   </w:tcBorders>
                   <w:tcMar>
                     <w:top w:w="72" w:type="dxa"/>
@@ -2405,7 +2349,7 @@
                 <w:tcPr>
                   <w:tcW w:w="4694" w:type="dxa"/>
                   <w:tcBorders>
-                    <w:bottom w:val="single" w:color="E3DFDA" w:sz="4" w:space="0"/>
+                    <w:bottom w:val="single" w:sz="4" w:space="0" w:color="E3DFDA"/>
                   </w:tcBorders>
                   <w:tcMar>
                     <w:top w:w="72" w:type="dxa"/>
@@ -2419,12 +2363,6 @@
               </w:tc>
             </w:tr>
             <w:tr>
-              <w:tblPrEx>
-                <w:tblCellMar>
-                  <w:top w:w="0" w:type="dxa"/>
-                  <w:bottom w:w="0" w:type="dxa"/>
-                </w:tblCellMar>
-              </w:tblPrEx>
               <w:trPr>
                 <w:trHeight w:val="246"/>
               </w:trPr>
@@ -2432,7 +2370,7 @@
                 <w:tcPr>
                   <w:tcW w:w="2152" w:type="dxa"/>
                   <w:tcBorders>
-                    <w:bottom w:val="single" w:color="E3DFDA" w:sz="4" w:space="0"/>
+                    <w:bottom w:val="single" w:sz="4" w:space="0" w:color="E3DFDA"/>
                   </w:tcBorders>
                   <w:tcMar>
                     <w:top w:w="72" w:type="dxa"/>
@@ -2448,7 +2386,7 @@
                 <w:tcPr>
                   <w:tcW w:w="1858" w:type="dxa"/>
                   <w:tcBorders>
-                    <w:bottom w:val="single" w:color="E3DFDA" w:sz="4" w:space="0"/>
+                    <w:bottom w:val="single" w:sz="4" w:space="0" w:color="E3DFDA"/>
                   </w:tcBorders>
                   <w:tcMar>
                     <w:top w:w="72" w:type="dxa"/>
@@ -2464,7 +2402,7 @@
                 <w:tcPr>
                   <w:tcW w:w="1076" w:type="dxa"/>
                   <w:tcBorders>
-                    <w:bottom w:val="single" w:color="E3DFDA" w:sz="4" w:space="0"/>
+                    <w:bottom w:val="single" w:sz="4" w:space="0" w:color="E3DFDA"/>
                   </w:tcBorders>
                   <w:tcMar>
                     <w:top w:w="72" w:type="dxa"/>
@@ -2480,7 +2418,7 @@
                 <w:tcPr>
                   <w:tcW w:w="4694" w:type="dxa"/>
                   <w:tcBorders>
-                    <w:bottom w:val="single" w:color="E3DFDA" w:sz="4" w:space="0"/>
+                    <w:bottom w:val="single" w:sz="4" w:space="0" w:color="E3DFDA"/>
                   </w:tcBorders>
                   <w:tcMar>
                     <w:top w:w="72" w:type="dxa"/>
@@ -2507,12 +2445,12 @@
       <w:tblPr>
         <w:tblW w:w="10080" w:type="dxa"/>
         <w:tblBorders>
-          <w:top w:val="single" w:color="auto" w:sz="4" w:space="0"/>
-          <w:left w:val="single" w:color="auto" w:sz="4" w:space="0"/>
-          <w:bottom w:val="single" w:color="auto" w:sz="4" w:space="0"/>
-          <w:right w:val="single" w:color="auto" w:sz="4" w:space="0"/>
-          <w:insideH w:val="single" w:color="auto" w:sz="4" w:space="0"/>
-          <w:insideV w:val="single" w:color="auto" w:sz="4" w:space="0"/>
+          <w:top w:val="single" w:sz="4" w:space="0" w:color="auto"/>
+          <w:left w:val="single" w:sz="4" w:space="0" w:color="auto"/>
+          <w:bottom w:val="single" w:sz="4" w:space="0" w:color="auto"/>
+          <w:right w:val="single" w:sz="4" w:space="0" w:color="auto"/>
+          <w:insideH w:val="single" w:sz="4" w:space="0" w:color="auto"/>
+          <w:insideV w:val="single" w:sz="4" w:space="0" w:color="auto"/>
         </w:tblBorders>
         <w:tblCellMar>
           <w:left w:w="10" w:type="dxa"/>
@@ -2525,19 +2463,13 @@
         <w:gridCol w:w="4435"/>
       </w:tblGrid>
       <w:tr>
-        <w:tblPrEx>
-          <w:tblCellMar>
-            <w:top w:w="0" w:type="dxa"/>
-            <w:bottom w:w="0" w:type="dxa"/>
-          </w:tblCellMar>
-        </w:tblPrEx>
         <w:tc>
           <w:tcPr>
             <w:tcW w:w="5645" w:type="dxa"/>
             <w:tcBorders>
-              <w:top w:val="single" w:color="000000" w:themeColor="text1" w:sz="6" w:space="0"/>
-              <w:left w:val="single" w:color="E3DFDA" w:sz="4" w:space="0"/>
-              <w:bottom w:val="single" w:color="E3DFDA" w:sz="4" w:space="0"/>
+              <w:top w:val="single" w:sz="6" w:space="0" w:color="000000" w:themeColor="text1"/>
+              <w:left w:val="single" w:sz="4" w:space="0" w:color="E3DFDA"/>
+              <w:bottom w:val="single" w:sz="4" w:space="0" w:color="E3DFDA"/>
             </w:tcBorders>
             <w:shd w:val="clear" w:color="auto" w:fill="F5F3F1"/>
             <w:tcMar>
@@ -2548,10 +2480,11 @@
             </w:tcMar>
           </w:tcPr>
           <w:p>
-            <w:r>
-              <w:rPr>
-                <w:b w:val="1"/>
-                <w:bCs w:val="1"/>
+            <w:proofErr w:type="gramStart"/>
+            <w:r>
+              <w:rPr>
+                <w:b/>
+                <w:bCs/>
                 <w:color w:val="777169"/>
                 <w:sz w:val="16"/>
                 <w:szCs w:val="16"/>
@@ -2561,9 +2494,9 @@
             </w:r>
             <w:r>
               <w:rPr>
-                <w:b w:val="1"/>
-                <w:bCs w:val="1"/>
-                <w:caps w:val="1"/>
+                <w:b/>
+                <w:bCs/>
+                <w:caps/>
                 <w:color w:val="000000"/>
                 <w:spacing w:val="10"/>
                 <w:sz w:val="19"/>
@@ -2572,11 +2505,12 @@
               </w:rPr>
               <w:t>What</w:t>
             </w:r>
-            <w:r>
-              <w:rPr>
-                <w:b w:val="1"/>
-                <w:bCs w:val="1"/>
-                <w:caps w:val="1"/>
+            <w:proofErr w:type="gramEnd"/>
+            <w:r>
+              <w:rPr>
+                <w:b/>
+                <w:bCs/>
+                <w:caps/>
                 <w:color w:val="000000"/>
                 <w:spacing w:val="10"/>
                 <w:sz w:val="19"/>
@@ -2591,9 +2525,9 @@
           <w:tcPr>
             <w:tcW w:w="4435" w:type="dxa"/>
             <w:tcBorders>
-              <w:top w:val="single" w:color="000000" w:themeColor="text1" w:sz="6" w:space="0"/>
-              <w:bottom w:val="single" w:color="E3DFDA" w:sz="4" w:space="0"/>
-              <w:right w:val="single" w:color="E3DFDA" w:sz="4" w:space="0"/>
+              <w:top w:val="single" w:sz="6" w:space="0" w:color="000000" w:themeColor="text1"/>
+              <w:bottom w:val="single" w:sz="4" w:space="0" w:color="E3DFDA"/>
+              <w:right w:val="single" w:sz="4" w:space="0" w:color="E3DFDA"/>
             </w:tcBorders>
             <w:shd w:val="clear" w:color="auto" w:fill="F5F3F1"/>
             <w:tcMar>
@@ -2629,12 +2563,6 @@
         </w:tc>
       </w:tr>
       <w:tr>
-        <w:tblPrEx>
-          <w:tblCellMar>
-            <w:top w:w="0" w:type="dxa"/>
-            <w:bottom w:w="0" w:type="dxa"/>
-          </w:tblCellMar>
-        </w:tblPrEx>
         <w:trPr>
           <w:trHeight w:val="580"/>
         </w:trPr>
@@ -2643,9 +2571,9 @@
             <w:tcW w:w="10080" w:type="dxa"/>
             <w:gridSpan w:val="2"/>
             <w:tcBorders>
-              <w:left w:val="single" w:color="E3DFDA" w:sz="4" w:space="0"/>
-              <w:bottom w:val="single" w:color="E3DFDA" w:sz="4" w:space="0"/>
-              <w:right w:val="single" w:color="E3DFDA" w:sz="4" w:space="0"/>
+              <w:left w:val="single" w:sz="4" w:space="0" w:color="E3DFDA"/>
+              <w:bottom w:val="single" w:sz="4" w:space="0" w:color="E3DFDA"/>
+              <w:right w:val="single" w:sz="4" w:space="0" w:color="E3DFDA"/>
             </w:tcBorders>
             <w:shd w:val="clear" w:color="auto" w:fill="FCFBFA"/>
             <w:tcMar>
@@ -2678,12 +2606,12 @@
       <w:tblPr>
         <w:tblW w:w="10080" w:type="dxa"/>
         <w:tblBorders>
-          <w:top w:val="single" w:color="auto" w:sz="4" w:space="0"/>
-          <w:left w:val="single" w:color="auto" w:sz="4" w:space="0"/>
-          <w:bottom w:val="single" w:color="auto" w:sz="4" w:space="0"/>
-          <w:right w:val="single" w:color="auto" w:sz="4" w:space="0"/>
-          <w:insideH w:val="single" w:color="auto" w:sz="4" w:space="0"/>
-          <w:insideV w:val="single" w:color="auto" w:sz="4" w:space="0"/>
+          <w:top w:val="single" w:sz="4" w:space="0" w:color="auto"/>
+          <w:left w:val="single" w:sz="4" w:space="0" w:color="auto"/>
+          <w:bottom w:val="single" w:sz="4" w:space="0" w:color="auto"/>
+          <w:right w:val="single" w:sz="4" w:space="0" w:color="auto"/>
+          <w:insideH w:val="single" w:sz="4" w:space="0" w:color="auto"/>
+          <w:insideV w:val="single" w:sz="4" w:space="0" w:color="auto"/>
         </w:tblBorders>
         <w:tblCellMar>
           <w:left w:w="10" w:type="dxa"/>
@@ -2696,19 +2624,13 @@
         <w:gridCol w:w="4435"/>
       </w:tblGrid>
       <w:tr>
-        <w:tblPrEx>
-          <w:tblCellMar>
-            <w:top w:w="0" w:type="dxa"/>
-            <w:bottom w:w="0" w:type="dxa"/>
-          </w:tblCellMar>
-        </w:tblPrEx>
         <w:tc>
           <w:tcPr>
             <w:tcW w:w="5645" w:type="dxa"/>
             <w:tcBorders>
-              <w:top w:val="single" w:color="000000" w:themeColor="text1" w:sz="6" w:space="0"/>
-              <w:left w:val="single" w:color="E3DFDA" w:sz="4" w:space="0"/>
-              <w:bottom w:val="single" w:color="E3DFDA" w:sz="4" w:space="0"/>
+              <w:top w:val="single" w:sz="6" w:space="0" w:color="000000" w:themeColor="text1"/>
+              <w:left w:val="single" w:sz="4" w:space="0" w:color="E3DFDA"/>
+              <w:bottom w:val="single" w:sz="4" w:space="0" w:color="E3DFDA"/>
             </w:tcBorders>
             <w:shd w:val="clear" w:color="auto" w:fill="F5F3F1"/>
             <w:tcMar>
@@ -2719,10 +2641,11 @@
             </w:tcMar>
           </w:tcPr>
           <w:p>
-            <w:r>
-              <w:rPr>
-                <w:b w:val="1"/>
-                <w:bCs w:val="1"/>
+            <w:proofErr w:type="gramStart"/>
+            <w:r>
+              <w:rPr>
+                <w:b/>
+                <w:bCs/>
                 <w:color w:val="777169"/>
                 <w:sz w:val="16"/>
                 <w:szCs w:val="16"/>
@@ -2732,9 +2655,9 @@
             </w:r>
             <w:r>
               <w:rPr>
-                <w:b w:val="1"/>
-                <w:bCs w:val="1"/>
-                <w:caps w:val="1"/>
+                <w:b/>
+                <w:bCs/>
+                <w:caps/>
                 <w:color w:val="000000"/>
                 <w:spacing w:val="10"/>
                 <w:sz w:val="19"/>
@@ -2743,11 +2666,12 @@
               </w:rPr>
               <w:t>The</w:t>
             </w:r>
-            <w:r>
-              <w:rPr>
-                <w:b w:val="1"/>
-                <w:bCs w:val="1"/>
-                <w:caps w:val="1"/>
+            <w:proofErr w:type="gramEnd"/>
+            <w:r>
+              <w:rPr>
+                <w:b/>
+                <w:bCs/>
+                <w:caps/>
                 <w:color w:val="000000"/>
                 <w:spacing w:val="10"/>
                 <w:sz w:val="19"/>
@@ -2762,9 +2686,9 @@
           <w:tcPr>
             <w:tcW w:w="4435" w:type="dxa"/>
             <w:tcBorders>
-              <w:top w:val="single" w:color="000000" w:themeColor="text1" w:sz="6" w:space="0"/>
-              <w:bottom w:val="single" w:color="E3DFDA" w:sz="4" w:space="0"/>
-              <w:right w:val="single" w:color="E3DFDA" w:sz="4" w:space="0"/>
+              <w:top w:val="single" w:sz="6" w:space="0" w:color="000000" w:themeColor="text1"/>
+              <w:bottom w:val="single" w:sz="4" w:space="0" w:color="E3DFDA"/>
+              <w:right w:val="single" w:sz="4" w:space="0" w:color="E3DFDA"/>
             </w:tcBorders>
             <w:shd w:val="clear" w:color="auto" w:fill="F5F3F1"/>
             <w:tcMar>
@@ -2800,20 +2724,14 @@
         </w:tc>
       </w:tr>
       <w:tr>
-        <w:tblPrEx>
-          <w:tblCellMar>
-            <w:top w:w="0" w:type="dxa"/>
-            <w:bottom w:w="0" w:type="dxa"/>
-          </w:tblCellMar>
-        </w:tblPrEx>
         <w:tc>
           <w:tcPr>
             <w:tcW w:w="10080" w:type="dxa"/>
             <w:gridSpan w:val="2"/>
             <w:tcBorders>
-              <w:left w:val="single" w:color="E3DFDA" w:sz="4" w:space="0"/>
-              <w:bottom w:val="single" w:color="E3DFDA" w:sz="4" w:space="0"/>
-              <w:right w:val="single" w:color="E3DFDA" w:sz="4" w:space="0"/>
+              <w:left w:val="single" w:sz="4" w:space="0" w:color="E3DFDA"/>
+              <w:bottom w:val="single" w:sz="4" w:space="0" w:color="E3DFDA"/>
+              <w:right w:val="single" w:sz="4" w:space="0" w:color="E3DFDA"/>
             </w:tcBorders>
             <w:shd w:val="clear" w:color="auto" w:fill="FCFBFA"/>
             <w:tcMar>
@@ -2832,50 +2750,181 @@
                 <w:sz w:val="20"/>
               </w:rPr>
               <w:t>[Current Fraud Intervention Workflow — Before HARIS]</w:t>
-              <w:br/>
+            </w:r>
+            <w:r>
+              <w:rPr>
+                <w:sz w:val="20"/>
+              </w:rPr>
+              <w:br/>
+            </w:r>
+            <w:r>
+              <w:rPr>
+                <w:sz w:val="20"/>
+              </w:rPr>
               <w:br/>
               <w:t>LANE: Customer</w:t>
+            </w:r>
+            <w:r>
+              <w:rPr>
+                <w:sz w:val="20"/>
+              </w:rPr>
               <w:br/>
               <w:t>Stage 1: Anomalous transaction occurs on customer account</w:t>
+            </w:r>
+            <w:r>
+              <w:rPr>
+                <w:sz w:val="20"/>
+              </w:rPr>
               <w:br/>
               <w:t>Stage 2: Customer unaware — no immediate contact</w:t>
+            </w:r>
+            <w:r>
+              <w:rPr>
+                <w:sz w:val="20"/>
+              </w:rPr>
               <w:br/>
               <w:t>Stage 3: Customer receives SMS alert (English only) — often ignored or missed</w:t>
+            </w:r>
+            <w:r>
+              <w:rPr>
+                <w:sz w:val="20"/>
+              </w:rPr>
               <w:br/>
               <w:t>Stage 4: Customer waits 4–8 minutes for outbound call — may answer scammer impersonating the bank</w:t>
+            </w:r>
+            <w:r>
+              <w:rPr>
+                <w:sz w:val="20"/>
+              </w:rPr>
               <w:br/>
               <w:t>Stage 5: Customer repeats account details to multiple agents across departments</w:t>
+            </w:r>
+            <w:r>
+              <w:rPr>
+                <w:sz w:val="20"/>
+              </w:rPr>
               <w:br/>
               <w:t>Stage 6: Outcome unknown for 24–48 hours</w:t>
-              <w:br/>
+            </w:r>
+            <w:r>
+              <w:rPr>
+                <w:sz w:val="20"/>
+              </w:rPr>
+              <w:br/>
+            </w:r>
+            <w:r>
+              <w:rPr>
+                <w:sz w:val="20"/>
+              </w:rPr>
               <w:br/>
               <w:t>LANE: Front-line staff (Fraud Analyst)</w:t>
+            </w:r>
+            <w:r>
+              <w:rPr>
+                <w:sz w:val="20"/>
+              </w:rPr>
               <w:br/>
               <w:t>Stage 1: —</w:t>
+            </w:r>
+            <w:r>
+              <w:rPr>
+                <w:sz w:val="20"/>
+              </w:rPr>
               <w:br/>
               <w:t>Stage 2: Fraud detection engine flags signal in dashboard</w:t>
+            </w:r>
+            <w:r>
+              <w:rPr>
+                <w:sz w:val="20"/>
+              </w:rPr>
               <w:br/>
               <w:t>Stage 3: Analyst picks ticket from queue (delays of 4–8 min at peak)</w:t>
+            </w:r>
+            <w:r>
+              <w:rPr>
+                <w:sz w:val="20"/>
+              </w:rPr>
               <w:br/>
               <w:t>Stage 4: Analyst dials customer via IVR; call often abandoned; language mismatch common</w:t>
+            </w:r>
+            <w:r>
+              <w:rPr>
+                <w:sz w:val="20"/>
+              </w:rPr>
               <w:br/>
               <w:t>Stage 5: Analyst verifies identity (often requests prohibited credentials); escalates to specialist</w:t>
+            </w:r>
+            <w:r>
+              <w:rPr>
+                <w:sz w:val="20"/>
+              </w:rPr>
               <w:br/>
               <w:t>Stage 6: Card freeze actioned manually in CRM — elapsed time 8–15 minutes post-detection</w:t>
-              <w:br/>
+            </w:r>
+            <w:r>
+              <w:rPr>
+                <w:sz w:val="20"/>
+              </w:rPr>
+              <w:br/>
+            </w:r>
+            <w:r>
+              <w:rPr>
+                <w:sz w:val="20"/>
+              </w:rPr>
               <w:br/>
               <w:t>LANE: Back office / Approver</w:t>
+            </w:r>
+            <w:r>
+              <w:rPr>
+                <w:sz w:val="20"/>
+              </w:rPr>
               <w:br/>
               <w:t>Stage 1–4: —</w:t>
+            </w:r>
+            <w:r>
+              <w:rPr>
+                <w:sz w:val="20"/>
+              </w:rPr>
               <w:br/>
               <w:t>Stage 5: Specialist reviews escalation; may require manager sign-off for freeze</w:t>
+            </w:r>
+            <w:r>
+              <w:rPr>
+                <w:sz w:val="20"/>
+              </w:rPr>
               <w:br/>
               <w:t>Stage 6: Case logged in case management; audit trail manual and incomplete</w:t>
-              <w:br/>
-              <w:br/>
+            </w:r>
+            <w:r>
+              <w:rPr>
+                <w:sz w:val="20"/>
+              </w:rPr>
+              <w:br/>
+            </w:r>
+            <w:r>
+              <w:rPr>
+                <w:sz w:val="20"/>
+              </w:rPr>
+              <w:br/>
+            </w:r>
+            <w:r>
+              <w:rPr>
+                <w:sz w:val="20"/>
+              </w:rPr>
+              <w:lastRenderedPageBreak/>
               <w:t>SYSTEMS TOUCHED: Fraud detection engine → IVR queue → CRM (Salesforce / Finacle) → Card management system → Case management</w:t>
+            </w:r>
+            <w:r>
+              <w:rPr>
+                <w:sz w:val="20"/>
+              </w:rPr>
               <w:br/>
               <w:t>ELAPSED TIME: Detection to freeze: 8–15 minutes | Detection to customer contact: 4–8 minutes</w:t>
+            </w:r>
+            <w:r>
+              <w:rPr>
+                <w:sz w:val="20"/>
+              </w:rPr>
               <w:br/>
               <w:t>FAILURE POINT: The 4–8 minute dial-queue gap. Customer is unreachable or has already been compromised.</w:t>
             </w:r>
@@ -2884,12 +2933,12 @@
             <w:tblPr>
               <w:tblW w:w="9780" w:type="dxa"/>
               <w:tblBorders>
-                <w:top w:val="single" w:color="auto" w:sz="4" w:space="0"/>
-                <w:left w:val="single" w:color="auto" w:sz="4" w:space="0"/>
-                <w:bottom w:val="single" w:color="auto" w:sz="4" w:space="0"/>
-                <w:right w:val="single" w:color="auto" w:sz="4" w:space="0"/>
-                <w:insideH w:val="single" w:color="auto" w:sz="4" w:space="0"/>
-                <w:insideV w:val="single" w:color="auto" w:sz="4" w:space="0"/>
+                <w:top w:val="single" w:sz="4" w:space="0" w:color="auto"/>
+                <w:left w:val="single" w:sz="4" w:space="0" w:color="auto"/>
+                <w:bottom w:val="single" w:sz="4" w:space="0" w:color="auto"/>
+                <w:right w:val="single" w:sz="4" w:space="0" w:color="auto"/>
+                <w:insideH w:val="single" w:sz="4" w:space="0" w:color="auto"/>
+                <w:insideV w:val="single" w:sz="4" w:space="0" w:color="auto"/>
               </w:tblBorders>
               <w:tblCellMar>
                 <w:left w:w="10" w:type="dxa"/>
@@ -2907,18 +2956,12 @@
               <w:gridCol w:w="1320"/>
             </w:tblGrid>
             <w:tr>
-              <w:tblPrEx>
-                <w:tblCellMar>
-                  <w:top w:w="0" w:type="dxa"/>
-                  <w:bottom w:w="0" w:type="dxa"/>
-                </w:tblCellMar>
-              </w:tblPrEx>
               <w:tc>
                 <w:tcPr>
                   <w:tcW w:w="1858" w:type="dxa"/>
                   <w:tcBorders>
-                    <w:bottom w:val="single" w:color="E3DFDA" w:sz="4" w:space="0"/>
-                    <w:right w:val="single" w:color="E3DFDA" w:sz="4" w:space="0"/>
+                    <w:bottom w:val="single" w:sz="4" w:space="0" w:color="E3DFDA"/>
+                    <w:right w:val="single" w:sz="4" w:space="0" w:color="E3DFDA"/>
                   </w:tcBorders>
                   <w:tcMar>
                     <w:top w:w="40" w:type="dxa"/>
@@ -2933,8 +2976,8 @@
                 <w:tcPr>
                   <w:tcW w:w="1320" w:type="dxa"/>
                   <w:tcBorders>
-                    <w:bottom w:val="single" w:color="E3DFDA" w:sz="4" w:space="0"/>
-                    <w:right w:val="single" w:color="E3DFDA" w:sz="4" w:space="0"/>
+                    <w:bottom w:val="single" w:sz="4" w:space="0" w:color="E3DFDA"/>
+                    <w:right w:val="single" w:sz="4" w:space="0" w:color="E3DFDA"/>
                   </w:tcBorders>
                   <w:tcMar>
                     <w:top w:w="40" w:type="dxa"/>
@@ -2962,8 +3005,8 @@
                 <w:tcPr>
                   <w:tcW w:w="1320" w:type="dxa"/>
                   <w:tcBorders>
-                    <w:bottom w:val="single" w:color="E3DFDA" w:sz="4" w:space="0"/>
-                    <w:right w:val="single" w:color="E3DFDA" w:sz="4" w:space="0"/>
+                    <w:bottom w:val="single" w:sz="4" w:space="0" w:color="E3DFDA"/>
+                    <w:right w:val="single" w:sz="4" w:space="0" w:color="E3DFDA"/>
                   </w:tcBorders>
                   <w:tcMar>
                     <w:top w:w="40" w:type="dxa"/>
@@ -2991,8 +3034,8 @@
                 <w:tcPr>
                   <w:tcW w:w="1320" w:type="dxa"/>
                   <w:tcBorders>
-                    <w:bottom w:val="single" w:color="E3DFDA" w:sz="4" w:space="0"/>
-                    <w:right w:val="single" w:color="E3DFDA" w:sz="4" w:space="0"/>
+                    <w:bottom w:val="single" w:sz="4" w:space="0" w:color="E3DFDA"/>
+                    <w:right w:val="single" w:sz="4" w:space="0" w:color="E3DFDA"/>
                   </w:tcBorders>
                   <w:tcMar>
                     <w:top w:w="40" w:type="dxa"/>
@@ -3020,8 +3063,8 @@
                 <w:tcPr>
                   <w:tcW w:w="1320" w:type="dxa"/>
                   <w:tcBorders>
-                    <w:bottom w:val="single" w:color="E3DFDA" w:sz="4" w:space="0"/>
-                    <w:right w:val="single" w:color="E3DFDA" w:sz="4" w:space="0"/>
+                    <w:bottom w:val="single" w:sz="4" w:space="0" w:color="E3DFDA"/>
+                    <w:right w:val="single" w:sz="4" w:space="0" w:color="E3DFDA"/>
                   </w:tcBorders>
                   <w:tcMar>
                     <w:top w:w="40" w:type="dxa"/>
@@ -3049,8 +3092,8 @@
                 <w:tcPr>
                   <w:tcW w:w="1320" w:type="dxa"/>
                   <w:tcBorders>
-                    <w:bottom w:val="single" w:color="E3DFDA" w:sz="4" w:space="0"/>
-                    <w:right w:val="single" w:color="E3DFDA" w:sz="4" w:space="0"/>
+                    <w:bottom w:val="single" w:sz="4" w:space="0" w:color="E3DFDA"/>
+                    <w:right w:val="single" w:sz="4" w:space="0" w:color="E3DFDA"/>
                   </w:tcBorders>
                   <w:tcMar>
                     <w:top w:w="40" w:type="dxa"/>
@@ -3078,7 +3121,7 @@
                 <w:tcPr>
                   <w:tcW w:w="1320" w:type="dxa"/>
                   <w:tcBorders>
-                    <w:bottom w:val="single" w:color="E3DFDA" w:sz="4" w:space="0"/>
+                    <w:bottom w:val="single" w:sz="4" w:space="0" w:color="E3DFDA"/>
                   </w:tcBorders>
                   <w:tcMar>
                     <w:top w:w="40" w:type="dxa"/>
@@ -3104,12 +3147,6 @@
               </w:tc>
             </w:tr>
             <w:tr>
-              <w:tblPrEx>
-                <w:tblCellMar>
-                  <w:top w:w="0" w:type="dxa"/>
-                  <w:bottom w:w="0" w:type="dxa"/>
-                </w:tblCellMar>
-              </w:tblPrEx>
               <w:trPr>
                 <w:trHeight w:val="620"/>
               </w:trPr>
@@ -3117,8 +3154,8 @@
                 <w:tcPr>
                   <w:tcW w:w="1858" w:type="dxa"/>
                   <w:tcBorders>
-                    <w:bottom w:val="single" w:color="E3DFDA" w:sz="4" w:space="0"/>
-                    <w:right w:val="single" w:color="E3DFDA" w:sz="4" w:space="0"/>
+                    <w:bottom w:val="single" w:sz="4" w:space="0" w:color="E3DFDA"/>
+                    <w:right w:val="single" w:sz="4" w:space="0" w:color="E3DFDA"/>
                   </w:tcBorders>
                   <w:shd w:val="clear" w:color="auto" w:fill="F5F3F1"/>
                   <w:tcMar>
@@ -3146,8 +3183,8 @@
                 <w:tcPr>
                   <w:tcW w:w="1320" w:type="dxa"/>
                   <w:tcBorders>
-                    <w:bottom w:val="single" w:color="E3DFDA" w:sz="4" w:space="0"/>
-                    <w:right w:val="single" w:color="E3DFDA" w:sz="4" w:space="0"/>
+                    <w:bottom w:val="single" w:sz="4" w:space="0" w:color="E3DFDA"/>
+                    <w:right w:val="single" w:sz="4" w:space="0" w:color="E3DFDA"/>
                   </w:tcBorders>
                   <w:tcMar>
                     <w:top w:w="60" w:type="dxa"/>
@@ -3163,8 +3200,8 @@
                 <w:tcPr>
                   <w:tcW w:w="1320" w:type="dxa"/>
                   <w:tcBorders>
-                    <w:bottom w:val="single" w:color="E3DFDA" w:sz="4" w:space="0"/>
-                    <w:right w:val="single" w:color="E3DFDA" w:sz="4" w:space="0"/>
+                    <w:bottom w:val="single" w:sz="4" w:space="0" w:color="E3DFDA"/>
+                    <w:right w:val="single" w:sz="4" w:space="0" w:color="E3DFDA"/>
                   </w:tcBorders>
                   <w:tcMar>
                     <w:top w:w="60" w:type="dxa"/>
@@ -3180,8 +3217,8 @@
                 <w:tcPr>
                   <w:tcW w:w="1320" w:type="dxa"/>
                   <w:tcBorders>
-                    <w:bottom w:val="single" w:color="E3DFDA" w:sz="4" w:space="0"/>
-                    <w:right w:val="single" w:color="E3DFDA" w:sz="4" w:space="0"/>
+                    <w:bottom w:val="single" w:sz="4" w:space="0" w:color="E3DFDA"/>
+                    <w:right w:val="single" w:sz="4" w:space="0" w:color="E3DFDA"/>
                   </w:tcBorders>
                   <w:tcMar>
                     <w:top w:w="60" w:type="dxa"/>
@@ -3197,8 +3234,8 @@
                 <w:tcPr>
                   <w:tcW w:w="1320" w:type="dxa"/>
                   <w:tcBorders>
-                    <w:bottom w:val="single" w:color="E3DFDA" w:sz="4" w:space="0"/>
-                    <w:right w:val="single" w:color="E3DFDA" w:sz="4" w:space="0"/>
+                    <w:bottom w:val="single" w:sz="4" w:space="0" w:color="E3DFDA"/>
+                    <w:right w:val="single" w:sz="4" w:space="0" w:color="E3DFDA"/>
                   </w:tcBorders>
                   <w:tcMar>
                     <w:top w:w="60" w:type="dxa"/>
@@ -3214,8 +3251,8 @@
                 <w:tcPr>
                   <w:tcW w:w="1320" w:type="dxa"/>
                   <w:tcBorders>
-                    <w:bottom w:val="single" w:color="E3DFDA" w:sz="4" w:space="0"/>
-                    <w:right w:val="single" w:color="E3DFDA" w:sz="4" w:space="0"/>
+                    <w:bottom w:val="single" w:sz="4" w:space="0" w:color="E3DFDA"/>
+                    <w:right w:val="single" w:sz="4" w:space="0" w:color="E3DFDA"/>
                   </w:tcBorders>
                   <w:tcMar>
                     <w:top w:w="60" w:type="dxa"/>
@@ -3231,7 +3268,7 @@
                 <w:tcPr>
                   <w:tcW w:w="1320" w:type="dxa"/>
                   <w:tcBorders>
-                    <w:bottom w:val="single" w:color="E3DFDA" w:sz="4" w:space="0"/>
+                    <w:bottom w:val="single" w:sz="4" w:space="0" w:color="E3DFDA"/>
                   </w:tcBorders>
                   <w:tcMar>
                     <w:top w:w="60" w:type="dxa"/>
@@ -3245,12 +3282,6 @@
               </w:tc>
             </w:tr>
             <w:tr>
-              <w:tblPrEx>
-                <w:tblCellMar>
-                  <w:top w:w="0" w:type="dxa"/>
-                  <w:bottom w:w="0" w:type="dxa"/>
-                </w:tblCellMar>
-              </w:tblPrEx>
               <w:trPr>
                 <w:trHeight w:val="620"/>
               </w:trPr>
@@ -3258,8 +3289,8 @@
                 <w:tcPr>
                   <w:tcW w:w="1858" w:type="dxa"/>
                   <w:tcBorders>
-                    <w:bottom w:val="single" w:color="E3DFDA" w:sz="4" w:space="0"/>
-                    <w:right w:val="single" w:color="E3DFDA" w:sz="4" w:space="0"/>
+                    <w:bottom w:val="single" w:sz="4" w:space="0" w:color="E3DFDA"/>
+                    <w:right w:val="single" w:sz="4" w:space="0" w:color="E3DFDA"/>
                   </w:tcBorders>
                   <w:shd w:val="clear" w:color="auto" w:fill="F5F3F1"/>
                   <w:tcMar>
@@ -3287,8 +3318,8 @@
                 <w:tcPr>
                   <w:tcW w:w="1320" w:type="dxa"/>
                   <w:tcBorders>
-                    <w:bottom w:val="single" w:color="E3DFDA" w:sz="4" w:space="0"/>
-                    <w:right w:val="single" w:color="E3DFDA" w:sz="4" w:space="0"/>
+                    <w:bottom w:val="single" w:sz="4" w:space="0" w:color="E3DFDA"/>
+                    <w:right w:val="single" w:sz="4" w:space="0" w:color="E3DFDA"/>
                   </w:tcBorders>
                   <w:tcMar>
                     <w:top w:w="60" w:type="dxa"/>
@@ -3304,8 +3335,8 @@
                 <w:tcPr>
                   <w:tcW w:w="1320" w:type="dxa"/>
                   <w:tcBorders>
-                    <w:bottom w:val="single" w:color="E3DFDA" w:sz="4" w:space="0"/>
-                    <w:right w:val="single" w:color="E3DFDA" w:sz="4" w:space="0"/>
+                    <w:bottom w:val="single" w:sz="4" w:space="0" w:color="E3DFDA"/>
+                    <w:right w:val="single" w:sz="4" w:space="0" w:color="E3DFDA"/>
                   </w:tcBorders>
                   <w:tcMar>
                     <w:top w:w="60" w:type="dxa"/>
@@ -3321,8 +3352,8 @@
                 <w:tcPr>
                   <w:tcW w:w="1320" w:type="dxa"/>
                   <w:tcBorders>
-                    <w:bottom w:val="single" w:color="E3DFDA" w:sz="4" w:space="0"/>
-                    <w:right w:val="single" w:color="E3DFDA" w:sz="4" w:space="0"/>
+                    <w:bottom w:val="single" w:sz="4" w:space="0" w:color="E3DFDA"/>
+                    <w:right w:val="single" w:sz="4" w:space="0" w:color="E3DFDA"/>
                   </w:tcBorders>
                   <w:tcMar>
                     <w:top w:w="60" w:type="dxa"/>
@@ -3338,8 +3369,8 @@
                 <w:tcPr>
                   <w:tcW w:w="1320" w:type="dxa"/>
                   <w:tcBorders>
-                    <w:bottom w:val="single" w:color="E3DFDA" w:sz="4" w:space="0"/>
-                    <w:right w:val="single" w:color="E3DFDA" w:sz="4" w:space="0"/>
+                    <w:bottom w:val="single" w:sz="4" w:space="0" w:color="E3DFDA"/>
+                    <w:right w:val="single" w:sz="4" w:space="0" w:color="E3DFDA"/>
                   </w:tcBorders>
                   <w:tcMar>
                     <w:top w:w="60" w:type="dxa"/>
@@ -3355,8 +3386,8 @@
                 <w:tcPr>
                   <w:tcW w:w="1320" w:type="dxa"/>
                   <w:tcBorders>
-                    <w:bottom w:val="single" w:color="E3DFDA" w:sz="4" w:space="0"/>
-                    <w:right w:val="single" w:color="E3DFDA" w:sz="4" w:space="0"/>
+                    <w:bottom w:val="single" w:sz="4" w:space="0" w:color="E3DFDA"/>
+                    <w:right w:val="single" w:sz="4" w:space="0" w:color="E3DFDA"/>
                   </w:tcBorders>
                   <w:tcMar>
                     <w:top w:w="60" w:type="dxa"/>
@@ -3372,7 +3403,7 @@
                 <w:tcPr>
                   <w:tcW w:w="1320" w:type="dxa"/>
                   <w:tcBorders>
-                    <w:bottom w:val="single" w:color="E3DFDA" w:sz="4" w:space="0"/>
+                    <w:bottom w:val="single" w:sz="4" w:space="0" w:color="E3DFDA"/>
                   </w:tcBorders>
                   <w:tcMar>
                     <w:top w:w="60" w:type="dxa"/>
@@ -3386,12 +3417,6 @@
               </w:tc>
             </w:tr>
             <w:tr>
-              <w:tblPrEx>
-                <w:tblCellMar>
-                  <w:top w:w="0" w:type="dxa"/>
-                  <w:bottom w:w="0" w:type="dxa"/>
-                </w:tblCellMar>
-              </w:tblPrEx>
               <w:trPr>
                 <w:trHeight w:val="620"/>
               </w:trPr>
@@ -3399,8 +3424,8 @@
                 <w:tcPr>
                   <w:tcW w:w="1858" w:type="dxa"/>
                   <w:tcBorders>
-                    <w:bottom w:val="single" w:color="E3DFDA" w:sz="4" w:space="0"/>
-                    <w:right w:val="single" w:color="E3DFDA" w:sz="4" w:space="0"/>
+                    <w:bottom w:val="single" w:sz="4" w:space="0" w:color="E3DFDA"/>
+                    <w:right w:val="single" w:sz="4" w:space="0" w:color="E3DFDA"/>
                   </w:tcBorders>
                   <w:shd w:val="clear" w:color="auto" w:fill="F5F3F1"/>
                   <w:tcMar>
@@ -3428,8 +3453,8 @@
                 <w:tcPr>
                   <w:tcW w:w="1320" w:type="dxa"/>
                   <w:tcBorders>
-                    <w:bottom w:val="single" w:color="E3DFDA" w:sz="4" w:space="0"/>
-                    <w:right w:val="single" w:color="E3DFDA" w:sz="4" w:space="0"/>
+                    <w:bottom w:val="single" w:sz="4" w:space="0" w:color="E3DFDA"/>
+                    <w:right w:val="single" w:sz="4" w:space="0" w:color="E3DFDA"/>
                   </w:tcBorders>
                   <w:tcMar>
                     <w:top w:w="60" w:type="dxa"/>
@@ -3445,8 +3470,8 @@
                 <w:tcPr>
                   <w:tcW w:w="1320" w:type="dxa"/>
                   <w:tcBorders>
-                    <w:bottom w:val="single" w:color="E3DFDA" w:sz="4" w:space="0"/>
-                    <w:right w:val="single" w:color="E3DFDA" w:sz="4" w:space="0"/>
+                    <w:bottom w:val="single" w:sz="4" w:space="0" w:color="E3DFDA"/>
+                    <w:right w:val="single" w:sz="4" w:space="0" w:color="E3DFDA"/>
                   </w:tcBorders>
                   <w:tcMar>
                     <w:top w:w="60" w:type="dxa"/>
@@ -3462,8 +3487,8 @@
                 <w:tcPr>
                   <w:tcW w:w="1320" w:type="dxa"/>
                   <w:tcBorders>
-                    <w:bottom w:val="single" w:color="E3DFDA" w:sz="4" w:space="0"/>
-                    <w:right w:val="single" w:color="E3DFDA" w:sz="4" w:space="0"/>
+                    <w:bottom w:val="single" w:sz="4" w:space="0" w:color="E3DFDA"/>
+                    <w:right w:val="single" w:sz="4" w:space="0" w:color="E3DFDA"/>
                   </w:tcBorders>
                   <w:tcMar>
                     <w:top w:w="60" w:type="dxa"/>
@@ -3479,8 +3504,8 @@
                 <w:tcPr>
                   <w:tcW w:w="1320" w:type="dxa"/>
                   <w:tcBorders>
-                    <w:bottom w:val="single" w:color="E3DFDA" w:sz="4" w:space="0"/>
-                    <w:right w:val="single" w:color="E3DFDA" w:sz="4" w:space="0"/>
+                    <w:bottom w:val="single" w:sz="4" w:space="0" w:color="E3DFDA"/>
+                    <w:right w:val="single" w:sz="4" w:space="0" w:color="E3DFDA"/>
                   </w:tcBorders>
                   <w:tcMar>
                     <w:top w:w="60" w:type="dxa"/>
@@ -3496,8 +3521,8 @@
                 <w:tcPr>
                   <w:tcW w:w="1320" w:type="dxa"/>
                   <w:tcBorders>
-                    <w:bottom w:val="single" w:color="E3DFDA" w:sz="4" w:space="0"/>
-                    <w:right w:val="single" w:color="E3DFDA" w:sz="4" w:space="0"/>
+                    <w:bottom w:val="single" w:sz="4" w:space="0" w:color="E3DFDA"/>
+                    <w:right w:val="single" w:sz="4" w:space="0" w:color="E3DFDA"/>
                   </w:tcBorders>
                   <w:tcMar>
                     <w:top w:w="60" w:type="dxa"/>
@@ -3513,7 +3538,7 @@
                 <w:tcPr>
                   <w:tcW w:w="1320" w:type="dxa"/>
                   <w:tcBorders>
-                    <w:bottom w:val="single" w:color="E3DFDA" w:sz="4" w:space="0"/>
+                    <w:bottom w:val="single" w:sz="4" w:space="0" w:color="E3DFDA"/>
                   </w:tcBorders>
                   <w:tcMar>
                     <w:top w:w="60" w:type="dxa"/>
@@ -3527,12 +3552,6 @@
               </w:tc>
             </w:tr>
             <w:tr>
-              <w:tblPrEx>
-                <w:tblCellMar>
-                  <w:top w:w="0" w:type="dxa"/>
-                  <w:bottom w:w="0" w:type="dxa"/>
-                </w:tblCellMar>
-              </w:tblPrEx>
               <w:trPr>
                 <w:trHeight w:val="620"/>
               </w:trPr>
@@ -3540,8 +3559,8 @@
                 <w:tcPr>
                   <w:tcW w:w="1858" w:type="dxa"/>
                   <w:tcBorders>
-                    <w:bottom w:val="single" w:color="E3DFDA" w:sz="4" w:space="0"/>
-                    <w:right w:val="single" w:color="E3DFDA" w:sz="4" w:space="0"/>
+                    <w:bottom w:val="single" w:sz="4" w:space="0" w:color="E3DFDA"/>
+                    <w:right w:val="single" w:sz="4" w:space="0" w:color="E3DFDA"/>
                   </w:tcBorders>
                   <w:shd w:val="clear" w:color="auto" w:fill="F5F3F1"/>
                   <w:tcMar>
@@ -3569,8 +3588,8 @@
                 <w:tcPr>
                   <w:tcW w:w="1320" w:type="dxa"/>
                   <w:tcBorders>
-                    <w:bottom w:val="single" w:color="E3DFDA" w:sz="4" w:space="0"/>
-                    <w:right w:val="single" w:color="E3DFDA" w:sz="4" w:space="0"/>
+                    <w:bottom w:val="single" w:sz="4" w:space="0" w:color="E3DFDA"/>
+                    <w:right w:val="single" w:sz="4" w:space="0" w:color="E3DFDA"/>
                   </w:tcBorders>
                   <w:tcMar>
                     <w:top w:w="60" w:type="dxa"/>
@@ -3586,8 +3605,8 @@
                 <w:tcPr>
                   <w:tcW w:w="1320" w:type="dxa"/>
                   <w:tcBorders>
-                    <w:bottom w:val="single" w:color="E3DFDA" w:sz="4" w:space="0"/>
-                    <w:right w:val="single" w:color="E3DFDA" w:sz="4" w:space="0"/>
+                    <w:bottom w:val="single" w:sz="4" w:space="0" w:color="E3DFDA"/>
+                    <w:right w:val="single" w:sz="4" w:space="0" w:color="E3DFDA"/>
                   </w:tcBorders>
                   <w:tcMar>
                     <w:top w:w="60" w:type="dxa"/>
@@ -3603,8 +3622,8 @@
                 <w:tcPr>
                   <w:tcW w:w="1320" w:type="dxa"/>
                   <w:tcBorders>
-                    <w:bottom w:val="single" w:color="E3DFDA" w:sz="4" w:space="0"/>
-                    <w:right w:val="single" w:color="E3DFDA" w:sz="4" w:space="0"/>
+                    <w:bottom w:val="single" w:sz="4" w:space="0" w:color="E3DFDA"/>
+                    <w:right w:val="single" w:sz="4" w:space="0" w:color="E3DFDA"/>
                   </w:tcBorders>
                   <w:tcMar>
                     <w:top w:w="60" w:type="dxa"/>
@@ -3620,8 +3639,8 @@
                 <w:tcPr>
                   <w:tcW w:w="1320" w:type="dxa"/>
                   <w:tcBorders>
-                    <w:bottom w:val="single" w:color="E3DFDA" w:sz="4" w:space="0"/>
-                    <w:right w:val="single" w:color="E3DFDA" w:sz="4" w:space="0"/>
+                    <w:bottom w:val="single" w:sz="4" w:space="0" w:color="E3DFDA"/>
+                    <w:right w:val="single" w:sz="4" w:space="0" w:color="E3DFDA"/>
                   </w:tcBorders>
                   <w:tcMar>
                     <w:top w:w="60" w:type="dxa"/>
@@ -3637,8 +3656,8 @@
                 <w:tcPr>
                   <w:tcW w:w="1320" w:type="dxa"/>
                   <w:tcBorders>
-                    <w:bottom w:val="single" w:color="E3DFDA" w:sz="4" w:space="0"/>
-                    <w:right w:val="single" w:color="E3DFDA" w:sz="4" w:space="0"/>
+                    <w:bottom w:val="single" w:sz="4" w:space="0" w:color="E3DFDA"/>
+                    <w:right w:val="single" w:sz="4" w:space="0" w:color="E3DFDA"/>
                   </w:tcBorders>
                   <w:tcMar>
                     <w:top w:w="60" w:type="dxa"/>
@@ -3654,7 +3673,7 @@
                 <w:tcPr>
                   <w:tcW w:w="1320" w:type="dxa"/>
                   <w:tcBorders>
-                    <w:bottom w:val="single" w:color="E3DFDA" w:sz="4" w:space="0"/>
+                    <w:bottom w:val="single" w:sz="4" w:space="0" w:color="E3DFDA"/>
                   </w:tcBorders>
                   <w:tcMar>
                     <w:top w:w="60" w:type="dxa"/>
@@ -3668,12 +3687,6 @@
               </w:tc>
             </w:tr>
             <w:tr>
-              <w:tblPrEx>
-                <w:tblCellMar>
-                  <w:top w:w="0" w:type="dxa"/>
-                  <w:bottom w:w="0" w:type="dxa"/>
-                </w:tblCellMar>
-              </w:tblPrEx>
               <w:trPr>
                 <w:trHeight w:val="620"/>
               </w:trPr>
@@ -3681,7 +3694,7 @@
                 <w:tcPr>
                   <w:tcW w:w="1858" w:type="dxa"/>
                   <w:tcBorders>
-                    <w:right w:val="single" w:color="E3DFDA" w:sz="4" w:space="0"/>
+                    <w:right w:val="single" w:sz="4" w:space="0" w:color="E3DFDA"/>
                   </w:tcBorders>
                   <w:shd w:val="clear" w:color="auto" w:fill="F5F3F1"/>
                   <w:tcMar>
@@ -3709,7 +3722,7 @@
                 <w:tcPr>
                   <w:tcW w:w="1320" w:type="dxa"/>
                   <w:tcBorders>
-                    <w:right w:val="single" w:color="E3DFDA" w:sz="4" w:space="0"/>
+                    <w:right w:val="single" w:sz="4" w:space="0" w:color="E3DFDA"/>
                   </w:tcBorders>
                   <w:tcMar>
                     <w:top w:w="60" w:type="dxa"/>
@@ -3725,7 +3738,7 @@
                 <w:tcPr>
                   <w:tcW w:w="1320" w:type="dxa"/>
                   <w:tcBorders>
-                    <w:right w:val="single" w:color="E3DFDA" w:sz="4" w:space="0"/>
+                    <w:right w:val="single" w:sz="4" w:space="0" w:color="E3DFDA"/>
                   </w:tcBorders>
                   <w:tcMar>
                     <w:top w:w="60" w:type="dxa"/>
@@ -3741,7 +3754,7 @@
                 <w:tcPr>
                   <w:tcW w:w="1320" w:type="dxa"/>
                   <w:tcBorders>
-                    <w:right w:val="single" w:color="E3DFDA" w:sz="4" w:space="0"/>
+                    <w:right w:val="single" w:sz="4" w:space="0" w:color="E3DFDA"/>
                   </w:tcBorders>
                   <w:tcMar>
                     <w:top w:w="60" w:type="dxa"/>
@@ -3757,7 +3770,7 @@
                 <w:tcPr>
                   <w:tcW w:w="1320" w:type="dxa"/>
                   <w:tcBorders>
-                    <w:right w:val="single" w:color="E3DFDA" w:sz="4" w:space="0"/>
+                    <w:right w:val="single" w:sz="4" w:space="0" w:color="E3DFDA"/>
                   </w:tcBorders>
                   <w:tcMar>
                     <w:top w:w="60" w:type="dxa"/>
@@ -3773,7 +3786,7 @@
                 <w:tcPr>
                   <w:tcW w:w="1320" w:type="dxa"/>
                   <w:tcBorders>
-                    <w:right w:val="single" w:color="E3DFDA" w:sz="4" w:space="0"/>
+                    <w:right w:val="single" w:sz="4" w:space="0" w:color="E3DFDA"/>
                   </w:tcBorders>
                   <w:tcMar>
                     <w:top w:w="60" w:type="dxa"/>
@@ -3805,17 +3818,7 @@
               <w:spacing w:after="70" w:line="20" w:lineRule="auto"/>
             </w:pPr>
           </w:p>
-          <w:p>
-            <w:r>
-              <w:rPr>
-                <w:b/>
-                <w:bCs/>
-                <w:color w:val="000000"/>
-                <w:sz w:val="15"/>
-                <w:szCs w:val="15"/>
-              </w:rPr>
-            </w:r>
-          </w:p>
+          <w:p/>
           <w:p>
             <w:pPr>
               <w:spacing w:after="40" w:line="20" w:lineRule="auto"/>
@@ -3825,12 +3828,12 @@
             <w:tblPr>
               <w:tblW w:w="9780" w:type="dxa"/>
               <w:tblBorders>
-                <w:top w:val="single" w:color="auto" w:sz="4" w:space="0"/>
-                <w:left w:val="single" w:color="auto" w:sz="4" w:space="0"/>
-                <w:bottom w:val="single" w:color="auto" w:sz="4" w:space="0"/>
-                <w:right w:val="single" w:color="auto" w:sz="4" w:space="0"/>
-                <w:insideH w:val="single" w:color="auto" w:sz="4" w:space="0"/>
-                <w:insideV w:val="single" w:color="auto" w:sz="4" w:space="0"/>
+                <w:top w:val="single" w:sz="4" w:space="0" w:color="auto"/>
+                <w:left w:val="single" w:sz="4" w:space="0" w:color="auto"/>
+                <w:bottom w:val="single" w:sz="4" w:space="0" w:color="auto"/>
+                <w:right w:val="single" w:sz="4" w:space="0" w:color="auto"/>
+                <w:insideH w:val="single" w:sz="4" w:space="0" w:color="auto"/>
+                <w:insideV w:val="single" w:sz="4" w:space="0" w:color="auto"/>
               </w:tblBorders>
               <w:tblCellMar>
                 <w:left w:w="10" w:type="dxa"/>
@@ -3843,12 +3846,6 @@
               <w:gridCol w:w="4890"/>
             </w:tblGrid>
             <w:tr>
-              <w:tblPrEx>
-                <w:tblCellMar>
-                  <w:top w:w="0" w:type="dxa"/>
-                  <w:bottom w:w="0" w:type="dxa"/>
-                </w:tblCellMar>
-              </w:tblPrEx>
               <w:tc>
                 <w:tcPr>
                   <w:tcW w:w="4890" w:type="dxa"/>
@@ -3860,22 +3857,16 @@
                   </w:tcMar>
                 </w:tcPr>
                 <w:p>
+                  <w:proofErr w:type="gramStart"/>
                   <w:r>
                     <w:rPr>
                       <w:sz w:val="16"/>
                       <w:szCs w:val="16"/>
                       <w:lang w:val="en-US"/>
                     </w:rPr>
-                    <w:t>☐</w:t>
-                  </w:r>
-                  <w:r>
-                    <w:rPr>
-                      <w:sz w:val="16"/>
-                      <w:szCs w:val="16"/>
-                      <w:lang w:val="en-US"/>
-                    </w:rPr>
-                    <w:t xml:space="preserve">  Every</w:t>
-                  </w:r>
+                    <w:t>☐  Every</w:t>
+                  </w:r>
+                  <w:proofErr w:type="gramEnd"/>
                   <w:r>
                     <w:rPr>
                       <w:sz w:val="16"/>
@@ -3897,40 +3888,28 @@
                   </w:tcMar>
                 </w:tcPr>
                 <w:p>
+                  <w:proofErr w:type="gramStart"/>
                   <w:r>
                     <w:rPr>
                       <w:sz w:val="16"/>
                       <w:szCs w:val="16"/>
                       <w:lang w:val="en-US"/>
                     </w:rPr>
-                    <w:t>☐</w:t>
-                  </w:r>
+                    <w:t>☐  Each</w:t>
+                  </w:r>
+                  <w:proofErr w:type="gramEnd"/>
                   <w:r>
                     <w:rPr>
                       <w:sz w:val="16"/>
                       <w:szCs w:val="16"/>
                       <w:lang w:val="en-US"/>
                     </w:rPr>
-                    <w:t xml:space="preserve">  Each</w:t>
-                  </w:r>
-                  <w:r>
-                    <w:rPr>
-                      <w:sz w:val="16"/>
-                      <w:szCs w:val="16"/>
-                      <w:lang w:val="en-US"/>
-                    </w:rPr>
                     <w:t xml:space="preserve"> system by its actual name</w:t>
                   </w:r>
                 </w:p>
               </w:tc>
             </w:tr>
             <w:tr>
-              <w:tblPrEx>
-                <w:tblCellMar>
-                  <w:top w:w="0" w:type="dxa"/>
-                  <w:bottom w:w="0" w:type="dxa"/>
-                </w:tblCellMar>
-              </w:tblPrEx>
               <w:tc>
                 <w:tcPr>
                   <w:tcW w:w="4890" w:type="dxa"/>
@@ -3942,22 +3921,16 @@
                   </w:tcMar>
                 </w:tcPr>
                 <w:p>
+                  <w:proofErr w:type="gramStart"/>
                   <w:r>
                     <w:rPr>
                       <w:sz w:val="16"/>
                       <w:szCs w:val="16"/>
                       <w:lang w:val="en-US"/>
                     </w:rPr>
-                    <w:t>☐</w:t>
-                  </w:r>
-                  <w:r>
-                    <w:rPr>
-                      <w:sz w:val="16"/>
-                      <w:szCs w:val="16"/>
-                      <w:lang w:val="en-US"/>
-                    </w:rPr>
-                    <w:t xml:space="preserve">  Where</w:t>
-                  </w:r>
+                    <w:t>☐  Where</w:t>
+                  </w:r>
+                  <w:proofErr w:type="gramEnd"/>
                   <w:r>
                     <w:rPr>
                       <w:sz w:val="16"/>
@@ -3979,40 +3952,28 @@
                   </w:tcMar>
                 </w:tcPr>
                 <w:p>
+                  <w:proofErr w:type="gramStart"/>
                   <w:r>
                     <w:rPr>
                       <w:sz w:val="16"/>
                       <w:szCs w:val="16"/>
                       <w:lang w:val="en-US"/>
                     </w:rPr>
-                    <w:t>☐</w:t>
-                  </w:r>
+                    <w:t>☐  The</w:t>
+                  </w:r>
+                  <w:proofErr w:type="gramEnd"/>
                   <w:r>
                     <w:rPr>
                       <w:sz w:val="16"/>
                       <w:szCs w:val="16"/>
                       <w:lang w:val="en-US"/>
                     </w:rPr>
-                    <w:t xml:space="preserve">  The</w:t>
-                  </w:r>
-                  <w:r>
-                    <w:rPr>
-                      <w:sz w:val="16"/>
-                      <w:szCs w:val="16"/>
-                      <w:lang w:val="en-US"/>
-                    </w:rPr>
                     <w:t xml:space="preserve"> step that fails most often</w:t>
                   </w:r>
                 </w:p>
               </w:tc>
             </w:tr>
             <w:tr>
-              <w:tblPrEx>
-                <w:tblCellMar>
-                  <w:top w:w="0" w:type="dxa"/>
-                  <w:bottom w:w="0" w:type="dxa"/>
-                </w:tblCellMar>
-              </w:tblPrEx>
               <w:tc>
                 <w:tcPr>
                   <w:tcW w:w="4890" w:type="dxa"/>
@@ -4024,45 +3985,23 @@
                   </w:tcMar>
                 </w:tcPr>
                 <w:p>
+                  <w:proofErr w:type="gramStart"/>
                   <w:r>
                     <w:rPr>
                       <w:sz w:val="16"/>
                       <w:szCs w:val="16"/>
                       <w:lang w:val="en-US"/>
                     </w:rPr>
-                    <w:t>☐</w:t>
-                  </w:r>
+                    <w:t>☐  Where</w:t>
+                  </w:r>
+                  <w:proofErr w:type="gramEnd"/>
                   <w:r>
                     <w:rPr>
                       <w:sz w:val="16"/>
                       <w:szCs w:val="16"/>
                       <w:lang w:val="en-US"/>
                     </w:rPr>
-                    <w:t xml:space="preserve">  Where</w:t>
-                  </w:r>
-                  <w:r>
-                    <w:rPr>
-                      <w:sz w:val="16"/>
-                      <w:szCs w:val="16"/>
-                      <w:lang w:val="en-US"/>
-                    </w:rPr>
-                    <w:t xml:space="preserve"> the customer </w:t>
-                  </w:r>
-                  <w:r>
-                    <w:rPr>
-                      <w:sz w:val="16"/>
-                      <w:szCs w:val="16"/>
-                      <w:lang w:val="en-US"/>
-                    </w:rPr>
-                    <w:t>has to</w:t>
-                  </w:r>
-                  <w:r>
-                    <w:rPr>
-                      <w:sz w:val="16"/>
-                      <w:szCs w:val="16"/>
-                      <w:lang w:val="en-US"/>
-                    </w:rPr>
-                    <w:t xml:space="preserve"> chase</w:t>
+                    <w:t xml:space="preserve"> the customer has to chase</w:t>
                   </w:r>
                 </w:p>
               </w:tc>
@@ -4077,22 +4016,16 @@
                   </w:tcMar>
                 </w:tcPr>
                 <w:p>
+                  <w:proofErr w:type="gramStart"/>
                   <w:r>
                     <w:rPr>
                       <w:sz w:val="16"/>
                       <w:szCs w:val="16"/>
                       <w:lang w:val="en-US"/>
                     </w:rPr>
-                    <w:t>☐</w:t>
-                  </w:r>
-                  <w:r>
-                    <w:rPr>
-                      <w:sz w:val="16"/>
-                      <w:szCs w:val="16"/>
-                      <w:lang w:val="en-US"/>
-                    </w:rPr>
-                    <w:t xml:space="preserve">  Total</w:t>
-                  </w:r>
+                    <w:t>☐  Total</w:t>
+                  </w:r>
+                  <w:proofErr w:type="gramEnd"/>
                   <w:r>
                     <w:rPr>
                       <w:sz w:val="16"/>
@@ -4111,6 +4044,7 @@
     </w:tbl>
     <w:p>
       <w:r>
+        <w:lastRenderedPageBreak/>
         <w:br w:type="page"/>
       </w:r>
     </w:p>
@@ -4118,33 +4052,36 @@
       <w:pPr>
         <w:spacing w:after="40" w:line="340" w:lineRule="auto"/>
       </w:pPr>
+      <w:proofErr w:type="gramStart"/>
       <w:r>
         <w:rPr>
-          <w:b w:val="1"/>
-          <w:bCs w:val="1"/>
+          <w:b/>
+          <w:bCs/>
           <w:color w:val="777169"/>
           <w:sz w:val="30"/>
           <w:szCs w:val="30"/>
           <w:lang w:val="en-US"/>
         </w:rPr>
+        <w:lastRenderedPageBreak/>
         <w:t xml:space="preserve">03  </w:t>
       </w:r>
       <w:r>
         <w:rPr>
-          <w:b w:val="1"/>
-          <w:bCs w:val="1"/>
-          <w:color w:val="000000" w:themeColor="text1" w:themeTint="FF" w:themeShade="FF"/>
+          <w:b/>
+          <w:bCs/>
+          <w:color w:val="000000" w:themeColor="text1"/>
           <w:sz w:val="30"/>
           <w:szCs w:val="30"/>
           <w:lang w:val="en-US"/>
         </w:rPr>
         <w:t>The</w:t>
       </w:r>
+      <w:proofErr w:type="gramEnd"/>
       <w:r>
         <w:rPr>
-          <w:b w:val="1"/>
-          <w:bCs w:val="1"/>
-          <w:color w:val="000000" w:themeColor="text1" w:themeTint="FF" w:themeShade="FF"/>
+          <w:b/>
+          <w:bCs/>
+          <w:color w:val="000000" w:themeColor="text1"/>
           <w:sz w:val="30"/>
           <w:szCs w:val="30"/>
           <w:lang w:val="en-US"/>
@@ -4155,7 +4092,7 @@
     <w:p>
       <w:pPr>
         <w:pBdr>
-          <w:bottom w:val="single" w:color="000000" w:sz="6" w:space="8"/>
+          <w:bottom w:val="single" w:sz="6" w:space="8" w:color="000000"/>
         </w:pBdr>
         <w:spacing w:after="200"/>
       </w:pPr>
@@ -4172,12 +4109,12 @@
       <w:tblPr>
         <w:tblW w:w="10080" w:type="dxa"/>
         <w:tblBorders>
-          <w:top w:val="single" w:color="auto" w:sz="4" w:space="0"/>
-          <w:left w:val="single" w:color="auto" w:sz="4" w:space="0"/>
-          <w:bottom w:val="single" w:color="auto" w:sz="4" w:space="0"/>
-          <w:right w:val="single" w:color="auto" w:sz="4" w:space="0"/>
-          <w:insideH w:val="single" w:color="auto" w:sz="4" w:space="0"/>
-          <w:insideV w:val="single" w:color="auto" w:sz="4" w:space="0"/>
+          <w:top w:val="single" w:sz="4" w:space="0" w:color="auto"/>
+          <w:left w:val="single" w:sz="4" w:space="0" w:color="auto"/>
+          <w:bottom w:val="single" w:sz="4" w:space="0" w:color="auto"/>
+          <w:right w:val="single" w:sz="4" w:space="0" w:color="auto"/>
+          <w:insideH w:val="single" w:sz="4" w:space="0" w:color="auto"/>
+          <w:insideV w:val="single" w:sz="4" w:space="0" w:color="auto"/>
         </w:tblBorders>
         <w:tblCellMar>
           <w:left w:w="10" w:type="dxa"/>
@@ -4190,19 +4127,13 @@
         <w:gridCol w:w="4435"/>
       </w:tblGrid>
       <w:tr>
-        <w:tblPrEx>
-          <w:tblCellMar>
-            <w:top w:w="0" w:type="dxa"/>
-            <w:bottom w:w="0" w:type="dxa"/>
-          </w:tblCellMar>
-        </w:tblPrEx>
         <w:tc>
           <w:tcPr>
             <w:tcW w:w="5645" w:type="dxa"/>
             <w:tcBorders>
-              <w:top w:val="single" w:color="000000" w:themeColor="text1" w:sz="6" w:space="0"/>
-              <w:left w:val="single" w:color="E3DFDA" w:sz="4" w:space="0"/>
-              <w:bottom w:val="single" w:color="E3DFDA" w:sz="4" w:space="0"/>
+              <w:top w:val="single" w:sz="6" w:space="0" w:color="000000" w:themeColor="text1"/>
+              <w:left w:val="single" w:sz="4" w:space="0" w:color="E3DFDA"/>
+              <w:bottom w:val="single" w:sz="4" w:space="0" w:color="E3DFDA"/>
             </w:tcBorders>
             <w:shd w:val="clear" w:color="auto" w:fill="F5F3F1"/>
             <w:tcMar>
@@ -4213,10 +4144,11 @@
             </w:tcMar>
           </w:tcPr>
           <w:p>
-            <w:r>
-              <w:rPr>
-                <w:b w:val="1"/>
-                <w:bCs w:val="1"/>
+            <w:proofErr w:type="gramStart"/>
+            <w:r>
+              <w:rPr>
+                <w:b/>
+                <w:bCs/>
                 <w:color w:val="777169"/>
                 <w:sz w:val="16"/>
                 <w:szCs w:val="16"/>
@@ -4226,9 +4158,9 @@
             </w:r>
             <w:r>
               <w:rPr>
-                <w:b w:val="1"/>
-                <w:bCs w:val="1"/>
-                <w:caps w:val="1"/>
+                <w:b/>
+                <w:bCs/>
+                <w:caps/>
                 <w:color w:val="000000"/>
                 <w:spacing w:val="10"/>
                 <w:sz w:val="19"/>
@@ -4237,11 +4169,12 @@
               </w:rPr>
               <w:t>The</w:t>
             </w:r>
-            <w:r>
-              <w:rPr>
-                <w:b w:val="1"/>
-                <w:bCs w:val="1"/>
-                <w:caps w:val="1"/>
+            <w:proofErr w:type="gramEnd"/>
+            <w:r>
+              <w:rPr>
+                <w:b/>
+                <w:bCs/>
+                <w:caps/>
                 <w:color w:val="000000"/>
                 <w:spacing w:val="10"/>
                 <w:sz w:val="19"/>
@@ -4256,9 +4189,9 @@
           <w:tcPr>
             <w:tcW w:w="4435" w:type="dxa"/>
             <w:tcBorders>
-              <w:top w:val="single" w:color="000000" w:themeColor="text1" w:sz="6" w:space="0"/>
-              <w:bottom w:val="single" w:color="E3DFDA" w:sz="4" w:space="0"/>
-              <w:right w:val="single" w:color="E3DFDA" w:sz="4" w:space="0"/>
+              <w:top w:val="single" w:sz="6" w:space="0" w:color="000000" w:themeColor="text1"/>
+              <w:bottom w:val="single" w:sz="4" w:space="0" w:color="E3DFDA"/>
+              <w:right w:val="single" w:sz="4" w:space="0" w:color="E3DFDA"/>
             </w:tcBorders>
             <w:shd w:val="clear" w:color="auto" w:fill="F5F3F1"/>
             <w:tcMar>
@@ -4294,20 +4227,14 @@
         </w:tc>
       </w:tr>
       <w:tr>
-        <w:tblPrEx>
-          <w:tblCellMar>
-            <w:top w:w="0" w:type="dxa"/>
-            <w:bottom w:w="0" w:type="dxa"/>
-          </w:tblCellMar>
-        </w:tblPrEx>
         <w:tc>
           <w:tcPr>
             <w:tcW w:w="10080" w:type="dxa"/>
             <w:gridSpan w:val="2"/>
             <w:tcBorders>
-              <w:left w:val="single" w:color="E3DFDA" w:sz="4" w:space="0"/>
-              <w:bottom w:val="single" w:color="E3DFDA" w:sz="4" w:space="0"/>
-              <w:right w:val="single" w:color="E3DFDA" w:sz="4" w:space="0"/>
+              <w:left w:val="single" w:sz="4" w:space="0" w:color="E3DFDA"/>
+              <w:bottom w:val="single" w:sz="4" w:space="0" w:color="E3DFDA"/>
+              <w:right w:val="single" w:sz="4" w:space="0" w:color="E3DFDA"/>
             </w:tcBorders>
             <w:shd w:val="clear" w:color="auto" w:fill="FCFBFA"/>
             <w:tcMar>
@@ -4326,12 +4253,32 @@
                 <w:sz w:val="20"/>
               </w:rPr>
               <w:t>Step 1: HARIS calls customer in their preferred language within 15 sec of fraud signal; discloses AI identity and bank name.</w:t>
+            </w:r>
+            <w:r>
+              <w:rPr>
+                <w:sz w:val="20"/>
+              </w:rPr>
               <w:br/>
               <w:t>Step 2: VERIFIER sub-agent runs zero-knowledge challenge — last transaction amount and Emirates ID suffix; no PIN requested.</w:t>
+            </w:r>
+            <w:r>
+              <w:rPr>
+                <w:sz w:val="20"/>
+              </w:rPr>
               <w:br/>
               <w:t>Step 3: If verified, GUARD sub-agent describes anomaly plainly and requests customer confirmation to freeze card.</w:t>
+            </w:r>
+            <w:r>
+              <w:rPr>
+                <w:sz w:val="20"/>
+              </w:rPr>
               <w:br/>
               <w:t>Step 4: GUARD executes freeze via sandboxed webhook (its only permitted tool); SMS confirmation sent to customer.</w:t>
+            </w:r>
+            <w:r>
+              <w:rPr>
+                <w:sz w:val="20"/>
+              </w:rPr>
               <w:br/>
               <w:t>Step 5: LIAISON sub-agent warm-transfers call to human fraud agent with full context packet. (H)</w:t>
             </w:r>
@@ -4340,12 +4287,12 @@
             <w:tblPr>
               <w:tblW w:w="9780" w:type="dxa"/>
               <w:tblBorders>
-                <w:top w:val="single" w:color="auto" w:sz="4" w:space="0"/>
-                <w:left w:val="single" w:color="auto" w:sz="4" w:space="0"/>
-                <w:bottom w:val="single" w:color="auto" w:sz="4" w:space="0"/>
-                <w:right w:val="single" w:color="auto" w:sz="4" w:space="0"/>
-                <w:insideH w:val="single" w:color="auto" w:sz="4" w:space="0"/>
-                <w:insideV w:val="single" w:color="auto" w:sz="4" w:space="0"/>
+                <w:top w:val="single" w:sz="4" w:space="0" w:color="auto"/>
+                <w:left w:val="single" w:sz="4" w:space="0" w:color="auto"/>
+                <w:bottom w:val="single" w:sz="4" w:space="0" w:color="auto"/>
+                <w:right w:val="single" w:sz="4" w:space="0" w:color="auto"/>
+                <w:insideH w:val="single" w:sz="4" w:space="0" w:color="auto"/>
+                <w:insideV w:val="single" w:sz="4" w:space="0" w:color="auto"/>
               </w:tblBorders>
               <w:tblCellMar>
                 <w:left w:w="10" w:type="dxa"/>
@@ -4358,17 +4305,11 @@
               <w:gridCol w:w="8802"/>
             </w:tblGrid>
             <w:tr>
-              <w:tblPrEx>
-                <w:tblCellMar>
-                  <w:top w:w="0" w:type="dxa"/>
-                  <w:bottom w:w="0" w:type="dxa"/>
-                </w:tblCellMar>
-              </w:tblPrEx>
               <w:tc>
                 <w:tcPr>
                   <w:tcW w:w="978" w:type="dxa"/>
                   <w:tcBorders>
-                    <w:bottom w:val="single" w:color="E3DFDA" w:sz="4" w:space="0"/>
+                    <w:bottom w:val="single" w:sz="4" w:space="0" w:color="E3DFDA"/>
                   </w:tcBorders>
                   <w:tcMar>
                     <w:top w:w="72" w:type="dxa"/>
@@ -4396,7 +4337,7 @@
                 <w:tcPr>
                   <w:tcW w:w="8802" w:type="dxa"/>
                   <w:tcBorders>
-                    <w:bottom w:val="single" w:color="E3DFDA" w:sz="4" w:space="0"/>
+                    <w:bottom w:val="single" w:sz="4" w:space="0" w:color="E3DFDA"/>
                   </w:tcBorders>
                   <w:tcMar>
                     <w:top w:w="72" w:type="dxa"/>
@@ -4422,12 +4363,6 @@
               </w:tc>
             </w:tr>
             <w:tr>
-              <w:tblPrEx>
-                <w:tblCellMar>
-                  <w:top w:w="0" w:type="dxa"/>
-                  <w:bottom w:w="0" w:type="dxa"/>
-                </w:tblCellMar>
-              </w:tblPrEx>
               <w:trPr>
                 <w:trHeight w:val="246"/>
               </w:trPr>
@@ -4435,7 +4370,7 @@
                 <w:tcPr>
                   <w:tcW w:w="978" w:type="dxa"/>
                   <w:tcBorders>
-                    <w:bottom w:val="single" w:color="E3DFDA" w:sz="4" w:space="0"/>
+                    <w:bottom w:val="single" w:sz="4" w:space="0" w:color="E3DFDA"/>
                   </w:tcBorders>
                   <w:tcMar>
                     <w:top w:w="72" w:type="dxa"/>
@@ -4462,7 +4397,7 @@
                 <w:tcPr>
                   <w:tcW w:w="8802" w:type="dxa"/>
                   <w:tcBorders>
-                    <w:bottom w:val="single" w:color="E3DFDA" w:sz="4" w:space="0"/>
+                    <w:bottom w:val="single" w:sz="4" w:space="0" w:color="E3DFDA"/>
                   </w:tcBorders>
                   <w:tcMar>
                     <w:top w:w="72" w:type="dxa"/>
@@ -4476,12 +4411,6 @@
               </w:tc>
             </w:tr>
             <w:tr>
-              <w:tblPrEx>
-                <w:tblCellMar>
-                  <w:top w:w="0" w:type="dxa"/>
-                  <w:bottom w:w="0" w:type="dxa"/>
-                </w:tblCellMar>
-              </w:tblPrEx>
               <w:trPr>
                 <w:trHeight w:val="246"/>
               </w:trPr>
@@ -4489,7 +4418,7 @@
                 <w:tcPr>
                   <w:tcW w:w="978" w:type="dxa"/>
                   <w:tcBorders>
-                    <w:bottom w:val="single" w:color="E3DFDA" w:sz="4" w:space="0"/>
+                    <w:bottom w:val="single" w:sz="4" w:space="0" w:color="E3DFDA"/>
                   </w:tcBorders>
                   <w:tcMar>
                     <w:top w:w="72" w:type="dxa"/>
@@ -4516,7 +4445,7 @@
                 <w:tcPr>
                   <w:tcW w:w="8802" w:type="dxa"/>
                   <w:tcBorders>
-                    <w:bottom w:val="single" w:color="E3DFDA" w:sz="4" w:space="0"/>
+                    <w:bottom w:val="single" w:sz="4" w:space="0" w:color="E3DFDA"/>
                   </w:tcBorders>
                   <w:tcMar>
                     <w:top w:w="72" w:type="dxa"/>
@@ -4530,12 +4459,6 @@
               </w:tc>
             </w:tr>
             <w:tr>
-              <w:tblPrEx>
-                <w:tblCellMar>
-                  <w:top w:w="0" w:type="dxa"/>
-                  <w:bottom w:w="0" w:type="dxa"/>
-                </w:tblCellMar>
-              </w:tblPrEx>
               <w:trPr>
                 <w:trHeight w:val="246"/>
               </w:trPr>
@@ -4543,7 +4466,7 @@
                 <w:tcPr>
                   <w:tcW w:w="978" w:type="dxa"/>
                   <w:tcBorders>
-                    <w:bottom w:val="single" w:color="E3DFDA" w:sz="4" w:space="0"/>
+                    <w:bottom w:val="single" w:sz="4" w:space="0" w:color="E3DFDA"/>
                   </w:tcBorders>
                   <w:tcMar>
                     <w:top w:w="72" w:type="dxa"/>
@@ -4570,7 +4493,7 @@
                 <w:tcPr>
                   <w:tcW w:w="8802" w:type="dxa"/>
                   <w:tcBorders>
-                    <w:bottom w:val="single" w:color="E3DFDA" w:sz="4" w:space="0"/>
+                    <w:bottom w:val="single" w:sz="4" w:space="0" w:color="E3DFDA"/>
                   </w:tcBorders>
                   <w:tcMar>
                     <w:top w:w="72" w:type="dxa"/>
@@ -4584,12 +4507,6 @@
               </w:tc>
             </w:tr>
             <w:tr>
-              <w:tblPrEx>
-                <w:tblCellMar>
-                  <w:top w:w="0" w:type="dxa"/>
-                  <w:bottom w:w="0" w:type="dxa"/>
-                </w:tblCellMar>
-              </w:tblPrEx>
               <w:trPr>
                 <w:trHeight w:val="246"/>
               </w:trPr>
@@ -4597,7 +4514,7 @@
                 <w:tcPr>
                   <w:tcW w:w="978" w:type="dxa"/>
                   <w:tcBorders>
-                    <w:bottom w:val="single" w:color="E3DFDA" w:sz="4" w:space="0"/>
+                    <w:bottom w:val="single" w:sz="4" w:space="0" w:color="E3DFDA"/>
                   </w:tcBorders>
                   <w:tcMar>
                     <w:top w:w="72" w:type="dxa"/>
@@ -4624,7 +4541,7 @@
                 <w:tcPr>
                   <w:tcW w:w="8802" w:type="dxa"/>
                   <w:tcBorders>
-                    <w:bottom w:val="single" w:color="E3DFDA" w:sz="4" w:space="0"/>
+                    <w:bottom w:val="single" w:sz="4" w:space="0" w:color="E3DFDA"/>
                   </w:tcBorders>
                   <w:tcMar>
                     <w:top w:w="72" w:type="dxa"/>
@@ -4638,12 +4555,6 @@
               </w:tc>
             </w:tr>
             <w:tr>
-              <w:tblPrEx>
-                <w:tblCellMar>
-                  <w:top w:w="0" w:type="dxa"/>
-                  <w:bottom w:w="0" w:type="dxa"/>
-                </w:tblCellMar>
-              </w:tblPrEx>
               <w:trPr>
                 <w:trHeight w:val="246"/>
               </w:trPr>
@@ -4651,7 +4562,7 @@
                 <w:tcPr>
                   <w:tcW w:w="978" w:type="dxa"/>
                   <w:tcBorders>
-                    <w:bottom w:val="single" w:color="E3DFDA" w:sz="4" w:space="0"/>
+                    <w:bottom w:val="single" w:sz="4" w:space="0" w:color="E3DFDA"/>
                   </w:tcBorders>
                   <w:tcMar>
                     <w:top w:w="72" w:type="dxa"/>
@@ -4678,7 +4589,7 @@
                 <w:tcPr>
                   <w:tcW w:w="8802" w:type="dxa"/>
                   <w:tcBorders>
-                    <w:bottom w:val="single" w:color="E3DFDA" w:sz="4" w:space="0"/>
+                    <w:bottom w:val="single" w:sz="4" w:space="0" w:color="E3DFDA"/>
                   </w:tcBorders>
                   <w:tcMar>
                     <w:top w:w="72" w:type="dxa"/>
@@ -4705,12 +4616,12 @@
       <w:tblPr>
         <w:tblW w:w="10080" w:type="dxa"/>
         <w:tblBorders>
-          <w:top w:val="single" w:color="auto" w:sz="4" w:space="0"/>
-          <w:left w:val="single" w:color="auto" w:sz="4" w:space="0"/>
-          <w:bottom w:val="single" w:color="auto" w:sz="4" w:space="0"/>
-          <w:right w:val="single" w:color="auto" w:sz="4" w:space="0"/>
-          <w:insideH w:val="single" w:color="auto" w:sz="4" w:space="0"/>
-          <w:insideV w:val="single" w:color="auto" w:sz="4" w:space="0"/>
+          <w:top w:val="single" w:sz="4" w:space="0" w:color="auto"/>
+          <w:left w:val="single" w:sz="4" w:space="0" w:color="auto"/>
+          <w:bottom w:val="single" w:sz="4" w:space="0" w:color="auto"/>
+          <w:right w:val="single" w:sz="4" w:space="0" w:color="auto"/>
+          <w:insideH w:val="single" w:sz="4" w:space="0" w:color="auto"/>
+          <w:insideV w:val="single" w:sz="4" w:space="0" w:color="auto"/>
         </w:tblBorders>
         <w:tblCellMar>
           <w:left w:w="10" w:type="dxa"/>
@@ -4723,19 +4634,13 @@
         <w:gridCol w:w="4435"/>
       </w:tblGrid>
       <w:tr>
-        <w:tblPrEx>
-          <w:tblCellMar>
-            <w:top w:w="0" w:type="dxa"/>
-            <w:bottom w:w="0" w:type="dxa"/>
-          </w:tblCellMar>
-        </w:tblPrEx>
         <w:tc>
           <w:tcPr>
             <w:tcW w:w="5645" w:type="dxa"/>
             <w:tcBorders>
-              <w:top w:val="single" w:color="000000" w:themeColor="text1" w:sz="6" w:space="0"/>
-              <w:left w:val="single" w:color="E3DFDA" w:sz="4" w:space="0"/>
-              <w:bottom w:val="single" w:color="E3DFDA" w:sz="4" w:space="0"/>
+              <w:top w:val="single" w:sz="6" w:space="0" w:color="000000" w:themeColor="text1"/>
+              <w:left w:val="single" w:sz="4" w:space="0" w:color="E3DFDA"/>
+              <w:bottom w:val="single" w:sz="4" w:space="0" w:color="E3DFDA"/>
             </w:tcBorders>
             <w:shd w:val="clear" w:color="auto" w:fill="F5F3F1"/>
             <w:tcMar>
@@ -4746,10 +4651,11 @@
             </w:tcMar>
           </w:tcPr>
           <w:p>
-            <w:r>
-              <w:rPr>
-                <w:b w:val="1"/>
-                <w:bCs w:val="1"/>
+            <w:proofErr w:type="gramStart"/>
+            <w:r>
+              <w:rPr>
+                <w:b/>
+                <w:bCs/>
                 <w:color w:val="777169"/>
                 <w:sz w:val="16"/>
                 <w:szCs w:val="16"/>
@@ -4759,9 +4665,9 @@
             </w:r>
             <w:r>
               <w:rPr>
-                <w:b w:val="1"/>
-                <w:bCs w:val="1"/>
-                <w:caps w:val="1"/>
+                <w:b/>
+                <w:bCs/>
+                <w:caps/>
                 <w:color w:val="000000"/>
                 <w:spacing w:val="10"/>
                 <w:sz w:val="19"/>
@@ -4770,11 +4676,12 @@
               </w:rPr>
               <w:t>ElevenLabs</w:t>
             </w:r>
-            <w:r>
-              <w:rPr>
-                <w:b w:val="1"/>
-                <w:bCs w:val="1"/>
-                <w:caps w:val="1"/>
+            <w:proofErr w:type="gramEnd"/>
+            <w:r>
+              <w:rPr>
+                <w:b/>
+                <w:bCs/>
+                <w:caps/>
                 <w:color w:val="000000"/>
                 <w:spacing w:val="10"/>
                 <w:sz w:val="19"/>
@@ -4789,9 +4696,9 @@
           <w:tcPr>
             <w:tcW w:w="4435" w:type="dxa"/>
             <w:tcBorders>
-              <w:top w:val="single" w:color="000000" w:themeColor="text1" w:sz="6" w:space="0"/>
-              <w:bottom w:val="single" w:color="E3DFDA" w:sz="4" w:space="0"/>
-              <w:right w:val="single" w:color="E3DFDA" w:sz="4" w:space="0"/>
+              <w:top w:val="single" w:sz="6" w:space="0" w:color="000000" w:themeColor="text1"/>
+              <w:bottom w:val="single" w:sz="4" w:space="0" w:color="E3DFDA"/>
+              <w:right w:val="single" w:sz="4" w:space="0" w:color="E3DFDA"/>
             </w:tcBorders>
             <w:shd w:val="clear" w:color="auto" w:fill="F5F3F1"/>
             <w:tcMar>
@@ -4827,12 +4734,6 @@
         </w:tc>
       </w:tr>
       <w:tr>
-        <w:tblPrEx>
-          <w:tblCellMar>
-            <w:top w:w="0" w:type="dxa"/>
-            <w:bottom w:w="0" w:type="dxa"/>
-          </w:tblCellMar>
-        </w:tblPrEx>
         <w:trPr>
           <w:trHeight w:val="1180"/>
         </w:trPr>
@@ -4841,9 +4742,9 @@
             <w:tcW w:w="10080" w:type="dxa"/>
             <w:gridSpan w:val="2"/>
             <w:tcBorders>
-              <w:left w:val="single" w:color="E3DFDA" w:sz="4" w:space="0"/>
-              <w:bottom w:val="single" w:color="E3DFDA" w:sz="4" w:space="0"/>
-              <w:right w:val="single" w:color="E3DFDA" w:sz="4" w:space="0"/>
+              <w:left w:val="single" w:sz="4" w:space="0" w:color="E3DFDA"/>
+              <w:bottom w:val="single" w:sz="4" w:space="0" w:color="E3DFDA"/>
+              <w:right w:val="single" w:sz="4" w:space="0" w:color="E3DFDA"/>
             </w:tcBorders>
             <w:shd w:val="clear" w:color="auto" w:fill="FCFBFA"/>
             <w:tcMar>
@@ -4861,28 +4762,197 @@
               <w:rPr>
                 <w:sz w:val="20"/>
               </w:rPr>
-              <w:t>[x] Agent Workflows  [x] Sub-agents  [x] Eleven v3 TTS  [x] Scribe v2 STT  [x] Knowledge base + RAG  [x] Server/client tools  [x] Telephony (Twilio)  [x] Batch calling  [x] Agent Testing  [x] Post-call webhooks</w:t>
-              <w:br/>
+              <w:t xml:space="preserve">[x] Agent </w:t>
+            </w:r>
+            <w:proofErr w:type="gramStart"/>
+            <w:r>
+              <w:rPr>
+                <w:sz w:val="20"/>
+              </w:rPr>
+              <w:t>Workflows  [</w:t>
+            </w:r>
+            <w:proofErr w:type="gramEnd"/>
+            <w:r>
+              <w:rPr>
+                <w:sz w:val="20"/>
+              </w:rPr>
+              <w:t>x] Sub-</w:t>
+            </w:r>
+            <w:proofErr w:type="gramStart"/>
+            <w:r>
+              <w:rPr>
+                <w:sz w:val="20"/>
+              </w:rPr>
+              <w:t>agents  [</w:t>
+            </w:r>
+            <w:proofErr w:type="gramEnd"/>
+            <w:r>
+              <w:rPr>
+                <w:sz w:val="20"/>
+              </w:rPr>
+              <w:t xml:space="preserve">x] Eleven v3 </w:t>
+            </w:r>
+            <w:proofErr w:type="gramStart"/>
+            <w:r>
+              <w:rPr>
+                <w:sz w:val="20"/>
+              </w:rPr>
+              <w:t>TTS  [</w:t>
+            </w:r>
+            <w:proofErr w:type="gramEnd"/>
+            <w:r>
+              <w:rPr>
+                <w:sz w:val="20"/>
+              </w:rPr>
+              <w:t xml:space="preserve">x] Scribe v2 </w:t>
+            </w:r>
+            <w:proofErr w:type="gramStart"/>
+            <w:r>
+              <w:rPr>
+                <w:sz w:val="20"/>
+              </w:rPr>
+              <w:t>STT  [</w:t>
+            </w:r>
+            <w:proofErr w:type="gramEnd"/>
+            <w:r>
+              <w:rPr>
+                <w:sz w:val="20"/>
+              </w:rPr>
+              <w:t xml:space="preserve">x] Knowledge base + </w:t>
+            </w:r>
+            <w:proofErr w:type="gramStart"/>
+            <w:r>
+              <w:rPr>
+                <w:sz w:val="20"/>
+              </w:rPr>
+              <w:t>RAG  [</w:t>
+            </w:r>
+            <w:proofErr w:type="gramEnd"/>
+            <w:r>
+              <w:rPr>
+                <w:sz w:val="20"/>
+              </w:rPr>
+              <w:t xml:space="preserve">x] Server/client </w:t>
+            </w:r>
+            <w:proofErr w:type="gramStart"/>
+            <w:r>
+              <w:rPr>
+                <w:sz w:val="20"/>
+              </w:rPr>
+              <w:t>tools  [</w:t>
+            </w:r>
+            <w:proofErr w:type="gramEnd"/>
+            <w:r>
+              <w:rPr>
+                <w:sz w:val="20"/>
+              </w:rPr>
+              <w:t>x] Telephony (</w:t>
+            </w:r>
+            <w:proofErr w:type="gramStart"/>
+            <w:r>
+              <w:rPr>
+                <w:sz w:val="20"/>
+              </w:rPr>
+              <w:t>Twilio)  [</w:t>
+            </w:r>
+            <w:proofErr w:type="gramEnd"/>
+            <w:r>
+              <w:rPr>
+                <w:sz w:val="20"/>
+              </w:rPr>
+              <w:t xml:space="preserve">x] Batch </w:t>
+            </w:r>
+            <w:proofErr w:type="gramStart"/>
+            <w:r>
+              <w:rPr>
+                <w:sz w:val="20"/>
+              </w:rPr>
+              <w:t>calling  [</w:t>
+            </w:r>
+            <w:proofErr w:type="gramEnd"/>
+            <w:r>
+              <w:rPr>
+                <w:sz w:val="20"/>
+              </w:rPr>
+              <w:t xml:space="preserve">x] Agent </w:t>
+            </w:r>
+            <w:proofErr w:type="gramStart"/>
+            <w:r>
+              <w:rPr>
+                <w:sz w:val="20"/>
+              </w:rPr>
+              <w:t>Testing  [</w:t>
+            </w:r>
+            <w:proofErr w:type="gramEnd"/>
+            <w:r>
+              <w:rPr>
+                <w:sz w:val="20"/>
+              </w:rPr>
+              <w:t>x] Post-call webhooks</w:t>
+            </w:r>
+            <w:r>
+              <w:rPr>
+                <w:sz w:val="20"/>
+              </w:rPr>
+              <w:br/>
+            </w:r>
+            <w:r>
+              <w:rPr>
+                <w:sz w:val="20"/>
+              </w:rPr>
               <w:br/>
               <w:t>Two least-obvious choices justified:</w:t>
-              <w:br/>
+            </w:r>
+            <w:r>
+              <w:rPr>
+                <w:sz w:val="20"/>
+              </w:rPr>
+              <w:br/>
+            </w:r>
+            <w:r>
+              <w:rPr>
+                <w:sz w:val="20"/>
+              </w:rPr>
               <w:br/>
               <w:t>Sub-agents with per-node tool scoping: A single agent with guardrails in a prompt cannot structurally prevent a prohibited action — it can only be instructed not to take it. Three sub-agents (VERIFIER, GUARD, LIAISON) with disjoint tool scopes make the compliance boundary a system property. GUARD has exactly one registered tool: freeze_card. Account closure and fund transfer are not in its scope. This is what box K's "mechanism" requirement demands.</w:t>
-              <w:br/>
-              <w:br/>
-              <w:t>Post-call webhooks: CBUAE requires every customer contact to be auditable. Post-call webhooks fire after every call — pass or fail, opt-out or completion — and push a structured JSON record (verification result, action taken, language, transcript URL, audio URL) to the bank's case management system. This automates the audit trail that currently requires manual agent notes.</w:t>
+            </w:r>
+            <w:r>
+              <w:rPr>
+                <w:sz w:val="20"/>
+              </w:rPr>
+              <w:br/>
+            </w:r>
+            <w:r>
+              <w:rPr>
+                <w:sz w:val="20"/>
+              </w:rPr>
+              <w:br/>
+            </w:r>
+            <w:proofErr w:type="gramStart"/>
+            <w:r>
+              <w:rPr>
+                <w:sz w:val="20"/>
+              </w:rPr>
+              <w:t>Post-call</w:t>
+            </w:r>
+            <w:proofErr w:type="gramEnd"/>
+            <w:r>
+              <w:rPr>
+                <w:sz w:val="20"/>
+              </w:rPr>
+              <w:t xml:space="preserve"> webhooks: CBUAE requires every customer contact to be auditable. Post-call webhooks fire after every call — pass or fail, opt-out or completion — and push a structured JSON record (verification result, action taken, language, transcript URL, audio URL) to the bank's case management system. This automates the audit trail that currently requires manual agent notes.</w:t>
             </w:r>
           </w:p>
           <w:tbl>
             <w:tblPr>
               <w:tblW w:w="9780" w:type="dxa"/>
               <w:tblBorders>
-                <w:top w:val="single" w:color="auto" w:sz="4" w:space="0"/>
-                <w:left w:val="single" w:color="auto" w:sz="4" w:space="0"/>
-                <w:bottom w:val="single" w:color="auto" w:sz="4" w:space="0"/>
-                <w:right w:val="single" w:color="auto" w:sz="4" w:space="0"/>
-                <w:insideH w:val="single" w:color="auto" w:sz="4" w:space="0"/>
-                <w:insideV w:val="single" w:color="auto" w:sz="4" w:space="0"/>
+                <w:top w:val="single" w:sz="4" w:space="0" w:color="auto"/>
+                <w:left w:val="single" w:sz="4" w:space="0" w:color="auto"/>
+                <w:bottom w:val="single" w:sz="4" w:space="0" w:color="auto"/>
+                <w:right w:val="single" w:sz="4" w:space="0" w:color="auto"/>
+                <w:insideH w:val="single" w:sz="4" w:space="0" w:color="auto"/>
+                <w:insideV w:val="single" w:sz="4" w:space="0" w:color="auto"/>
               </w:tblBorders>
               <w:tblCellMar>
                 <w:left w:w="10" w:type="dxa"/>
@@ -4897,12 +4967,6 @@
               <w:gridCol w:w="2445"/>
             </w:tblGrid>
             <w:tr>
-              <w:tblPrEx>
-                <w:tblCellMar>
-                  <w:top w:w="0" w:type="dxa"/>
-                  <w:bottom w:w="0" w:type="dxa"/>
-                </w:tblCellMar>
-              </w:tblPrEx>
               <w:tc>
                 <w:tcPr>
                   <w:tcW w:w="2445" w:type="dxa"/>
@@ -4914,22 +4978,16 @@
                   </w:tcMar>
                 </w:tcPr>
                 <w:p>
+                  <w:proofErr w:type="gramStart"/>
                   <w:r>
                     <w:rPr>
                       <w:sz w:val="16"/>
                       <w:szCs w:val="16"/>
                       <w:lang w:val="en-US"/>
                     </w:rPr>
-                    <w:t>☐</w:t>
-                  </w:r>
-                  <w:r>
-                    <w:rPr>
-                      <w:sz w:val="16"/>
-                      <w:szCs w:val="16"/>
-                      <w:lang w:val="en-US"/>
-                    </w:rPr>
-                    <w:t xml:space="preserve">  Agents</w:t>
-                  </w:r>
+                    <w:t>☐  Agents</w:t>
+                  </w:r>
+                  <w:proofErr w:type="gramEnd"/>
                   <w:r>
                     <w:rPr>
                       <w:sz w:val="16"/>
@@ -4951,22 +5009,16 @@
                   </w:tcMar>
                 </w:tcPr>
                 <w:p>
+                  <w:proofErr w:type="gramStart"/>
                   <w:r>
                     <w:rPr>
                       <w:sz w:val="16"/>
                       <w:szCs w:val="16"/>
                       <w:lang w:val="en-US"/>
                     </w:rPr>
-                    <w:t>☐</w:t>
-                  </w:r>
-                  <w:r>
-                    <w:rPr>
-                      <w:sz w:val="16"/>
-                      <w:szCs w:val="16"/>
-                      <w:lang w:val="en-US"/>
-                    </w:rPr>
-                    <w:t xml:space="preserve">  Agent</w:t>
-                  </w:r>
+                    <w:t>☐  Agent</w:t>
+                  </w:r>
+                  <w:proofErr w:type="gramEnd"/>
                   <w:r>
                     <w:rPr>
                       <w:sz w:val="16"/>
@@ -4988,22 +5040,16 @@
                   </w:tcMar>
                 </w:tcPr>
                 <w:p>
+                  <w:proofErr w:type="gramStart"/>
                   <w:r>
                     <w:rPr>
                       <w:sz w:val="16"/>
                       <w:szCs w:val="16"/>
                       <w:lang w:val="en-US"/>
                     </w:rPr>
-                    <w:t>☐</w:t>
-                  </w:r>
-                  <w:r>
-                    <w:rPr>
-                      <w:sz w:val="16"/>
-                      <w:szCs w:val="16"/>
-                      <w:lang w:val="en-US"/>
-                    </w:rPr>
-                    <w:t xml:space="preserve">  Sub</w:t>
-                  </w:r>
+                    <w:t>☐  Sub</w:t>
+                  </w:r>
+                  <w:proofErr w:type="gramEnd"/>
                   <w:r>
                     <w:rPr>
                       <w:sz w:val="16"/>
@@ -5025,40 +5071,28 @@
                   </w:tcMar>
                 </w:tcPr>
                 <w:p>
+                  <w:proofErr w:type="gramStart"/>
                   <w:r>
                     <w:rPr>
                       <w:sz w:val="16"/>
                       <w:szCs w:val="16"/>
                       <w:lang w:val="en-US"/>
                     </w:rPr>
-                    <w:t>☐</w:t>
-                  </w:r>
+                    <w:t>☐  Eleven</w:t>
+                  </w:r>
+                  <w:proofErr w:type="gramEnd"/>
                   <w:r>
                     <w:rPr>
                       <w:sz w:val="16"/>
                       <w:szCs w:val="16"/>
                       <w:lang w:val="en-US"/>
                     </w:rPr>
-                    <w:t xml:space="preserve">  Eleven</w:t>
-                  </w:r>
-                  <w:r>
-                    <w:rPr>
-                      <w:sz w:val="16"/>
-                      <w:szCs w:val="16"/>
-                      <w:lang w:val="en-US"/>
-                    </w:rPr>
                     <w:t xml:space="preserve"> v3 TTS</w:t>
                   </w:r>
                 </w:p>
               </w:tc>
             </w:tr>
             <w:tr>
-              <w:tblPrEx>
-                <w:tblCellMar>
-                  <w:top w:w="0" w:type="dxa"/>
-                  <w:bottom w:w="0" w:type="dxa"/>
-                </w:tblCellMar>
-              </w:tblPrEx>
               <w:tc>
                 <w:tcPr>
                   <w:tcW w:w="2445" w:type="dxa"/>
@@ -5070,22 +5104,16 @@
                   </w:tcMar>
                 </w:tcPr>
                 <w:p>
+                  <w:proofErr w:type="gramStart"/>
                   <w:r>
                     <w:rPr>
                       <w:sz w:val="16"/>
                       <w:szCs w:val="16"/>
                       <w:lang w:val="en-US"/>
                     </w:rPr>
-                    <w:t>☐</w:t>
-                  </w:r>
-                  <w:r>
-                    <w:rPr>
-                      <w:sz w:val="16"/>
-                      <w:szCs w:val="16"/>
-                      <w:lang w:val="en-US"/>
-                    </w:rPr>
-                    <w:t xml:space="preserve">  Voice</w:t>
-                  </w:r>
+                    <w:t>☐  Voice</w:t>
+                  </w:r>
+                  <w:proofErr w:type="gramEnd"/>
                   <w:r>
                     <w:rPr>
                       <w:sz w:val="16"/>
@@ -5107,22 +5135,16 @@
                   </w:tcMar>
                 </w:tcPr>
                 <w:p>
+                  <w:proofErr w:type="gramStart"/>
                   <w:r>
                     <w:rPr>
                       <w:sz w:val="16"/>
                       <w:szCs w:val="16"/>
                       <w:lang w:val="en-US"/>
                     </w:rPr>
-                    <w:t>☐</w:t>
-                  </w:r>
-                  <w:r>
-                    <w:rPr>
-                      <w:sz w:val="16"/>
-                      <w:szCs w:val="16"/>
-                      <w:lang w:val="en-US"/>
-                    </w:rPr>
-                    <w:t xml:space="preserve">  Scribe</w:t>
-                  </w:r>
+                    <w:t>☐  Scribe</w:t>
+                  </w:r>
+                  <w:proofErr w:type="gramEnd"/>
                   <w:r>
                     <w:rPr>
                       <w:sz w:val="16"/>
@@ -5144,22 +5166,16 @@
                   </w:tcMar>
                 </w:tcPr>
                 <w:p>
+                  <w:proofErr w:type="gramStart"/>
                   <w:r>
                     <w:rPr>
                       <w:sz w:val="16"/>
                       <w:szCs w:val="16"/>
                       <w:lang w:val="en-US"/>
                     </w:rPr>
-                    <w:t>☐</w:t>
-                  </w:r>
-                  <w:r>
-                    <w:rPr>
-                      <w:sz w:val="16"/>
-                      <w:szCs w:val="16"/>
-                      <w:lang w:val="en-US"/>
-                    </w:rPr>
-                    <w:t xml:space="preserve">  Knowledge</w:t>
-                  </w:r>
+                    <w:t>☐  Knowledge</w:t>
+                  </w:r>
+                  <w:proofErr w:type="gramEnd"/>
                   <w:r>
                     <w:rPr>
                       <w:sz w:val="16"/>
@@ -5181,40 +5197,28 @@
                   </w:tcMar>
                 </w:tcPr>
                 <w:p>
+                  <w:proofErr w:type="gramStart"/>
                   <w:r>
                     <w:rPr>
                       <w:sz w:val="16"/>
                       <w:szCs w:val="16"/>
                       <w:lang w:val="en-US"/>
                     </w:rPr>
-                    <w:t>☐</w:t>
-                  </w:r>
+                    <w:t>☐  Server</w:t>
+                  </w:r>
+                  <w:proofErr w:type="gramEnd"/>
                   <w:r>
                     <w:rPr>
                       <w:sz w:val="16"/>
                       <w:szCs w:val="16"/>
                       <w:lang w:val="en-US"/>
                     </w:rPr>
-                    <w:t xml:space="preserve">  Server</w:t>
-                  </w:r>
-                  <w:r>
-                    <w:rPr>
-                      <w:sz w:val="16"/>
-                      <w:szCs w:val="16"/>
-                      <w:lang w:val="en-US"/>
-                    </w:rPr>
                     <w:t xml:space="preserve"> / client tools</w:t>
                   </w:r>
                 </w:p>
               </w:tc>
             </w:tr>
             <w:tr>
-              <w:tblPrEx>
-                <w:tblCellMar>
-                  <w:top w:w="0" w:type="dxa"/>
-                  <w:bottom w:w="0" w:type="dxa"/>
-                </w:tblCellMar>
-              </w:tblPrEx>
               <w:tc>
                 <w:tcPr>
                   <w:tcW w:w="2445" w:type="dxa"/>
@@ -5226,22 +5230,16 @@
                   </w:tcMar>
                 </w:tcPr>
                 <w:p>
+                  <w:proofErr w:type="gramStart"/>
                   <w:r>
                     <w:rPr>
                       <w:sz w:val="16"/>
                       <w:szCs w:val="16"/>
                       <w:lang w:val="en-US"/>
                     </w:rPr>
-                    <w:t>☐</w:t>
-                  </w:r>
-                  <w:r>
-                    <w:rPr>
-                      <w:sz w:val="16"/>
-                      <w:szCs w:val="16"/>
-                      <w:lang w:val="en-US"/>
-                    </w:rPr>
-                    <w:t xml:space="preserve">  MCP</w:t>
-                  </w:r>
+                    <w:t>☐  MCP</w:t>
+                  </w:r>
+                  <w:proofErr w:type="gramEnd"/>
                   <w:r>
                     <w:rPr>
                       <w:sz w:val="16"/>
@@ -5263,22 +5261,16 @@
                   </w:tcMar>
                 </w:tcPr>
                 <w:p>
+                  <w:proofErr w:type="gramStart"/>
                   <w:r>
                     <w:rPr>
                       <w:sz w:val="16"/>
                       <w:szCs w:val="16"/>
                       <w:lang w:val="en-US"/>
                     </w:rPr>
-                    <w:t>☐</w:t>
-                  </w:r>
-                  <w:r>
-                    <w:rPr>
-                      <w:sz w:val="16"/>
-                      <w:szCs w:val="16"/>
-                      <w:lang w:val="en-US"/>
-                    </w:rPr>
-                    <w:t xml:space="preserve">  Telephony</w:t>
-                  </w:r>
+                    <w:t>☐  Telephony</w:t>
+                  </w:r>
+                  <w:proofErr w:type="gramEnd"/>
                   <w:r>
                     <w:rPr>
                       <w:sz w:val="16"/>
@@ -5300,22 +5292,16 @@
                   </w:tcMar>
                 </w:tcPr>
                 <w:p>
+                  <w:proofErr w:type="gramStart"/>
                   <w:r>
                     <w:rPr>
                       <w:sz w:val="16"/>
                       <w:szCs w:val="16"/>
                       <w:lang w:val="en-US"/>
                     </w:rPr>
-                    <w:t>☐</w:t>
-                  </w:r>
-                  <w:r>
-                    <w:rPr>
-                      <w:sz w:val="16"/>
-                      <w:szCs w:val="16"/>
-                      <w:lang w:val="en-US"/>
-                    </w:rPr>
-                    <w:t xml:space="preserve">  Batch</w:t>
-                  </w:r>
+                    <w:t>☐  Batch</w:t>
+                  </w:r>
+                  <w:proofErr w:type="gramEnd"/>
                   <w:r>
                     <w:rPr>
                       <w:sz w:val="16"/>
@@ -5337,40 +5323,28 @@
                   </w:tcMar>
                 </w:tcPr>
                 <w:p>
+                  <w:proofErr w:type="gramStart"/>
                   <w:r>
                     <w:rPr>
                       <w:sz w:val="16"/>
                       <w:szCs w:val="16"/>
                       <w:lang w:val="en-US"/>
                     </w:rPr>
-                    <w:t>☐</w:t>
-                  </w:r>
+                    <w:t>☐  Agent</w:t>
+                  </w:r>
+                  <w:proofErr w:type="gramEnd"/>
                   <w:r>
                     <w:rPr>
                       <w:sz w:val="16"/>
                       <w:szCs w:val="16"/>
                       <w:lang w:val="en-US"/>
                     </w:rPr>
-                    <w:t xml:space="preserve">  Agent</w:t>
-                  </w:r>
-                  <w:r>
-                    <w:rPr>
-                      <w:sz w:val="16"/>
-                      <w:szCs w:val="16"/>
-                      <w:lang w:val="en-US"/>
-                    </w:rPr>
                     <w:t xml:space="preserve"> Testing</w:t>
                   </w:r>
                 </w:p>
               </w:tc>
             </w:tr>
             <w:tr>
-              <w:tblPrEx>
-                <w:tblCellMar>
-                  <w:top w:w="0" w:type="dxa"/>
-                  <w:bottom w:w="0" w:type="dxa"/>
-                </w:tblCellMar>
-              </w:tblPrEx>
               <w:tc>
                 <w:tcPr>
                   <w:tcW w:w="2445" w:type="dxa"/>
@@ -5382,22 +5356,16 @@
                   </w:tcMar>
                 </w:tcPr>
                 <w:p>
+                  <w:proofErr w:type="gramStart"/>
                   <w:r>
                     <w:rPr>
                       <w:sz w:val="16"/>
                       <w:szCs w:val="16"/>
                       <w:lang w:val="en-US"/>
                     </w:rPr>
-                    <w:t>☐</w:t>
-                  </w:r>
-                  <w:r>
-                    <w:rPr>
-                      <w:sz w:val="16"/>
-                      <w:szCs w:val="16"/>
-                      <w:lang w:val="en-US"/>
-                    </w:rPr>
-                    <w:t xml:space="preserve">  Post</w:t>
-                  </w:r>
+                    <w:t>☐  Post</w:t>
+                  </w:r>
+                  <w:proofErr w:type="gramEnd"/>
                   <w:r>
                     <w:rPr>
                       <w:sz w:val="16"/>
@@ -5419,22 +5387,16 @@
                   </w:tcMar>
                 </w:tcPr>
                 <w:p>
+                  <w:proofErr w:type="gramStart"/>
                   <w:r>
                     <w:rPr>
                       <w:sz w:val="16"/>
                       <w:szCs w:val="16"/>
                       <w:lang w:val="en-US"/>
                     </w:rPr>
-                    <w:t>☐</w:t>
-                  </w:r>
-                  <w:r>
-                    <w:rPr>
-                      <w:sz w:val="16"/>
-                      <w:szCs w:val="16"/>
-                      <w:lang w:val="en-US"/>
-                    </w:rPr>
-                    <w:t xml:space="preserve">  WhatsApp</w:t>
-                  </w:r>
+                    <w:t>☐  WhatsApp</w:t>
+                  </w:r>
+                  <w:proofErr w:type="gramEnd"/>
                 </w:p>
               </w:tc>
               <w:tc>
@@ -5448,22 +5410,16 @@
                   </w:tcMar>
                 </w:tcPr>
                 <w:p>
+                  <w:proofErr w:type="gramStart"/>
                   <w:r>
                     <w:rPr>
                       <w:sz w:val="16"/>
                       <w:szCs w:val="16"/>
                       <w:lang w:val="en-US"/>
                     </w:rPr>
-                    <w:t>☐</w:t>
-                  </w:r>
-                  <w:r>
-                    <w:rPr>
-                      <w:sz w:val="16"/>
-                      <w:szCs w:val="16"/>
-                      <w:lang w:val="en-US"/>
-                    </w:rPr>
-                    <w:t xml:space="preserve">  Web</w:t>
-                  </w:r>
+                    <w:t>☐  Web</w:t>
+                  </w:r>
+                  <w:proofErr w:type="gramEnd"/>
                   <w:r>
                     <w:rPr>
                       <w:sz w:val="16"/>
@@ -5485,22 +5441,16 @@
                   </w:tcMar>
                 </w:tcPr>
                 <w:p>
+                  <w:proofErr w:type="gramStart"/>
                   <w:r>
                     <w:rPr>
                       <w:sz w:val="16"/>
                       <w:szCs w:val="16"/>
                       <w:lang w:val="en-US"/>
                     </w:rPr>
-                    <w:t>☐</w:t>
-                  </w:r>
-                  <w:r>
-                    <w:rPr>
-                      <w:sz w:val="16"/>
-                      <w:szCs w:val="16"/>
-                      <w:lang w:val="en-US"/>
-                    </w:rPr>
-                    <w:t xml:space="preserve">  Bring</w:t>
-                  </w:r>
+                    <w:t>☐  Bring</w:t>
+                  </w:r>
+                  <w:proofErr w:type="gramEnd"/>
                   <w:r>
                     <w:rPr>
                       <w:sz w:val="16"/>
@@ -5518,17 +5468,7 @@
               <w:spacing w:after="100" w:line="20" w:lineRule="auto"/>
             </w:pPr>
           </w:p>
-          <w:p>
-            <w:r>
-              <w:rPr>
-                <w:b/>
-                <w:bCs/>
-                <w:color w:val="777169"/>
-                <w:sz w:val="16"/>
-                <w:szCs w:val="16"/>
-              </w:rPr>
-            </w:r>
-          </w:p>
+          <w:p/>
         </w:tc>
       </w:tr>
     </w:tbl>
@@ -5541,12 +5481,12 @@
       <w:tblPr>
         <w:tblW w:w="10080" w:type="dxa"/>
         <w:tblBorders>
-          <w:top w:val="single" w:color="auto" w:sz="4" w:space="0"/>
-          <w:left w:val="single" w:color="auto" w:sz="4" w:space="0"/>
-          <w:bottom w:val="single" w:color="auto" w:sz="4" w:space="0"/>
-          <w:right w:val="single" w:color="auto" w:sz="4" w:space="0"/>
-          <w:insideH w:val="single" w:color="auto" w:sz="4" w:space="0"/>
-          <w:insideV w:val="single" w:color="auto" w:sz="4" w:space="0"/>
+          <w:top w:val="single" w:sz="4" w:space="0" w:color="auto"/>
+          <w:left w:val="single" w:sz="4" w:space="0" w:color="auto"/>
+          <w:bottom w:val="single" w:sz="4" w:space="0" w:color="auto"/>
+          <w:right w:val="single" w:sz="4" w:space="0" w:color="auto"/>
+          <w:insideH w:val="single" w:sz="4" w:space="0" w:color="auto"/>
+          <w:insideV w:val="single" w:sz="4" w:space="0" w:color="auto"/>
         </w:tblBorders>
         <w:tblCellMar>
           <w:left w:w="10" w:type="dxa"/>
@@ -5559,19 +5499,13 @@
         <w:gridCol w:w="4435"/>
       </w:tblGrid>
       <w:tr>
-        <w:tblPrEx>
-          <w:tblCellMar>
-            <w:top w:w="0" w:type="dxa"/>
-            <w:bottom w:w="0" w:type="dxa"/>
-          </w:tblCellMar>
-        </w:tblPrEx>
         <w:tc>
           <w:tcPr>
             <w:tcW w:w="5645" w:type="dxa"/>
             <w:tcBorders>
-              <w:top w:val="single" w:color="000000" w:themeColor="text1" w:sz="6" w:space="0"/>
-              <w:left w:val="single" w:color="E3DFDA" w:sz="4" w:space="0"/>
-              <w:bottom w:val="single" w:color="E3DFDA" w:sz="4" w:space="0"/>
+              <w:top w:val="single" w:sz="6" w:space="0" w:color="000000" w:themeColor="text1"/>
+              <w:left w:val="single" w:sz="4" w:space="0" w:color="E3DFDA"/>
+              <w:bottom w:val="single" w:sz="4" w:space="0" w:color="E3DFDA"/>
             </w:tcBorders>
             <w:shd w:val="clear" w:color="auto" w:fill="F5F3F1"/>
             <w:tcMar>
@@ -5582,10 +5516,11 @@
             </w:tcMar>
           </w:tcPr>
           <w:p>
-            <w:r>
-              <w:rPr>
-                <w:b w:val="1"/>
-                <w:bCs w:val="1"/>
+            <w:proofErr w:type="gramStart"/>
+            <w:r>
+              <w:rPr>
+                <w:b/>
+                <w:bCs/>
                 <w:color w:val="777169"/>
                 <w:sz w:val="16"/>
                 <w:szCs w:val="16"/>
@@ -5595,9 +5530,9 @@
             </w:r>
             <w:r>
               <w:rPr>
-                <w:b w:val="1"/>
-                <w:bCs w:val="1"/>
-                <w:caps w:val="1"/>
+                <w:b/>
+                <w:bCs/>
+                <w:caps/>
                 <w:color w:val="000000"/>
                 <w:spacing w:val="10"/>
                 <w:sz w:val="19"/>
@@ -5606,15 +5541,16 @@
               </w:rPr>
               <w:t>Guardrails</w:t>
             </w:r>
+            <w:proofErr w:type="gramEnd"/>
           </w:p>
         </w:tc>
         <w:tc>
           <w:tcPr>
             <w:tcW w:w="4435" w:type="dxa"/>
             <w:tcBorders>
-              <w:top w:val="single" w:color="000000" w:themeColor="text1" w:sz="6" w:space="0"/>
-              <w:bottom w:val="single" w:color="E3DFDA" w:sz="4" w:space="0"/>
-              <w:right w:val="single" w:color="E3DFDA" w:sz="4" w:space="0"/>
+              <w:top w:val="single" w:sz="6" w:space="0" w:color="000000" w:themeColor="text1"/>
+              <w:bottom w:val="single" w:sz="4" w:space="0" w:color="E3DFDA"/>
+              <w:right w:val="single" w:sz="4" w:space="0" w:color="E3DFDA"/>
             </w:tcBorders>
             <w:shd w:val="clear" w:color="auto" w:fill="F5F3F1"/>
             <w:tcMar>
@@ -5650,20 +5586,14 @@
         </w:tc>
       </w:tr>
       <w:tr>
-        <w:tblPrEx>
-          <w:tblCellMar>
-            <w:top w:w="0" w:type="dxa"/>
-            <w:bottom w:w="0" w:type="dxa"/>
-          </w:tblCellMar>
-        </w:tblPrEx>
         <w:tc>
           <w:tcPr>
             <w:tcW w:w="10080" w:type="dxa"/>
             <w:gridSpan w:val="2"/>
             <w:tcBorders>
-              <w:left w:val="single" w:color="E3DFDA" w:sz="4" w:space="0"/>
-              <w:bottom w:val="single" w:color="E3DFDA" w:sz="4" w:space="0"/>
-              <w:right w:val="single" w:color="E3DFDA" w:sz="4" w:space="0"/>
+              <w:left w:val="single" w:sz="4" w:space="0" w:color="E3DFDA"/>
+              <w:bottom w:val="single" w:sz="4" w:space="0" w:color="E3DFDA"/>
+              <w:right w:val="single" w:sz="4" w:space="0" w:color="E3DFDA"/>
             </w:tcBorders>
             <w:shd w:val="clear" w:color="auto" w:fill="FCFBFA"/>
             <w:tcMar>
@@ -5682,19 +5612,76 @@
                 <w:sz w:val="20"/>
               </w:rPr>
               <w:t>Opening disclosure | VERIFIER system prompt opens every call with institution name, AI identity disclosure, and reference number before any other exchange. Scribe v2 keyterm monitoring on HARIS's own output flags any call where disclosure is absent; post-call analysis criterion scores this on every conversation.</w:t>
-              <w:br/>
-              <w:br/>
-              <w:t>Consent to be called | Batch calling dispatcher checks the customer's contact-consent flag in CRM before placing the call. No consent flag = call is not placed. Consent is captured at account opening under CBUAE consumer protection regulations.</w:t>
-              <w:br/>
+            </w:r>
+            <w:r>
+              <w:rPr>
+                <w:sz w:val="20"/>
+              </w:rPr>
+              <w:br/>
+            </w:r>
+            <w:r>
+              <w:rPr>
+                <w:sz w:val="20"/>
+              </w:rPr>
+              <w:br/>
+              <w:t xml:space="preserve">Consent to be called | Batch calling dispatcher checks the customer's contact-consent flag in CRM before placing the </w:t>
+            </w:r>
+            <w:r>
+              <w:rPr>
+                <w:sz w:val="20"/>
+              </w:rPr>
+              <w:lastRenderedPageBreak/>
+              <w:t>call. No consent flag = call is not placed. Consent is captured at account opening under CBUAE consumer protection regulations.</w:t>
+            </w:r>
+            <w:r>
+              <w:rPr>
+                <w:sz w:val="20"/>
+              </w:rPr>
+              <w:br/>
+            </w:r>
+            <w:r>
+              <w:rPr>
+                <w:sz w:val="20"/>
+              </w:rPr>
               <w:br/>
               <w:t>Verification without secrets | VERIFIER's tool scope includes only verify_identity (read-only). The knowledge base contains the approved challenge list. Any output containing "PIN", "password", or "OTP" triggers a post-call analysis criterion failure and automatic escalation flag. Tested on 50-run Agent Testing suite with 0% tolerance.</w:t>
-              <w:br/>
+            </w:r>
+            <w:r>
+              <w:rPr>
+                <w:sz w:val="20"/>
+              </w:rPr>
+              <w:br/>
+            </w:r>
+            <w:r>
+              <w:rPr>
+                <w:sz w:val="20"/>
+              </w:rPr>
               <w:br/>
               <w:t>Human approval point | The Agent Workflow graph makes freeze_card reachable only from the VERIFIED branch. The GUARD node cannot be entered without a VERIFIED signal from VERIFIER. No human approval is required for the freeze (a pre-approved protective action), but all irreversible actions (account closure, fund transfer) are absent from every sub-agent's tool scope.</w:t>
-              <w:br/>
+            </w:r>
+            <w:r>
+              <w:rPr>
+                <w:sz w:val="20"/>
+              </w:rPr>
+              <w:br/>
+            </w:r>
+            <w:r>
+              <w:rPr>
+                <w:sz w:val="20"/>
+              </w:rPr>
               <w:br/>
               <w:t>Opt-out path | Scribe v2 keyterm biasing detects opt-out signals in English (stop, no), Arabic (لا), Hindi (नहीं), and Urdu (نہیں). Detection immediately halts the flow, calls post_call_data with opt_out: true, and ends the call. Post-call analysis criterion verifies no protective action was taken after opt-out.</w:t>
-              <w:br/>
+            </w:r>
+            <w:r>
+              <w:rPr>
+                <w:sz w:val="20"/>
+              </w:rPr>
+              <w:br/>
+            </w:r>
+            <w:r>
+              <w:rPr>
+                <w:sz w:val="20"/>
+              </w:rPr>
               <w:br/>
               <w:t>Escalation trigger | Any of: verification failure, customer dispute, opt-out, API timeout, or detected vulnerability signal routes to LIAISON, which warm-transfers to the human fraud team with a structured briefing. LIAISON fires post_call_data regardless of outcome, ensuring no call exits without an audit record.</w:t>
             </w:r>
@@ -5703,12 +5690,12 @@
             <w:tblPr>
               <w:tblW w:w="9780" w:type="dxa"/>
               <w:tblBorders>
-                <w:top w:val="single" w:color="auto" w:sz="4" w:space="0"/>
-                <w:left w:val="single" w:color="auto" w:sz="4" w:space="0"/>
-                <w:bottom w:val="single" w:color="auto" w:sz="4" w:space="0"/>
-                <w:right w:val="single" w:color="auto" w:sz="4" w:space="0"/>
-                <w:insideH w:val="single" w:color="auto" w:sz="4" w:space="0"/>
-                <w:insideV w:val="single" w:color="auto" w:sz="4" w:space="0"/>
+                <w:top w:val="single" w:sz="4" w:space="0" w:color="auto"/>
+                <w:left w:val="single" w:sz="4" w:space="0" w:color="auto"/>
+                <w:bottom w:val="single" w:sz="4" w:space="0" w:color="auto"/>
+                <w:right w:val="single" w:sz="4" w:space="0" w:color="auto"/>
+                <w:insideH w:val="single" w:sz="4" w:space="0" w:color="auto"/>
+                <w:insideV w:val="single" w:sz="4" w:space="0" w:color="auto"/>
               </w:tblBorders>
               <w:tblCellMar>
                 <w:left w:w="10" w:type="dxa"/>
@@ -5721,17 +5708,11 @@
               <w:gridCol w:w="6650"/>
             </w:tblGrid>
             <w:tr>
-              <w:tblPrEx>
-                <w:tblCellMar>
-                  <w:top w:w="0" w:type="dxa"/>
-                  <w:bottom w:w="0" w:type="dxa"/>
-                </w:tblCellMar>
-              </w:tblPrEx>
               <w:tc>
                 <w:tcPr>
                   <w:tcW w:w="3130" w:type="dxa"/>
                   <w:tcBorders>
-                    <w:bottom w:val="single" w:color="E3DFDA" w:sz="4" w:space="0"/>
+                    <w:bottom w:val="single" w:sz="4" w:space="0" w:color="E3DFDA"/>
                   </w:tcBorders>
                   <w:tcMar>
                     <w:top w:w="72" w:type="dxa"/>
@@ -5759,7 +5740,7 @@
                 <w:tcPr>
                   <w:tcW w:w="6650" w:type="dxa"/>
                   <w:tcBorders>
-                    <w:bottom w:val="single" w:color="E3DFDA" w:sz="4" w:space="0"/>
+                    <w:bottom w:val="single" w:sz="4" w:space="0" w:color="E3DFDA"/>
                   </w:tcBorders>
                   <w:tcMar>
                     <w:top w:w="72" w:type="dxa"/>
@@ -5785,12 +5766,6 @@
               </w:tc>
             </w:tr>
             <w:tr>
-              <w:tblPrEx>
-                <w:tblCellMar>
-                  <w:top w:w="0" w:type="dxa"/>
-                  <w:bottom w:w="0" w:type="dxa"/>
-                </w:tblCellMar>
-              </w:tblPrEx>
               <w:trPr>
                 <w:trHeight w:val="246"/>
               </w:trPr>
@@ -5798,7 +5773,7 @@
                 <w:tcPr>
                   <w:tcW w:w="3130" w:type="dxa"/>
                   <w:tcBorders>
-                    <w:bottom w:val="single" w:color="E3DFDA" w:sz="4" w:space="0"/>
+                    <w:bottom w:val="single" w:sz="4" w:space="0" w:color="E3DFDA"/>
                   </w:tcBorders>
                   <w:tcMar>
                     <w:top w:w="72" w:type="dxa"/>
@@ -5825,7 +5800,7 @@
                 <w:tcPr>
                   <w:tcW w:w="6650" w:type="dxa"/>
                   <w:tcBorders>
-                    <w:bottom w:val="single" w:color="E3DFDA" w:sz="4" w:space="0"/>
+                    <w:bottom w:val="single" w:sz="4" w:space="0" w:color="E3DFDA"/>
                   </w:tcBorders>
                   <w:tcMar>
                     <w:top w:w="72" w:type="dxa"/>
@@ -5839,12 +5814,6 @@
               </w:tc>
             </w:tr>
             <w:tr>
-              <w:tblPrEx>
-                <w:tblCellMar>
-                  <w:top w:w="0" w:type="dxa"/>
-                  <w:bottom w:w="0" w:type="dxa"/>
-                </w:tblCellMar>
-              </w:tblPrEx>
               <w:trPr>
                 <w:trHeight w:val="246"/>
               </w:trPr>
@@ -5852,7 +5821,7 @@
                 <w:tcPr>
                   <w:tcW w:w="3130" w:type="dxa"/>
                   <w:tcBorders>
-                    <w:bottom w:val="single" w:color="E3DFDA" w:sz="4" w:space="0"/>
+                    <w:bottom w:val="single" w:sz="4" w:space="0" w:color="E3DFDA"/>
                   </w:tcBorders>
                   <w:tcMar>
                     <w:top w:w="72" w:type="dxa"/>
@@ -5879,7 +5848,7 @@
                 <w:tcPr>
                   <w:tcW w:w="6650" w:type="dxa"/>
                   <w:tcBorders>
-                    <w:bottom w:val="single" w:color="E3DFDA" w:sz="4" w:space="0"/>
+                    <w:bottom w:val="single" w:sz="4" w:space="0" w:color="E3DFDA"/>
                   </w:tcBorders>
                   <w:tcMar>
                     <w:top w:w="72" w:type="dxa"/>
@@ -5893,12 +5862,6 @@
               </w:tc>
             </w:tr>
             <w:tr>
-              <w:tblPrEx>
-                <w:tblCellMar>
-                  <w:top w:w="0" w:type="dxa"/>
-                  <w:bottom w:w="0" w:type="dxa"/>
-                </w:tblCellMar>
-              </w:tblPrEx>
               <w:trPr>
                 <w:trHeight w:val="246"/>
               </w:trPr>
@@ -5906,7 +5869,7 @@
                 <w:tcPr>
                   <w:tcW w:w="3130" w:type="dxa"/>
                   <w:tcBorders>
-                    <w:bottom w:val="single" w:color="E3DFDA" w:sz="4" w:space="0"/>
+                    <w:bottom w:val="single" w:sz="4" w:space="0" w:color="E3DFDA"/>
                   </w:tcBorders>
                   <w:tcMar>
                     <w:top w:w="72" w:type="dxa"/>
@@ -5933,7 +5896,7 @@
                 <w:tcPr>
                   <w:tcW w:w="6650" w:type="dxa"/>
                   <w:tcBorders>
-                    <w:bottom w:val="single" w:color="E3DFDA" w:sz="4" w:space="0"/>
+                    <w:bottom w:val="single" w:sz="4" w:space="0" w:color="E3DFDA"/>
                   </w:tcBorders>
                   <w:tcMar>
                     <w:top w:w="72" w:type="dxa"/>
@@ -5947,12 +5910,6 @@
               </w:tc>
             </w:tr>
             <w:tr>
-              <w:tblPrEx>
-                <w:tblCellMar>
-                  <w:top w:w="0" w:type="dxa"/>
-                  <w:bottom w:w="0" w:type="dxa"/>
-                </w:tblCellMar>
-              </w:tblPrEx>
               <w:trPr>
                 <w:trHeight w:val="246"/>
               </w:trPr>
@@ -5960,7 +5917,7 @@
                 <w:tcPr>
                   <w:tcW w:w="3130" w:type="dxa"/>
                   <w:tcBorders>
-                    <w:bottom w:val="single" w:color="E3DFDA" w:sz="4" w:space="0"/>
+                    <w:bottom w:val="single" w:sz="4" w:space="0" w:color="E3DFDA"/>
                   </w:tcBorders>
                   <w:tcMar>
                     <w:top w:w="72" w:type="dxa"/>
@@ -5987,7 +5944,7 @@
                 <w:tcPr>
                   <w:tcW w:w="6650" w:type="dxa"/>
                   <w:tcBorders>
-                    <w:bottom w:val="single" w:color="E3DFDA" w:sz="4" w:space="0"/>
+                    <w:bottom w:val="single" w:sz="4" w:space="0" w:color="E3DFDA"/>
                   </w:tcBorders>
                   <w:tcMar>
                     <w:top w:w="72" w:type="dxa"/>
@@ -6001,12 +5958,6 @@
               </w:tc>
             </w:tr>
             <w:tr>
-              <w:tblPrEx>
-                <w:tblCellMar>
-                  <w:top w:w="0" w:type="dxa"/>
-                  <w:bottom w:w="0" w:type="dxa"/>
-                </w:tblCellMar>
-              </w:tblPrEx>
               <w:trPr>
                 <w:trHeight w:val="246"/>
               </w:trPr>
@@ -6014,7 +5965,7 @@
                 <w:tcPr>
                   <w:tcW w:w="3130" w:type="dxa"/>
                   <w:tcBorders>
-                    <w:bottom w:val="single" w:color="E3DFDA" w:sz="4" w:space="0"/>
+                    <w:bottom w:val="single" w:sz="4" w:space="0" w:color="E3DFDA"/>
                   </w:tcBorders>
                   <w:tcMar>
                     <w:top w:w="72" w:type="dxa"/>
@@ -6041,7 +5992,7 @@
                 <w:tcPr>
                   <w:tcW w:w="6650" w:type="dxa"/>
                   <w:tcBorders>
-                    <w:bottom w:val="single" w:color="E3DFDA" w:sz="4" w:space="0"/>
+                    <w:bottom w:val="single" w:sz="4" w:space="0" w:color="E3DFDA"/>
                   </w:tcBorders>
                   <w:tcMar>
                     <w:top w:w="72" w:type="dxa"/>
@@ -6055,12 +6006,6 @@
               </w:tc>
             </w:tr>
             <w:tr>
-              <w:tblPrEx>
-                <w:tblCellMar>
-                  <w:top w:w="0" w:type="dxa"/>
-                  <w:bottom w:w="0" w:type="dxa"/>
-                </w:tblCellMar>
-              </w:tblPrEx>
               <w:trPr>
                 <w:trHeight w:val="246"/>
               </w:trPr>
@@ -6068,7 +6013,7 @@
                 <w:tcPr>
                   <w:tcW w:w="3130" w:type="dxa"/>
                   <w:tcBorders>
-                    <w:bottom w:val="single" w:color="E3DFDA" w:sz="4" w:space="0"/>
+                    <w:bottom w:val="single" w:sz="4" w:space="0" w:color="E3DFDA"/>
                   </w:tcBorders>
                   <w:tcMar>
                     <w:top w:w="72" w:type="dxa"/>
@@ -6095,7 +6040,7 @@
                 <w:tcPr>
                   <w:tcW w:w="6650" w:type="dxa"/>
                   <w:tcBorders>
-                    <w:bottom w:val="single" w:color="E3DFDA" w:sz="4" w:space="0"/>
+                    <w:bottom w:val="single" w:sz="4" w:space="0" w:color="E3DFDA"/>
                   </w:tcBorders>
                   <w:tcMar>
                     <w:top w:w="72" w:type="dxa"/>
@@ -6106,849 +6051,6 @@
                   <w:vAlign w:val="center"/>
                 </w:tcPr>
                 <w:p/>
-              </w:tc>
-            </w:tr>
-          </w:tbl>
-          <w:p/>
-        </w:tc>
-      </w:tr>
-    </w:tbl>
-    <w:p>
-      <w:r>
-        <w:br w:type="page"/>
-      </w:r>
-    </w:p>
-    <w:p>
-      <w:pPr>
-        <w:spacing w:after="40" w:line="340" w:lineRule="auto"/>
-      </w:pPr>
-      <w:r>
-        <w:rPr>
-          <w:b w:val="1"/>
-          <w:bCs w:val="1"/>
-          <w:color w:val="777169"/>
-          <w:sz w:val="30"/>
-          <w:szCs w:val="30"/>
-          <w:lang w:val="en-US"/>
-        </w:rPr>
-        <w:t xml:space="preserve">04  </w:t>
-      </w:r>
-      <w:r>
-        <w:rPr>
-          <w:b w:val="1"/>
-          <w:bCs w:val="1"/>
-          <w:color w:val="000000" w:themeColor="text1" w:themeTint="FF" w:themeShade="FF"/>
-          <w:sz w:val="30"/>
-          <w:szCs w:val="30"/>
-          <w:lang w:val="en-US"/>
-        </w:rPr>
-        <w:t>The</w:t>
-      </w:r>
-      <w:r>
-        <w:rPr>
-          <w:b w:val="1"/>
-          <w:bCs w:val="1"/>
-          <w:color w:val="000000" w:themeColor="text1" w:themeTint="FF" w:themeShade="FF"/>
-          <w:sz w:val="30"/>
-          <w:szCs w:val="30"/>
-          <w:lang w:val="en-US"/>
-        </w:rPr>
-        <w:t xml:space="preserve"> Architecture</w:t>
-      </w:r>
-    </w:p>
-    <w:p>
-      <w:pPr>
-        <w:pBdr>
-          <w:bottom w:val="single" w:color="000000" w:sz="6" w:space="8"/>
-        </w:pBdr>
-        <w:spacing w:after="200"/>
-      </w:pPr>
-      <w:r>
-        <w:rPr>
-          <w:color w:val="777169"/>
-          <w:sz w:val="17"/>
-          <w:szCs w:val="17"/>
-          <w:lang w:val="en-US"/>
-        </w:rPr>
-        <w:t xml:space="preserve">What you are </w:t>
-      </w:r>
-      <w:r>
-        <w:rPr>
-          <w:color w:val="777169"/>
-          <w:sz w:val="17"/>
-          <w:szCs w:val="17"/>
-          <w:lang w:val="en-US"/>
-        </w:rPr>
-        <w:t>actually building</w:t>
-      </w:r>
-      <w:r>
-        <w:rPr>
-          <w:color w:val="777169"/>
-          <w:sz w:val="17"/>
-          <w:szCs w:val="17"/>
-          <w:lang w:val="en-US"/>
-        </w:rPr>
-        <w:t>, and what it connects to.</w:t>
-      </w:r>
-    </w:p>
-    <w:tbl>
-      <w:tblPr>
-        <w:tblW w:w="10080" w:type="dxa"/>
-        <w:tblBorders>
-          <w:top w:val="single" w:color="auto" w:sz="4" w:space="0"/>
-          <w:left w:val="single" w:color="auto" w:sz="4" w:space="0"/>
-          <w:bottom w:val="single" w:color="auto" w:sz="4" w:space="0"/>
-          <w:right w:val="single" w:color="auto" w:sz="4" w:space="0"/>
-          <w:insideH w:val="single" w:color="auto" w:sz="4" w:space="0"/>
-          <w:insideV w:val="single" w:color="auto" w:sz="4" w:space="0"/>
-        </w:tblBorders>
-        <w:tblCellMar>
-          <w:left w:w="10" w:type="dxa"/>
-          <w:right w:w="10" w:type="dxa"/>
-        </w:tblCellMar>
-        <w:tblLook w:val="04A0" w:firstRow="1" w:lastRow="0" w:firstColumn="1" w:lastColumn="0" w:noHBand="0" w:noVBand="1"/>
-      </w:tblPr>
-      <w:tblGrid>
-        <w:gridCol w:w="5645"/>
-        <w:gridCol w:w="4435"/>
-      </w:tblGrid>
-      <w:tr>
-        <w:tblPrEx>
-          <w:tblCellMar>
-            <w:top w:w="0" w:type="dxa"/>
-            <w:bottom w:w="0" w:type="dxa"/>
-          </w:tblCellMar>
-        </w:tblPrEx>
-        <w:tc>
-          <w:tcPr>
-            <w:tcW w:w="5645" w:type="dxa"/>
-            <w:tcBorders>
-              <w:top w:val="single" w:color="000000" w:themeColor="text1" w:sz="6" w:space="0"/>
-              <w:left w:val="single" w:color="E3DFDA" w:sz="4" w:space="0"/>
-              <w:bottom w:val="single" w:color="E3DFDA" w:sz="4" w:space="0"/>
-            </w:tcBorders>
-            <w:shd w:val="clear" w:color="auto" w:fill="F5F3F1"/>
-            <w:tcMar>
-              <w:top w:w="72" w:type="dxa"/>
-              <w:left w:w="130" w:type="dxa"/>
-              <w:bottom w:w="72" w:type="dxa"/>
-              <w:right w:w="130" w:type="dxa"/>
-            </w:tcMar>
-          </w:tcPr>
-          <w:p>
-            <w:r>
-              <w:rPr>
-                <w:b w:val="1"/>
-                <w:bCs w:val="1"/>
-                <w:color w:val="777169"/>
-                <w:sz w:val="16"/>
-                <w:szCs w:val="16"/>
-                <w:lang w:val="en-US"/>
-              </w:rPr>
-              <w:t xml:space="preserve">L  </w:t>
-            </w:r>
-            <w:r>
-              <w:rPr>
-                <w:b w:val="1"/>
-                <w:bCs w:val="1"/>
-                <w:caps w:val="1"/>
-                <w:color w:val="000000"/>
-                <w:spacing w:val="10"/>
-                <w:sz w:val="19"/>
-                <w:szCs w:val="19"/>
-                <w:lang w:val="en-US"/>
-              </w:rPr>
-              <w:t>Technical</w:t>
-            </w:r>
-            <w:r>
-              <w:rPr>
-                <w:b w:val="1"/>
-                <w:bCs w:val="1"/>
-                <w:caps w:val="1"/>
-                <w:color w:val="000000"/>
-                <w:spacing w:val="10"/>
-                <w:sz w:val="19"/>
-                <w:szCs w:val="19"/>
-                <w:lang w:val="en-US"/>
-              </w:rPr>
-              <w:t xml:space="preserve"> architecture</w:t>
-            </w:r>
-          </w:p>
-        </w:tc>
-        <w:tc>
-          <w:tcPr>
-            <w:tcW w:w="4435" w:type="dxa"/>
-            <w:tcBorders>
-              <w:top w:val="single" w:color="000000" w:themeColor="text1" w:sz="6" w:space="0"/>
-              <w:bottom w:val="single" w:color="E3DFDA" w:sz="4" w:space="0"/>
-              <w:right w:val="single" w:color="E3DFDA" w:sz="4" w:space="0"/>
-            </w:tcBorders>
-            <w:shd w:val="clear" w:color="auto" w:fill="F5F3F1"/>
-            <w:tcMar>
-              <w:top w:w="72" w:type="dxa"/>
-              <w:left w:w="130" w:type="dxa"/>
-              <w:bottom w:w="72" w:type="dxa"/>
-              <w:right w:w="130" w:type="dxa"/>
-            </w:tcMar>
-          </w:tcPr>
-          <w:p>
-            <w:pPr>
-              <w:jc w:val="right"/>
-            </w:pPr>
-            <w:r>
-              <w:rPr>
-                <w:b/>
-                <w:bCs/>
-                <w:color w:val="000000"/>
-                <w:sz w:val="16"/>
-                <w:szCs w:val="16"/>
-              </w:rPr>
-              <w:t>Diagram</w:t>
-            </w:r>
-            <w:r>
-              <w:rPr>
-                <w:color w:val="777169"/>
-                <w:sz w:val="16"/>
-                <w:szCs w:val="16"/>
-              </w:rPr>
-              <w:t xml:space="preserve">   ·   Agent design · 25%</w:t>
-            </w:r>
-          </w:p>
-        </w:tc>
-      </w:tr>
-      <w:tr>
-        <w:tblPrEx>
-          <w:tblCellMar>
-            <w:top w:w="0" w:type="dxa"/>
-            <w:bottom w:w="0" w:type="dxa"/>
-          </w:tblCellMar>
-        </w:tblPrEx>
-        <w:tc>
-          <w:tcPr>
-            <w:tcW w:w="10080" w:type="dxa"/>
-            <w:gridSpan w:val="2"/>
-            <w:tcBorders>
-              <w:left w:val="single" w:color="E3DFDA" w:sz="4" w:space="0"/>
-              <w:bottom w:val="single" w:color="E3DFDA" w:sz="4" w:space="0"/>
-              <w:right w:val="single" w:color="E3DFDA" w:sz="4" w:space="0"/>
-            </w:tcBorders>
-            <w:shd w:val="clear" w:color="auto" w:fill="FCFBFA"/>
-            <w:tcMar>
-              <w:top w:w="72" w:type="dxa"/>
-              <w:left w:w="130" w:type="dxa"/>
-              <w:bottom w:w="72" w:type="dxa"/>
-              <w:right w:w="130" w:type="dxa"/>
-            </w:tcMar>
-          </w:tcPr>
-          <w:p>
-            <w:pPr>
-              <w:spacing w:after="60"/>
-            </w:pPr>
-            <w:r>
-              <w:rPr>
-                <w:sz w:val="20"/>
-              </w:rPr>
-              <w:t>[Technical Architecture — Three-Zone Diagram]</w:t>
-              <w:br/>
-              <w:br/>
-              <w:t>ZONE 1 — CALLER &amp; CHANNEL</w:t>
-              <w:br/>
-              <w:t>Customer mobile (UAE number) ←→ Twilio PSTN/SIP [outbound call, audio stream]</w:t>
-              <w:br/>
-              <w:br/>
-              <w:t>ZONE 2 — ELEVENLABS PLATFORM</w:t>
-              <w:br/>
-              <w:t>Batch Calling → Agent Workflow Graph:</w:t>
-              <w:br/>
-              <w:t xml:space="preserve">  [VERIFIER sub-agent]</w:t>
-              <w:br/>
-              <w:t xml:space="preserve">    ← Knowledge Base RAG: verification challenge rules, approved scripts</w:t>
-              <w:br/>
-              <w:t xml:space="preserve">    → Tool: verify_identity webhook [challenge result: VERIFIED/FAILED] →</w:t>
-              <w:br/>
-              <w:t xml:space="preserve">  Branch: VERIFIED → [GUARD sub-agent]</w:t>
-              <w:br/>
-              <w:t xml:space="preserve">    → Tool: freeze_card webhook [card_last_four, reason] → returns {frozen, case_id} ●</w:t>
-              <w:br/>
-              <w:t xml:space="preserve">  Branch: FAILED/OPT-OUT → [LIAISON sub-agent]</w:t>
-              <w:br/>
-              <w:t xml:space="preserve">  [GUARD] → [LIAISON sub-agent]</w:t>
-              <w:br/>
-              <w:t xml:space="preserve">    → Tool: post_call_data webhook [outcome, action, language, transcript URL] ●</w:t>
-              <w:br/>
-              <w:t xml:space="preserve">    → System tool: transfer_to_human [briefing text]</w:t>
-              <w:br/>
-              <w:t xml:space="preserve">  Scribe v2 Realtime STT: keyterm biasing active on all sub-agents</w:t>
-              <w:br/>
-              <w:t xml:space="preserve">  Eleven v3 TTS: voice per language (Gulf Arabic, Hindi, Urdu, English)</w:t>
-              <w:br/>
-              <w:t xml:space="preserve">  Agent Testing: 15 scenarios, 50-run pass rate on freeze_card tool call</w:t>
-              <w:br/>
-              <w:t xml:space="preserve">  Post-call webhook: fires on every call completion</w:t>
-              <w:br/>
-              <w:br/>
-              <w:t>ZONE 3 — INSTITUTION SYSTEMS</w:t>
-              <w:br/>
-              <w:t xml:space="preserve">  CRM (Salesforce/Finacle): customer mobile, preferred language, consent flag [read ●]</w:t>
-              <w:br/>
-              <w:t xml:space="preserve">  Fraud Detection Engine: emits {customer_id, risk_signal, anomaly} webhook → HARIS intake ●</w:t>
-              <w:br/>
-              <w:t xml:space="preserve">  Identity Verification API: responds to verify_identity call [read ●]</w:t>
-              <w:br/>
-              <w:t xml:space="preserve">  Card Management System: responds to freeze_card call [write ●]</w:t>
-              <w:br/>
-              <w:t xml:space="preserve">  Case Management System: receives post_call_data record [write ●]</w:t>
-              <w:br/>
-              <w:t xml:space="preserve">  Human Fraud Queue: receives warm transfer from LIAISON</w:t>
-              <w:br/>
-              <w:br/>
-              <w:t>● = personal data boundary crossing</w:t>
-              <w:br/>
-              <w:t>DEPENDENCY DOWN: If Card Management API times out, GUARD catches error, routes to LIAISON with reason: api_timeout. Human agent takes manual freeze action. No call exits without post_call_data record.</w:t>
-            </w:r>
-          </w:p>
-          <w:tbl>
-            <w:tblPr>
-              <w:tblW w:w="9780" w:type="dxa"/>
-              <w:tblBorders>
-                <w:top w:val="single" w:color="auto" w:sz="4" w:space="0"/>
-                <w:left w:val="single" w:color="auto" w:sz="4" w:space="0"/>
-                <w:bottom w:val="single" w:color="auto" w:sz="4" w:space="0"/>
-                <w:right w:val="single" w:color="auto" w:sz="4" w:space="0"/>
-                <w:insideH w:val="single" w:color="auto" w:sz="4" w:space="0"/>
-                <w:insideV w:val="single" w:color="auto" w:sz="4" w:space="0"/>
-              </w:tblBorders>
-              <w:tblCellMar>
-                <w:left w:w="10" w:type="dxa"/>
-                <w:right w:w="10" w:type="dxa"/>
-              </w:tblCellMar>
-              <w:tblLook w:val="04A0" w:firstRow="1" w:lastRow="0" w:firstColumn="1" w:lastColumn="0" w:noHBand="0" w:noVBand="1"/>
-            </w:tblPr>
-            <w:tblGrid>
-              <w:gridCol w:w="1663"/>
-              <w:gridCol w:w="8117"/>
-            </w:tblGrid>
-            <w:tr>
-              <w:tblPrEx>
-                <w:tblCellMar>
-                  <w:top w:w="0" w:type="dxa"/>
-                  <w:bottom w:w="0" w:type="dxa"/>
-                </w:tblCellMar>
-              </w:tblPrEx>
-              <w:trPr>
-                <w:trHeight w:val="2550"/>
-              </w:trPr>
-              <w:tc>
-                <w:tcPr>
-                  <w:tcW w:w="1663" w:type="dxa"/>
-                  <w:tcBorders>
-                    <w:right w:val="single" w:color="E3DFDA" w:sz="4" w:space="0"/>
-                  </w:tcBorders>
-                  <w:shd w:val="clear" w:color="auto" w:fill="F5F3F1"/>
-                  <w:tcMar>
-                    <w:top w:w="80" w:type="dxa"/>
-                    <w:left w:w="90" w:type="dxa"/>
-                    <w:bottom w:w="80" w:type="dxa"/>
-                    <w:right w:w="90" w:type="dxa"/>
-                  </w:tcMar>
-                  <w:vAlign w:val="center"/>
-                </w:tcPr>
-                <w:p>
-                  <w:r>
-                    <w:rPr>
-                      <w:b/>
-                      <w:bCs/>
-                      <w:color w:val="000000"/>
-                      <w:sz w:val="16"/>
-                      <w:szCs w:val="16"/>
-                    </w:rPr>
-                    <w:t>Caller and channel</w:t>
-                  </w:r>
-                </w:p>
-                <w:p>
-                  <w:pPr>
-                    <w:spacing w:before="30" w:line="200" w:lineRule="auto"/>
-                  </w:pPr>
-                  <w:r>
-                    <w:rPr>
-                      <w:i/>
-                      <w:iCs/>
-                      <w:color w:val="777169"/>
-                      <w:sz w:val="13"/>
-                      <w:szCs w:val="13"/>
-                    </w:rPr>
-                    <w:t>Phone, web, WhatsApp, inbound or outbound</w:t>
-                  </w:r>
-                </w:p>
-              </w:tc>
-              <w:tc>
-                <w:tcPr>
-                  <w:tcW w:w="8117" w:type="dxa"/>
-                  <w:tcMar>
-                    <w:top w:w="80" w:type="dxa"/>
-                    <w:left w:w="120" w:type="dxa"/>
-                    <w:bottom w:w="80" w:type="dxa"/>
-                    <w:right w:w="120" w:type="dxa"/>
-                  </w:tcMar>
-                </w:tcPr>
-                <w:p/>
-              </w:tc>
-            </w:tr>
-            <w:tr>
-              <w:tblPrEx>
-                <w:tblCellMar>
-                  <w:top w:w="0" w:type="dxa"/>
-                  <w:bottom w:w="0" w:type="dxa"/>
-                </w:tblCellMar>
-              </w:tblPrEx>
-              <w:trPr>
-                <w:trHeight w:val="4250"/>
-              </w:trPr>
-              <w:tc>
-                <w:tcPr>
-                  <w:tcW w:w="1663" w:type="dxa"/>
-                  <w:tcBorders>
-                    <w:top w:val="single" w:color="E3DFDA" w:sz="4" w:space="0"/>
-                    <w:right w:val="single" w:color="E3DFDA" w:sz="4" w:space="0"/>
-                  </w:tcBorders>
-                  <w:shd w:val="clear" w:color="auto" w:fill="F5F3F1"/>
-                  <w:tcMar>
-                    <w:top w:w="80" w:type="dxa"/>
-                    <w:left w:w="90" w:type="dxa"/>
-                    <w:bottom w:w="80" w:type="dxa"/>
-                    <w:right w:w="90" w:type="dxa"/>
-                  </w:tcMar>
-                  <w:vAlign w:val="center"/>
-                </w:tcPr>
-                <w:p>
-                  <w:r>
-                    <w:rPr>
-                      <w:b w:val="1"/>
-                      <w:bCs w:val="1"/>
-                      <w:color w:val="000000" w:themeColor="text1" w:themeTint="FF" w:themeShade="FF"/>
-                      <w:sz w:val="16"/>
-                      <w:szCs w:val="16"/>
-                      <w:lang w:val="en-US"/>
-                    </w:rPr>
-                    <w:t>ElevenLabs</w:t>
-                  </w:r>
-                  <w:r>
-                    <w:rPr>
-                      <w:b w:val="1"/>
-                      <w:bCs w:val="1"/>
-                      <w:color w:val="000000" w:themeColor="text1" w:themeTint="FF" w:themeShade="FF"/>
-                      <w:sz w:val="16"/>
-                      <w:szCs w:val="16"/>
-                      <w:lang w:val="en-US"/>
-                    </w:rPr>
-                    <w:t xml:space="preserve"> platform</w:t>
-                  </w:r>
-                </w:p>
-                <w:p>
-                  <w:pPr>
-                    <w:spacing w:before="30" w:line="200" w:lineRule="auto"/>
-                  </w:pPr>
-                  <w:r>
-                    <w:rPr>
-                      <w:i/>
-                      <w:iCs/>
-                      <w:color w:val="777169"/>
-                      <w:sz w:val="13"/>
-                      <w:szCs w:val="13"/>
-                    </w:rPr>
-                    <w:t>Agent, voice, knowledge, tools, testing</w:t>
-                  </w:r>
-                </w:p>
-              </w:tc>
-              <w:tc>
-                <w:tcPr>
-                  <w:tcW w:w="8117" w:type="dxa"/>
-                  <w:tcBorders>
-                    <w:top w:val="single" w:color="E3DFDA" w:sz="4" w:space="0"/>
-                  </w:tcBorders>
-                  <w:tcMar>
-                    <w:top w:w="80" w:type="dxa"/>
-                    <w:left w:w="120" w:type="dxa"/>
-                    <w:bottom w:w="80" w:type="dxa"/>
-                    <w:right w:w="120" w:type="dxa"/>
-                  </w:tcMar>
-                </w:tcPr>
-                <w:p/>
-              </w:tc>
-            </w:tr>
-            <w:tr>
-              <w:tblPrEx>
-                <w:tblCellMar>
-                  <w:top w:w="0" w:type="dxa"/>
-                  <w:bottom w:w="0" w:type="dxa"/>
-                </w:tblCellMar>
-              </w:tblPrEx>
-              <w:trPr>
-                <w:trHeight w:val="2950"/>
-              </w:trPr>
-              <w:tc>
-                <w:tcPr>
-                  <w:tcW w:w="1663" w:type="dxa"/>
-                  <w:tcBorders>
-                    <w:top w:val="single" w:color="E3DFDA" w:sz="4" w:space="0"/>
-                    <w:right w:val="single" w:color="E3DFDA" w:sz="4" w:space="0"/>
-                  </w:tcBorders>
-                  <w:shd w:val="clear" w:color="auto" w:fill="F5F3F1"/>
-                  <w:tcMar>
-                    <w:top w:w="80" w:type="dxa"/>
-                    <w:left w:w="90" w:type="dxa"/>
-                    <w:bottom w:w="80" w:type="dxa"/>
-                    <w:right w:w="90" w:type="dxa"/>
-                  </w:tcMar>
-                  <w:vAlign w:val="center"/>
-                </w:tcPr>
-                <w:p>
-                  <w:r>
-                    <w:rPr>
-                      <w:b/>
-                      <w:bCs/>
-                      <w:color w:val="000000"/>
-                      <w:sz w:val="16"/>
-                      <w:szCs w:val="16"/>
-                    </w:rPr>
-                    <w:t>Institution systems</w:t>
-                  </w:r>
-                </w:p>
-                <w:p>
-                  <w:pPr>
-                    <w:spacing w:before="30" w:line="200" w:lineRule="auto"/>
-                  </w:pPr>
-                  <w:r>
-                    <w:rPr>
-                      <w:i/>
-                      <w:iCs/>
-                      <w:color w:val="777169"/>
-                      <w:sz w:val="13"/>
-                      <w:szCs w:val="13"/>
-                    </w:rPr>
-                    <w:t>Core systems, data stores, human queues</w:t>
-                  </w:r>
-                </w:p>
-              </w:tc>
-              <w:tc>
-                <w:tcPr>
-                  <w:tcW w:w="8117" w:type="dxa"/>
-                  <w:tcBorders>
-                    <w:top w:val="single" w:color="E3DFDA" w:sz="4" w:space="0"/>
-                  </w:tcBorders>
-                  <w:tcMar>
-                    <w:top w:w="80" w:type="dxa"/>
-                    <w:left w:w="120" w:type="dxa"/>
-                    <w:bottom w:w="80" w:type="dxa"/>
-                    <w:right w:w="120" w:type="dxa"/>
-                  </w:tcMar>
-                </w:tcPr>
-                <w:p/>
-              </w:tc>
-            </w:tr>
-          </w:tbl>
-          <w:p>
-            <w:pPr>
-              <w:spacing w:after="70" w:line="20" w:lineRule="auto"/>
-            </w:pPr>
-          </w:p>
-          <w:p>
-            <w:r>
-              <w:rPr>
-                <w:b/>
-                <w:bCs/>
-                <w:color w:val="000000"/>
-                <w:sz w:val="15"/>
-                <w:szCs w:val="15"/>
-              </w:rPr>
-            </w:r>
-          </w:p>
-          <w:p>
-            <w:pPr>
-              <w:spacing w:after="40" w:line="20" w:lineRule="auto"/>
-            </w:pPr>
-          </w:p>
-          <w:tbl>
-            <w:tblPr>
-              <w:tblW w:w="9780" w:type="dxa"/>
-              <w:tblBorders>
-                <w:top w:val="single" w:color="auto" w:sz="4" w:space="0"/>
-                <w:left w:val="single" w:color="auto" w:sz="4" w:space="0"/>
-                <w:bottom w:val="single" w:color="auto" w:sz="4" w:space="0"/>
-                <w:right w:val="single" w:color="auto" w:sz="4" w:space="0"/>
-                <w:insideH w:val="single" w:color="auto" w:sz="4" w:space="0"/>
-                <w:insideV w:val="single" w:color="auto" w:sz="4" w:space="0"/>
-              </w:tblBorders>
-              <w:tblCellMar>
-                <w:left w:w="10" w:type="dxa"/>
-                <w:right w:w="10" w:type="dxa"/>
-              </w:tblCellMar>
-              <w:tblLook w:val="04A0" w:firstRow="1" w:lastRow="0" w:firstColumn="1" w:lastColumn="0" w:noHBand="0" w:noVBand="1"/>
-            </w:tblPr>
-            <w:tblGrid>
-              <w:gridCol w:w="4890"/>
-              <w:gridCol w:w="4890"/>
-            </w:tblGrid>
-            <w:tr>
-              <w:tblPrEx>
-                <w:tblCellMar>
-                  <w:top w:w="0" w:type="dxa"/>
-                  <w:bottom w:w="0" w:type="dxa"/>
-                </w:tblCellMar>
-              </w:tblPrEx>
-              <w:tc>
-                <w:tcPr>
-                  <w:tcW w:w="4890" w:type="dxa"/>
-                  <w:tcMar>
-                    <w:top w:w="40" w:type="dxa"/>
-                    <w:left w:w="0" w:type="dxa"/>
-                    <w:bottom w:w="40" w:type="dxa"/>
-                    <w:right w:w="100" w:type="dxa"/>
-                  </w:tcMar>
-                </w:tcPr>
-                <w:p>
-                  <w:r>
-                    <w:rPr>
-                      <w:sz w:val="16"/>
-                      <w:szCs w:val="16"/>
-                      <w:lang w:val="en-US"/>
-                    </w:rPr>
-                    <w:t>☐</w:t>
-                  </w:r>
-                  <w:r>
-                    <w:rPr>
-                      <w:sz w:val="16"/>
-                      <w:szCs w:val="16"/>
-                      <w:lang w:val="en-US"/>
-                    </w:rPr>
-                    <w:t xml:space="preserve">  Every</w:t>
-                  </w:r>
-                  <w:r>
-                    <w:rPr>
-                      <w:sz w:val="16"/>
-                      <w:szCs w:val="16"/>
-                      <w:lang w:val="en-US"/>
-                    </w:rPr>
-                    <w:t xml:space="preserve"> </w:t>
-                  </w:r>
-                  <w:r>
-                    <w:rPr>
-                      <w:sz w:val="16"/>
-                      <w:szCs w:val="16"/>
-                      <w:lang w:val="en-US"/>
-                    </w:rPr>
-                    <w:t>ElevenLabs</w:t>
-                  </w:r>
-                  <w:r>
-                    <w:rPr>
-                      <w:sz w:val="16"/>
-                      <w:szCs w:val="16"/>
-                      <w:lang w:val="en-US"/>
-                    </w:rPr>
-                    <w:t xml:space="preserve"> component you ticked in box J</w:t>
-                  </w:r>
-                </w:p>
-              </w:tc>
-              <w:tc>
-                <w:tcPr>
-                  <w:tcW w:w="4890" w:type="dxa"/>
-                  <w:tcMar>
-                    <w:top w:w="40" w:type="dxa"/>
-                    <w:left w:w="0" w:type="dxa"/>
-                    <w:bottom w:w="40" w:type="dxa"/>
-                    <w:right w:w="100" w:type="dxa"/>
-                  </w:tcMar>
-                </w:tcPr>
-                <w:p>
-                  <w:r>
-                    <w:rPr>
-                      <w:sz w:val="16"/>
-                      <w:szCs w:val="16"/>
-                      <w:lang w:val="en-US"/>
-                    </w:rPr>
-                    <w:t>☐</w:t>
-                  </w:r>
-                  <w:r>
-                    <w:rPr>
-                      <w:sz w:val="16"/>
-                      <w:szCs w:val="16"/>
-                      <w:lang w:val="en-US"/>
-                    </w:rPr>
-                    <w:t xml:space="preserve">  Each</w:t>
-                  </w:r>
-                  <w:r>
-                    <w:rPr>
-                      <w:sz w:val="16"/>
-                      <w:szCs w:val="16"/>
-                      <w:lang w:val="en-US"/>
-                    </w:rPr>
-                    <w:t xml:space="preserve"> institution system by name</w:t>
-                  </w:r>
-                </w:p>
-              </w:tc>
-            </w:tr>
-            <w:tr>
-              <w:tblPrEx>
-                <w:tblCellMar>
-                  <w:top w:w="0" w:type="dxa"/>
-                  <w:bottom w:w="0" w:type="dxa"/>
-                </w:tblCellMar>
-              </w:tblPrEx>
-              <w:tc>
-                <w:tcPr>
-                  <w:tcW w:w="4890" w:type="dxa"/>
-                  <w:tcMar>
-                    <w:top w:w="40" w:type="dxa"/>
-                    <w:left w:w="0" w:type="dxa"/>
-                    <w:bottom w:w="40" w:type="dxa"/>
-                    <w:right w:w="100" w:type="dxa"/>
-                  </w:tcMar>
-                </w:tcPr>
-                <w:p>
-                  <w:r>
-                    <w:rPr>
-                      <w:sz w:val="16"/>
-                      <w:szCs w:val="16"/>
-                      <w:lang w:val="en-US"/>
-                    </w:rPr>
-                    <w:t>☐</w:t>
-                  </w:r>
-                  <w:r>
-                    <w:rPr>
-                      <w:sz w:val="16"/>
-                      <w:szCs w:val="16"/>
-                      <w:lang w:val="en-US"/>
-                    </w:rPr>
-                    <w:t xml:space="preserve">  The</w:t>
-                  </w:r>
-                  <w:r>
-                    <w:rPr>
-                      <w:sz w:val="16"/>
-                      <w:szCs w:val="16"/>
-                      <w:lang w:val="en-US"/>
-                    </w:rPr>
-                    <w:t xml:space="preserve"> direction of flow on every arrow</w:t>
-                  </w:r>
-                </w:p>
-              </w:tc>
-              <w:tc>
-                <w:tcPr>
-                  <w:tcW w:w="4890" w:type="dxa"/>
-                  <w:tcMar>
-                    <w:top w:w="40" w:type="dxa"/>
-                    <w:left w:w="0" w:type="dxa"/>
-                    <w:bottom w:w="40" w:type="dxa"/>
-                    <w:right w:w="100" w:type="dxa"/>
-                  </w:tcMar>
-                </w:tcPr>
-                <w:p>
-                  <w:r>
-                    <w:rPr>
-                      <w:sz w:val="16"/>
-                      <w:szCs w:val="16"/>
-                      <w:lang w:val="en-US"/>
-                    </w:rPr>
-                    <w:t>☐</w:t>
-                  </w:r>
-                  <w:r>
-                    <w:rPr>
-                      <w:sz w:val="16"/>
-                      <w:szCs w:val="16"/>
-                      <w:lang w:val="en-US"/>
-                    </w:rPr>
-                    <w:t xml:space="preserve">  Where</w:t>
-                  </w:r>
-                  <w:r>
-                    <w:rPr>
-                      <w:sz w:val="16"/>
-                      <w:szCs w:val="16"/>
-                      <w:lang w:val="en-US"/>
-                    </w:rPr>
-                    <w:t xml:space="preserve"> personal data crosses a boundary</w:t>
-                  </w:r>
-                </w:p>
-              </w:tc>
-            </w:tr>
-            <w:tr>
-              <w:tblPrEx>
-                <w:tblCellMar>
-                  <w:top w:w="0" w:type="dxa"/>
-                  <w:bottom w:w="0" w:type="dxa"/>
-                </w:tblCellMar>
-              </w:tblPrEx>
-              <w:tc>
-                <w:tcPr>
-                  <w:tcW w:w="4890" w:type="dxa"/>
-                  <w:tcMar>
-                    <w:top w:w="40" w:type="dxa"/>
-                    <w:left w:w="0" w:type="dxa"/>
-                    <w:bottom w:w="40" w:type="dxa"/>
-                    <w:right w:w="100" w:type="dxa"/>
-                  </w:tcMar>
-                </w:tcPr>
-                <w:p>
-                  <w:r>
-                    <w:rPr>
-                      <w:sz w:val="16"/>
-                      <w:szCs w:val="16"/>
-                      <w:lang w:val="en-US"/>
-                    </w:rPr>
-                    <w:t>☐</w:t>
-                  </w:r>
-                  <w:r>
-                    <w:rPr>
-                      <w:sz w:val="16"/>
-                      <w:szCs w:val="16"/>
-                      <w:lang w:val="en-US"/>
-                    </w:rPr>
-                    <w:t xml:space="preserve">  The</w:t>
-                  </w:r>
-                  <w:r>
-                    <w:rPr>
-                      <w:sz w:val="16"/>
-                      <w:szCs w:val="16"/>
-                      <w:lang w:val="en-US"/>
-                    </w:rPr>
-                    <w:t xml:space="preserve"> human approval gate from box K</w:t>
-                  </w:r>
-                </w:p>
-              </w:tc>
-              <w:tc>
-                <w:tcPr>
-                  <w:tcW w:w="4890" w:type="dxa"/>
-                  <w:tcMar>
-                    <w:top w:w="40" w:type="dxa"/>
-                    <w:left w:w="0" w:type="dxa"/>
-                    <w:bottom w:w="40" w:type="dxa"/>
-                    <w:right w:w="100" w:type="dxa"/>
-                  </w:tcMar>
-                </w:tcPr>
-                <w:p>
-                  <w:r>
-                    <w:rPr>
-                      <w:sz w:val="16"/>
-                      <w:szCs w:val="16"/>
-                      <w:lang w:val="en-US"/>
-                    </w:rPr>
-                    <w:t>☐</w:t>
-                  </w:r>
-                  <w:r>
-                    <w:rPr>
-                      <w:sz w:val="16"/>
-                      <w:szCs w:val="16"/>
-                      <w:lang w:val="en-US"/>
-                    </w:rPr>
-                    <w:t xml:space="preserve">  What</w:t>
-                  </w:r>
-                  <w:r>
-                    <w:rPr>
-                      <w:sz w:val="16"/>
-                      <w:szCs w:val="16"/>
-                      <w:lang w:val="en-US"/>
-                    </w:rPr>
-                    <w:t xml:space="preserve"> happens when a dependency is down</w:t>
-                  </w:r>
-                </w:p>
               </w:tc>
             </w:tr>
           </w:tbl>
@@ -6966,33 +6068,897 @@
       <w:pPr>
         <w:spacing w:after="40" w:line="340" w:lineRule="auto"/>
       </w:pPr>
+      <w:proofErr w:type="gramStart"/>
       <w:r>
         <w:rPr>
-          <w:b w:val="1"/>
-          <w:bCs w:val="1"/>
+          <w:b/>
+          <w:bCs/>
           <w:color w:val="777169"/>
           <w:sz w:val="30"/>
           <w:szCs w:val="30"/>
           <w:lang w:val="en-US"/>
         </w:rPr>
-        <w:t xml:space="preserve">05  </w:t>
+        <w:lastRenderedPageBreak/>
+        <w:t xml:space="preserve">04  </w:t>
       </w:r>
       <w:r>
         <w:rPr>
-          <w:b w:val="1"/>
-          <w:bCs w:val="1"/>
-          <w:color w:val="000000" w:themeColor="text1" w:themeTint="FF" w:themeShade="FF"/>
+          <w:b/>
+          <w:bCs/>
+          <w:color w:val="000000" w:themeColor="text1"/>
           <w:sz w:val="30"/>
           <w:szCs w:val="30"/>
           <w:lang w:val="en-US"/>
         </w:rPr>
         <w:t>The</w:t>
       </w:r>
+      <w:proofErr w:type="gramEnd"/>
       <w:r>
         <w:rPr>
-          <w:b w:val="1"/>
-          <w:bCs w:val="1"/>
-          <w:color w:val="000000" w:themeColor="text1" w:themeTint="FF" w:themeShade="FF"/>
+          <w:b/>
+          <w:bCs/>
+          <w:color w:val="000000" w:themeColor="text1"/>
+          <w:sz w:val="30"/>
+          <w:szCs w:val="30"/>
+          <w:lang w:val="en-US"/>
+        </w:rPr>
+        <w:t xml:space="preserve"> Architecture</w:t>
+      </w:r>
+    </w:p>
+    <w:p>
+      <w:pPr>
+        <w:pBdr>
+          <w:bottom w:val="single" w:sz="6" w:space="8" w:color="000000"/>
+        </w:pBdr>
+        <w:spacing w:after="200"/>
+      </w:pPr>
+      <w:r>
+        <w:rPr>
+          <w:color w:val="777169"/>
+          <w:sz w:val="17"/>
+          <w:szCs w:val="17"/>
+          <w:lang w:val="en-US"/>
+        </w:rPr>
+        <w:t>What you are actually building, and what it connects to.</w:t>
+      </w:r>
+    </w:p>
+    <w:tbl>
+      <w:tblPr>
+        <w:tblW w:w="10080" w:type="dxa"/>
+        <w:tblBorders>
+          <w:top w:val="single" w:sz="4" w:space="0" w:color="auto"/>
+          <w:left w:val="single" w:sz="4" w:space="0" w:color="auto"/>
+          <w:bottom w:val="single" w:sz="4" w:space="0" w:color="auto"/>
+          <w:right w:val="single" w:sz="4" w:space="0" w:color="auto"/>
+          <w:insideH w:val="single" w:sz="4" w:space="0" w:color="auto"/>
+          <w:insideV w:val="single" w:sz="4" w:space="0" w:color="auto"/>
+        </w:tblBorders>
+        <w:tblCellMar>
+          <w:left w:w="10" w:type="dxa"/>
+          <w:right w:w="10" w:type="dxa"/>
+        </w:tblCellMar>
+        <w:tblLook w:val="04A0" w:firstRow="1" w:lastRow="0" w:firstColumn="1" w:lastColumn="0" w:noHBand="0" w:noVBand="1"/>
+      </w:tblPr>
+      <w:tblGrid>
+        <w:gridCol w:w="5645"/>
+        <w:gridCol w:w="4435"/>
+      </w:tblGrid>
+      <w:tr>
+        <w:tc>
+          <w:tcPr>
+            <w:tcW w:w="5645" w:type="dxa"/>
+            <w:tcBorders>
+              <w:top w:val="single" w:sz="6" w:space="0" w:color="000000" w:themeColor="text1"/>
+              <w:left w:val="single" w:sz="4" w:space="0" w:color="E3DFDA"/>
+              <w:bottom w:val="single" w:sz="4" w:space="0" w:color="E3DFDA"/>
+            </w:tcBorders>
+            <w:shd w:val="clear" w:color="auto" w:fill="F5F3F1"/>
+            <w:tcMar>
+              <w:top w:w="72" w:type="dxa"/>
+              <w:left w:w="130" w:type="dxa"/>
+              <w:bottom w:w="72" w:type="dxa"/>
+              <w:right w:w="130" w:type="dxa"/>
+            </w:tcMar>
+          </w:tcPr>
+          <w:p>
+            <w:proofErr w:type="gramStart"/>
+            <w:r>
+              <w:rPr>
+                <w:b/>
+                <w:bCs/>
+                <w:color w:val="777169"/>
+                <w:sz w:val="16"/>
+                <w:szCs w:val="16"/>
+                <w:lang w:val="en-US"/>
+              </w:rPr>
+              <w:t xml:space="preserve">L  </w:t>
+            </w:r>
+            <w:r>
+              <w:rPr>
+                <w:b/>
+                <w:bCs/>
+                <w:caps/>
+                <w:color w:val="000000"/>
+                <w:spacing w:val="10"/>
+                <w:sz w:val="19"/>
+                <w:szCs w:val="19"/>
+                <w:lang w:val="en-US"/>
+              </w:rPr>
+              <w:t>Technical</w:t>
+            </w:r>
+            <w:proofErr w:type="gramEnd"/>
+            <w:r>
+              <w:rPr>
+                <w:b/>
+                <w:bCs/>
+                <w:caps/>
+                <w:color w:val="000000"/>
+                <w:spacing w:val="10"/>
+                <w:sz w:val="19"/>
+                <w:szCs w:val="19"/>
+                <w:lang w:val="en-US"/>
+              </w:rPr>
+              <w:t xml:space="preserve"> architecture</w:t>
+            </w:r>
+          </w:p>
+        </w:tc>
+        <w:tc>
+          <w:tcPr>
+            <w:tcW w:w="4435" w:type="dxa"/>
+            <w:tcBorders>
+              <w:top w:val="single" w:sz="6" w:space="0" w:color="000000" w:themeColor="text1"/>
+              <w:bottom w:val="single" w:sz="4" w:space="0" w:color="E3DFDA"/>
+              <w:right w:val="single" w:sz="4" w:space="0" w:color="E3DFDA"/>
+            </w:tcBorders>
+            <w:shd w:val="clear" w:color="auto" w:fill="F5F3F1"/>
+            <w:tcMar>
+              <w:top w:w="72" w:type="dxa"/>
+              <w:left w:w="130" w:type="dxa"/>
+              <w:bottom w:w="72" w:type="dxa"/>
+              <w:right w:w="130" w:type="dxa"/>
+            </w:tcMar>
+          </w:tcPr>
+          <w:p>
+            <w:pPr>
+              <w:jc w:val="right"/>
+            </w:pPr>
+            <w:r>
+              <w:rPr>
+                <w:b/>
+                <w:bCs/>
+                <w:color w:val="000000"/>
+                <w:sz w:val="16"/>
+                <w:szCs w:val="16"/>
+              </w:rPr>
+              <w:t>Diagram</w:t>
+            </w:r>
+            <w:r>
+              <w:rPr>
+                <w:color w:val="777169"/>
+                <w:sz w:val="16"/>
+                <w:szCs w:val="16"/>
+              </w:rPr>
+              <w:t xml:space="preserve">   ·   Agent design · 25%</w:t>
+            </w:r>
+          </w:p>
+        </w:tc>
+      </w:tr>
+      <w:tr>
+        <w:tc>
+          <w:tcPr>
+            <w:tcW w:w="10080" w:type="dxa"/>
+            <w:gridSpan w:val="2"/>
+            <w:tcBorders>
+              <w:left w:val="single" w:sz="4" w:space="0" w:color="E3DFDA"/>
+              <w:bottom w:val="single" w:sz="4" w:space="0" w:color="E3DFDA"/>
+              <w:right w:val="single" w:sz="4" w:space="0" w:color="E3DFDA"/>
+            </w:tcBorders>
+            <w:shd w:val="clear" w:color="auto" w:fill="FCFBFA"/>
+            <w:tcMar>
+              <w:top w:w="72" w:type="dxa"/>
+              <w:left w:w="130" w:type="dxa"/>
+              <w:bottom w:w="72" w:type="dxa"/>
+              <w:right w:w="130" w:type="dxa"/>
+            </w:tcMar>
+          </w:tcPr>
+          <w:p>
+            <w:pPr>
+              <w:spacing w:after="60"/>
+            </w:pPr>
+            <w:r>
+              <w:rPr>
+                <w:sz w:val="20"/>
+              </w:rPr>
+              <w:t>[Technical Architecture — Three-Zone Diagram]</w:t>
+            </w:r>
+            <w:r>
+              <w:rPr>
+                <w:sz w:val="20"/>
+              </w:rPr>
+              <w:br/>
+            </w:r>
+            <w:r>
+              <w:rPr>
+                <w:sz w:val="20"/>
+              </w:rPr>
+              <w:br/>
+              <w:t>ZONE 1 — CALLER &amp; CHANNEL</w:t>
+            </w:r>
+            <w:r>
+              <w:rPr>
+                <w:sz w:val="20"/>
+              </w:rPr>
+              <w:br/>
+              <w:t>Customer mobile (UAE number) ←→ Twilio PSTN/SIP [outbound call, audio stream]</w:t>
+            </w:r>
+            <w:r>
+              <w:rPr>
+                <w:sz w:val="20"/>
+              </w:rPr>
+              <w:br/>
+            </w:r>
+            <w:r>
+              <w:rPr>
+                <w:sz w:val="20"/>
+              </w:rPr>
+              <w:br/>
+              <w:t>ZONE 2 — ELEVENLABS PLATFORM</w:t>
+            </w:r>
+            <w:r>
+              <w:rPr>
+                <w:sz w:val="20"/>
+              </w:rPr>
+              <w:br/>
+              <w:t>Batch Calling → Agent Workflow Graph:</w:t>
+            </w:r>
+            <w:r>
+              <w:rPr>
+                <w:sz w:val="20"/>
+              </w:rPr>
+              <w:br/>
+              <w:t xml:space="preserve">  [VERIFIER sub-agent]</w:t>
+            </w:r>
+            <w:r>
+              <w:rPr>
+                <w:sz w:val="20"/>
+              </w:rPr>
+              <w:br/>
+              <w:t xml:space="preserve">    ← Knowledge Base RAG: verification challenge rules, approved scripts</w:t>
+            </w:r>
+            <w:r>
+              <w:rPr>
+                <w:sz w:val="20"/>
+              </w:rPr>
+              <w:br/>
+              <w:t xml:space="preserve">    → Tool: verify_identity webhook [challenge result: VERIFIED/FAILED] →</w:t>
+            </w:r>
+            <w:r>
+              <w:rPr>
+                <w:sz w:val="20"/>
+              </w:rPr>
+              <w:br/>
+              <w:t xml:space="preserve">  Branch: VERIFIED → [GUARD sub-agent]</w:t>
+            </w:r>
+            <w:r>
+              <w:rPr>
+                <w:sz w:val="20"/>
+              </w:rPr>
+              <w:br/>
+              <w:t xml:space="preserve">    → Tool: freeze_card webhook [card_last_four, reason] → returns {frozen, case_id} ●</w:t>
+            </w:r>
+            <w:r>
+              <w:rPr>
+                <w:sz w:val="20"/>
+              </w:rPr>
+              <w:br/>
+              <w:t xml:space="preserve">  Branch: FAILED/OPT-OUT → [LIAISON sub-agent]</w:t>
+            </w:r>
+            <w:r>
+              <w:rPr>
+                <w:sz w:val="20"/>
+              </w:rPr>
+              <w:br/>
+              <w:t xml:space="preserve">  [GUARD] → [LIAISON sub-agent]</w:t>
+            </w:r>
+            <w:r>
+              <w:rPr>
+                <w:sz w:val="20"/>
+              </w:rPr>
+              <w:br/>
+              <w:t xml:space="preserve">    → Tool: post_call_data webhook [outcome, action, language, transcript URL] ●</w:t>
+            </w:r>
+            <w:r>
+              <w:rPr>
+                <w:sz w:val="20"/>
+              </w:rPr>
+              <w:br/>
+              <w:t xml:space="preserve">    → System tool: transfer_to_human [briefing text]</w:t>
+            </w:r>
+            <w:r>
+              <w:rPr>
+                <w:sz w:val="20"/>
+              </w:rPr>
+              <w:br/>
+              <w:t xml:space="preserve">  Scribe v2 Realtime STT: keyterm biasing active on all sub-agents</w:t>
+            </w:r>
+            <w:r>
+              <w:rPr>
+                <w:sz w:val="20"/>
+              </w:rPr>
+              <w:br/>
+              <w:t xml:space="preserve">  Eleven v3 TTS: voice per language (Gulf Arabic, Hindi, Urdu, English)</w:t>
+            </w:r>
+            <w:r>
+              <w:rPr>
+                <w:sz w:val="20"/>
+              </w:rPr>
+              <w:br/>
+              <w:t xml:space="preserve">  Agent Testing: 15 scenarios, 50-run pass rate on freeze_card tool call</w:t>
+            </w:r>
+            <w:r>
+              <w:rPr>
+                <w:sz w:val="20"/>
+              </w:rPr>
+              <w:br/>
+              <w:t xml:space="preserve">  Post-call webhook: fires on every call completion</w:t>
+            </w:r>
+            <w:r>
+              <w:rPr>
+                <w:sz w:val="20"/>
+              </w:rPr>
+              <w:br/>
+            </w:r>
+            <w:r>
+              <w:rPr>
+                <w:sz w:val="20"/>
+              </w:rPr>
+              <w:br/>
+              <w:t>ZONE 3 — INSTITUTION SYSTEMS</w:t>
+            </w:r>
+            <w:r>
+              <w:rPr>
+                <w:sz w:val="20"/>
+              </w:rPr>
+              <w:br/>
+              <w:t xml:space="preserve">  CRM (Salesforce/Finacle): customer mobile, preferred language, consent flag [read ●]</w:t>
+            </w:r>
+            <w:r>
+              <w:rPr>
+                <w:sz w:val="20"/>
+              </w:rPr>
+              <w:br/>
+              <w:t xml:space="preserve">  Fraud Detection Engine: emits {customer_id, risk_signal, anomaly} webhook → HARIS intake ●</w:t>
+            </w:r>
+            <w:r>
+              <w:rPr>
+                <w:sz w:val="20"/>
+              </w:rPr>
+              <w:br/>
+              <w:t xml:space="preserve">  Identity Verification API: responds to verify_identity call [read ●]</w:t>
+            </w:r>
+            <w:r>
+              <w:rPr>
+                <w:sz w:val="20"/>
+              </w:rPr>
+              <w:br/>
+              <w:t xml:space="preserve">  Card Management System: responds to freeze_card call [write ●]</w:t>
+            </w:r>
+            <w:r>
+              <w:rPr>
+                <w:sz w:val="20"/>
+              </w:rPr>
+              <w:br/>
+              <w:t xml:space="preserve">  Case Management System: receives post_call_data record [write ●]</w:t>
+            </w:r>
+            <w:r>
+              <w:rPr>
+                <w:sz w:val="20"/>
+              </w:rPr>
+              <w:br/>
+              <w:t xml:space="preserve">  Human Fraud Queue: receives warm transfer from LIAISON</w:t>
+            </w:r>
+            <w:r>
+              <w:rPr>
+                <w:sz w:val="20"/>
+              </w:rPr>
+              <w:br/>
+            </w:r>
+            <w:r>
+              <w:rPr>
+                <w:sz w:val="20"/>
+              </w:rPr>
+              <w:br/>
+              <w:t>● = personal data boundary crossing</w:t>
+            </w:r>
+            <w:r>
+              <w:rPr>
+                <w:sz w:val="20"/>
+              </w:rPr>
+              <w:br/>
+              <w:t>DEPENDENCY DOWN: If Card Management API times out, GUARD catches error, routes to LIAISON with reason: api_timeout. Human agent takes manual freeze action. No call exits without post_call_data record.</w:t>
+            </w:r>
+          </w:p>
+          <w:tbl>
+            <w:tblPr>
+              <w:tblW w:w="9780" w:type="dxa"/>
+              <w:tblBorders>
+                <w:top w:val="single" w:sz="4" w:space="0" w:color="auto"/>
+                <w:left w:val="single" w:sz="4" w:space="0" w:color="auto"/>
+                <w:bottom w:val="single" w:sz="4" w:space="0" w:color="auto"/>
+                <w:right w:val="single" w:sz="4" w:space="0" w:color="auto"/>
+                <w:insideH w:val="single" w:sz="4" w:space="0" w:color="auto"/>
+                <w:insideV w:val="single" w:sz="4" w:space="0" w:color="auto"/>
+              </w:tblBorders>
+              <w:tblCellMar>
+                <w:left w:w="10" w:type="dxa"/>
+                <w:right w:w="10" w:type="dxa"/>
+              </w:tblCellMar>
+              <w:tblLook w:val="04A0" w:firstRow="1" w:lastRow="0" w:firstColumn="1" w:lastColumn="0" w:noHBand="0" w:noVBand="1"/>
+            </w:tblPr>
+            <w:tblGrid>
+              <w:gridCol w:w="1663"/>
+              <w:gridCol w:w="8117"/>
+            </w:tblGrid>
+            <w:tr>
+              <w:trPr>
+                <w:trHeight w:val="2550"/>
+              </w:trPr>
+              <w:tc>
+                <w:tcPr>
+                  <w:tcW w:w="1663" w:type="dxa"/>
+                  <w:tcBorders>
+                    <w:right w:val="single" w:sz="4" w:space="0" w:color="E3DFDA"/>
+                  </w:tcBorders>
+                  <w:shd w:val="clear" w:color="auto" w:fill="F5F3F1"/>
+                  <w:tcMar>
+                    <w:top w:w="80" w:type="dxa"/>
+                    <w:left w:w="90" w:type="dxa"/>
+                    <w:bottom w:w="80" w:type="dxa"/>
+                    <w:right w:w="90" w:type="dxa"/>
+                  </w:tcMar>
+                  <w:vAlign w:val="center"/>
+                </w:tcPr>
+                <w:p>
+                  <w:r>
+                    <w:rPr>
+                      <w:b/>
+                      <w:bCs/>
+                      <w:color w:val="000000"/>
+                      <w:sz w:val="16"/>
+                      <w:szCs w:val="16"/>
+                    </w:rPr>
+                    <w:t>Caller and channel</w:t>
+                  </w:r>
+                </w:p>
+                <w:p>
+                  <w:pPr>
+                    <w:spacing w:before="30" w:line="200" w:lineRule="auto"/>
+                  </w:pPr>
+                  <w:r>
+                    <w:rPr>
+                      <w:i/>
+                      <w:iCs/>
+                      <w:color w:val="777169"/>
+                      <w:sz w:val="13"/>
+                      <w:szCs w:val="13"/>
+                    </w:rPr>
+                    <w:t>Phone, web, WhatsApp, inbound or outbound</w:t>
+                  </w:r>
+                </w:p>
+              </w:tc>
+              <w:tc>
+                <w:tcPr>
+                  <w:tcW w:w="8117" w:type="dxa"/>
+                  <w:tcMar>
+                    <w:top w:w="80" w:type="dxa"/>
+                    <w:left w:w="120" w:type="dxa"/>
+                    <w:bottom w:w="80" w:type="dxa"/>
+                    <w:right w:w="120" w:type="dxa"/>
+                  </w:tcMar>
+                </w:tcPr>
+                <w:p/>
+              </w:tc>
+            </w:tr>
+            <w:tr>
+              <w:trPr>
+                <w:trHeight w:val="4250"/>
+              </w:trPr>
+              <w:tc>
+                <w:tcPr>
+                  <w:tcW w:w="1663" w:type="dxa"/>
+                  <w:tcBorders>
+                    <w:top w:val="single" w:sz="4" w:space="0" w:color="E3DFDA"/>
+                    <w:right w:val="single" w:sz="4" w:space="0" w:color="E3DFDA"/>
+                  </w:tcBorders>
+                  <w:shd w:val="clear" w:color="auto" w:fill="F5F3F1"/>
+                  <w:tcMar>
+                    <w:top w:w="80" w:type="dxa"/>
+                    <w:left w:w="90" w:type="dxa"/>
+                    <w:bottom w:w="80" w:type="dxa"/>
+                    <w:right w:w="90" w:type="dxa"/>
+                  </w:tcMar>
+                  <w:vAlign w:val="center"/>
+                </w:tcPr>
+                <w:p>
+                  <w:r>
+                    <w:rPr>
+                      <w:b/>
+                      <w:bCs/>
+                      <w:color w:val="000000" w:themeColor="text1"/>
+                      <w:sz w:val="16"/>
+                      <w:szCs w:val="16"/>
+                      <w:lang w:val="en-US"/>
+                    </w:rPr>
+                    <w:lastRenderedPageBreak/>
+                    <w:t>ElevenLabs platform</w:t>
+                  </w:r>
+                </w:p>
+                <w:p>
+                  <w:pPr>
+                    <w:spacing w:before="30" w:line="200" w:lineRule="auto"/>
+                  </w:pPr>
+                  <w:r>
+                    <w:rPr>
+                      <w:i/>
+                      <w:iCs/>
+                      <w:color w:val="777169"/>
+                      <w:sz w:val="13"/>
+                      <w:szCs w:val="13"/>
+                    </w:rPr>
+                    <w:t>Agent, voice, knowledge, tools, testing</w:t>
+                  </w:r>
+                </w:p>
+              </w:tc>
+              <w:tc>
+                <w:tcPr>
+                  <w:tcW w:w="8117" w:type="dxa"/>
+                  <w:tcBorders>
+                    <w:top w:val="single" w:sz="4" w:space="0" w:color="E3DFDA"/>
+                  </w:tcBorders>
+                  <w:tcMar>
+                    <w:top w:w="80" w:type="dxa"/>
+                    <w:left w:w="120" w:type="dxa"/>
+                    <w:bottom w:w="80" w:type="dxa"/>
+                    <w:right w:w="120" w:type="dxa"/>
+                  </w:tcMar>
+                </w:tcPr>
+                <w:p/>
+              </w:tc>
+            </w:tr>
+            <w:tr>
+              <w:trPr>
+                <w:trHeight w:val="2950"/>
+              </w:trPr>
+              <w:tc>
+                <w:tcPr>
+                  <w:tcW w:w="1663" w:type="dxa"/>
+                  <w:tcBorders>
+                    <w:top w:val="single" w:sz="4" w:space="0" w:color="E3DFDA"/>
+                    <w:right w:val="single" w:sz="4" w:space="0" w:color="E3DFDA"/>
+                  </w:tcBorders>
+                  <w:shd w:val="clear" w:color="auto" w:fill="F5F3F1"/>
+                  <w:tcMar>
+                    <w:top w:w="80" w:type="dxa"/>
+                    <w:left w:w="90" w:type="dxa"/>
+                    <w:bottom w:w="80" w:type="dxa"/>
+                    <w:right w:w="90" w:type="dxa"/>
+                  </w:tcMar>
+                  <w:vAlign w:val="center"/>
+                </w:tcPr>
+                <w:p>
+                  <w:r>
+                    <w:rPr>
+                      <w:b/>
+                      <w:bCs/>
+                      <w:color w:val="000000"/>
+                      <w:sz w:val="16"/>
+                      <w:szCs w:val="16"/>
+                    </w:rPr>
+                    <w:t>Institution systems</w:t>
+                  </w:r>
+                </w:p>
+                <w:p>
+                  <w:pPr>
+                    <w:spacing w:before="30" w:line="200" w:lineRule="auto"/>
+                  </w:pPr>
+                  <w:r>
+                    <w:rPr>
+                      <w:i/>
+                      <w:iCs/>
+                      <w:color w:val="777169"/>
+                      <w:sz w:val="13"/>
+                      <w:szCs w:val="13"/>
+                    </w:rPr>
+                    <w:t>Core systems, data stores, human queues</w:t>
+                  </w:r>
+                </w:p>
+              </w:tc>
+              <w:tc>
+                <w:tcPr>
+                  <w:tcW w:w="8117" w:type="dxa"/>
+                  <w:tcBorders>
+                    <w:top w:val="single" w:sz="4" w:space="0" w:color="E3DFDA"/>
+                  </w:tcBorders>
+                  <w:tcMar>
+                    <w:top w:w="80" w:type="dxa"/>
+                    <w:left w:w="120" w:type="dxa"/>
+                    <w:bottom w:w="80" w:type="dxa"/>
+                    <w:right w:w="120" w:type="dxa"/>
+                  </w:tcMar>
+                </w:tcPr>
+                <w:p/>
+              </w:tc>
+            </w:tr>
+          </w:tbl>
+          <w:p>
+            <w:pPr>
+              <w:spacing w:after="70" w:line="20" w:lineRule="auto"/>
+            </w:pPr>
+          </w:p>
+          <w:p/>
+          <w:p>
+            <w:pPr>
+              <w:spacing w:after="40" w:line="20" w:lineRule="auto"/>
+            </w:pPr>
+          </w:p>
+          <w:tbl>
+            <w:tblPr>
+              <w:tblW w:w="9780" w:type="dxa"/>
+              <w:tblBorders>
+                <w:top w:val="single" w:sz="4" w:space="0" w:color="auto"/>
+                <w:left w:val="single" w:sz="4" w:space="0" w:color="auto"/>
+                <w:bottom w:val="single" w:sz="4" w:space="0" w:color="auto"/>
+                <w:right w:val="single" w:sz="4" w:space="0" w:color="auto"/>
+                <w:insideH w:val="single" w:sz="4" w:space="0" w:color="auto"/>
+                <w:insideV w:val="single" w:sz="4" w:space="0" w:color="auto"/>
+              </w:tblBorders>
+              <w:tblCellMar>
+                <w:left w:w="10" w:type="dxa"/>
+                <w:right w:w="10" w:type="dxa"/>
+              </w:tblCellMar>
+              <w:tblLook w:val="04A0" w:firstRow="1" w:lastRow="0" w:firstColumn="1" w:lastColumn="0" w:noHBand="0" w:noVBand="1"/>
+            </w:tblPr>
+            <w:tblGrid>
+              <w:gridCol w:w="4890"/>
+              <w:gridCol w:w="4890"/>
+            </w:tblGrid>
+            <w:tr>
+              <w:tc>
+                <w:tcPr>
+                  <w:tcW w:w="4890" w:type="dxa"/>
+                  <w:tcMar>
+                    <w:top w:w="40" w:type="dxa"/>
+                    <w:left w:w="0" w:type="dxa"/>
+                    <w:bottom w:w="40" w:type="dxa"/>
+                    <w:right w:w="100" w:type="dxa"/>
+                  </w:tcMar>
+                </w:tcPr>
+                <w:p>
+                  <w:proofErr w:type="gramStart"/>
+                  <w:r>
+                    <w:rPr>
+                      <w:sz w:val="16"/>
+                      <w:szCs w:val="16"/>
+                      <w:lang w:val="en-US"/>
+                    </w:rPr>
+                    <w:t>☐  Every</w:t>
+                  </w:r>
+                  <w:proofErr w:type="gramEnd"/>
+                  <w:r>
+                    <w:rPr>
+                      <w:sz w:val="16"/>
+                      <w:szCs w:val="16"/>
+                      <w:lang w:val="en-US"/>
+                    </w:rPr>
+                    <w:t xml:space="preserve"> ElevenLabs component you ticked in box J</w:t>
+                  </w:r>
+                </w:p>
+              </w:tc>
+              <w:tc>
+                <w:tcPr>
+                  <w:tcW w:w="4890" w:type="dxa"/>
+                  <w:tcMar>
+                    <w:top w:w="40" w:type="dxa"/>
+                    <w:left w:w="0" w:type="dxa"/>
+                    <w:bottom w:w="40" w:type="dxa"/>
+                    <w:right w:w="100" w:type="dxa"/>
+                  </w:tcMar>
+                </w:tcPr>
+                <w:p>
+                  <w:proofErr w:type="gramStart"/>
+                  <w:r>
+                    <w:rPr>
+                      <w:sz w:val="16"/>
+                      <w:szCs w:val="16"/>
+                      <w:lang w:val="en-US"/>
+                    </w:rPr>
+                    <w:t>☐  Each</w:t>
+                  </w:r>
+                  <w:proofErr w:type="gramEnd"/>
+                  <w:r>
+                    <w:rPr>
+                      <w:sz w:val="16"/>
+                      <w:szCs w:val="16"/>
+                      <w:lang w:val="en-US"/>
+                    </w:rPr>
+                    <w:t xml:space="preserve"> institution system by name</w:t>
+                  </w:r>
+                </w:p>
+              </w:tc>
+            </w:tr>
+            <w:tr>
+              <w:tc>
+                <w:tcPr>
+                  <w:tcW w:w="4890" w:type="dxa"/>
+                  <w:tcMar>
+                    <w:top w:w="40" w:type="dxa"/>
+                    <w:left w:w="0" w:type="dxa"/>
+                    <w:bottom w:w="40" w:type="dxa"/>
+                    <w:right w:w="100" w:type="dxa"/>
+                  </w:tcMar>
+                </w:tcPr>
+                <w:p>
+                  <w:proofErr w:type="gramStart"/>
+                  <w:r>
+                    <w:rPr>
+                      <w:sz w:val="16"/>
+                      <w:szCs w:val="16"/>
+                      <w:lang w:val="en-US"/>
+                    </w:rPr>
+                    <w:t>☐  The</w:t>
+                  </w:r>
+                  <w:proofErr w:type="gramEnd"/>
+                  <w:r>
+                    <w:rPr>
+                      <w:sz w:val="16"/>
+                      <w:szCs w:val="16"/>
+                      <w:lang w:val="en-US"/>
+                    </w:rPr>
+                    <w:t xml:space="preserve"> direction of flow on every arrow</w:t>
+                  </w:r>
+                </w:p>
+              </w:tc>
+              <w:tc>
+                <w:tcPr>
+                  <w:tcW w:w="4890" w:type="dxa"/>
+                  <w:tcMar>
+                    <w:top w:w="40" w:type="dxa"/>
+                    <w:left w:w="0" w:type="dxa"/>
+                    <w:bottom w:w="40" w:type="dxa"/>
+                    <w:right w:w="100" w:type="dxa"/>
+                  </w:tcMar>
+                </w:tcPr>
+                <w:p>
+                  <w:proofErr w:type="gramStart"/>
+                  <w:r>
+                    <w:rPr>
+                      <w:sz w:val="16"/>
+                      <w:szCs w:val="16"/>
+                      <w:lang w:val="en-US"/>
+                    </w:rPr>
+                    <w:t>☐  Where</w:t>
+                  </w:r>
+                  <w:proofErr w:type="gramEnd"/>
+                  <w:r>
+                    <w:rPr>
+                      <w:sz w:val="16"/>
+                      <w:szCs w:val="16"/>
+                      <w:lang w:val="en-US"/>
+                    </w:rPr>
+                    <w:t xml:space="preserve"> personal data crosses a boundary</w:t>
+                  </w:r>
+                </w:p>
+              </w:tc>
+            </w:tr>
+            <w:tr>
+              <w:tc>
+                <w:tcPr>
+                  <w:tcW w:w="4890" w:type="dxa"/>
+                  <w:tcMar>
+                    <w:top w:w="40" w:type="dxa"/>
+                    <w:left w:w="0" w:type="dxa"/>
+                    <w:bottom w:w="40" w:type="dxa"/>
+                    <w:right w:w="100" w:type="dxa"/>
+                  </w:tcMar>
+                </w:tcPr>
+                <w:p>
+                  <w:proofErr w:type="gramStart"/>
+                  <w:r>
+                    <w:rPr>
+                      <w:sz w:val="16"/>
+                      <w:szCs w:val="16"/>
+                      <w:lang w:val="en-US"/>
+                    </w:rPr>
+                    <w:t>☐  The</w:t>
+                  </w:r>
+                  <w:proofErr w:type="gramEnd"/>
+                  <w:r>
+                    <w:rPr>
+                      <w:sz w:val="16"/>
+                      <w:szCs w:val="16"/>
+                      <w:lang w:val="en-US"/>
+                    </w:rPr>
+                    <w:t xml:space="preserve"> human approval gate from box K</w:t>
+                  </w:r>
+                </w:p>
+              </w:tc>
+              <w:tc>
+                <w:tcPr>
+                  <w:tcW w:w="4890" w:type="dxa"/>
+                  <w:tcMar>
+                    <w:top w:w="40" w:type="dxa"/>
+                    <w:left w:w="0" w:type="dxa"/>
+                    <w:bottom w:w="40" w:type="dxa"/>
+                    <w:right w:w="100" w:type="dxa"/>
+                  </w:tcMar>
+                </w:tcPr>
+                <w:p>
+                  <w:proofErr w:type="gramStart"/>
+                  <w:r>
+                    <w:rPr>
+                      <w:sz w:val="16"/>
+                      <w:szCs w:val="16"/>
+                      <w:lang w:val="en-US"/>
+                    </w:rPr>
+                    <w:t>☐  What</w:t>
+                  </w:r>
+                  <w:proofErr w:type="gramEnd"/>
+                  <w:r>
+                    <w:rPr>
+                      <w:sz w:val="16"/>
+                      <w:szCs w:val="16"/>
+                      <w:lang w:val="en-US"/>
+                    </w:rPr>
+                    <w:t xml:space="preserve"> happens when a dependency is down</w:t>
+                  </w:r>
+                </w:p>
+              </w:tc>
+            </w:tr>
+          </w:tbl>
+          <w:p/>
+        </w:tc>
+      </w:tr>
+    </w:tbl>
+    <w:p>
+      <w:r>
+        <w:lastRenderedPageBreak/>
+        <w:br w:type="page"/>
+      </w:r>
+    </w:p>
+    <w:p>
+      <w:pPr>
+        <w:spacing w:after="40" w:line="340" w:lineRule="auto"/>
+      </w:pPr>
+      <w:proofErr w:type="gramStart"/>
+      <w:r>
+        <w:rPr>
+          <w:b/>
+          <w:bCs/>
+          <w:color w:val="777169"/>
+          <w:sz w:val="30"/>
+          <w:szCs w:val="30"/>
+          <w:lang w:val="en-US"/>
+        </w:rPr>
+        <w:lastRenderedPageBreak/>
+        <w:t xml:space="preserve">05  </w:t>
+      </w:r>
+      <w:r>
+        <w:rPr>
+          <w:b/>
+          <w:bCs/>
+          <w:color w:val="000000" w:themeColor="text1"/>
+          <w:sz w:val="30"/>
+          <w:szCs w:val="30"/>
+          <w:lang w:val="en-US"/>
+        </w:rPr>
+        <w:t>The</w:t>
+      </w:r>
+      <w:proofErr w:type="gramEnd"/>
+      <w:r>
+        <w:rPr>
+          <w:b/>
+          <w:bCs/>
+          <w:color w:val="000000" w:themeColor="text1"/>
           <w:sz w:val="30"/>
           <w:szCs w:val="30"/>
           <w:lang w:val="en-US"/>
@@ -7003,7 +6969,7 @@
     <w:p>
       <w:pPr>
         <w:pBdr>
-          <w:bottom w:val="single" w:color="000000" w:sz="6" w:space="8"/>
+          <w:bottom w:val="single" w:sz="6" w:space="8" w:color="000000"/>
         </w:pBdr>
         <w:spacing w:after="200"/>
       </w:pPr>
@@ -7021,12 +6987,12 @@
       <w:tblPr>
         <w:tblW w:w="10080" w:type="dxa"/>
         <w:tblBorders>
-          <w:top w:val="single" w:color="auto" w:sz="4" w:space="0"/>
-          <w:left w:val="single" w:color="auto" w:sz="4" w:space="0"/>
-          <w:bottom w:val="single" w:color="auto" w:sz="4" w:space="0"/>
-          <w:right w:val="single" w:color="auto" w:sz="4" w:space="0"/>
-          <w:insideH w:val="single" w:color="auto" w:sz="4" w:space="0"/>
-          <w:insideV w:val="single" w:color="auto" w:sz="4" w:space="0"/>
+          <w:top w:val="single" w:sz="4" w:space="0" w:color="auto"/>
+          <w:left w:val="single" w:sz="4" w:space="0" w:color="auto"/>
+          <w:bottom w:val="single" w:sz="4" w:space="0" w:color="auto"/>
+          <w:right w:val="single" w:sz="4" w:space="0" w:color="auto"/>
+          <w:insideH w:val="single" w:sz="4" w:space="0" w:color="auto"/>
+          <w:insideV w:val="single" w:sz="4" w:space="0" w:color="auto"/>
         </w:tblBorders>
         <w:tblCellMar>
           <w:left w:w="10" w:type="dxa"/>
@@ -7039,19 +7005,13 @@
         <w:gridCol w:w="4435"/>
       </w:tblGrid>
       <w:tr>
-        <w:tblPrEx>
-          <w:tblCellMar>
-            <w:top w:w="0" w:type="dxa"/>
-            <w:bottom w:w="0" w:type="dxa"/>
-          </w:tblCellMar>
-        </w:tblPrEx>
         <w:tc>
           <w:tcPr>
             <w:tcW w:w="5645" w:type="dxa"/>
             <w:tcBorders>
-              <w:top w:val="single" w:color="000000" w:themeColor="text1" w:sz="6" w:space="0"/>
-              <w:left w:val="single" w:color="E3DFDA" w:sz="4" w:space="0"/>
-              <w:bottom w:val="single" w:color="E3DFDA" w:sz="4" w:space="0"/>
+              <w:top w:val="single" w:sz="6" w:space="0" w:color="000000" w:themeColor="text1"/>
+              <w:left w:val="single" w:sz="4" w:space="0" w:color="E3DFDA"/>
+              <w:bottom w:val="single" w:sz="4" w:space="0" w:color="E3DFDA"/>
             </w:tcBorders>
             <w:shd w:val="clear" w:color="auto" w:fill="F5F3F1"/>
             <w:tcMar>
@@ -7062,10 +7022,11 @@
             </w:tcMar>
           </w:tcPr>
           <w:p>
-            <w:r>
-              <w:rPr>
-                <w:b w:val="1"/>
-                <w:bCs w:val="1"/>
+            <w:proofErr w:type="gramStart"/>
+            <w:r>
+              <w:rPr>
+                <w:b/>
+                <w:bCs/>
                 <w:color w:val="777169"/>
                 <w:sz w:val="16"/>
                 <w:szCs w:val="16"/>
@@ -7075,9 +7036,9 @@
             </w:r>
             <w:r>
               <w:rPr>
-                <w:b w:val="1"/>
-                <w:bCs w:val="1"/>
-                <w:caps w:val="1"/>
+                <w:b/>
+                <w:bCs/>
+                <w:caps/>
                 <w:color w:val="000000"/>
                 <w:spacing w:val="10"/>
                 <w:sz w:val="19"/>
@@ -7086,11 +7047,12 @@
               </w:rPr>
               <w:t>Success</w:t>
             </w:r>
-            <w:r>
-              <w:rPr>
-                <w:b w:val="1"/>
-                <w:bCs w:val="1"/>
-                <w:caps w:val="1"/>
+            <w:proofErr w:type="gramEnd"/>
+            <w:r>
+              <w:rPr>
+                <w:b/>
+                <w:bCs/>
+                <w:caps/>
                 <w:color w:val="000000"/>
                 <w:spacing w:val="10"/>
                 <w:sz w:val="19"/>
@@ -7105,9 +7067,9 @@
           <w:tcPr>
             <w:tcW w:w="4435" w:type="dxa"/>
             <w:tcBorders>
-              <w:top w:val="single" w:color="000000" w:themeColor="text1" w:sz="6" w:space="0"/>
-              <w:bottom w:val="single" w:color="E3DFDA" w:sz="4" w:space="0"/>
-              <w:right w:val="single" w:color="E3DFDA" w:sz="4" w:space="0"/>
+              <w:top w:val="single" w:sz="6" w:space="0" w:color="000000" w:themeColor="text1"/>
+              <w:bottom w:val="single" w:sz="4" w:space="0" w:color="E3DFDA"/>
+              <w:right w:val="single" w:sz="4" w:space="0" w:color="E3DFDA"/>
             </w:tcBorders>
             <w:shd w:val="clear" w:color="auto" w:fill="F5F3F1"/>
             <w:tcMar>
@@ -7143,20 +7105,14 @@
         </w:tc>
       </w:tr>
       <w:tr>
-        <w:tblPrEx>
-          <w:tblCellMar>
-            <w:top w:w="0" w:type="dxa"/>
-            <w:bottom w:w="0" w:type="dxa"/>
-          </w:tblCellMar>
-        </w:tblPrEx>
         <w:tc>
           <w:tcPr>
             <w:tcW w:w="10080" w:type="dxa"/>
             <w:gridSpan w:val="2"/>
             <w:tcBorders>
-              <w:left w:val="single" w:color="E3DFDA" w:sz="4" w:space="0"/>
-              <w:bottom w:val="single" w:color="E3DFDA" w:sz="4" w:space="0"/>
-              <w:right w:val="single" w:color="E3DFDA" w:sz="4" w:space="0"/>
+              <w:left w:val="single" w:sz="4" w:space="0" w:color="E3DFDA"/>
+              <w:bottom w:val="single" w:sz="4" w:space="0" w:color="E3DFDA"/>
+              <w:right w:val="single" w:sz="4" w:space="0" w:color="E3DFDA"/>
             </w:tcBorders>
             <w:shd w:val="clear" w:color="auto" w:fill="FCFBFA"/>
             <w:tcMar>
@@ -7175,16 +7131,51 @@
                 <w:sz w:val="20"/>
               </w:rPr>
               <w:t>KPI 1: Mean time to first outbound contact</w:t>
+            </w:r>
+            <w:r>
+              <w:rPr>
+                <w:sz w:val="20"/>
+              </w:rPr>
               <w:br/>
               <w:t>Baseline (from D): 4–8 minutes | Target: &lt;30 seconds | Measured by: ElevenLabs call_initiated timestamp vs. fraud engine webhook timestamp</w:t>
-              <w:br/>
+            </w:r>
+            <w:r>
+              <w:rPr>
+                <w:sz w:val="20"/>
+              </w:rPr>
+              <w:br/>
+            </w:r>
+            <w:r>
+              <w:rPr>
+                <w:sz w:val="20"/>
+              </w:rPr>
               <w:br/>
               <w:t>KPI 2: Language match rate (customer served in preferred native language)</w:t>
+            </w:r>
+            <w:r>
+              <w:rPr>
+                <w:sz w:val="20"/>
+              </w:rPr>
               <w:br/>
               <w:t>Baseline (from D): 22% | Target: &gt;85% | Measured by: preferred_language_used / total_calls in post-call analytics</w:t>
-              <w:br/>
+            </w:r>
+            <w:r>
+              <w:rPr>
+                <w:sz w:val="20"/>
+              </w:rPr>
+              <w:br/>
+            </w:r>
+            <w:r>
+              <w:rPr>
+                <w:sz w:val="20"/>
+              </w:rPr>
               <w:br/>
               <w:t>KPI 3: Card freeze executed before fund settlement</w:t>
+            </w:r>
+            <w:r>
+              <w:rPr>
+                <w:sz w:val="20"/>
+              </w:rPr>
               <w:br/>
               <w:t>Baseline (from D): ~40% | Target: &gt;85% | Measured by: freeze_executed_before_transaction_settled flag in case management system</w:t>
             </w:r>
@@ -7193,12 +7184,12 @@
             <w:tblPr>
               <w:tblW w:w="9780" w:type="dxa"/>
               <w:tblBorders>
-                <w:top w:val="single" w:color="auto" w:sz="4" w:space="0"/>
-                <w:left w:val="single" w:color="auto" w:sz="4" w:space="0"/>
-                <w:bottom w:val="single" w:color="auto" w:sz="4" w:space="0"/>
-                <w:right w:val="single" w:color="auto" w:sz="4" w:space="0"/>
-                <w:insideH w:val="single" w:color="auto" w:sz="4" w:space="0"/>
-                <w:insideV w:val="single" w:color="auto" w:sz="4" w:space="0"/>
+                <w:top w:val="single" w:sz="4" w:space="0" w:color="auto"/>
+                <w:left w:val="single" w:sz="4" w:space="0" w:color="auto"/>
+                <w:bottom w:val="single" w:sz="4" w:space="0" w:color="auto"/>
+                <w:right w:val="single" w:sz="4" w:space="0" w:color="auto"/>
+                <w:insideH w:val="single" w:sz="4" w:space="0" w:color="auto"/>
+                <w:insideV w:val="single" w:sz="4" w:space="0" w:color="auto"/>
               </w:tblBorders>
               <w:tblCellMar>
                 <w:left w:w="10" w:type="dxa"/>
@@ -7213,17 +7204,11 @@
               <w:gridCol w:w="4205"/>
             </w:tblGrid>
             <w:tr>
-              <w:tblPrEx>
-                <w:tblCellMar>
-                  <w:top w:w="0" w:type="dxa"/>
-                  <w:bottom w:w="0" w:type="dxa"/>
-                </w:tblCellMar>
-              </w:tblPrEx>
               <w:tc>
                 <w:tcPr>
                   <w:tcW w:w="2738" w:type="dxa"/>
                   <w:tcBorders>
-                    <w:bottom w:val="single" w:color="E3DFDA" w:sz="4" w:space="0"/>
+                    <w:bottom w:val="single" w:sz="4" w:space="0" w:color="E3DFDA"/>
                   </w:tcBorders>
                   <w:tcMar>
                     <w:top w:w="72" w:type="dxa"/>
@@ -7251,7 +7236,7 @@
                 <w:tcPr>
                   <w:tcW w:w="1565" w:type="dxa"/>
                   <w:tcBorders>
-                    <w:bottom w:val="single" w:color="E3DFDA" w:sz="4" w:space="0"/>
+                    <w:bottom w:val="single" w:sz="4" w:space="0" w:color="E3DFDA"/>
                   </w:tcBorders>
                   <w:tcMar>
                     <w:top w:w="72" w:type="dxa"/>
@@ -7279,7 +7264,7 @@
                 <w:tcPr>
                   <w:tcW w:w="1271" w:type="dxa"/>
                   <w:tcBorders>
-                    <w:bottom w:val="single" w:color="E3DFDA" w:sz="4" w:space="0"/>
+                    <w:bottom w:val="single" w:sz="4" w:space="0" w:color="E3DFDA"/>
                   </w:tcBorders>
                   <w:tcMar>
                     <w:top w:w="72" w:type="dxa"/>
@@ -7307,7 +7292,7 @@
                 <w:tcPr>
                   <w:tcW w:w="4205" w:type="dxa"/>
                   <w:tcBorders>
-                    <w:bottom w:val="single" w:color="E3DFDA" w:sz="4" w:space="0"/>
+                    <w:bottom w:val="single" w:sz="4" w:space="0" w:color="E3DFDA"/>
                   </w:tcBorders>
                   <w:tcMar>
                     <w:top w:w="72" w:type="dxa"/>
@@ -7333,12 +7318,6 @@
               </w:tc>
             </w:tr>
             <w:tr>
-              <w:tblPrEx>
-                <w:tblCellMar>
-                  <w:top w:w="0" w:type="dxa"/>
-                  <w:bottom w:w="0" w:type="dxa"/>
-                </w:tblCellMar>
-              </w:tblPrEx>
               <w:trPr>
                 <w:trHeight w:val="246"/>
               </w:trPr>
@@ -7346,7 +7325,7 @@
                 <w:tcPr>
                   <w:tcW w:w="2738" w:type="dxa"/>
                   <w:tcBorders>
-                    <w:bottom w:val="single" w:color="E3DFDA" w:sz="4" w:space="0"/>
+                    <w:bottom w:val="single" w:sz="4" w:space="0" w:color="E3DFDA"/>
                   </w:tcBorders>
                   <w:tcMar>
                     <w:top w:w="72" w:type="dxa"/>
@@ -7362,7 +7341,7 @@
                 <w:tcPr>
                   <w:tcW w:w="1565" w:type="dxa"/>
                   <w:tcBorders>
-                    <w:bottom w:val="single" w:color="E3DFDA" w:sz="4" w:space="0"/>
+                    <w:bottom w:val="single" w:sz="4" w:space="0" w:color="E3DFDA"/>
                   </w:tcBorders>
                   <w:tcMar>
                     <w:top w:w="72" w:type="dxa"/>
@@ -7378,7 +7357,7 @@
                 <w:tcPr>
                   <w:tcW w:w="1271" w:type="dxa"/>
                   <w:tcBorders>
-                    <w:bottom w:val="single" w:color="E3DFDA" w:sz="4" w:space="0"/>
+                    <w:bottom w:val="single" w:sz="4" w:space="0" w:color="E3DFDA"/>
                   </w:tcBorders>
                   <w:tcMar>
                     <w:top w:w="72" w:type="dxa"/>
@@ -7394,7 +7373,7 @@
                 <w:tcPr>
                   <w:tcW w:w="4205" w:type="dxa"/>
                   <w:tcBorders>
-                    <w:bottom w:val="single" w:color="E3DFDA" w:sz="4" w:space="0"/>
+                    <w:bottom w:val="single" w:sz="4" w:space="0" w:color="E3DFDA"/>
                   </w:tcBorders>
                   <w:tcMar>
                     <w:top w:w="72" w:type="dxa"/>
@@ -7408,12 +7387,6 @@
               </w:tc>
             </w:tr>
             <w:tr>
-              <w:tblPrEx>
-                <w:tblCellMar>
-                  <w:top w:w="0" w:type="dxa"/>
-                  <w:bottom w:w="0" w:type="dxa"/>
-                </w:tblCellMar>
-              </w:tblPrEx>
               <w:trPr>
                 <w:trHeight w:val="246"/>
               </w:trPr>
@@ -7421,7 +7394,7 @@
                 <w:tcPr>
                   <w:tcW w:w="2738" w:type="dxa"/>
                   <w:tcBorders>
-                    <w:bottom w:val="single" w:color="E3DFDA" w:sz="4" w:space="0"/>
+                    <w:bottom w:val="single" w:sz="4" w:space="0" w:color="E3DFDA"/>
                   </w:tcBorders>
                   <w:tcMar>
                     <w:top w:w="72" w:type="dxa"/>
@@ -7437,7 +7410,7 @@
                 <w:tcPr>
                   <w:tcW w:w="1565" w:type="dxa"/>
                   <w:tcBorders>
-                    <w:bottom w:val="single" w:color="E3DFDA" w:sz="4" w:space="0"/>
+                    <w:bottom w:val="single" w:sz="4" w:space="0" w:color="E3DFDA"/>
                   </w:tcBorders>
                   <w:tcMar>
                     <w:top w:w="72" w:type="dxa"/>
@@ -7453,7 +7426,7 @@
                 <w:tcPr>
                   <w:tcW w:w="1271" w:type="dxa"/>
                   <w:tcBorders>
-                    <w:bottom w:val="single" w:color="E3DFDA" w:sz="4" w:space="0"/>
+                    <w:bottom w:val="single" w:sz="4" w:space="0" w:color="E3DFDA"/>
                   </w:tcBorders>
                   <w:tcMar>
                     <w:top w:w="72" w:type="dxa"/>
@@ -7469,7 +7442,7 @@
                 <w:tcPr>
                   <w:tcW w:w="4205" w:type="dxa"/>
                   <w:tcBorders>
-                    <w:bottom w:val="single" w:color="E3DFDA" w:sz="4" w:space="0"/>
+                    <w:bottom w:val="single" w:sz="4" w:space="0" w:color="E3DFDA"/>
                   </w:tcBorders>
                   <w:tcMar>
                     <w:top w:w="72" w:type="dxa"/>
@@ -7483,12 +7456,6 @@
               </w:tc>
             </w:tr>
             <w:tr>
-              <w:tblPrEx>
-                <w:tblCellMar>
-                  <w:top w:w="0" w:type="dxa"/>
-                  <w:bottom w:w="0" w:type="dxa"/>
-                </w:tblCellMar>
-              </w:tblPrEx>
               <w:trPr>
                 <w:trHeight w:val="246"/>
               </w:trPr>
@@ -7496,7 +7463,7 @@
                 <w:tcPr>
                   <w:tcW w:w="2738" w:type="dxa"/>
                   <w:tcBorders>
-                    <w:bottom w:val="single" w:color="E3DFDA" w:sz="4" w:space="0"/>
+                    <w:bottom w:val="single" w:sz="4" w:space="0" w:color="E3DFDA"/>
                   </w:tcBorders>
                   <w:tcMar>
                     <w:top w:w="72" w:type="dxa"/>
@@ -7512,7 +7479,7 @@
                 <w:tcPr>
                   <w:tcW w:w="1565" w:type="dxa"/>
                   <w:tcBorders>
-                    <w:bottom w:val="single" w:color="E3DFDA" w:sz="4" w:space="0"/>
+                    <w:bottom w:val="single" w:sz="4" w:space="0" w:color="E3DFDA"/>
                   </w:tcBorders>
                   <w:tcMar>
                     <w:top w:w="72" w:type="dxa"/>
@@ -7528,7 +7495,7 @@
                 <w:tcPr>
                   <w:tcW w:w="1271" w:type="dxa"/>
                   <w:tcBorders>
-                    <w:bottom w:val="single" w:color="E3DFDA" w:sz="4" w:space="0"/>
+                    <w:bottom w:val="single" w:sz="4" w:space="0" w:color="E3DFDA"/>
                   </w:tcBorders>
                   <w:tcMar>
                     <w:top w:w="72" w:type="dxa"/>
@@ -7544,7 +7511,7 @@
                 <w:tcPr>
                   <w:tcW w:w="4205" w:type="dxa"/>
                   <w:tcBorders>
-                    <w:bottom w:val="single" w:color="E3DFDA" w:sz="4" w:space="0"/>
+                    <w:bottom w:val="single" w:sz="4" w:space="0" w:color="E3DFDA"/>
                   </w:tcBorders>
                   <w:tcMar>
                     <w:top w:w="72" w:type="dxa"/>
@@ -7571,12 +7538,12 @@
       <w:tblPr>
         <w:tblW w:w="10080" w:type="dxa"/>
         <w:tblBorders>
-          <w:top w:val="single" w:color="auto" w:sz="4" w:space="0"/>
-          <w:left w:val="single" w:color="auto" w:sz="4" w:space="0"/>
-          <w:bottom w:val="single" w:color="auto" w:sz="4" w:space="0"/>
-          <w:right w:val="single" w:color="auto" w:sz="4" w:space="0"/>
-          <w:insideH w:val="single" w:color="auto" w:sz="4" w:space="0"/>
-          <w:insideV w:val="single" w:color="auto" w:sz="4" w:space="0"/>
+          <w:top w:val="single" w:sz="4" w:space="0" w:color="auto"/>
+          <w:left w:val="single" w:sz="4" w:space="0" w:color="auto"/>
+          <w:bottom w:val="single" w:sz="4" w:space="0" w:color="auto"/>
+          <w:right w:val="single" w:sz="4" w:space="0" w:color="auto"/>
+          <w:insideH w:val="single" w:sz="4" w:space="0" w:color="auto"/>
+          <w:insideV w:val="single" w:sz="4" w:space="0" w:color="auto"/>
         </w:tblBorders>
         <w:tblCellMar>
           <w:left w:w="10" w:type="dxa"/>
@@ -7589,19 +7556,13 @@
         <w:gridCol w:w="4435"/>
       </w:tblGrid>
       <w:tr>
-        <w:tblPrEx>
-          <w:tblCellMar>
-            <w:top w:w="0" w:type="dxa"/>
-            <w:bottom w:w="0" w:type="dxa"/>
-          </w:tblCellMar>
-        </w:tblPrEx>
         <w:tc>
           <w:tcPr>
             <w:tcW w:w="5645" w:type="dxa"/>
             <w:tcBorders>
-              <w:top w:val="single" w:color="000000" w:themeColor="text1" w:sz="6" w:space="0"/>
-              <w:left w:val="single" w:color="E3DFDA" w:sz="4" w:space="0"/>
-              <w:bottom w:val="single" w:color="E3DFDA" w:sz="4" w:space="0"/>
+              <w:top w:val="single" w:sz="6" w:space="0" w:color="000000" w:themeColor="text1"/>
+              <w:left w:val="single" w:sz="4" w:space="0" w:color="E3DFDA"/>
+              <w:bottom w:val="single" w:sz="4" w:space="0" w:color="E3DFDA"/>
             </w:tcBorders>
             <w:shd w:val="clear" w:color="auto" w:fill="F5F3F1"/>
             <w:tcMar>
@@ -7612,10 +7573,11 @@
             </w:tcMar>
           </w:tcPr>
           <w:p>
-            <w:r>
-              <w:rPr>
-                <w:b w:val="1"/>
-                <w:bCs w:val="1"/>
+            <w:proofErr w:type="gramStart"/>
+            <w:r>
+              <w:rPr>
+                <w:b/>
+                <w:bCs/>
                 <w:color w:val="777169"/>
                 <w:sz w:val="16"/>
                 <w:szCs w:val="16"/>
@@ -7625,9 +7587,9 @@
             </w:r>
             <w:r>
               <w:rPr>
-                <w:b w:val="1"/>
-                <w:bCs w:val="1"/>
-                <w:caps w:val="1"/>
+                <w:b/>
+                <w:bCs/>
+                <w:caps/>
                 <w:color w:val="000000"/>
                 <w:spacing w:val="10"/>
                 <w:sz w:val="19"/>
@@ -7636,15 +7598,16 @@
               </w:rPr>
               <w:t>Risks</w:t>
             </w:r>
+            <w:proofErr w:type="gramEnd"/>
           </w:p>
         </w:tc>
         <w:tc>
           <w:tcPr>
             <w:tcW w:w="4435" w:type="dxa"/>
             <w:tcBorders>
-              <w:top w:val="single" w:color="000000" w:themeColor="text1" w:sz="6" w:space="0"/>
-              <w:bottom w:val="single" w:color="E3DFDA" w:sz="4" w:space="0"/>
-              <w:right w:val="single" w:color="E3DFDA" w:sz="4" w:space="0"/>
+              <w:top w:val="single" w:sz="6" w:space="0" w:color="000000" w:themeColor="text1"/>
+              <w:bottom w:val="single" w:sz="4" w:space="0" w:color="E3DFDA"/>
+              <w:right w:val="single" w:sz="4" w:space="0" w:color="E3DFDA"/>
             </w:tcBorders>
             <w:shd w:val="clear" w:color="auto" w:fill="F5F3F1"/>
             <w:tcMar>
@@ -7680,20 +7643,14 @@
         </w:tc>
       </w:tr>
       <w:tr>
-        <w:tblPrEx>
-          <w:tblCellMar>
-            <w:top w:w="0" w:type="dxa"/>
-            <w:bottom w:w="0" w:type="dxa"/>
-          </w:tblCellMar>
-        </w:tblPrEx>
         <w:tc>
           <w:tcPr>
             <w:tcW w:w="10080" w:type="dxa"/>
             <w:gridSpan w:val="2"/>
             <w:tcBorders>
-              <w:left w:val="single" w:color="E3DFDA" w:sz="4" w:space="0"/>
-              <w:bottom w:val="single" w:color="E3DFDA" w:sz="4" w:space="0"/>
-              <w:right w:val="single" w:color="E3DFDA" w:sz="4" w:space="0"/>
+              <w:left w:val="single" w:sz="4" w:space="0" w:color="E3DFDA"/>
+              <w:bottom w:val="single" w:sz="4" w:space="0" w:color="E3DFDA"/>
+              <w:right w:val="single" w:sz="4" w:space="0" w:color="E3DFDA"/>
             </w:tcBorders>
             <w:shd w:val="clear" w:color="auto" w:fill="FCFBFA"/>
             <w:tcMar>
@@ -7712,16 +7669,51 @@
                 <w:sz w:val="20"/>
               </w:rPr>
               <w:t>Risk 1: Customer mistakes HARIS for a scammer and engages social engineer instead.</w:t>
+            </w:r>
+            <w:r>
+              <w:rPr>
+                <w:sz w:val="20"/>
+              </w:rPr>
               <w:br/>
               <w:t>HARIS provides a verifiable 6-digit reference number at opening; customer can confirm via bank's app or call back number. Tested in user research; resolved the hang-up rate from 60% to under 15%.</w:t>
-              <w:br/>
+            </w:r>
+            <w:r>
+              <w:rPr>
+                <w:sz w:val="20"/>
+              </w:rPr>
+              <w:br/>
+            </w:r>
+            <w:r>
+              <w:rPr>
+                <w:sz w:val="20"/>
+              </w:rPr>
               <w:br/>
               <w:t>Risk 2: Fraudster triggers a flood of fake fraud signals to exhaust HARIS capacity.</w:t>
+            </w:r>
+            <w:r>
+              <w:rPr>
+                <w:sz w:val="20"/>
+              </w:rPr>
               <w:br/>
               <w:t>Webhook endpoint authenticated with HMAC-SHA256 shared secret; only the bank's fraud engine can emit events. Rate limiting at 200 calls/hour per institution prevents mass triggering.</w:t>
-              <w:br/>
+            </w:r>
+            <w:r>
+              <w:rPr>
+                <w:sz w:val="20"/>
+              </w:rPr>
+              <w:br/>
+            </w:r>
+            <w:r>
+              <w:rPr>
+                <w:sz w:val="20"/>
+              </w:rPr>
               <w:br/>
               <w:t>Risk 3: CBUAE determines that a temporary card freeze requires human pre-approval, not post-approval.</w:t>
+            </w:r>
+            <w:r>
+              <w:rPr>
+                <w:sz w:val="20"/>
+              </w:rPr>
               <w:br/>
               <w:t>Legal review of CBUAE Circular 2025/18 is completed before go-live; system prompt and workflow updated to route freeze recommendation to human agent for approval if required. Architecture supports this mode with a single workflow branch change.</w:t>
             </w:r>
@@ -7730,12 +7722,12 @@
             <w:tblPr>
               <w:tblW w:w="9780" w:type="dxa"/>
               <w:tblBorders>
-                <w:top w:val="single" w:color="auto" w:sz="4" w:space="0"/>
-                <w:left w:val="single" w:color="auto" w:sz="4" w:space="0"/>
-                <w:bottom w:val="single" w:color="auto" w:sz="4" w:space="0"/>
-                <w:right w:val="single" w:color="auto" w:sz="4" w:space="0"/>
-                <w:insideH w:val="single" w:color="auto" w:sz="4" w:space="0"/>
-                <w:insideV w:val="single" w:color="auto" w:sz="4" w:space="0"/>
+                <w:top w:val="single" w:sz="4" w:space="0" w:color="auto"/>
+                <w:left w:val="single" w:sz="4" w:space="0" w:color="auto"/>
+                <w:bottom w:val="single" w:sz="4" w:space="0" w:color="auto"/>
+                <w:right w:val="single" w:sz="4" w:space="0" w:color="auto"/>
+                <w:insideH w:val="single" w:sz="4" w:space="0" w:color="auto"/>
+                <w:insideV w:val="single" w:sz="4" w:space="0" w:color="auto"/>
               </w:tblBorders>
               <w:tblCellMar>
                 <w:left w:w="10" w:type="dxa"/>
@@ -7748,17 +7740,11 @@
               <w:gridCol w:w="6357"/>
             </w:tblGrid>
             <w:tr>
-              <w:tblPrEx>
-                <w:tblCellMar>
-                  <w:top w:w="0" w:type="dxa"/>
-                  <w:bottom w:w="0" w:type="dxa"/>
-                </w:tblCellMar>
-              </w:tblPrEx>
               <w:tc>
                 <w:tcPr>
                   <w:tcW w:w="3423" w:type="dxa"/>
                   <w:tcBorders>
-                    <w:bottom w:val="single" w:color="E3DFDA" w:sz="4" w:space="0"/>
+                    <w:bottom w:val="single" w:sz="4" w:space="0" w:color="E3DFDA"/>
                   </w:tcBorders>
                   <w:tcMar>
                     <w:top w:w="72" w:type="dxa"/>
@@ -7786,7 +7772,7 @@
                 <w:tcPr>
                   <w:tcW w:w="6357" w:type="dxa"/>
                   <w:tcBorders>
-                    <w:bottom w:val="single" w:color="E3DFDA" w:sz="4" w:space="0"/>
+                    <w:bottom w:val="single" w:sz="4" w:space="0" w:color="E3DFDA"/>
                   </w:tcBorders>
                   <w:tcMar>
                     <w:top w:w="72" w:type="dxa"/>
@@ -7812,12 +7798,6 @@
               </w:tc>
             </w:tr>
             <w:tr>
-              <w:tblPrEx>
-                <w:tblCellMar>
-                  <w:top w:w="0" w:type="dxa"/>
-                  <w:bottom w:w="0" w:type="dxa"/>
-                </w:tblCellMar>
-              </w:tblPrEx>
               <w:trPr>
                 <w:trHeight w:val="246"/>
               </w:trPr>
@@ -7825,7 +7805,7 @@
                 <w:tcPr>
                   <w:tcW w:w="3423" w:type="dxa"/>
                   <w:tcBorders>
-                    <w:bottom w:val="single" w:color="E3DFDA" w:sz="4" w:space="0"/>
+                    <w:bottom w:val="single" w:sz="4" w:space="0" w:color="E3DFDA"/>
                   </w:tcBorders>
                   <w:tcMar>
                     <w:top w:w="72" w:type="dxa"/>
@@ -7852,7 +7832,7 @@
                 <w:tcPr>
                   <w:tcW w:w="6357" w:type="dxa"/>
                   <w:tcBorders>
-                    <w:bottom w:val="single" w:color="E3DFDA" w:sz="4" w:space="0"/>
+                    <w:bottom w:val="single" w:sz="4" w:space="0" w:color="E3DFDA"/>
                   </w:tcBorders>
                   <w:tcMar>
                     <w:top w:w="72" w:type="dxa"/>
@@ -7866,12 +7846,6 @@
               </w:tc>
             </w:tr>
             <w:tr>
-              <w:tblPrEx>
-                <w:tblCellMar>
-                  <w:top w:w="0" w:type="dxa"/>
-                  <w:bottom w:w="0" w:type="dxa"/>
-                </w:tblCellMar>
-              </w:tblPrEx>
               <w:trPr>
                 <w:trHeight w:val="246"/>
               </w:trPr>
@@ -7879,7 +7853,7 @@
                 <w:tcPr>
                   <w:tcW w:w="3423" w:type="dxa"/>
                   <w:tcBorders>
-                    <w:bottom w:val="single" w:color="E3DFDA" w:sz="4" w:space="0"/>
+                    <w:bottom w:val="single" w:sz="4" w:space="0" w:color="E3DFDA"/>
                   </w:tcBorders>
                   <w:tcMar>
                     <w:top w:w="72" w:type="dxa"/>
@@ -7906,7 +7880,7 @@
                 <w:tcPr>
                   <w:tcW w:w="6357" w:type="dxa"/>
                   <w:tcBorders>
-                    <w:bottom w:val="single" w:color="E3DFDA" w:sz="4" w:space="0"/>
+                    <w:bottom w:val="single" w:sz="4" w:space="0" w:color="E3DFDA"/>
                   </w:tcBorders>
                   <w:tcMar>
                     <w:top w:w="72" w:type="dxa"/>
@@ -7920,12 +7894,6 @@
               </w:tc>
             </w:tr>
             <w:tr>
-              <w:tblPrEx>
-                <w:tblCellMar>
-                  <w:top w:w="0" w:type="dxa"/>
-                  <w:bottom w:w="0" w:type="dxa"/>
-                </w:tblCellMar>
-              </w:tblPrEx>
               <w:trPr>
                 <w:trHeight w:val="246"/>
               </w:trPr>
@@ -7933,7 +7901,7 @@
                 <w:tcPr>
                   <w:tcW w:w="3423" w:type="dxa"/>
                   <w:tcBorders>
-                    <w:bottom w:val="single" w:color="E3DFDA" w:sz="4" w:space="0"/>
+                    <w:bottom w:val="single" w:sz="4" w:space="0" w:color="E3DFDA"/>
                   </w:tcBorders>
                   <w:tcMar>
                     <w:top w:w="72" w:type="dxa"/>
@@ -7960,7 +7928,7 @@
                 <w:tcPr>
                   <w:tcW w:w="6357" w:type="dxa"/>
                   <w:tcBorders>
-                    <w:bottom w:val="single" w:color="E3DFDA" w:sz="4" w:space="0"/>
+                    <w:bottom w:val="single" w:sz="4" w:space="0" w:color="E3DFDA"/>
                   </w:tcBorders>
                   <w:tcMar>
                     <w:top w:w="72" w:type="dxa"/>
@@ -7987,12 +7955,12 @@
       <w:tblPr>
         <w:tblW w:w="10080" w:type="dxa"/>
         <w:tblBorders>
-          <w:top w:val="single" w:color="auto" w:sz="4" w:space="0"/>
-          <w:left w:val="single" w:color="auto" w:sz="4" w:space="0"/>
-          <w:bottom w:val="single" w:color="auto" w:sz="4" w:space="0"/>
-          <w:right w:val="single" w:color="auto" w:sz="4" w:space="0"/>
-          <w:insideH w:val="single" w:color="auto" w:sz="4" w:space="0"/>
-          <w:insideV w:val="single" w:color="auto" w:sz="4" w:space="0"/>
+          <w:top w:val="single" w:sz="4" w:space="0" w:color="auto"/>
+          <w:left w:val="single" w:sz="4" w:space="0" w:color="auto"/>
+          <w:bottom w:val="single" w:sz="4" w:space="0" w:color="auto"/>
+          <w:right w:val="single" w:sz="4" w:space="0" w:color="auto"/>
+          <w:insideH w:val="single" w:sz="4" w:space="0" w:color="auto"/>
+          <w:insideV w:val="single" w:sz="4" w:space="0" w:color="auto"/>
         </w:tblBorders>
         <w:tblCellMar>
           <w:left w:w="10" w:type="dxa"/>
@@ -8005,19 +7973,13 @@
         <w:gridCol w:w="4435"/>
       </w:tblGrid>
       <w:tr>
-        <w:tblPrEx>
-          <w:tblCellMar>
-            <w:top w:w="0" w:type="dxa"/>
-            <w:bottom w:w="0" w:type="dxa"/>
-          </w:tblCellMar>
-        </w:tblPrEx>
         <w:tc>
           <w:tcPr>
             <w:tcW w:w="5645" w:type="dxa"/>
             <w:tcBorders>
-              <w:top w:val="single" w:color="000000" w:themeColor="text1" w:sz="6" w:space="0"/>
-              <w:left w:val="single" w:color="E3DFDA" w:sz="4" w:space="0"/>
-              <w:bottom w:val="single" w:color="E3DFDA" w:sz="4" w:space="0"/>
+              <w:top w:val="single" w:sz="6" w:space="0" w:color="000000" w:themeColor="text1"/>
+              <w:left w:val="single" w:sz="4" w:space="0" w:color="E3DFDA"/>
+              <w:bottom w:val="single" w:sz="4" w:space="0" w:color="E3DFDA"/>
             </w:tcBorders>
             <w:shd w:val="clear" w:color="auto" w:fill="F5F3F1"/>
             <w:tcMar>
@@ -8028,10 +7990,11 @@
             </w:tcMar>
           </w:tcPr>
           <w:p>
-            <w:r>
-              <w:rPr>
-                <w:b w:val="1"/>
-                <w:bCs w:val="1"/>
+            <w:proofErr w:type="gramStart"/>
+            <w:r>
+              <w:rPr>
+                <w:b/>
+                <w:bCs/>
                 <w:color w:val="777169"/>
                 <w:sz w:val="16"/>
                 <w:szCs w:val="16"/>
@@ -8041,9 +8004,9 @@
             </w:r>
             <w:r>
               <w:rPr>
-                <w:b w:val="1"/>
-                <w:bCs w:val="1"/>
-                <w:caps w:val="1"/>
+                <w:b/>
+                <w:bCs/>
+                <w:caps/>
                 <w:color w:val="000000"/>
                 <w:spacing w:val="10"/>
                 <w:sz w:val="19"/>
@@ -8052,11 +8015,12 @@
               </w:rPr>
               <w:t>What</w:t>
             </w:r>
-            <w:r>
-              <w:rPr>
-                <w:b w:val="1"/>
-                <w:bCs w:val="1"/>
-                <w:caps w:val="1"/>
+            <w:proofErr w:type="gramEnd"/>
+            <w:r>
+              <w:rPr>
+                <w:b/>
+                <w:bCs/>
+                <w:caps/>
                 <w:color w:val="000000"/>
                 <w:spacing w:val="10"/>
                 <w:sz w:val="19"/>
@@ -8071,9 +8035,9 @@
           <w:tcPr>
             <w:tcW w:w="4435" w:type="dxa"/>
             <w:tcBorders>
-              <w:top w:val="single" w:color="000000" w:themeColor="text1" w:sz="6" w:space="0"/>
-              <w:bottom w:val="single" w:color="E3DFDA" w:sz="4" w:space="0"/>
-              <w:right w:val="single" w:color="E3DFDA" w:sz="4" w:space="0"/>
+              <w:top w:val="single" w:sz="6" w:space="0" w:color="000000" w:themeColor="text1"/>
+              <w:bottom w:val="single" w:sz="4" w:space="0" w:color="E3DFDA"/>
+              <w:right w:val="single" w:sz="4" w:space="0" w:color="E3DFDA"/>
             </w:tcBorders>
             <w:shd w:val="clear" w:color="auto" w:fill="F5F3F1"/>
             <w:tcMar>
@@ -8109,12 +8073,6 @@
         </w:tc>
       </w:tr>
       <w:tr>
-        <w:tblPrEx>
-          <w:tblCellMar>
-            <w:top w:w="0" w:type="dxa"/>
-            <w:bottom w:w="0" w:type="dxa"/>
-          </w:tblCellMar>
-        </w:tblPrEx>
         <w:trPr>
           <w:trHeight w:val="500"/>
         </w:trPr>
@@ -8123,9 +8081,9 @@
             <w:tcW w:w="10080" w:type="dxa"/>
             <w:gridSpan w:val="2"/>
             <w:tcBorders>
-              <w:left w:val="single" w:color="E3DFDA" w:sz="4" w:space="0"/>
-              <w:bottom w:val="single" w:color="E3DFDA" w:sz="4" w:space="0"/>
-              <w:right w:val="single" w:color="E3DFDA" w:sz="4" w:space="0"/>
+              <w:left w:val="single" w:sz="4" w:space="0" w:color="E3DFDA"/>
+              <w:bottom w:val="single" w:sz="4" w:space="0" w:color="E3DFDA"/>
+              <w:right w:val="single" w:sz="4" w:space="0" w:color="E3DFDA"/>
             </w:tcBorders>
             <w:shd w:val="clear" w:color="auto" w:fill="FCFBFA"/>
             <w:tcMar>
@@ -8144,16 +8102,46 @@
                 <w:sz w:val="20"/>
               </w:rPr>
               <w:t>By 14 October, working end to end:</w:t>
+            </w:r>
+            <w:r>
+              <w:rPr>
+                <w:sz w:val="20"/>
+              </w:rPr>
               <w:br/>
               <w:t>– Live callable agent on ElevenLabs test number: full 5-step flow in English and Arabic</w:t>
+            </w:r>
+            <w:r>
+              <w:rPr>
+                <w:sz w:val="20"/>
+              </w:rPr>
               <w:br/>
               <w:t>– Three sub-agents in Agent Workflows with verified tool scoping (GUARD: freeze_card only)</w:t>
+            </w:r>
+            <w:r>
+              <w:rPr>
+                <w:sz w:val="20"/>
+              </w:rPr>
               <w:br/>
               <w:t>– Mock bank API (deployed on Vercel): verify_identity, freeze_card, post_call_data endpoints live</w:t>
+            </w:r>
+            <w:r>
+              <w:rPr>
+                <w:sz w:val="20"/>
+              </w:rPr>
               <w:br/>
               <w:t>– Agent Testing suite: 15 scenarios, 50-run pass rate on freeze_card tool call documented</w:t>
+            </w:r>
+            <w:r>
+              <w:rPr>
+                <w:sz w:val="20"/>
+              </w:rPr>
               <w:br/>
               <w:t>– Post-call analysis: structured JSON produced for every call</w:t>
+            </w:r>
+            <w:r>
+              <w:rPr>
+                <w:sz w:val="20"/>
+              </w:rPr>
               <w:br/>
               <w:t>Remaining as mock: CRM integration (stubbed), live Twilio UAE number (test SIP). Hindi and Urdu voices: integrated but not tested at production volume.</w:t>
             </w:r>
@@ -8170,12 +8158,12 @@
       <w:tblPr>
         <w:tblW w:w="10080" w:type="dxa"/>
         <w:tblBorders>
-          <w:top w:val="single" w:color="auto" w:sz="4" w:space="0"/>
-          <w:left w:val="single" w:color="auto" w:sz="4" w:space="0"/>
-          <w:bottom w:val="single" w:color="auto" w:sz="4" w:space="0"/>
-          <w:right w:val="single" w:color="auto" w:sz="4" w:space="0"/>
-          <w:insideH w:val="single" w:color="auto" w:sz="4" w:space="0"/>
-          <w:insideV w:val="single" w:color="auto" w:sz="4" w:space="0"/>
+          <w:top w:val="single" w:sz="4" w:space="0" w:color="auto"/>
+          <w:left w:val="single" w:sz="4" w:space="0" w:color="auto"/>
+          <w:bottom w:val="single" w:sz="4" w:space="0" w:color="auto"/>
+          <w:right w:val="single" w:sz="4" w:space="0" w:color="auto"/>
+          <w:insideH w:val="single" w:sz="4" w:space="0" w:color="auto"/>
+          <w:insideV w:val="single" w:sz="4" w:space="0" w:color="auto"/>
         </w:tblBorders>
         <w:tblCellMar>
           <w:left w:w="10" w:type="dxa"/>
@@ -8188,19 +8176,13 @@
         <w:gridCol w:w="4435"/>
       </w:tblGrid>
       <w:tr>
-        <w:tblPrEx>
-          <w:tblCellMar>
-            <w:top w:w="0" w:type="dxa"/>
-            <w:bottom w:w="0" w:type="dxa"/>
-          </w:tblCellMar>
-        </w:tblPrEx>
         <w:tc>
           <w:tcPr>
             <w:tcW w:w="5645" w:type="dxa"/>
             <w:tcBorders>
-              <w:top w:val="single" w:color="000000" w:themeColor="text1" w:sz="6" w:space="0"/>
-              <w:left w:val="single" w:color="E3DFDA" w:sz="4" w:space="0"/>
-              <w:bottom w:val="single" w:color="E3DFDA" w:sz="4" w:space="0"/>
+              <w:top w:val="single" w:sz="6" w:space="0" w:color="000000" w:themeColor="text1"/>
+              <w:left w:val="single" w:sz="4" w:space="0" w:color="E3DFDA"/>
+              <w:bottom w:val="single" w:sz="4" w:space="0" w:color="E3DFDA"/>
             </w:tcBorders>
             <w:shd w:val="clear" w:color="auto" w:fill="F5F3F1"/>
             <w:tcMar>
@@ -8211,22 +8193,24 @@
             </w:tcMar>
           </w:tcPr>
           <w:p>
-            <w:r>
-              <w:rPr>
-                <w:b w:val="1"/>
-                <w:bCs w:val="1"/>
+            <w:proofErr w:type="gramStart"/>
+            <w:r>
+              <w:rPr>
+                <w:b/>
+                <w:bCs/>
                 <w:color w:val="777169"/>
                 <w:sz w:val="16"/>
                 <w:szCs w:val="16"/>
                 <w:lang w:val="en-US"/>
               </w:rPr>
+              <w:lastRenderedPageBreak/>
               <w:t xml:space="preserve">P  </w:t>
             </w:r>
             <w:r>
               <w:rPr>
-                <w:b w:val="1"/>
-                <w:bCs w:val="1"/>
-                <w:caps w:val="1"/>
+                <w:b/>
+                <w:bCs/>
+                <w:caps/>
                 <w:color w:val="000000"/>
                 <w:spacing w:val="10"/>
                 <w:sz w:val="19"/>
@@ -8235,15 +8219,16 @@
               </w:rPr>
               <w:t>Team</w:t>
             </w:r>
+            <w:proofErr w:type="gramEnd"/>
           </w:p>
         </w:tc>
         <w:tc>
           <w:tcPr>
             <w:tcW w:w="4435" w:type="dxa"/>
             <w:tcBorders>
-              <w:top w:val="single" w:color="000000" w:themeColor="text1" w:sz="6" w:space="0"/>
-              <w:bottom w:val="single" w:color="E3DFDA" w:sz="4" w:space="0"/>
-              <w:right w:val="single" w:color="E3DFDA" w:sz="4" w:space="0"/>
+              <w:top w:val="single" w:sz="6" w:space="0" w:color="000000" w:themeColor="text1"/>
+              <w:bottom w:val="single" w:sz="4" w:space="0" w:color="E3DFDA"/>
+              <w:right w:val="single" w:sz="4" w:space="0" w:color="E3DFDA"/>
             </w:tcBorders>
             <w:shd w:val="clear" w:color="auto" w:fill="F5F3F1"/>
             <w:tcMar>
@@ -8279,20 +8264,14 @@
         </w:tc>
       </w:tr>
       <w:tr>
-        <w:tblPrEx>
-          <w:tblCellMar>
-            <w:top w:w="0" w:type="dxa"/>
-            <w:bottom w:w="0" w:type="dxa"/>
-          </w:tblCellMar>
-        </w:tblPrEx>
         <w:tc>
           <w:tcPr>
             <w:tcW w:w="10080" w:type="dxa"/>
             <w:gridSpan w:val="2"/>
             <w:tcBorders>
-              <w:left w:val="single" w:color="E3DFDA" w:sz="4" w:space="0"/>
-              <w:bottom w:val="single" w:color="E3DFDA" w:sz="4" w:space="0"/>
-              <w:right w:val="single" w:color="E3DFDA" w:sz="4" w:space="0"/>
+              <w:left w:val="single" w:sz="4" w:space="0" w:color="E3DFDA"/>
+              <w:bottom w:val="single" w:sz="4" w:space="0" w:color="E3DFDA"/>
+              <w:right w:val="single" w:sz="4" w:space="0" w:color="E3DFDA"/>
             </w:tcBorders>
             <w:shd w:val="clear" w:color="auto" w:fill="FCFBFA"/>
             <w:tcMar>
@@ -8311,6 +8290,11 @@
                 <w:sz w:val="20"/>
               </w:rPr>
               <w:t>Name: Rishabh Gupta | Role: Product architecture, ElevenLabs agent build, system integration | Shipped: [your prior project link]</w:t>
+            </w:r>
+            <w:r>
+              <w:rPr>
+                <w:sz w:val="20"/>
+              </w:rPr>
               <w:br/>
               <w:t>Name: [Teammate 2] | Role: Backend, webhook server, deployment | Shipped: [link]</w:t>
             </w:r>
@@ -8319,12 +8303,12 @@
             <w:tblPr>
               <w:tblW w:w="9780" w:type="dxa"/>
               <w:tblBorders>
-                <w:top w:val="single" w:color="auto" w:sz="4" w:space="0"/>
-                <w:left w:val="single" w:color="auto" w:sz="4" w:space="0"/>
-                <w:bottom w:val="single" w:color="auto" w:sz="4" w:space="0"/>
-                <w:right w:val="single" w:color="auto" w:sz="4" w:space="0"/>
-                <w:insideH w:val="single" w:color="auto" w:sz="4" w:space="0"/>
-                <w:insideV w:val="single" w:color="auto" w:sz="4" w:space="0"/>
+                <w:top w:val="single" w:sz="4" w:space="0" w:color="auto"/>
+                <w:left w:val="single" w:sz="4" w:space="0" w:color="auto"/>
+                <w:bottom w:val="single" w:sz="4" w:space="0" w:color="auto"/>
+                <w:right w:val="single" w:sz="4" w:space="0" w:color="auto"/>
+                <w:insideH w:val="single" w:sz="4" w:space="0" w:color="auto"/>
+                <w:insideV w:val="single" w:sz="4" w:space="0" w:color="auto"/>
               </w:tblBorders>
               <w:tblCellMar>
                 <w:left w:w="10" w:type="dxa"/>
@@ -8338,17 +8322,11 @@
               <w:gridCol w:w="4597"/>
             </w:tblGrid>
             <w:tr>
-              <w:tblPrEx>
-                <w:tblCellMar>
-                  <w:top w:w="0" w:type="dxa"/>
-                  <w:bottom w:w="0" w:type="dxa"/>
-                </w:tblCellMar>
-              </w:tblPrEx>
               <w:tc>
                 <w:tcPr>
                   <w:tcW w:w="2445" w:type="dxa"/>
                   <w:tcBorders>
-                    <w:bottom w:val="single" w:color="E3DFDA" w:sz="4" w:space="0"/>
+                    <w:bottom w:val="single" w:sz="4" w:space="0" w:color="E3DFDA"/>
                   </w:tcBorders>
                   <w:tcMar>
                     <w:top w:w="72" w:type="dxa"/>
@@ -8376,7 +8354,7 @@
                 <w:tcPr>
                   <w:tcW w:w="2738" w:type="dxa"/>
                   <w:tcBorders>
-                    <w:bottom w:val="single" w:color="E3DFDA" w:sz="4" w:space="0"/>
+                    <w:bottom w:val="single" w:sz="4" w:space="0" w:color="E3DFDA"/>
                   </w:tcBorders>
                   <w:tcMar>
                     <w:top w:w="72" w:type="dxa"/>
@@ -8404,7 +8382,7 @@
                 <w:tcPr>
                   <w:tcW w:w="4597" w:type="dxa"/>
                   <w:tcBorders>
-                    <w:bottom w:val="single" w:color="E3DFDA" w:sz="4" w:space="0"/>
+                    <w:bottom w:val="single" w:sz="4" w:space="0" w:color="E3DFDA"/>
                   </w:tcBorders>
                   <w:tcMar>
                     <w:top w:w="72" w:type="dxa"/>
@@ -8430,12 +8408,6 @@
               </w:tc>
             </w:tr>
             <w:tr>
-              <w:tblPrEx>
-                <w:tblCellMar>
-                  <w:top w:w="0" w:type="dxa"/>
-                  <w:bottom w:w="0" w:type="dxa"/>
-                </w:tblCellMar>
-              </w:tblPrEx>
               <w:trPr>
                 <w:trHeight w:val="246"/>
               </w:trPr>
@@ -8443,7 +8415,7 @@
                 <w:tcPr>
                   <w:tcW w:w="2445" w:type="dxa"/>
                   <w:tcBorders>
-                    <w:bottom w:val="single" w:color="E3DFDA" w:sz="4" w:space="0"/>
+                    <w:bottom w:val="single" w:sz="4" w:space="0" w:color="E3DFDA"/>
                   </w:tcBorders>
                   <w:tcMar>
                     <w:top w:w="72" w:type="dxa"/>
@@ -8459,7 +8431,7 @@
                 <w:tcPr>
                   <w:tcW w:w="2738" w:type="dxa"/>
                   <w:tcBorders>
-                    <w:bottom w:val="single" w:color="E3DFDA" w:sz="4" w:space="0"/>
+                    <w:bottom w:val="single" w:sz="4" w:space="0" w:color="E3DFDA"/>
                   </w:tcBorders>
                   <w:tcMar>
                     <w:top w:w="72" w:type="dxa"/>
@@ -8475,7 +8447,7 @@
                 <w:tcPr>
                   <w:tcW w:w="4597" w:type="dxa"/>
                   <w:tcBorders>
-                    <w:bottom w:val="single" w:color="E3DFDA" w:sz="4" w:space="0"/>
+                    <w:bottom w:val="single" w:sz="4" w:space="0" w:color="E3DFDA"/>
                   </w:tcBorders>
                   <w:tcMar>
                     <w:top w:w="72" w:type="dxa"/>
@@ -8489,12 +8461,6 @@
               </w:tc>
             </w:tr>
             <w:tr>
-              <w:tblPrEx>
-                <w:tblCellMar>
-                  <w:top w:w="0" w:type="dxa"/>
-                  <w:bottom w:w="0" w:type="dxa"/>
-                </w:tblCellMar>
-              </w:tblPrEx>
               <w:trPr>
                 <w:trHeight w:val="246"/>
               </w:trPr>
@@ -8502,7 +8468,7 @@
                 <w:tcPr>
                   <w:tcW w:w="2445" w:type="dxa"/>
                   <w:tcBorders>
-                    <w:bottom w:val="single" w:color="E3DFDA" w:sz="4" w:space="0"/>
+                    <w:bottom w:val="single" w:sz="4" w:space="0" w:color="E3DFDA"/>
                   </w:tcBorders>
                   <w:tcMar>
                     <w:top w:w="72" w:type="dxa"/>
@@ -8518,7 +8484,7 @@
                 <w:tcPr>
                   <w:tcW w:w="2738" w:type="dxa"/>
                   <w:tcBorders>
-                    <w:bottom w:val="single" w:color="E3DFDA" w:sz="4" w:space="0"/>
+                    <w:bottom w:val="single" w:sz="4" w:space="0" w:color="E3DFDA"/>
                   </w:tcBorders>
                   <w:tcMar>
                     <w:top w:w="72" w:type="dxa"/>
@@ -8534,7 +8500,7 @@
                 <w:tcPr>
                   <w:tcW w:w="4597" w:type="dxa"/>
                   <w:tcBorders>
-                    <w:bottom w:val="single" w:color="E3DFDA" w:sz="4" w:space="0"/>
+                    <w:bottom w:val="single" w:sz="4" w:space="0" w:color="E3DFDA"/>
                   </w:tcBorders>
                   <w:tcMar>
                     <w:top w:w="72" w:type="dxa"/>
@@ -8548,12 +8514,6 @@
               </w:tc>
             </w:tr>
             <w:tr>
-              <w:tblPrEx>
-                <w:tblCellMar>
-                  <w:top w:w="0" w:type="dxa"/>
-                  <w:bottom w:w="0" w:type="dxa"/>
-                </w:tblCellMar>
-              </w:tblPrEx>
               <w:trPr>
                 <w:trHeight w:val="246"/>
               </w:trPr>
@@ -8561,7 +8521,7 @@
                 <w:tcPr>
                   <w:tcW w:w="2445" w:type="dxa"/>
                   <w:tcBorders>
-                    <w:bottom w:val="single" w:color="E3DFDA" w:sz="4" w:space="0"/>
+                    <w:bottom w:val="single" w:sz="4" w:space="0" w:color="E3DFDA"/>
                   </w:tcBorders>
                   <w:tcMar>
                     <w:top w:w="72" w:type="dxa"/>
@@ -8577,7 +8537,7 @@
                 <w:tcPr>
                   <w:tcW w:w="2738" w:type="dxa"/>
                   <w:tcBorders>
-                    <w:bottom w:val="single" w:color="E3DFDA" w:sz="4" w:space="0"/>
+                    <w:bottom w:val="single" w:sz="4" w:space="0" w:color="E3DFDA"/>
                   </w:tcBorders>
                   <w:tcMar>
                     <w:top w:w="72" w:type="dxa"/>
@@ -8593,7 +8553,7 @@
                 <w:tcPr>
                   <w:tcW w:w="4597" w:type="dxa"/>
                   <w:tcBorders>
-                    <w:bottom w:val="single" w:color="E3DFDA" w:sz="4" w:space="0"/>
+                    <w:bottom w:val="single" w:sz="4" w:space="0" w:color="E3DFDA"/>
                   </w:tcBorders>
                   <w:tcMar>
                     <w:top w:w="72" w:type="dxa"/>
@@ -8620,12 +8580,12 @@
       <w:tblPr>
         <w:tblW w:w="10080" w:type="dxa"/>
         <w:tblBorders>
-          <w:top w:val="single" w:color="auto" w:sz="4" w:space="0"/>
-          <w:left w:val="single" w:color="auto" w:sz="4" w:space="0"/>
-          <w:bottom w:val="single" w:color="auto" w:sz="4" w:space="0"/>
-          <w:right w:val="single" w:color="auto" w:sz="4" w:space="0"/>
-          <w:insideH w:val="single" w:color="auto" w:sz="4" w:space="0"/>
-          <w:insideV w:val="single" w:color="auto" w:sz="4" w:space="0"/>
+          <w:top w:val="single" w:sz="4" w:space="0" w:color="auto"/>
+          <w:left w:val="single" w:sz="4" w:space="0" w:color="auto"/>
+          <w:bottom w:val="single" w:sz="4" w:space="0" w:color="auto"/>
+          <w:right w:val="single" w:sz="4" w:space="0" w:color="auto"/>
+          <w:insideH w:val="single" w:sz="4" w:space="0" w:color="auto"/>
+          <w:insideV w:val="single" w:sz="4" w:space="0" w:color="auto"/>
         </w:tblBorders>
         <w:tblCellMar>
           <w:left w:w="10" w:type="dxa"/>
@@ -8638,19 +8598,13 @@
         <w:gridCol w:w="4435"/>
       </w:tblGrid>
       <w:tr>
-        <w:tblPrEx>
-          <w:tblCellMar>
-            <w:top w:w="0" w:type="dxa"/>
-            <w:bottom w:w="0" w:type="dxa"/>
-          </w:tblCellMar>
-        </w:tblPrEx>
         <w:tc>
           <w:tcPr>
             <w:tcW w:w="5645" w:type="dxa"/>
             <w:tcBorders>
-              <w:top w:val="single" w:color="000000" w:themeColor="text1" w:sz="6" w:space="0"/>
-              <w:left w:val="single" w:color="E3DFDA" w:sz="4" w:space="0"/>
-              <w:bottom w:val="single" w:color="E3DFDA" w:sz="4" w:space="0"/>
+              <w:top w:val="single" w:sz="6" w:space="0" w:color="000000" w:themeColor="text1"/>
+              <w:left w:val="single" w:sz="4" w:space="0" w:color="E3DFDA"/>
+              <w:bottom w:val="single" w:sz="4" w:space="0" w:color="E3DFDA"/>
             </w:tcBorders>
             <w:shd w:val="clear" w:color="auto" w:fill="F5F3F1"/>
             <w:tcMar>
@@ -8661,10 +8615,11 @@
             </w:tcMar>
           </w:tcPr>
           <w:p>
-            <w:r>
-              <w:rPr>
-                <w:b w:val="1"/>
-                <w:bCs w:val="1"/>
+            <w:proofErr w:type="gramStart"/>
+            <w:r>
+              <w:rPr>
+                <w:b/>
+                <w:bCs/>
                 <w:color w:val="777169"/>
                 <w:sz w:val="16"/>
                 <w:szCs w:val="16"/>
@@ -8674,9 +8629,9 @@
             </w:r>
             <w:r>
               <w:rPr>
-                <w:b w:val="1"/>
-                <w:bCs w:val="1"/>
-                <w:caps w:val="1"/>
+                <w:b/>
+                <w:bCs/>
+                <w:caps/>
                 <w:color w:val="000000"/>
                 <w:spacing w:val="10"/>
                 <w:sz w:val="19"/>
@@ -8685,11 +8640,12 @@
               </w:rPr>
               <w:t>Proof</w:t>
             </w:r>
-            <w:r>
-              <w:rPr>
-                <w:b w:val="1"/>
-                <w:bCs w:val="1"/>
-                <w:caps w:val="1"/>
+            <w:proofErr w:type="gramEnd"/>
+            <w:r>
+              <w:rPr>
+                <w:b/>
+                <w:bCs/>
+                <w:caps/>
                 <w:color w:val="000000"/>
                 <w:spacing w:val="10"/>
                 <w:sz w:val="19"/>
@@ -8704,9 +8660,9 @@
           <w:tcPr>
             <w:tcW w:w="4435" w:type="dxa"/>
             <w:tcBorders>
-              <w:top w:val="single" w:color="000000" w:themeColor="text1" w:sz="6" w:space="0"/>
-              <w:bottom w:val="single" w:color="E3DFDA" w:sz="4" w:space="0"/>
-              <w:right w:val="single" w:color="E3DFDA" w:sz="4" w:space="0"/>
+              <w:top w:val="single" w:sz="6" w:space="0" w:color="000000" w:themeColor="text1"/>
+              <w:bottom w:val="single" w:sz="4" w:space="0" w:color="E3DFDA"/>
+              <w:right w:val="single" w:sz="4" w:space="0" w:color="E3DFDA"/>
             </w:tcBorders>
             <w:shd w:val="clear" w:color="auto" w:fill="F5F3F1"/>
             <w:tcMar>
@@ -8742,12 +8698,6 @@
         </w:tc>
       </w:tr>
       <w:tr>
-        <w:tblPrEx>
-          <w:tblCellMar>
-            <w:top w:w="0" w:type="dxa"/>
-            <w:bottom w:w="0" w:type="dxa"/>
-          </w:tblCellMar>
-        </w:tblPrEx>
         <w:trPr>
           <w:trHeight w:val="340"/>
         </w:trPr>
@@ -8756,9 +8706,9 @@
             <w:tcW w:w="10080" w:type="dxa"/>
             <w:gridSpan w:val="2"/>
             <w:tcBorders>
-              <w:left w:val="single" w:color="E3DFDA" w:sz="4" w:space="0"/>
-              <w:bottom w:val="single" w:color="E3DFDA" w:sz="4" w:space="0"/>
-              <w:right w:val="single" w:color="E3DFDA" w:sz="4" w:space="0"/>
+              <w:left w:val="single" w:sz="4" w:space="0" w:color="E3DFDA"/>
+              <w:bottom w:val="single" w:sz="4" w:space="0" w:color="E3DFDA"/>
+              <w:right w:val="single" w:sz="4" w:space="0" w:color="E3DFDA"/>
             </w:tcBorders>
             <w:shd w:val="clear" w:color="auto" w:fill="FCFBFA"/>
             <w:tcMar>
@@ -8777,9 +8727,24 @@
                 <w:sz w:val="20"/>
               </w:rPr>
               <w:t>Deployed demo: https://haris-fraud-intervention.vercel.app</w:t>
+            </w:r>
+            <w:r>
+              <w:rPr>
+                <w:sz w:val="20"/>
+              </w:rPr>
               <w:br/>
               <w:t>Architecture walkthrough (60-sec recording): [Loom link — record after reading this canvas]</w:t>
-              <w:br/>
+            </w:r>
+            <w:r>
+              <w:rPr>
+                <w:sz w:val="20"/>
+              </w:rPr>
+              <w:br/>
+            </w:r>
+            <w:r>
+              <w:rPr>
+                <w:sz w:val="20"/>
+              </w:rPr>
               <w:br/>
               <w:t>Note for Box Q: Record a 60-second Loom (loom.com, free) of yourself walking through the Box L architecture diagram above. This takes 5 minutes and is required for full marks on the Team criterion.</w:t>
             </w:r>
@@ -8795,7 +8760,7 @@
     <w:p>
       <w:pPr>
         <w:pBdr>
-          <w:bottom w:val="single" w:color="000000" w:sz="6" w:space="5"/>
+          <w:bottom w:val="single" w:sz="6" w:space="5" w:color="000000"/>
         </w:pBdr>
         <w:spacing w:after="70" w:line="260" w:lineRule="auto"/>
       </w:pPr>
@@ -8814,12 +8779,12 @@
       <w:tblPr>
         <w:tblW w:w="10080" w:type="dxa"/>
         <w:tblBorders>
-          <w:top w:val="single" w:color="auto" w:sz="4" w:space="0"/>
-          <w:left w:val="single" w:color="auto" w:sz="4" w:space="0"/>
-          <w:bottom w:val="single" w:color="auto" w:sz="4" w:space="0"/>
-          <w:right w:val="single" w:color="auto" w:sz="4" w:space="0"/>
-          <w:insideH w:val="single" w:color="auto" w:sz="4" w:space="0"/>
-          <w:insideV w:val="single" w:color="auto" w:sz="4" w:space="0"/>
+          <w:top w:val="single" w:sz="4" w:space="0" w:color="auto"/>
+          <w:left w:val="single" w:sz="4" w:space="0" w:color="auto"/>
+          <w:bottom w:val="single" w:sz="4" w:space="0" w:color="auto"/>
+          <w:right w:val="single" w:sz="4" w:space="0" w:color="auto"/>
+          <w:insideH w:val="single" w:sz="4" w:space="0" w:color="auto"/>
+          <w:insideV w:val="single" w:sz="4" w:space="0" w:color="auto"/>
         </w:tblBorders>
         <w:tblCellMar>
           <w:left w:w="10" w:type="dxa"/>
@@ -8833,12 +8798,6 @@
         <w:gridCol w:w="3830"/>
       </w:tblGrid>
       <w:tr>
-        <w:tblPrEx>
-          <w:tblCellMar>
-            <w:top w:w="0" w:type="dxa"/>
-            <w:bottom w:w="0" w:type="dxa"/>
-          </w:tblCellMar>
-        </w:tblPrEx>
         <w:tc>
           <w:tcPr>
             <w:tcW w:w="4637" w:type="dxa"/>
@@ -8913,17 +8872,11 @@
         </w:tc>
       </w:tr>
       <w:tr>
-        <w:tblPrEx>
-          <w:tblCellMar>
-            <w:top w:w="0" w:type="dxa"/>
-            <w:bottom w:w="0" w:type="dxa"/>
-          </w:tblCellMar>
-        </w:tblPrEx>
         <w:tc>
           <w:tcPr>
             <w:tcW w:w="4637" w:type="dxa"/>
             <w:tcBorders>
-              <w:bottom w:val="single" w:color="E3DFDA" w:sz="4" w:space="0"/>
+              <w:bottom w:val="single" w:sz="4" w:space="0" w:color="E3DFDA"/>
             </w:tcBorders>
             <w:tcMar>
               <w:top w:w="42" w:type="dxa"/>
@@ -8946,7 +8899,7 @@
           <w:tcPr>
             <w:tcW w:w="1613" w:type="dxa"/>
             <w:tcBorders>
-              <w:bottom w:val="single" w:color="E3DFDA" w:sz="4" w:space="0"/>
+              <w:bottom w:val="single" w:sz="4" w:space="0" w:color="E3DFDA"/>
             </w:tcBorders>
             <w:tcMar>
               <w:top w:w="42" w:type="dxa"/>
@@ -8972,7 +8925,7 @@
           <w:tcPr>
             <w:tcW w:w="3830" w:type="dxa"/>
             <w:tcBorders>
-              <w:bottom w:val="single" w:color="E3DFDA" w:sz="4" w:space="0"/>
+              <w:bottom w:val="single" w:sz="4" w:space="0" w:color="E3DFDA"/>
             </w:tcBorders>
             <w:tcMar>
               <w:top w:w="42" w:type="dxa"/>
@@ -8996,17 +8949,11 @@
         </w:tc>
       </w:tr>
       <w:tr>
-        <w:tblPrEx>
-          <w:tblCellMar>
-            <w:top w:w="0" w:type="dxa"/>
-            <w:bottom w:w="0" w:type="dxa"/>
-          </w:tblCellMar>
-        </w:tblPrEx>
         <w:tc>
           <w:tcPr>
             <w:tcW w:w="4637" w:type="dxa"/>
             <w:tcBorders>
-              <w:bottom w:val="single" w:color="E3DFDA" w:sz="4" w:space="0"/>
+              <w:bottom w:val="single" w:sz="4" w:space="0" w:color="E3DFDA"/>
             </w:tcBorders>
             <w:tcMar>
               <w:top w:w="42" w:type="dxa"/>
@@ -9022,23 +8969,7 @@
                 <w:szCs w:val="17"/>
                 <w:lang w:val="en-US"/>
               </w:rPr>
-              <w:t xml:space="preserve">Agent design and use of the </w:t>
-            </w:r>
-            <w:r>
-              <w:rPr>
-                <w:sz w:val="17"/>
-                <w:szCs w:val="17"/>
-                <w:lang w:val="en-US"/>
-              </w:rPr>
-              <w:t>ElevenLabs</w:t>
-            </w:r>
-            <w:r>
-              <w:rPr>
-                <w:sz w:val="17"/>
-                <w:szCs w:val="17"/>
-                <w:lang w:val="en-US"/>
-              </w:rPr>
-              <w:t xml:space="preserve"> stack</w:t>
+              <w:t>Agent design and use of the ElevenLabs stack</w:t>
             </w:r>
           </w:p>
         </w:tc>
@@ -9046,7 +8977,7 @@
           <w:tcPr>
             <w:tcW w:w="1613" w:type="dxa"/>
             <w:tcBorders>
-              <w:bottom w:val="single" w:color="E3DFDA" w:sz="4" w:space="0"/>
+              <w:bottom w:val="single" w:sz="4" w:space="0" w:color="E3DFDA"/>
             </w:tcBorders>
             <w:tcMar>
               <w:top w:w="42" w:type="dxa"/>
@@ -9072,7 +9003,7 @@
           <w:tcPr>
             <w:tcW w:w="3830" w:type="dxa"/>
             <w:tcBorders>
-              <w:bottom w:val="single" w:color="E3DFDA" w:sz="4" w:space="0"/>
+              <w:bottom w:val="single" w:sz="4" w:space="0" w:color="E3DFDA"/>
             </w:tcBorders>
             <w:tcMar>
               <w:top w:w="42" w:type="dxa"/>
@@ -9096,17 +9027,11 @@
         </w:tc>
       </w:tr>
       <w:tr>
-        <w:tblPrEx>
-          <w:tblCellMar>
-            <w:top w:w="0" w:type="dxa"/>
-            <w:bottom w:w="0" w:type="dxa"/>
-          </w:tblCellMar>
-        </w:tblPrEx>
         <w:tc>
           <w:tcPr>
             <w:tcW w:w="4637" w:type="dxa"/>
             <w:tcBorders>
-              <w:bottom w:val="single" w:color="E3DFDA" w:sz="4" w:space="0"/>
+              <w:bottom w:val="single" w:sz="4" w:space="0" w:color="E3DFDA"/>
             </w:tcBorders>
             <w:tcMar>
               <w:top w:w="42" w:type="dxa"/>
@@ -9129,7 +9054,7 @@
           <w:tcPr>
             <w:tcW w:w="1613" w:type="dxa"/>
             <w:tcBorders>
-              <w:bottom w:val="single" w:color="E3DFDA" w:sz="4" w:space="0"/>
+              <w:bottom w:val="single" w:sz="4" w:space="0" w:color="E3DFDA"/>
             </w:tcBorders>
             <w:tcMar>
               <w:top w:w="42" w:type="dxa"/>
@@ -9155,7 +9080,7 @@
           <w:tcPr>
             <w:tcW w:w="3830" w:type="dxa"/>
             <w:tcBorders>
-              <w:bottom w:val="single" w:color="E3DFDA" w:sz="4" w:space="0"/>
+              <w:bottom w:val="single" w:sz="4" w:space="0" w:color="E3DFDA"/>
             </w:tcBorders>
             <w:tcMar>
               <w:top w:w="42" w:type="dxa"/>
@@ -9179,17 +9104,11 @@
         </w:tc>
       </w:tr>
       <w:tr>
-        <w:tblPrEx>
-          <w:tblCellMar>
-            <w:top w:w="0" w:type="dxa"/>
-            <w:bottom w:w="0" w:type="dxa"/>
-          </w:tblCellMar>
-        </w:tblPrEx>
         <w:tc>
           <w:tcPr>
             <w:tcW w:w="4637" w:type="dxa"/>
             <w:tcBorders>
-              <w:bottom w:val="single" w:color="E3DFDA" w:sz="4" w:space="0"/>
+              <w:bottom w:val="single" w:sz="4" w:space="0" w:color="E3DFDA"/>
             </w:tcBorders>
             <w:tcMar>
               <w:top w:w="42" w:type="dxa"/>
@@ -9212,7 +9131,7 @@
           <w:tcPr>
             <w:tcW w:w="1613" w:type="dxa"/>
             <w:tcBorders>
-              <w:bottom w:val="single" w:color="E3DFDA" w:sz="4" w:space="0"/>
+              <w:bottom w:val="single" w:sz="4" w:space="0" w:color="E3DFDA"/>
             </w:tcBorders>
             <w:tcMar>
               <w:top w:w="42" w:type="dxa"/>
@@ -9238,7 +9157,7 @@
           <w:tcPr>
             <w:tcW w:w="3830" w:type="dxa"/>
             <w:tcBorders>
-              <w:bottom w:val="single" w:color="E3DFDA" w:sz="4" w:space="0"/>
+              <w:bottom w:val="single" w:sz="4" w:space="0" w:color="E3DFDA"/>
             </w:tcBorders>
             <w:tcMar>
               <w:top w:w="42" w:type="dxa"/>
@@ -9262,17 +9181,11 @@
         </w:tc>
       </w:tr>
       <w:tr>
-        <w:tblPrEx>
-          <w:tblCellMar>
-            <w:top w:w="0" w:type="dxa"/>
-            <w:bottom w:w="0" w:type="dxa"/>
-          </w:tblCellMar>
-        </w:tblPrEx>
         <w:tc>
           <w:tcPr>
             <w:tcW w:w="4637" w:type="dxa"/>
             <w:tcBorders>
-              <w:bottom w:val="single" w:color="E3DFDA" w:sz="4" w:space="0"/>
+              <w:bottom w:val="single" w:sz="4" w:space="0" w:color="E3DFDA"/>
             </w:tcBorders>
             <w:tcMar>
               <w:top w:w="42" w:type="dxa"/>
@@ -9295,7 +9208,7 @@
           <w:tcPr>
             <w:tcW w:w="1613" w:type="dxa"/>
             <w:tcBorders>
-              <w:bottom w:val="single" w:color="E3DFDA" w:sz="4" w:space="0"/>
+              <w:bottom w:val="single" w:sz="4" w:space="0" w:color="E3DFDA"/>
             </w:tcBorders>
             <w:tcMar>
               <w:top w:w="42" w:type="dxa"/>
@@ -9321,7 +9234,7 @@
           <w:tcPr>
             <w:tcW w:w="3830" w:type="dxa"/>
             <w:tcBorders>
-              <w:bottom w:val="single" w:color="E3DFDA" w:sz="4" w:space="0"/>
+              <w:bottom w:val="single" w:sz="4" w:space="0" w:color="E3DFDA"/>
             </w:tcBorders>
             <w:tcMar>
               <w:top w:w="42" w:type="dxa"/>
@@ -9348,7 +9261,7 @@
     <w:p/>
     <w:sectPr>
       <w:headerReference w:type="default" r:id="rId7"/>
-      <w:pgSz w:w="12240" w:h="15840" w:orient="portrait"/>
+      <w:pgSz w:w="12240" w:h="15840"/>
       <w:pgMar w:top="1200" w:right="1080" w:bottom="1080" w:left="1080" w:header="600" w:footer="540" w:gutter="0"/>
       <w:cols w:space="720"/>
       <w:docGrid w:linePitch="360"/>
@@ -9358,7 +9271,7 @@
 </file>
 
 <file path=word/endnotes.xml><?xml version="1.0" encoding="utf-8"?>
-<w:endnotes xmlns:wpc="http://schemas.microsoft.com/office/word/2010/wordprocessingCanvas" xmlns:cx="http://schemas.microsoft.com/office/drawing/2014/chartex" xmlns:cx1="http://schemas.microsoft.com/office/drawing/2015/9/8/chartex" xmlns:cx2="http://schemas.microsoft.com/office/drawing/2015/10/21/chartex" xmlns:cx3="http://schemas.microsoft.com/office/drawing/2016/5/9/chartex" xmlns:cx4="http://schemas.microsoft.com/office/drawing/2016/5/10/chartex" xmlns:cx5="http://schemas.microsoft.com/office/drawing/2016/5/11/chartex" xmlns:cx6="http://schemas.microsoft.com/office/drawing/2016/5/12/chartex" xmlns:cx7="http://schemas.microsoft.com/office/drawing/2016/5/13/chartex" xmlns:cx8="http://schemas.microsoft.com/office/drawing/2016/5/14/chartex" xmlns:mc="http://schemas.openxmlformats.org/markup-compatibility/2006" xmlns:aink="http://schemas.microsoft.com/office/drawing/2016/ink" xmlns:am3d="http://schemas.microsoft.com/office/drawing/2017/model3d" xmlns:o="urn:schemas-microsoft-com:office:office" xmlns:oel="http://schemas.microsoft.com/office/2019/extlst" xmlns:r="http://schemas.openxmlformats.org/officeDocument/2006/relationships" xmlns:m="http://schemas.openxmlformats.org/officeDocument/2006/math" xmlns:v="urn:schemas-microsoft-com:vml" xmlns:wp14="http://schemas.microsoft.com/office/word/2010/wordprocessingDrawing" xmlns:wp="http://schemas.openxmlformats.org/drawingml/2006/wordprocessingDrawing" xmlns:w10="urn:schemas-microsoft-com:office:word" xmlns:w="http://schemas.openxmlformats.org/wordprocessingml/2006/main" xmlns:w14="http://schemas.microsoft.com/office/word/2010/wordml" xmlns:w15="http://schemas.microsoft.com/office/word/2012/wordml" xmlns:w16cei="http://schemas.microsoft.com/office/word/2026/wordml/cei" xmlns:w16cex="http://schemas.microsoft.com/office/word/2018/wordml/cex" xmlns:w16cid="http://schemas.microsoft.com/office/word/2016/wordml/cid" xmlns:w16="http://schemas.microsoft.com/office/word/2018/wordml" xmlns:w16du="http://schemas.microsoft.com/office/word/2023/wordml/word16du" xmlns:w16sdtdh="http://schemas.microsoft.com/office/word/2020/wordml/sdtdatahash" xmlns:w16sdtfl="http://schemas.microsoft.com/office/word/2024/wordml/sdtformatlock" xmlns:w16se="http://schemas.microsoft.com/office/word/2015/wordml/symex" xmlns:wpg="http://schemas.microsoft.com/office/word/2010/wordprocessingGroup" xmlns:wpi="http://schemas.microsoft.com/office/word/2010/wordprocessingInk" xmlns:wne="http://schemas.microsoft.com/office/word/2006/wordml" xmlns:wps="http://schemas.microsoft.com/office/word/2010/wordprocessingShape" mc:Ignorable="w14 w15 w16se w16cid w16 w16cex w16sdtdh w16sdtfl w16du wp14">
+<w:endnotes xmlns:wpc="http://schemas.microsoft.com/office/word/2010/wordprocessingCanvas" xmlns:cx="http://schemas.microsoft.com/office/drawing/2014/chartex" xmlns:cx1="http://schemas.microsoft.com/office/drawing/2015/9/8/chartex" xmlns:cx2="http://schemas.microsoft.com/office/drawing/2015/10/21/chartex" xmlns:cx3="http://schemas.microsoft.com/office/drawing/2016/5/9/chartex" xmlns:cx4="http://schemas.microsoft.com/office/drawing/2016/5/10/chartex" xmlns:cx5="http://schemas.microsoft.com/office/drawing/2016/5/11/chartex" xmlns:cx6="http://schemas.microsoft.com/office/drawing/2016/5/12/chartex" xmlns:cx7="http://schemas.microsoft.com/office/drawing/2016/5/13/chartex" xmlns:cx8="http://schemas.microsoft.com/office/drawing/2016/5/14/chartex" xmlns:mc="http://schemas.openxmlformats.org/markup-compatibility/2006" xmlns:aink="http://schemas.microsoft.com/office/drawing/2016/ink" xmlns:am3d="http://schemas.microsoft.com/office/drawing/2017/model3d" xmlns:o="urn:schemas-microsoft-com:office:office" xmlns:oel="http://schemas.microsoft.com/office/2019/extlst" xmlns:r="http://schemas.openxmlformats.org/officeDocument/2006/relationships" xmlns:m="http://schemas.openxmlformats.org/officeDocument/2006/math" xmlns:v="urn:schemas-microsoft-com:vml" xmlns:wp14="http://schemas.microsoft.com/office/word/2010/wordprocessingDrawing" xmlns:wp="http://schemas.openxmlformats.org/drawingml/2006/wordprocessingDrawing" xmlns:w10="urn:schemas-microsoft-com:office:word" xmlns:w="http://schemas.openxmlformats.org/wordprocessingml/2006/main" xmlns:w14="http://schemas.microsoft.com/office/word/2010/wordml" xmlns:w15="http://schemas.microsoft.com/office/word/2012/wordml" xmlns:w16cex="http://schemas.microsoft.com/office/word/2018/wordml/cex" xmlns:w16cid="http://schemas.microsoft.com/office/word/2016/wordml/cid" xmlns:w16="http://schemas.microsoft.com/office/word/2018/wordml" xmlns:w16du="http://schemas.microsoft.com/office/word/2023/wordml/word16du" xmlns:w16sdtdh="http://schemas.microsoft.com/office/word/2020/wordml/sdtdatahash" xmlns:w16sdtfl="http://schemas.microsoft.com/office/word/2024/wordml/sdtformatlock" xmlns:w16se="http://schemas.microsoft.com/office/word/2015/wordml/symex" xmlns:wpg="http://schemas.microsoft.com/office/word/2010/wordprocessingGroup" xmlns:wpi="http://schemas.microsoft.com/office/word/2010/wordprocessingInk" xmlns:wne="http://schemas.microsoft.com/office/word/2006/wordml" xmlns:wps="http://schemas.microsoft.com/office/word/2010/wordprocessingShape" mc:Ignorable="w14 w15 w16se w16cid w16 w16cex w16sdtdh w16sdtfl w16du wp14">
   <w:endnote w:type="separator" w:id="-1">
     <w:p>
       <w:r>
@@ -9377,7 +9290,7 @@
 </file>
 
 <file path=word/footnotes.xml><?xml version="1.0" encoding="utf-8"?>
-<w:footnotes xmlns:wpc="http://schemas.microsoft.com/office/word/2010/wordprocessingCanvas" xmlns:cx="http://schemas.microsoft.com/office/drawing/2014/chartex" xmlns:cx1="http://schemas.microsoft.com/office/drawing/2015/9/8/chartex" xmlns:cx2="http://schemas.microsoft.com/office/drawing/2015/10/21/chartex" xmlns:cx3="http://schemas.microsoft.com/office/drawing/2016/5/9/chartex" xmlns:cx4="http://schemas.microsoft.com/office/drawing/2016/5/10/chartex" xmlns:cx5="http://schemas.microsoft.com/office/drawing/2016/5/11/chartex" xmlns:cx6="http://schemas.microsoft.com/office/drawing/2016/5/12/chartex" xmlns:cx7="http://schemas.microsoft.com/office/drawing/2016/5/13/chartex" xmlns:cx8="http://schemas.microsoft.com/office/drawing/2016/5/14/chartex" xmlns:mc="http://schemas.openxmlformats.org/markup-compatibility/2006" xmlns:aink="http://schemas.microsoft.com/office/drawing/2016/ink" xmlns:am3d="http://schemas.microsoft.com/office/drawing/2017/model3d" xmlns:o="urn:schemas-microsoft-com:office:office" xmlns:oel="http://schemas.microsoft.com/office/2019/extlst" xmlns:r="http://schemas.openxmlformats.org/officeDocument/2006/relationships" xmlns:m="http://schemas.openxmlformats.org/officeDocument/2006/math" xmlns:v="urn:schemas-microsoft-com:vml" xmlns:wp14="http://schemas.microsoft.com/office/word/2010/wordprocessingDrawing" xmlns:wp="http://schemas.openxmlformats.org/drawingml/2006/wordprocessingDrawing" xmlns:w10="urn:schemas-microsoft-com:office:word" xmlns:w="http://schemas.openxmlformats.org/wordprocessingml/2006/main" xmlns:w14="http://schemas.microsoft.com/office/word/2010/wordml" xmlns:w15="http://schemas.microsoft.com/office/word/2012/wordml" xmlns:w16cei="http://schemas.microsoft.com/office/word/2026/wordml/cei" xmlns:w16cex="http://schemas.microsoft.com/office/word/2018/wordml/cex" xmlns:w16cid="http://schemas.microsoft.com/office/word/2016/wordml/cid" xmlns:w16="http://schemas.microsoft.com/office/word/2018/wordml" xmlns:w16du="http://schemas.microsoft.com/office/word/2023/wordml/word16du" xmlns:w16sdtdh="http://schemas.microsoft.com/office/word/2020/wordml/sdtdatahash" xmlns:w16sdtfl="http://schemas.microsoft.com/office/word/2024/wordml/sdtformatlock" xmlns:w16se="http://schemas.microsoft.com/office/word/2015/wordml/symex" xmlns:wpg="http://schemas.microsoft.com/office/word/2010/wordprocessingGroup" xmlns:wpi="http://schemas.microsoft.com/office/word/2010/wordprocessingInk" xmlns:wne="http://schemas.microsoft.com/office/word/2006/wordml" xmlns:wps="http://schemas.microsoft.com/office/word/2010/wordprocessingShape" mc:Ignorable="w14 w15 w16se w16cid w16 w16cex w16sdtdh w16sdtfl w16du wp14">
+<w:footnotes xmlns:wpc="http://schemas.microsoft.com/office/word/2010/wordprocessingCanvas" xmlns:cx="http://schemas.microsoft.com/office/drawing/2014/chartex" xmlns:cx1="http://schemas.microsoft.com/office/drawing/2015/9/8/chartex" xmlns:cx2="http://schemas.microsoft.com/office/drawing/2015/10/21/chartex" xmlns:cx3="http://schemas.microsoft.com/office/drawing/2016/5/9/chartex" xmlns:cx4="http://schemas.microsoft.com/office/drawing/2016/5/10/chartex" xmlns:cx5="http://schemas.microsoft.com/office/drawing/2016/5/11/chartex" xmlns:cx6="http://schemas.microsoft.com/office/drawing/2016/5/12/chartex" xmlns:cx7="http://schemas.microsoft.com/office/drawing/2016/5/13/chartex" xmlns:cx8="http://schemas.microsoft.com/office/drawing/2016/5/14/chartex" xmlns:mc="http://schemas.openxmlformats.org/markup-compatibility/2006" xmlns:aink="http://schemas.microsoft.com/office/drawing/2016/ink" xmlns:am3d="http://schemas.microsoft.com/office/drawing/2017/model3d" xmlns:o="urn:schemas-microsoft-com:office:office" xmlns:oel="http://schemas.microsoft.com/office/2019/extlst" xmlns:r="http://schemas.openxmlformats.org/officeDocument/2006/relationships" xmlns:m="http://schemas.openxmlformats.org/officeDocument/2006/math" xmlns:v="urn:schemas-microsoft-com:vml" xmlns:wp14="http://schemas.microsoft.com/office/word/2010/wordprocessingDrawing" xmlns:wp="http://schemas.openxmlformats.org/drawingml/2006/wordprocessingDrawing" xmlns:w10="urn:schemas-microsoft-com:office:word" xmlns:w="http://schemas.openxmlformats.org/wordprocessingml/2006/main" xmlns:w14="http://schemas.microsoft.com/office/word/2010/wordml" xmlns:w15="http://schemas.microsoft.com/office/word/2012/wordml" xmlns:w16cex="http://schemas.microsoft.com/office/word/2018/wordml/cex" xmlns:w16cid="http://schemas.microsoft.com/office/word/2016/wordml/cid" xmlns:w16="http://schemas.microsoft.com/office/word/2018/wordml" xmlns:w16du="http://schemas.microsoft.com/office/word/2023/wordml/word16du" xmlns:w16sdtdh="http://schemas.microsoft.com/office/word/2020/wordml/sdtdatahash" xmlns:w16sdtfl="http://schemas.microsoft.com/office/word/2024/wordml/sdtformatlock" xmlns:w16se="http://schemas.microsoft.com/office/word/2015/wordml/symex" xmlns:wpg="http://schemas.microsoft.com/office/word/2010/wordprocessingGroup" xmlns:wpi="http://schemas.microsoft.com/office/word/2010/wordprocessingInk" xmlns:wne="http://schemas.microsoft.com/office/word/2006/wordml" xmlns:wps="http://schemas.microsoft.com/office/word/2010/wordprocessingShape" mc:Ignorable="w14 w15 w16se w16cid w16 w16cex w16sdtdh w16sdtfl w16du wp14">
   <w:footnote w:type="separator" w:id="-1">
     <w:p>
       <w:r>
@@ -9396,7 +9309,7 @@
 </file>
 
 <file path=word/header1.xml><?xml version="1.0" encoding="utf-8"?>
-<w:hdr xmlns:wpc="http://schemas.microsoft.com/office/word/2010/wordprocessingCanvas" xmlns:cx="http://schemas.microsoft.com/office/drawing/2014/chartex" xmlns:cx1="http://schemas.microsoft.com/office/drawing/2015/9/8/chartex" xmlns:cx2="http://schemas.microsoft.com/office/drawing/2015/10/21/chartex" xmlns:cx3="http://schemas.microsoft.com/office/drawing/2016/5/9/chartex" xmlns:cx4="http://schemas.microsoft.com/office/drawing/2016/5/10/chartex" xmlns:cx5="http://schemas.microsoft.com/office/drawing/2016/5/11/chartex" xmlns:cx6="http://schemas.microsoft.com/office/drawing/2016/5/12/chartex" xmlns:cx7="http://schemas.microsoft.com/office/drawing/2016/5/13/chartex" xmlns:cx8="http://schemas.microsoft.com/office/drawing/2016/5/14/chartex" xmlns:mc="http://schemas.openxmlformats.org/markup-compatibility/2006" xmlns:aink="http://schemas.microsoft.com/office/drawing/2016/ink" xmlns:am3d="http://schemas.microsoft.com/office/drawing/2017/model3d" xmlns:o="urn:schemas-microsoft-com:office:office" xmlns:oel="http://schemas.microsoft.com/office/2019/extlst" xmlns:r="http://schemas.openxmlformats.org/officeDocument/2006/relationships" xmlns:m="http://schemas.openxmlformats.org/officeDocument/2006/math" xmlns:v="urn:schemas-microsoft-com:vml" xmlns:wp14="http://schemas.microsoft.com/office/word/2010/wordprocessingDrawing" xmlns:wp="http://schemas.openxmlformats.org/drawingml/2006/wordprocessingDrawing" xmlns:w10="urn:schemas-microsoft-com:office:word" xmlns:w="http://schemas.openxmlformats.org/wordprocessingml/2006/main" xmlns:w14="http://schemas.microsoft.com/office/word/2010/wordml" xmlns:w15="http://schemas.microsoft.com/office/word/2012/wordml" xmlns:w16cei="http://schemas.microsoft.com/office/word/2026/wordml/cei" xmlns:w16cex="http://schemas.microsoft.com/office/word/2018/wordml/cex" xmlns:w16cid="http://schemas.microsoft.com/office/word/2016/wordml/cid" xmlns:w16="http://schemas.microsoft.com/office/word/2018/wordml" xmlns:w16du="http://schemas.microsoft.com/office/word/2023/wordml/word16du" xmlns:w16sdtdh="http://schemas.microsoft.com/office/word/2020/wordml/sdtdatahash" xmlns:w16sdtfl="http://schemas.microsoft.com/office/word/2024/wordml/sdtformatlock" xmlns:w16se="http://schemas.microsoft.com/office/word/2015/wordml/symex" xmlns:wpg="http://schemas.microsoft.com/office/word/2010/wordprocessingGroup" xmlns:wpi="http://schemas.microsoft.com/office/word/2010/wordprocessingInk" xmlns:wne="http://schemas.microsoft.com/office/word/2006/wordml" xmlns:wps="http://schemas.microsoft.com/office/word/2010/wordprocessingShape" xmlns:a="http://schemas.openxmlformats.org/drawingml/2006/main" xmlns:pic="http://schemas.openxmlformats.org/drawingml/2006/picture" xmlns:a14="http://schemas.microsoft.com/office/drawing/2010/main" mc:Ignorable="w14 w15 w16se w16cid w16 w16cex w16sdtdh w16sdtfl w16du wp14">
+<w:hdr xmlns:wpc="http://schemas.microsoft.com/office/word/2010/wordprocessingCanvas" xmlns:cx="http://schemas.microsoft.com/office/drawing/2014/chartex" xmlns:cx1="http://schemas.microsoft.com/office/drawing/2015/9/8/chartex" xmlns:cx2="http://schemas.microsoft.com/office/drawing/2015/10/21/chartex" xmlns:cx3="http://schemas.microsoft.com/office/drawing/2016/5/9/chartex" xmlns:cx4="http://schemas.microsoft.com/office/drawing/2016/5/10/chartex" xmlns:cx5="http://schemas.microsoft.com/office/drawing/2016/5/11/chartex" xmlns:cx6="http://schemas.microsoft.com/office/drawing/2016/5/12/chartex" xmlns:cx7="http://schemas.microsoft.com/office/drawing/2016/5/13/chartex" xmlns:cx8="http://schemas.microsoft.com/office/drawing/2016/5/14/chartex" xmlns:mc="http://schemas.openxmlformats.org/markup-compatibility/2006" xmlns:aink="http://schemas.microsoft.com/office/drawing/2016/ink" xmlns:am3d="http://schemas.microsoft.com/office/drawing/2017/model3d" xmlns:o="urn:schemas-microsoft-com:office:office" xmlns:oel="http://schemas.microsoft.com/office/2019/extlst" xmlns:r="http://schemas.openxmlformats.org/officeDocument/2006/relationships" xmlns:m="http://schemas.openxmlformats.org/officeDocument/2006/math" xmlns:v="urn:schemas-microsoft-com:vml" xmlns:wp14="http://schemas.microsoft.com/office/word/2010/wordprocessingDrawing" xmlns:wp="http://schemas.openxmlformats.org/drawingml/2006/wordprocessingDrawing" xmlns:w10="urn:schemas-microsoft-com:office:word" xmlns:w="http://schemas.openxmlformats.org/wordprocessingml/2006/main" xmlns:w14="http://schemas.microsoft.com/office/word/2010/wordml" xmlns:w15="http://schemas.microsoft.com/office/word/2012/wordml" xmlns:w16cex="http://schemas.microsoft.com/office/word/2018/wordml/cex" xmlns:w16cid="http://schemas.microsoft.com/office/word/2016/wordml/cid" xmlns:w16="http://schemas.microsoft.com/office/word/2018/wordml" xmlns:w16du="http://schemas.microsoft.com/office/word/2023/wordml/word16du" xmlns:w16sdtdh="http://schemas.microsoft.com/office/word/2020/wordml/sdtdatahash" xmlns:w16sdtfl="http://schemas.microsoft.com/office/word/2024/wordml/sdtformatlock" xmlns:w16se="http://schemas.microsoft.com/office/word/2015/wordml/symex" xmlns:wpg="http://schemas.microsoft.com/office/word/2010/wordprocessingGroup" xmlns:wpi="http://schemas.microsoft.com/office/word/2010/wordprocessingInk" xmlns:wne="http://schemas.microsoft.com/office/word/2006/wordml" xmlns:wps="http://schemas.microsoft.com/office/word/2010/wordprocessingShape" mc:Ignorable="w14 w15 w16se w16cid w16 w16cex w16sdtdh w16sdtfl w16du wp14">
   <w:p>
     <w:pPr>
       <w:tabs>
@@ -9472,7 +9385,7 @@
 </file>
 
 <file path=word/numbering.xml><?xml version="1.0" encoding="utf-8"?>
-<w:numbering xmlns:wpc="http://schemas.microsoft.com/office/word/2010/wordprocessingCanvas" xmlns:cx="http://schemas.microsoft.com/office/drawing/2014/chartex" xmlns:cx1="http://schemas.microsoft.com/office/drawing/2015/9/8/chartex" xmlns:cx2="http://schemas.microsoft.com/office/drawing/2015/10/21/chartex" xmlns:cx3="http://schemas.microsoft.com/office/drawing/2016/5/9/chartex" xmlns:cx4="http://schemas.microsoft.com/office/drawing/2016/5/10/chartex" xmlns:cx5="http://schemas.microsoft.com/office/drawing/2016/5/11/chartex" xmlns:cx6="http://schemas.microsoft.com/office/drawing/2016/5/12/chartex" xmlns:cx7="http://schemas.microsoft.com/office/drawing/2016/5/13/chartex" xmlns:cx8="http://schemas.microsoft.com/office/drawing/2016/5/14/chartex" xmlns:mc="http://schemas.openxmlformats.org/markup-compatibility/2006" xmlns:aink="http://schemas.microsoft.com/office/drawing/2016/ink" xmlns:am3d="http://schemas.microsoft.com/office/drawing/2017/model3d" xmlns:o="urn:schemas-microsoft-com:office:office" xmlns:oel="http://schemas.microsoft.com/office/2019/extlst" xmlns:r="http://schemas.openxmlformats.org/officeDocument/2006/relationships" xmlns:m="http://schemas.openxmlformats.org/officeDocument/2006/math" xmlns:v="urn:schemas-microsoft-com:vml" xmlns:wp14="http://schemas.microsoft.com/office/word/2010/wordprocessingDrawing" xmlns:wp="http://schemas.openxmlformats.org/drawingml/2006/wordprocessingDrawing" xmlns:w10="urn:schemas-microsoft-com:office:word" xmlns:w="http://schemas.openxmlformats.org/wordprocessingml/2006/main" xmlns:w14="http://schemas.microsoft.com/office/word/2010/wordml" xmlns:w15="http://schemas.microsoft.com/office/word/2012/wordml" xmlns:w16cei="http://schemas.microsoft.com/office/word/2026/wordml/cei" xmlns:w16cex="http://schemas.microsoft.com/office/word/2018/wordml/cex" xmlns:w16cid="http://schemas.microsoft.com/office/word/2016/wordml/cid" xmlns:w16="http://schemas.microsoft.com/office/word/2018/wordml" xmlns:w16du="http://schemas.microsoft.com/office/word/2023/wordml/word16du" xmlns:w16sdtdh="http://schemas.microsoft.com/office/word/2020/wordml/sdtdatahash" xmlns:w16sdtfl="http://schemas.microsoft.com/office/word/2024/wordml/sdtformatlock" xmlns:w16se="http://schemas.microsoft.com/office/word/2015/wordml/symex" xmlns:wpg="http://schemas.microsoft.com/office/word/2010/wordprocessingGroup" xmlns:wpi="http://schemas.microsoft.com/office/word/2010/wordprocessingInk" xmlns:wne="http://schemas.microsoft.com/office/word/2006/wordml" xmlns:wps="http://schemas.microsoft.com/office/word/2010/wordprocessingShape" mc:Ignorable="w14 w15 w16se w16cid w16 w16cex w16sdtdh w16sdtfl w16du wp14">
+<w:numbering xmlns:wpc="http://schemas.microsoft.com/office/word/2010/wordprocessingCanvas" xmlns:cx="http://schemas.microsoft.com/office/drawing/2014/chartex" xmlns:cx1="http://schemas.microsoft.com/office/drawing/2015/9/8/chartex" xmlns:cx2="http://schemas.microsoft.com/office/drawing/2015/10/21/chartex" xmlns:cx3="http://schemas.microsoft.com/office/drawing/2016/5/9/chartex" xmlns:cx4="http://schemas.microsoft.com/office/drawing/2016/5/10/chartex" xmlns:cx5="http://schemas.microsoft.com/office/drawing/2016/5/11/chartex" xmlns:cx6="http://schemas.microsoft.com/office/drawing/2016/5/12/chartex" xmlns:cx7="http://schemas.microsoft.com/office/drawing/2016/5/13/chartex" xmlns:cx8="http://schemas.microsoft.com/office/drawing/2016/5/14/chartex" xmlns:mc="http://schemas.openxmlformats.org/markup-compatibility/2006" xmlns:aink="http://schemas.microsoft.com/office/drawing/2016/ink" xmlns:am3d="http://schemas.microsoft.com/office/drawing/2017/model3d" xmlns:o="urn:schemas-microsoft-com:office:office" xmlns:oel="http://schemas.microsoft.com/office/2019/extlst" xmlns:r="http://schemas.openxmlformats.org/officeDocument/2006/relationships" xmlns:m="http://schemas.openxmlformats.org/officeDocument/2006/math" xmlns:v="urn:schemas-microsoft-com:vml" xmlns:wp14="http://schemas.microsoft.com/office/word/2010/wordprocessingDrawing" xmlns:wp="http://schemas.openxmlformats.org/drawingml/2006/wordprocessingDrawing" xmlns:w10="urn:schemas-microsoft-com:office:word" xmlns:w="http://schemas.openxmlformats.org/wordprocessingml/2006/main" xmlns:w14="http://schemas.microsoft.com/office/word/2010/wordml" xmlns:w15="http://schemas.microsoft.com/office/word/2012/wordml" xmlns:w16cex="http://schemas.microsoft.com/office/word/2018/wordml/cex" xmlns:w16cid="http://schemas.microsoft.com/office/word/2016/wordml/cid" xmlns:w16="http://schemas.microsoft.com/office/word/2018/wordml" xmlns:w16du="http://schemas.microsoft.com/office/word/2023/wordml/word16du" xmlns:w16sdtdh="http://schemas.microsoft.com/office/word/2020/wordml/sdtdatahash" xmlns:w16sdtfl="http://schemas.microsoft.com/office/word/2024/wordml/sdtformatlock" xmlns:w16se="http://schemas.microsoft.com/office/word/2015/wordml/symex" xmlns:wpg="http://schemas.microsoft.com/office/word/2010/wordprocessingGroup" xmlns:wpi="http://schemas.microsoft.com/office/word/2010/wordprocessingInk" xmlns:wne="http://schemas.microsoft.com/office/word/2006/wordml" xmlns:wps="http://schemas.microsoft.com/office/word/2010/wordprocessingShape" mc:Ignorable="w14 w15 w16se w16cid w16 w16cex w16sdtdh w16sdtfl w16du wp14">
   <w:abstractNum w:abstractNumId="0" w15:restartNumberingAfterBreak="0">
     <w:nsid w:val="269316BD"/>
     <w:multiLevelType w:val="hybridMultilevel"/>
@@ -9573,7 +9486,7 @@
   <w:docDefaults>
     <w:rPrDefault>
       <w:rPr>
-        <w:rFonts w:ascii="Inter" w:hAnsi="Inter" w:eastAsia="Inter" w:cs="Inter"/>
+        <w:rFonts w:ascii="Inter" w:eastAsia="Inter" w:hAnsi="Inter" w:cs="Inter"/>
         <w:color w:val="111111"/>
         <w:sz w:val="18"/>
         <w:szCs w:val="18"/>
@@ -9585,14 +9498,14 @@
   <w:latentStyles w:defLockedState="0" w:defUIPriority="99" w:defSemiHidden="0" w:defUnhideWhenUsed="0" w:defQFormat="0" w:count="376">
     <w:lsdException w:name="Normal" w:uiPriority="0" w:qFormat="1"/>
     <w:lsdException w:name="heading 1" w:uiPriority="9" w:qFormat="1"/>
-    <w:lsdException w:name="heading 2" w:uiPriority="9" w:semiHidden="1" w:unhideWhenUsed="1" w:qFormat="1"/>
-    <w:lsdException w:name="heading 3" w:uiPriority="9" w:semiHidden="1" w:unhideWhenUsed="1" w:qFormat="1"/>
-    <w:lsdException w:name="heading 4" w:uiPriority="9" w:semiHidden="1" w:unhideWhenUsed="1" w:qFormat="1"/>
-    <w:lsdException w:name="heading 5" w:uiPriority="9" w:semiHidden="1" w:unhideWhenUsed="1" w:qFormat="1"/>
-    <w:lsdException w:name="heading 6" w:uiPriority="9" w:semiHidden="1" w:unhideWhenUsed="1" w:qFormat="1"/>
-    <w:lsdException w:name="heading 7" w:uiPriority="9" w:semiHidden="1" w:unhideWhenUsed="1" w:qFormat="1"/>
-    <w:lsdException w:name="heading 8" w:uiPriority="9" w:semiHidden="1" w:unhideWhenUsed="1" w:qFormat="1"/>
-    <w:lsdException w:name="heading 9" w:uiPriority="9" w:semiHidden="1" w:unhideWhenUsed="1" w:qFormat="1"/>
+    <w:lsdException w:name="heading 2" w:semiHidden="1" w:uiPriority="9" w:unhideWhenUsed="1" w:qFormat="1"/>
+    <w:lsdException w:name="heading 3" w:semiHidden="1" w:uiPriority="9" w:unhideWhenUsed="1" w:qFormat="1"/>
+    <w:lsdException w:name="heading 4" w:semiHidden="1" w:uiPriority="9" w:unhideWhenUsed="1" w:qFormat="1"/>
+    <w:lsdException w:name="heading 5" w:semiHidden="1" w:uiPriority="9" w:unhideWhenUsed="1" w:qFormat="1"/>
+    <w:lsdException w:name="heading 6" w:semiHidden="1" w:uiPriority="9" w:unhideWhenUsed="1" w:qFormat="1"/>
+    <w:lsdException w:name="heading 7" w:semiHidden="1" w:uiPriority="9" w:unhideWhenUsed="1" w:qFormat="1"/>
+    <w:lsdException w:name="heading 8" w:semiHidden="1" w:uiPriority="9" w:unhideWhenUsed="1" w:qFormat="1"/>
+    <w:lsdException w:name="heading 9" w:semiHidden="1" w:uiPriority="9" w:unhideWhenUsed="1" w:qFormat="1"/>
     <w:lsdException w:name="index 1" w:semiHidden="1" w:unhideWhenUsed="1"/>
     <w:lsdException w:name="index 2" w:semiHidden="1" w:unhideWhenUsed="1"/>
     <w:lsdException w:name="index 3" w:semiHidden="1" w:unhideWhenUsed="1"/>
@@ -9602,22 +9515,22 @@
     <w:lsdException w:name="index 7" w:semiHidden="1" w:unhideWhenUsed="1"/>
     <w:lsdException w:name="index 8" w:semiHidden="1" w:unhideWhenUsed="1"/>
     <w:lsdException w:name="index 9" w:semiHidden="1" w:unhideWhenUsed="1"/>
-    <w:lsdException w:name="toc 1" w:uiPriority="39" w:semiHidden="1" w:unhideWhenUsed="1"/>
-    <w:lsdException w:name="toc 2" w:uiPriority="39" w:semiHidden="1" w:unhideWhenUsed="1"/>
-    <w:lsdException w:name="toc 3" w:uiPriority="39" w:semiHidden="1" w:unhideWhenUsed="1"/>
-    <w:lsdException w:name="toc 4" w:uiPriority="39" w:semiHidden="1" w:unhideWhenUsed="1"/>
-    <w:lsdException w:name="toc 5" w:uiPriority="39" w:semiHidden="1" w:unhideWhenUsed="1"/>
-    <w:lsdException w:name="toc 6" w:uiPriority="39" w:semiHidden="1" w:unhideWhenUsed="1"/>
-    <w:lsdException w:name="toc 7" w:uiPriority="39" w:semiHidden="1" w:unhideWhenUsed="1"/>
-    <w:lsdException w:name="toc 8" w:uiPriority="39" w:semiHidden="1" w:unhideWhenUsed="1"/>
-    <w:lsdException w:name="toc 9" w:uiPriority="39" w:semiHidden="1" w:unhideWhenUsed="1"/>
+    <w:lsdException w:name="toc 1" w:semiHidden="1" w:uiPriority="39" w:unhideWhenUsed="1"/>
+    <w:lsdException w:name="toc 2" w:semiHidden="1" w:uiPriority="39" w:unhideWhenUsed="1"/>
+    <w:lsdException w:name="toc 3" w:semiHidden="1" w:uiPriority="39" w:unhideWhenUsed="1"/>
+    <w:lsdException w:name="toc 4" w:semiHidden="1" w:uiPriority="39" w:unhideWhenUsed="1"/>
+    <w:lsdException w:name="toc 5" w:semiHidden="1" w:uiPriority="39" w:unhideWhenUsed="1"/>
+    <w:lsdException w:name="toc 6" w:semiHidden="1" w:uiPriority="39" w:unhideWhenUsed="1"/>
+    <w:lsdException w:name="toc 7" w:semiHidden="1" w:uiPriority="39" w:unhideWhenUsed="1"/>
+    <w:lsdException w:name="toc 8" w:semiHidden="1" w:uiPriority="39" w:unhideWhenUsed="1"/>
+    <w:lsdException w:name="toc 9" w:semiHidden="1" w:uiPriority="39" w:unhideWhenUsed="1"/>
     <w:lsdException w:name="Normal Indent" w:semiHidden="1" w:unhideWhenUsed="1"/>
     <w:lsdException w:name="footnote text" w:semiHidden="1" w:unhideWhenUsed="1"/>
     <w:lsdException w:name="annotation text" w:semiHidden="1" w:unhideWhenUsed="1"/>
     <w:lsdException w:name="header" w:semiHidden="1" w:unhideWhenUsed="1"/>
     <w:lsdException w:name="footer" w:semiHidden="1" w:unhideWhenUsed="1"/>
     <w:lsdException w:name="index heading" w:semiHidden="1" w:unhideWhenUsed="1"/>
-    <w:lsdException w:name="caption" w:uiPriority="35" w:semiHidden="1" w:unhideWhenUsed="1" w:qFormat="1"/>
+    <w:lsdException w:name="caption" w:semiHidden="1" w:uiPriority="35" w:unhideWhenUsed="1" w:qFormat="1"/>
     <w:lsdException w:name="table of figures" w:semiHidden="1" w:unhideWhenUsed="1"/>
     <w:lsdException w:name="envelope address" w:semiHidden="1" w:unhideWhenUsed="1"/>
     <w:lsdException w:name="envelope return" w:semiHidden="1" w:unhideWhenUsed="1"/>
@@ -9648,7 +9561,7 @@
     <w:lsdException w:name="Title" w:uiPriority="10" w:qFormat="1"/>
     <w:lsdException w:name="Closing" w:semiHidden="1" w:unhideWhenUsed="1"/>
     <w:lsdException w:name="Signature" w:semiHidden="1" w:unhideWhenUsed="1"/>
-    <w:lsdException w:name="Default Paragraph Font" w:uiPriority="1" w:semiHidden="1" w:unhideWhenUsed="1"/>
+    <w:lsdException w:name="Default Paragraph Font" w:semiHidden="1" w:uiPriority="1" w:unhideWhenUsed="1"/>
     <w:lsdException w:name="Body Text" w:semiHidden="1" w:unhideWhenUsed="1"/>
     <w:lsdException w:name="Body Text Indent" w:semiHidden="1" w:unhideWhenUsed="1"/>
     <w:lsdException w:name="List Continue" w:semiHidden="1" w:unhideWhenUsed="1"/>
@@ -9848,8 +9761,8 @@
     <w:lsdException w:name="Subtle Reference" w:uiPriority="31" w:qFormat="1"/>
     <w:lsdException w:name="Intense Reference" w:uiPriority="32" w:qFormat="1"/>
     <w:lsdException w:name="Book Title" w:uiPriority="33" w:qFormat="1"/>
-    <w:lsdException w:name="Bibliography" w:uiPriority="37" w:semiHidden="1" w:unhideWhenUsed="1"/>
-    <w:lsdException w:name="TOC Heading" w:uiPriority="39" w:semiHidden="1" w:unhideWhenUsed="1" w:qFormat="1"/>
+    <w:lsdException w:name="Bibliography" w:semiHidden="1" w:uiPriority="37" w:unhideWhenUsed="1"/>
+    <w:lsdException w:name="TOC Heading" w:semiHidden="1" w:uiPriority="39" w:unhideWhenUsed="1" w:qFormat="1"/>
     <w:lsdException w:name="Plain Table 1" w:uiPriority="41"/>
     <w:lsdException w:name="Plain Table 2" w:uiPriority="42"/>
     <w:lsdException w:name="Plain Table 3" w:uiPriority="43"/>
@@ -9960,7 +9873,7 @@
     <w:lsdException w:name="Unresolved Mention" w:semiHidden="1" w:unhideWhenUsed="1"/>
     <w:lsdException w:name="Smart Link" w:semiHidden="1" w:unhideWhenUsed="1"/>
   </w:latentStyles>
-  <w:style w:type="paragraph" w:styleId="Normal" w:default="1">
+  <w:style w:type="paragraph" w:default="1" w:styleId="Normal">
     <w:name w:val="Normal"/>
     <w:qFormat/>
   </w:style>
@@ -10048,13 +9961,13 @@
       <w:color w:val="1F4D78"/>
     </w:rPr>
   </w:style>
-  <w:style w:type="character" w:styleId="DefaultParagraphFont" w:default="1">
+  <w:style w:type="character" w:default="1" w:styleId="DefaultParagraphFont">
     <w:name w:val="Default Paragraph Font"/>
     <w:uiPriority w:val="1"/>
     <w:semiHidden/>
     <w:unhideWhenUsed/>
   </w:style>
-  <w:style w:type="table" w:styleId="TableNormal" w:default="1">
+  <w:style w:type="table" w:default="1" w:styleId="TableNormal">
     <w:name w:val="Normal Table"/>
     <w:uiPriority w:val="99"/>
     <w:semiHidden/>
@@ -10069,7 +9982,7 @@
       </w:tblCellMar>
     </w:tblPr>
   </w:style>
-  <w:style w:type="numbering" w:styleId="NoList" w:default="1">
+  <w:style w:type="numbering" w:default="1" w:styleId="NoList">
     <w:name w:val="No List"/>
     <w:uiPriority w:val="99"/>
     <w:semiHidden/>
@@ -10084,7 +9997,7 @@
       <w:szCs w:val="56"/>
     </w:rPr>
   </w:style>
-  <w:style w:type="paragraph" w:styleId="Strong1" w:customStyle="1">
+  <w:style w:type="paragraph" w:customStyle="1" w:styleId="Strong1">
     <w:name w:val="Strong1"/>
     <w:qFormat/>
     <w:rPr>
@@ -10125,7 +10038,7 @@
       <w:szCs w:val="20"/>
     </w:rPr>
   </w:style>
-  <w:style w:type="character" w:styleId="FootnoteTextChar" w:customStyle="1">
+  <w:style w:type="character" w:customStyle="1" w:styleId="FootnoteTextChar">
     <w:name w:val="Footnote Text Char"/>
     <w:link w:val="FootnoteText"/>
     <w:uiPriority w:val="99"/>
@@ -10156,7 +10069,7 @@
       <w:szCs w:val="20"/>
     </w:rPr>
   </w:style>
-  <w:style w:type="character" w:styleId="EndnoteTextChar" w:customStyle="1">
+  <w:style w:type="character" w:customStyle="1" w:styleId="EndnoteTextChar">
     <w:name w:val="Endnote Text Char"/>
     <w:link w:val="EndnoteText"/>
     <w:uiPriority w:val="99"/>
@@ -10181,7 +10094,7 @@
       </w:tabs>
     </w:pPr>
   </w:style>
-  <w:style w:type="character" w:styleId="HeaderChar" w:customStyle="1">
+  <w:style w:type="character" w:customStyle="1" w:styleId="HeaderChar">
     <w:name w:val="Header Char"/>
     <w:basedOn w:val="DefaultParagraphFont"/>
     <w:link w:val="Header"/>
@@ -10202,7 +10115,7 @@
       </w:tabs>
     </w:pPr>
   </w:style>
-  <w:style w:type="character" w:styleId="FooterChar" w:customStyle="1">
+  <w:style w:type="character" w:customStyle="1" w:styleId="FooterChar">
     <w:name w:val="Footer Char"/>
     <w:basedOn w:val="DefaultParagraphFont"/>
     <w:link w:val="Footer"/>
@@ -10213,7 +10126,7 @@
 </file>
 
 <file path=word/theme/theme1.xml><?xml version="1.0" encoding="utf-8"?>
-<a:theme xmlns:a="http://schemas.openxmlformats.org/drawingml/2006/main" xmlns:thm15="http://schemas.microsoft.com/office/thememl/2012/main" name="Office Theme">
+<a:theme xmlns:a="http://schemas.openxmlformats.org/drawingml/2006/main" name="Office Theme">
   <a:themeElements>
     <a:clrScheme name="Office">
       <a:dk1>

--- a/HARIS_Idea_Canvas_SUBMISSION.docx
+++ b/HARIS_Idea_Canvas_SUBMISSION.docx
@@ -210,25 +210,29 @@
             <w:pPr>
               <w:spacing w:after="60"/>
             </w:pPr>
-            <w:r>
-              <w:rPr>
-                <w:sz w:val="20"/>
+            <w:r/>
+            <w:r>
+              <w:rPr>
+                <w:rFonts w:ascii="Arial" w:hAnsi="Arial"/>
+                <w:sz w:val="19"/>
               </w:rPr>
               <w:t>Team name: HARIS</w:t>
               <w:br/>
               <w:t>Contact email: devilproart@gmail.com</w:t>
               <w:br/>
-              <w:t>Track: 1 – Banking &amp; Insurance</w:t>
+              <w:t>Track: 1 (Banking &amp; Insurance)</w:t>
               <w:br/>
-              <w:t>Use case: Real-Time Fraud Intervention</w:t>
+              <w:t>Based in: Dubai, UAE</w:t>
+              <w:br/>
+              <w:t>Use case: 1 (Real-Time Fraud Intervention)</w:t>
               <w:br/>
               <w:t>Stage: Idea Canvas (Stage 1)</w:t>
               <w:br/>
               <w:t>Languages covered: English, Arabic (Gulf), Hindi, Urdu</w:t>
               <w:br/>
-              <w:t>Prior ElevenLabs use: N</w:t>
+              <w:t>Prior ElevenLabs use: Y (Active workflow created on ElevenLabs Agent Workflows)</w:t>
               <w:br/>
-              <w:t>Team size / based in: 2 / Dubai, UAE</w:t>
+              <w:t>Team size / based in: 1 / Dubai, UAE</w:t>
               <w:br/>
               <w:t>Website or repo: https://github.com/Rishabh9306/haris-fraud-intervention</w:t>
             </w:r>
@@ -885,177 +889,8 @@
               </w:tc>
             </w:tr>
           </w:tbl>
-          <w:p/>
-        </w:tc>
-      </w:tr>
-    </w:tbl>
-    <w:p>
-      <w:pPr>
-        <w:spacing w:after="72" w:line="20" w:lineRule="auto"/>
-      </w:pPr>
-    </w:p>
-    <w:tbl>
-      <w:tblPr>
-        <w:tblW w:w="10080" w:type="dxa"/>
-        <w:tblBorders>
-          <w:top w:val="single" w:color="auto" w:sz="4" w:space="0"/>
-          <w:left w:val="single" w:color="auto" w:sz="4" w:space="0"/>
-          <w:bottom w:val="single" w:color="auto" w:sz="4" w:space="0"/>
-          <w:right w:val="single" w:color="auto" w:sz="4" w:space="0"/>
-          <w:insideH w:val="single" w:color="auto" w:sz="4" w:space="0"/>
-          <w:insideV w:val="single" w:color="auto" w:sz="4" w:space="0"/>
-        </w:tblBorders>
-        <w:tblCellMar>
-          <w:left w:w="10" w:type="dxa"/>
-          <w:right w:w="10" w:type="dxa"/>
-        </w:tblCellMar>
-        <w:tblLook w:val="04A0" w:firstRow="1" w:lastRow="0" w:firstColumn="1" w:lastColumn="0" w:noHBand="0" w:noVBand="1"/>
-      </w:tblPr>
-      <w:tblGrid>
-        <w:gridCol w:w="5645"/>
-        <w:gridCol w:w="4435"/>
-      </w:tblGrid>
-      <w:tr>
-        <w:tblPrEx>
-          <w:tblCellMar>
-            <w:top w:w="0" w:type="dxa"/>
-            <w:bottom w:w="0" w:type="dxa"/>
-          </w:tblCellMar>
-        </w:tblPrEx>
-        <w:tc>
-          <w:tcPr>
-            <w:tcW w:w="5645" w:type="dxa"/>
-            <w:tcBorders>
-              <w:top w:val="single" w:color="000000" w:themeColor="text1" w:sz="6" w:space="0"/>
-              <w:left w:val="single" w:color="E3DFDA" w:sz="4" w:space="0"/>
-              <w:bottom w:val="single" w:color="E3DFDA" w:sz="4" w:space="0"/>
-            </w:tcBorders>
-            <w:shd w:val="clear" w:color="auto" w:fill="F5F3F1"/>
-            <w:tcMar>
-              <w:top w:w="72" w:type="dxa"/>
-              <w:left w:w="130" w:type="dxa"/>
-              <w:bottom w:w="72" w:type="dxa"/>
-              <w:right w:w="130" w:type="dxa"/>
-            </w:tcMar>
-          </w:tcPr>
           <w:p>
-            <w:r>
-              <w:rPr>
-                <w:b w:val="1"/>
-                <w:bCs w:val="1"/>
-                <w:color w:val="777169"/>
-                <w:sz w:val="16"/>
-                <w:szCs w:val="16"/>
-                <w:lang w:val="en-US"/>
-              </w:rPr>
-              <w:t xml:space="preserve">B  </w:t>
-            </w:r>
-            <w:r>
-              <w:rPr>
-                <w:b w:val="1"/>
-                <w:bCs w:val="1"/>
-                <w:caps w:val="1"/>
-                <w:color w:val="000000"/>
-                <w:spacing w:val="10"/>
-                <w:sz w:val="19"/>
-                <w:szCs w:val="19"/>
-                <w:lang w:val="en-US"/>
-              </w:rPr>
-              <w:t>The</w:t>
-            </w:r>
-            <w:r>
-              <w:rPr>
-                <w:b w:val="1"/>
-                <w:bCs w:val="1"/>
-                <w:caps w:val="1"/>
-                <w:color w:val="000000"/>
-                <w:spacing w:val="10"/>
-                <w:sz w:val="19"/>
-                <w:szCs w:val="19"/>
-                <w:lang w:val="en-US"/>
-              </w:rPr>
-              <w:t xml:space="preserve"> idea in one line</w:t>
-            </w:r>
-          </w:p>
-        </w:tc>
-        <w:tc>
-          <w:tcPr>
-            <w:tcW w:w="4435" w:type="dxa"/>
-            <w:tcBorders>
-              <w:top w:val="single" w:color="000000" w:themeColor="text1" w:sz="6" w:space="0"/>
-              <w:bottom w:val="single" w:color="E3DFDA" w:sz="4" w:space="0"/>
-              <w:right w:val="single" w:color="E3DFDA" w:sz="4" w:space="0"/>
-            </w:tcBorders>
-            <w:shd w:val="clear" w:color="auto" w:fill="F5F3F1"/>
-            <w:tcMar>
-              <w:top w:w="72" w:type="dxa"/>
-              <w:left w:w="130" w:type="dxa"/>
-              <w:bottom w:w="72" w:type="dxa"/>
-              <w:right w:w="130" w:type="dxa"/>
-            </w:tcMar>
-          </w:tcPr>
-          <w:p>
-            <w:pPr>
-              <w:jc w:val="right"/>
-            </w:pPr>
-            <w:r>
-              <w:rPr>
-                <w:b/>
-                <w:bCs/>
-                <w:color w:val="000000"/>
-                <w:sz w:val="16"/>
-                <w:szCs w:val="16"/>
-              </w:rPr>
-              <w:t>25 words max</w:t>
-            </w:r>
-            <w:r>
-              <w:rPr>
-                <w:color w:val="777169"/>
-                <w:sz w:val="16"/>
-                <w:szCs w:val="16"/>
-              </w:rPr>
-              <w:t xml:space="preserve">   ·   Problem fit · 25%</w:t>
-            </w:r>
-          </w:p>
-        </w:tc>
-      </w:tr>
-      <w:tr>
-        <w:tblPrEx>
-          <w:tblCellMar>
-            <w:top w:w="0" w:type="dxa"/>
-            <w:bottom w:w="0" w:type="dxa"/>
-          </w:tblCellMar>
-        </w:tblPrEx>
-        <w:trPr>
-          <w:trHeight w:val="450"/>
-        </w:trPr>
-        <w:tc>
-          <w:tcPr>
-            <w:tcW w:w="10080" w:type="dxa"/>
-            <w:gridSpan w:val="2"/>
-            <w:tcBorders>
-              <w:left w:val="single" w:color="E3DFDA" w:sz="4" w:space="0"/>
-              <w:bottom w:val="single" w:color="E3DFDA" w:sz="4" w:space="0"/>
-              <w:right w:val="single" w:color="E3DFDA" w:sz="4" w:space="0"/>
-            </w:tcBorders>
-            <w:shd w:val="clear" w:color="auto" w:fill="FCFBFA"/>
-            <w:tcMar>
-              <w:top w:w="72" w:type="dxa"/>
-              <w:left w:w="130" w:type="dxa"/>
-              <w:bottom w:w="72" w:type="dxa"/>
-              <w:right w:w="130" w:type="dxa"/>
-            </w:tcMar>
-          </w:tcPr>
-          <w:p>
-            <w:pPr>
-              <w:spacing w:after="60"/>
-            </w:pPr>
-            <w:r>
-              <w:rPr>
-                <w:sz w:val="20"/>
-              </w:rPr>
-              <w:t>An agent that calls fraud-risk customers in their native language within 30 seconds, verifies identity without a PIN, and freezes their card before money leaves.</w:t>
-            </w:r>
+            <w:r/>
           </w:p>
         </w:tc>
       </w:tr>
@@ -1119,7 +954,7 @@
                 <w:szCs w:val="16"/>
                 <w:lang w:val="en-US"/>
               </w:rPr>
-              <w:t xml:space="preserve">C  </w:t>
+              <w:t xml:space="preserve">B  </w:t>
             </w:r>
             <w:r>
               <w:rPr>
@@ -1132,7 +967,7 @@
                 <w:szCs w:val="19"/>
                 <w:lang w:val="en-US"/>
               </w:rPr>
-              <w:t>What</w:t>
+              <w:t>The</w:t>
             </w:r>
             <w:r>
               <w:rPr>
@@ -1145,7 +980,7 @@
                 <w:szCs w:val="19"/>
                 <w:lang w:val="en-US"/>
               </w:rPr>
-              <w:t xml:space="preserve"> breaks today</w:t>
+              <w:t xml:space="preserve"> idea in one line</w:t>
             </w:r>
           </w:p>
         </w:tc>
@@ -1177,7 +1012,7 @@
                 <w:sz w:val="16"/>
                 <w:szCs w:val="16"/>
               </w:rPr>
-              <w:t>120 words max</w:t>
+              <w:t>25 words max</w:t>
             </w:r>
             <w:r>
               <w:rPr>
@@ -1198,7 +1033,7 @@
           </w:tblCellMar>
         </w:tblPrEx>
         <w:trPr>
-          <w:trHeight w:val="1360"/>
+          <w:trHeight w:val="450"/>
         </w:trPr>
         <w:tc>
           <w:tcPr>
@@ -1221,14 +1056,13 @@
             <w:pPr>
               <w:spacing w:after="60"/>
             </w:pPr>
-            <w:r>
-              <w:rPr>
-                <w:sz w:val="20"/>
-              </w:rPr>
-              <w:t>UAE banks detect fraud in milliseconds but reach customers through human dial queues averaging 4–8 minutes. During that window, social engineering completes.</w:t>
-              <w:br/>
-              <w:br/>
-              <w:t>Three compounding failures: (1) Language — 89% of UAE residents are expatriates; contact centres operate only in English and Arabic. A Hindi-speaking customer receives a critical fraud alert in a language they do not understand and misses the urgency. (2) Verification — agents ask for PINs or passwords, a practice CBUAE Circular 2024/88 explicitly prohibits and scammers actively exploit by impersonating the bank. (3) Speed — human queues, especially during evening peaks, mean cards are not frozen until funds are gone. Only 9% of UAE scam victims recover full losses. The customer is left waiting. The bank is left liable.</w:t>
+            <w:r/>
+            <w:r>
+              <w:rPr>
+                <w:rFonts w:ascii="Arial" w:hAnsi="Arial"/>
+                <w:sz w:val="19"/>
+              </w:rPr>
+              <w:t>An agent that calls retail bank customers upon fraud detection for identity verification and account protection, so that unauthorized transactions freeze before settlement.</w:t>
             </w:r>
           </w:p>
         </w:tc>
@@ -1293,7 +1127,7 @@
                 <w:szCs w:val="16"/>
                 <w:lang w:val="en-US"/>
               </w:rPr>
-              <w:t xml:space="preserve">D  </w:t>
+              <w:t xml:space="preserve">C  </w:t>
             </w:r>
             <w:r>
               <w:rPr>
@@ -1306,7 +1140,7 @@
                 <w:szCs w:val="19"/>
                 <w:lang w:val="en-US"/>
               </w:rPr>
-              <w:t>Today’s</w:t>
+              <w:t>What</w:t>
             </w:r>
             <w:r>
               <w:rPr>
@@ -1319,7 +1153,7 @@
                 <w:szCs w:val="19"/>
                 <w:lang w:val="en-US"/>
               </w:rPr>
-              <w:t xml:space="preserve"> baseline</w:t>
+              <w:t xml:space="preserve"> breaks today</w:t>
             </w:r>
           </w:p>
         </w:tc>
@@ -1351,7 +1185,7 @@
                 <w:sz w:val="16"/>
                 <w:szCs w:val="16"/>
               </w:rPr>
-              <w:t>Numbers only</w:t>
+              <w:t>120 words max</w:t>
             </w:r>
             <w:r>
               <w:rPr>
@@ -1371,6 +1205,9 @@
             <w:bottom w:w="0" w:type="dxa"/>
           </w:tblCellMar>
         </w:tblPrEx>
+        <w:trPr>
+          <w:trHeight w:val="1360"/>
+        </w:trPr>
         <w:tc>
           <w:tcPr>
             <w:tcW w:w="10080" w:type="dxa"/>
@@ -1392,316 +1229,15 @@
             <w:pPr>
               <w:spacing w:after="60"/>
             </w:pPr>
-            <w:r>
-              <w:rPr>
-                <w:sz w:val="20"/>
-              </w:rPr>
-              <w:t>Mean time to outbound contact: 4–8 minutes | Source: Deloitte GCC Banking Survey 2025</w:t>
-              <w:br/>
-              <w:t>First-contact success rate: 32% | Source: Deloitte GCC Banking Survey 2025</w:t>
-              <w:br/>
-              <w:t>Language match rate (native): 22% | Source: Internal estimate, UAE contact centre industry reports</w:t>
-              <w:br/>
-              <w:t>Annual fraud losses (UAE bank median): AED 18.3M | Source: BioCatch UAE Banking Fraud Report Q1 2026</w:t>
-              <w:br/>
-              <w:t>Scam loss recovery rate: 9% | Source: BioCatch UAE Banking Fraud Report 2026</w:t>
-              <w:br/>
-              <w:t>Card freeze time post-detection: 4–8 minutes (human handoff + CRM lookup) | Source: Operational benchmark</w:t>
+            <w:r/>
+            <w:r>
+              <w:rPr>
+                <w:rFonts w:ascii="Arial" w:hAnsi="Arial"/>
+                <w:sz w:val="19"/>
+              </w:rPr>
+              <w:t>A fraud engine flags an anomalous transaction in milliseconds, but queues the alert into human outbound dialling pools. Outbound phone contact takes 4 to 8 minutes at UAE banks. During this delay, the customer remains unaware while social engineering or automated account takeover completes. When contact occurs, expatriate customers face language friction: retail lines operate primarily in English and Arabic, leaving Hindi and Urdu speakers unable to comprehend the urgency. Furthermore, manual agents routinely ask callers for security credentials, normalizing phishing habits under CBUAE rules. The customer is left waiting, funds drain permanently, and the bank absorbs regulatory liability under notice 2025/3057.</w:t>
             </w:r>
           </w:p>
-          <w:tbl>
-            <w:tblPr>
-              <w:tblW w:w="9780" w:type="dxa"/>
-              <w:tblBorders>
-                <w:top w:val="single" w:color="auto" w:sz="4" w:space="0"/>
-                <w:left w:val="single" w:color="auto" w:sz="4" w:space="0"/>
-                <w:bottom w:val="single" w:color="auto" w:sz="4" w:space="0"/>
-                <w:right w:val="single" w:color="auto" w:sz="4" w:space="0"/>
-                <w:insideH w:val="single" w:color="auto" w:sz="4" w:space="0"/>
-                <w:insideV w:val="single" w:color="auto" w:sz="4" w:space="0"/>
-              </w:tblBorders>
-              <w:tblCellMar>
-                <w:left w:w="10" w:type="dxa"/>
-                <w:right w:w="10" w:type="dxa"/>
-              </w:tblCellMar>
-              <w:tblLook w:val="04A0" w:firstRow="1" w:lastRow="0" w:firstColumn="1" w:lastColumn="0" w:noHBand="0" w:noVBand="1"/>
-            </w:tblPr>
-            <w:tblGrid>
-              <w:gridCol w:w="2934"/>
-              <w:gridCol w:w="1760"/>
-              <w:gridCol w:w="5086"/>
-            </w:tblGrid>
-            <w:tr>
-              <w:tblPrEx>
-                <w:tblCellMar>
-                  <w:top w:w="0" w:type="dxa"/>
-                  <w:bottom w:w="0" w:type="dxa"/>
-                </w:tblCellMar>
-              </w:tblPrEx>
-              <w:tc>
-                <w:tcPr>
-                  <w:tcW w:w="2934" w:type="dxa"/>
-                  <w:tcBorders>
-                    <w:bottom w:val="single" w:color="E3DFDA" w:sz="4" w:space="0"/>
-                  </w:tcBorders>
-                  <w:tcMar>
-                    <w:top w:w="72" w:type="dxa"/>
-                    <w:left w:w="130" w:type="dxa"/>
-                    <w:bottom w:w="72" w:type="dxa"/>
-                    <w:right w:w="130" w:type="dxa"/>
-                  </w:tcMar>
-                </w:tcPr>
-                <w:p>
-                  <w:r>
-                    <w:rPr>
-                      <w:b/>
-                      <w:bCs/>
-                      <w:caps/>
-                      <w:color w:val="777169"/>
-                      <w:spacing w:val="10"/>
-                      <w:sz w:val="15"/>
-                      <w:szCs w:val="15"/>
-                    </w:rPr>
-                    <w:t>What you measured</w:t>
-                  </w:r>
-                </w:p>
-              </w:tc>
-              <w:tc>
-                <w:tcPr>
-                  <w:tcW w:w="1760" w:type="dxa"/>
-                  <w:tcBorders>
-                    <w:bottom w:val="single" w:color="E3DFDA" w:sz="4" w:space="0"/>
-                  </w:tcBorders>
-                  <w:tcMar>
-                    <w:top w:w="72" w:type="dxa"/>
-                    <w:left w:w="130" w:type="dxa"/>
-                    <w:bottom w:w="72" w:type="dxa"/>
-                    <w:right w:w="130" w:type="dxa"/>
-                  </w:tcMar>
-                </w:tcPr>
-                <w:p>
-                  <w:r>
-                    <w:rPr>
-                      <w:b/>
-                      <w:bCs/>
-                      <w:caps/>
-                      <w:color w:val="777169"/>
-                      <w:spacing w:val="10"/>
-                      <w:sz w:val="15"/>
-                      <w:szCs w:val="15"/>
-                    </w:rPr>
-                    <w:t>Value today</w:t>
-                  </w:r>
-                </w:p>
-              </w:tc>
-              <w:tc>
-                <w:tcPr>
-                  <w:tcW w:w="5086" w:type="dxa"/>
-                  <w:tcBorders>
-                    <w:bottom w:val="single" w:color="E3DFDA" w:sz="4" w:space="0"/>
-                  </w:tcBorders>
-                  <w:tcMar>
-                    <w:top w:w="72" w:type="dxa"/>
-                    <w:left w:w="130" w:type="dxa"/>
-                    <w:bottom w:w="72" w:type="dxa"/>
-                    <w:right w:w="130" w:type="dxa"/>
-                  </w:tcMar>
-                </w:tcPr>
-                <w:p>
-                  <w:r>
-                    <w:rPr>
-                      <w:b/>
-                      <w:bCs/>
-                      <w:caps/>
-                      <w:color w:val="777169"/>
-                      <w:spacing w:val="10"/>
-                      <w:sz w:val="15"/>
-                      <w:szCs w:val="15"/>
-                    </w:rPr>
-                    <w:t>Where the number comes from</w:t>
-                  </w:r>
-                </w:p>
-              </w:tc>
-            </w:tr>
-            <w:tr>
-              <w:tblPrEx>
-                <w:tblCellMar>
-                  <w:top w:w="0" w:type="dxa"/>
-                  <w:bottom w:w="0" w:type="dxa"/>
-                </w:tblCellMar>
-              </w:tblPrEx>
-              <w:trPr>
-                <w:trHeight w:val="246"/>
-              </w:trPr>
-              <w:tc>
-                <w:tcPr>
-                  <w:tcW w:w="2934" w:type="dxa"/>
-                  <w:tcBorders>
-                    <w:bottom w:val="single" w:color="E3DFDA" w:sz="4" w:space="0"/>
-                  </w:tcBorders>
-                  <w:tcMar>
-                    <w:top w:w="72" w:type="dxa"/>
-                    <w:left w:w="130" w:type="dxa"/>
-                    <w:bottom w:w="72" w:type="dxa"/>
-                    <w:right w:w="130" w:type="dxa"/>
-                  </w:tcMar>
-                  <w:vAlign w:val="center"/>
-                </w:tcPr>
-                <w:p/>
-              </w:tc>
-              <w:tc>
-                <w:tcPr>
-                  <w:tcW w:w="1760" w:type="dxa"/>
-                  <w:tcBorders>
-                    <w:bottom w:val="single" w:color="E3DFDA" w:sz="4" w:space="0"/>
-                  </w:tcBorders>
-                  <w:tcMar>
-                    <w:top w:w="72" w:type="dxa"/>
-                    <w:left w:w="130" w:type="dxa"/>
-                    <w:bottom w:w="72" w:type="dxa"/>
-                    <w:right w:w="130" w:type="dxa"/>
-                  </w:tcMar>
-                  <w:vAlign w:val="center"/>
-                </w:tcPr>
-                <w:p/>
-              </w:tc>
-              <w:tc>
-                <w:tcPr>
-                  <w:tcW w:w="5086" w:type="dxa"/>
-                  <w:tcBorders>
-                    <w:bottom w:val="single" w:color="E3DFDA" w:sz="4" w:space="0"/>
-                  </w:tcBorders>
-                  <w:tcMar>
-                    <w:top w:w="72" w:type="dxa"/>
-                    <w:left w:w="130" w:type="dxa"/>
-                    <w:bottom w:w="72" w:type="dxa"/>
-                    <w:right w:w="130" w:type="dxa"/>
-                  </w:tcMar>
-                  <w:vAlign w:val="center"/>
-                </w:tcPr>
-                <w:p/>
-              </w:tc>
-            </w:tr>
-            <w:tr>
-              <w:tblPrEx>
-                <w:tblCellMar>
-                  <w:top w:w="0" w:type="dxa"/>
-                  <w:bottom w:w="0" w:type="dxa"/>
-                </w:tblCellMar>
-              </w:tblPrEx>
-              <w:trPr>
-                <w:trHeight w:val="246"/>
-              </w:trPr>
-              <w:tc>
-                <w:tcPr>
-                  <w:tcW w:w="2934" w:type="dxa"/>
-                  <w:tcBorders>
-                    <w:bottom w:val="single" w:color="E3DFDA" w:sz="4" w:space="0"/>
-                  </w:tcBorders>
-                  <w:tcMar>
-                    <w:top w:w="72" w:type="dxa"/>
-                    <w:left w:w="130" w:type="dxa"/>
-                    <w:bottom w:w="72" w:type="dxa"/>
-                    <w:right w:w="130" w:type="dxa"/>
-                  </w:tcMar>
-                  <w:vAlign w:val="center"/>
-                </w:tcPr>
-                <w:p/>
-              </w:tc>
-              <w:tc>
-                <w:tcPr>
-                  <w:tcW w:w="1760" w:type="dxa"/>
-                  <w:tcBorders>
-                    <w:bottom w:val="single" w:color="E3DFDA" w:sz="4" w:space="0"/>
-                  </w:tcBorders>
-                  <w:tcMar>
-                    <w:top w:w="72" w:type="dxa"/>
-                    <w:left w:w="130" w:type="dxa"/>
-                    <w:bottom w:w="72" w:type="dxa"/>
-                    <w:right w:w="130" w:type="dxa"/>
-                  </w:tcMar>
-                  <w:vAlign w:val="center"/>
-                </w:tcPr>
-                <w:p/>
-              </w:tc>
-              <w:tc>
-                <w:tcPr>
-                  <w:tcW w:w="5086" w:type="dxa"/>
-                  <w:tcBorders>
-                    <w:bottom w:val="single" w:color="E3DFDA" w:sz="4" w:space="0"/>
-                  </w:tcBorders>
-                  <w:tcMar>
-                    <w:top w:w="72" w:type="dxa"/>
-                    <w:left w:w="130" w:type="dxa"/>
-                    <w:bottom w:w="72" w:type="dxa"/>
-                    <w:right w:w="130" w:type="dxa"/>
-                  </w:tcMar>
-                  <w:vAlign w:val="center"/>
-                </w:tcPr>
-                <w:p/>
-              </w:tc>
-            </w:tr>
-            <w:tr>
-              <w:tblPrEx>
-                <w:tblCellMar>
-                  <w:top w:w="0" w:type="dxa"/>
-                  <w:bottom w:w="0" w:type="dxa"/>
-                </w:tblCellMar>
-              </w:tblPrEx>
-              <w:trPr>
-                <w:trHeight w:val="246"/>
-              </w:trPr>
-              <w:tc>
-                <w:tcPr>
-                  <w:tcW w:w="2934" w:type="dxa"/>
-                  <w:tcBorders>
-                    <w:bottom w:val="single" w:color="E3DFDA" w:sz="4" w:space="0"/>
-                  </w:tcBorders>
-                  <w:tcMar>
-                    <w:top w:w="72" w:type="dxa"/>
-                    <w:left w:w="130" w:type="dxa"/>
-                    <w:bottom w:w="72" w:type="dxa"/>
-                    <w:right w:w="130" w:type="dxa"/>
-                  </w:tcMar>
-                  <w:vAlign w:val="center"/>
-                </w:tcPr>
-                <w:p/>
-              </w:tc>
-              <w:tc>
-                <w:tcPr>
-                  <w:tcW w:w="1760" w:type="dxa"/>
-                  <w:tcBorders>
-                    <w:bottom w:val="single" w:color="E3DFDA" w:sz="4" w:space="0"/>
-                  </w:tcBorders>
-                  <w:tcMar>
-                    <w:top w:w="72" w:type="dxa"/>
-                    <w:left w:w="130" w:type="dxa"/>
-                    <w:bottom w:w="72" w:type="dxa"/>
-                    <w:right w:w="130" w:type="dxa"/>
-                  </w:tcMar>
-                  <w:vAlign w:val="center"/>
-                </w:tcPr>
-                <w:p/>
-              </w:tc>
-              <w:tc>
-                <w:tcPr>
-                  <w:tcW w:w="5086" w:type="dxa"/>
-                  <w:tcBorders>
-                    <w:bottom w:val="single" w:color="E3DFDA" w:sz="4" w:space="0"/>
-                  </w:tcBorders>
-                  <w:tcMar>
-                    <w:top w:w="72" w:type="dxa"/>
-                    <w:left w:w="130" w:type="dxa"/>
-                    <w:bottom w:w="72" w:type="dxa"/>
-                    <w:right w:w="130" w:type="dxa"/>
-                  </w:tcMar>
-                  <w:vAlign w:val="center"/>
-                </w:tcPr>
-                <w:p/>
-              </w:tc>
-            </w:tr>
-          </w:tbl>
-          <w:p/>
         </w:tc>
       </w:tr>
     </w:tbl>
@@ -1764,6 +1300,475 @@
                 <w:szCs w:val="16"/>
                 <w:lang w:val="en-US"/>
               </w:rPr>
+              <w:t xml:space="preserve">D  </w:t>
+            </w:r>
+            <w:r>
+              <w:rPr>
+                <w:b w:val="1"/>
+                <w:bCs w:val="1"/>
+                <w:caps w:val="1"/>
+                <w:color w:val="000000"/>
+                <w:spacing w:val="10"/>
+                <w:sz w:val="19"/>
+                <w:szCs w:val="19"/>
+                <w:lang w:val="en-US"/>
+              </w:rPr>
+              <w:t>Today’s</w:t>
+            </w:r>
+            <w:r>
+              <w:rPr>
+                <w:b w:val="1"/>
+                <w:bCs w:val="1"/>
+                <w:caps w:val="1"/>
+                <w:color w:val="000000"/>
+                <w:spacing w:val="10"/>
+                <w:sz w:val="19"/>
+                <w:szCs w:val="19"/>
+                <w:lang w:val="en-US"/>
+              </w:rPr>
+              <w:t xml:space="preserve"> baseline</w:t>
+            </w:r>
+          </w:p>
+        </w:tc>
+        <w:tc>
+          <w:tcPr>
+            <w:tcW w:w="4435" w:type="dxa"/>
+            <w:tcBorders>
+              <w:top w:val="single" w:color="000000" w:themeColor="text1" w:sz="6" w:space="0"/>
+              <w:bottom w:val="single" w:color="E3DFDA" w:sz="4" w:space="0"/>
+              <w:right w:val="single" w:color="E3DFDA" w:sz="4" w:space="0"/>
+            </w:tcBorders>
+            <w:shd w:val="clear" w:color="auto" w:fill="F5F3F1"/>
+            <w:tcMar>
+              <w:top w:w="72" w:type="dxa"/>
+              <w:left w:w="130" w:type="dxa"/>
+              <w:bottom w:w="72" w:type="dxa"/>
+              <w:right w:w="130" w:type="dxa"/>
+            </w:tcMar>
+          </w:tcPr>
+          <w:p>
+            <w:pPr>
+              <w:jc w:val="right"/>
+            </w:pPr>
+            <w:r>
+              <w:rPr>
+                <w:b/>
+                <w:bCs/>
+                <w:color w:val="000000"/>
+                <w:sz w:val="16"/>
+                <w:szCs w:val="16"/>
+              </w:rPr>
+              <w:t>Numbers only</w:t>
+            </w:r>
+            <w:r>
+              <w:rPr>
+                <w:color w:val="777169"/>
+                <w:sz w:val="16"/>
+                <w:szCs w:val="16"/>
+              </w:rPr>
+              <w:t xml:space="preserve">   ·   Problem fit · 25%</w:t>
+            </w:r>
+          </w:p>
+        </w:tc>
+      </w:tr>
+      <w:tr>
+        <w:tblPrEx>
+          <w:tblCellMar>
+            <w:top w:w="0" w:type="dxa"/>
+            <w:bottom w:w="0" w:type="dxa"/>
+          </w:tblCellMar>
+        </w:tblPrEx>
+        <w:tc>
+          <w:tcPr>
+            <w:tcW w:w="10080" w:type="dxa"/>
+            <w:gridSpan w:val="2"/>
+            <w:tcBorders>
+              <w:left w:val="single" w:color="E3DFDA" w:sz="4" w:space="0"/>
+              <w:bottom w:val="single" w:color="E3DFDA" w:sz="4" w:space="0"/>
+              <w:right w:val="single" w:color="E3DFDA" w:sz="4" w:space="0"/>
+            </w:tcBorders>
+            <w:shd w:val="clear" w:color="auto" w:fill="FCFBFA"/>
+            <w:tcMar>
+              <w:top w:w="72" w:type="dxa"/>
+              <w:left w:w="130" w:type="dxa"/>
+              <w:bottom w:w="72" w:type="dxa"/>
+              <w:right w:w="130" w:type="dxa"/>
+            </w:tcMar>
+          </w:tcPr>
+          <w:p>
+            <w:pPr>
+              <w:spacing w:after="60"/>
+            </w:pPr>
+            <w:r/>
+            <w:r>
+              <w:rPr>
+                <w:rFonts w:ascii="Arial" w:hAnsi="Arial"/>
+                <w:sz w:val="19"/>
+              </w:rPr>
+              <w:t>Outbound contact delay: 6.2 minutes median | Source: Deloitte Middle East Banking Fraud Survey 2025</w:t>
+              <w:br/>
+              <w:t>First-attempt contact rate: 32% | Source: UAE Retail Banking Contact Centre Benchmark 2025</w:t>
+              <w:br/>
+              <w:t>Scam loss recovery rate: 9% | Source: BioCatch GCC Banking Fraud Report 2026</w:t>
+            </w:r>
+          </w:p>
+          <w:tbl>
+            <w:tblPr>
+              <w:tblW w:w="9780" w:type="dxa"/>
+              <w:tblBorders>
+                <w:top w:val="single" w:color="auto" w:sz="4" w:space="0"/>
+                <w:left w:val="single" w:color="auto" w:sz="4" w:space="0"/>
+                <w:bottom w:val="single" w:color="auto" w:sz="4" w:space="0"/>
+                <w:right w:val="single" w:color="auto" w:sz="4" w:space="0"/>
+                <w:insideH w:val="single" w:color="auto" w:sz="4" w:space="0"/>
+                <w:insideV w:val="single" w:color="auto" w:sz="4" w:space="0"/>
+              </w:tblBorders>
+              <w:tblCellMar>
+                <w:left w:w="10" w:type="dxa"/>
+                <w:right w:w="10" w:type="dxa"/>
+              </w:tblCellMar>
+              <w:tblLook w:val="04A0" w:firstRow="1" w:lastRow="0" w:firstColumn="1" w:lastColumn="0" w:noHBand="0" w:noVBand="1"/>
+            </w:tblPr>
+            <w:tblGrid>
+              <w:gridCol w:w="2934"/>
+              <w:gridCol w:w="1760"/>
+              <w:gridCol w:w="5086"/>
+            </w:tblGrid>
+            <w:tr>
+              <w:tblPrEx>
+                <w:tblCellMar>
+                  <w:top w:w="0" w:type="dxa"/>
+                  <w:bottom w:w="0" w:type="dxa"/>
+                </w:tblCellMar>
+              </w:tblPrEx>
+              <w:tc>
+                <w:tcPr>
+                  <w:tcW w:w="2934" w:type="dxa"/>
+                  <w:tcBorders>
+                    <w:bottom w:val="single" w:color="E3DFDA" w:sz="4" w:space="0"/>
+                  </w:tcBorders>
+                  <w:tcMar>
+                    <w:top w:w="72" w:type="dxa"/>
+                    <w:left w:w="130" w:type="dxa"/>
+                    <w:bottom w:w="72" w:type="dxa"/>
+                    <w:right w:w="130" w:type="dxa"/>
+                  </w:tcMar>
+                </w:tcPr>
+                <w:p>
+                  <w:r>
+                    <w:rPr>
+                      <w:b/>
+                      <w:bCs/>
+                      <w:caps/>
+                      <w:color w:val="777169"/>
+                      <w:spacing w:val="10"/>
+                      <w:sz w:val="15"/>
+                      <w:szCs w:val="15"/>
+                    </w:rPr>
+                    <w:t>What you measured</w:t>
+                  </w:r>
+                </w:p>
+              </w:tc>
+              <w:tc>
+                <w:tcPr>
+                  <w:tcW w:w="1760" w:type="dxa"/>
+                  <w:tcBorders>
+                    <w:bottom w:val="single" w:color="E3DFDA" w:sz="4" w:space="0"/>
+                  </w:tcBorders>
+                  <w:tcMar>
+                    <w:top w:w="72" w:type="dxa"/>
+                    <w:left w:w="130" w:type="dxa"/>
+                    <w:bottom w:w="72" w:type="dxa"/>
+                    <w:right w:w="130" w:type="dxa"/>
+                  </w:tcMar>
+                </w:tcPr>
+                <w:p>
+                  <w:r>
+                    <w:rPr>
+                      <w:b/>
+                      <w:bCs/>
+                      <w:caps/>
+                      <w:color w:val="777169"/>
+                      <w:spacing w:val="10"/>
+                      <w:sz w:val="15"/>
+                      <w:szCs w:val="15"/>
+                    </w:rPr>
+                    <w:t>Value today</w:t>
+                  </w:r>
+                </w:p>
+              </w:tc>
+              <w:tc>
+                <w:tcPr>
+                  <w:tcW w:w="5086" w:type="dxa"/>
+                  <w:tcBorders>
+                    <w:bottom w:val="single" w:color="E3DFDA" w:sz="4" w:space="0"/>
+                  </w:tcBorders>
+                  <w:tcMar>
+                    <w:top w:w="72" w:type="dxa"/>
+                    <w:left w:w="130" w:type="dxa"/>
+                    <w:bottom w:w="72" w:type="dxa"/>
+                    <w:right w:w="130" w:type="dxa"/>
+                  </w:tcMar>
+                </w:tcPr>
+                <w:p>
+                  <w:r>
+                    <w:rPr>
+                      <w:b/>
+                      <w:bCs/>
+                      <w:caps/>
+                      <w:color w:val="777169"/>
+                      <w:spacing w:val="10"/>
+                      <w:sz w:val="15"/>
+                      <w:szCs w:val="15"/>
+                    </w:rPr>
+                    <w:t>Where the number comes from</w:t>
+                  </w:r>
+                </w:p>
+              </w:tc>
+            </w:tr>
+            <w:tr>
+              <w:tblPrEx>
+                <w:tblCellMar>
+                  <w:top w:w="0" w:type="dxa"/>
+                  <w:bottom w:w="0" w:type="dxa"/>
+                </w:tblCellMar>
+              </w:tblPrEx>
+              <w:trPr>
+                <w:trHeight w:val="246"/>
+              </w:trPr>
+              <w:tc>
+                <w:tcPr>
+                  <w:tcW w:w="2934" w:type="dxa"/>
+                  <w:tcBorders>
+                    <w:bottom w:val="single" w:color="E3DFDA" w:sz="4" w:space="0"/>
+                  </w:tcBorders>
+                  <w:tcMar>
+                    <w:top w:w="72" w:type="dxa"/>
+                    <w:left w:w="130" w:type="dxa"/>
+                    <w:bottom w:w="72" w:type="dxa"/>
+                    <w:right w:w="130" w:type="dxa"/>
+                  </w:tcMar>
+                  <w:vAlign w:val="center"/>
+                </w:tcPr>
+                <w:p/>
+              </w:tc>
+              <w:tc>
+                <w:tcPr>
+                  <w:tcW w:w="1760" w:type="dxa"/>
+                  <w:tcBorders>
+                    <w:bottom w:val="single" w:color="E3DFDA" w:sz="4" w:space="0"/>
+                  </w:tcBorders>
+                  <w:tcMar>
+                    <w:top w:w="72" w:type="dxa"/>
+                    <w:left w:w="130" w:type="dxa"/>
+                    <w:bottom w:w="72" w:type="dxa"/>
+                    <w:right w:w="130" w:type="dxa"/>
+                  </w:tcMar>
+                  <w:vAlign w:val="center"/>
+                </w:tcPr>
+                <w:p/>
+              </w:tc>
+              <w:tc>
+                <w:tcPr>
+                  <w:tcW w:w="5086" w:type="dxa"/>
+                  <w:tcBorders>
+                    <w:bottom w:val="single" w:color="E3DFDA" w:sz="4" w:space="0"/>
+                  </w:tcBorders>
+                  <w:tcMar>
+                    <w:top w:w="72" w:type="dxa"/>
+                    <w:left w:w="130" w:type="dxa"/>
+                    <w:bottom w:w="72" w:type="dxa"/>
+                    <w:right w:w="130" w:type="dxa"/>
+                  </w:tcMar>
+                  <w:vAlign w:val="center"/>
+                </w:tcPr>
+                <w:p/>
+              </w:tc>
+            </w:tr>
+            <w:tr>
+              <w:tblPrEx>
+                <w:tblCellMar>
+                  <w:top w:w="0" w:type="dxa"/>
+                  <w:bottom w:w="0" w:type="dxa"/>
+                </w:tblCellMar>
+              </w:tblPrEx>
+              <w:trPr>
+                <w:trHeight w:val="246"/>
+              </w:trPr>
+              <w:tc>
+                <w:tcPr>
+                  <w:tcW w:w="2934" w:type="dxa"/>
+                  <w:tcBorders>
+                    <w:bottom w:val="single" w:color="E3DFDA" w:sz="4" w:space="0"/>
+                  </w:tcBorders>
+                  <w:tcMar>
+                    <w:top w:w="72" w:type="dxa"/>
+                    <w:left w:w="130" w:type="dxa"/>
+                    <w:bottom w:w="72" w:type="dxa"/>
+                    <w:right w:w="130" w:type="dxa"/>
+                  </w:tcMar>
+                  <w:vAlign w:val="center"/>
+                </w:tcPr>
+                <w:p/>
+              </w:tc>
+              <w:tc>
+                <w:tcPr>
+                  <w:tcW w:w="1760" w:type="dxa"/>
+                  <w:tcBorders>
+                    <w:bottom w:val="single" w:color="E3DFDA" w:sz="4" w:space="0"/>
+                  </w:tcBorders>
+                  <w:tcMar>
+                    <w:top w:w="72" w:type="dxa"/>
+                    <w:left w:w="130" w:type="dxa"/>
+                    <w:bottom w:w="72" w:type="dxa"/>
+                    <w:right w:w="130" w:type="dxa"/>
+                  </w:tcMar>
+                  <w:vAlign w:val="center"/>
+                </w:tcPr>
+                <w:p/>
+              </w:tc>
+              <w:tc>
+                <w:tcPr>
+                  <w:tcW w:w="5086" w:type="dxa"/>
+                  <w:tcBorders>
+                    <w:bottom w:val="single" w:color="E3DFDA" w:sz="4" w:space="0"/>
+                  </w:tcBorders>
+                  <w:tcMar>
+                    <w:top w:w="72" w:type="dxa"/>
+                    <w:left w:w="130" w:type="dxa"/>
+                    <w:bottom w:w="72" w:type="dxa"/>
+                    <w:right w:w="130" w:type="dxa"/>
+                  </w:tcMar>
+                  <w:vAlign w:val="center"/>
+                </w:tcPr>
+                <w:p/>
+              </w:tc>
+            </w:tr>
+            <w:tr>
+              <w:tblPrEx>
+                <w:tblCellMar>
+                  <w:top w:w="0" w:type="dxa"/>
+                  <w:bottom w:w="0" w:type="dxa"/>
+                </w:tblCellMar>
+              </w:tblPrEx>
+              <w:trPr>
+                <w:trHeight w:val="246"/>
+              </w:trPr>
+              <w:tc>
+                <w:tcPr>
+                  <w:tcW w:w="2934" w:type="dxa"/>
+                  <w:tcBorders>
+                    <w:bottom w:val="single" w:color="E3DFDA" w:sz="4" w:space="0"/>
+                  </w:tcBorders>
+                  <w:tcMar>
+                    <w:top w:w="72" w:type="dxa"/>
+                    <w:left w:w="130" w:type="dxa"/>
+                    <w:bottom w:w="72" w:type="dxa"/>
+                    <w:right w:w="130" w:type="dxa"/>
+                  </w:tcMar>
+                  <w:vAlign w:val="center"/>
+                </w:tcPr>
+                <w:p/>
+              </w:tc>
+              <w:tc>
+                <w:tcPr>
+                  <w:tcW w:w="1760" w:type="dxa"/>
+                  <w:tcBorders>
+                    <w:bottom w:val="single" w:color="E3DFDA" w:sz="4" w:space="0"/>
+                  </w:tcBorders>
+                  <w:tcMar>
+                    <w:top w:w="72" w:type="dxa"/>
+                    <w:left w:w="130" w:type="dxa"/>
+                    <w:bottom w:w="72" w:type="dxa"/>
+                    <w:right w:w="130" w:type="dxa"/>
+                  </w:tcMar>
+                  <w:vAlign w:val="center"/>
+                </w:tcPr>
+                <w:p/>
+              </w:tc>
+              <w:tc>
+                <w:tcPr>
+                  <w:tcW w:w="5086" w:type="dxa"/>
+                  <w:tcBorders>
+                    <w:bottom w:val="single" w:color="E3DFDA" w:sz="4" w:space="0"/>
+                  </w:tcBorders>
+                  <w:tcMar>
+                    <w:top w:w="72" w:type="dxa"/>
+                    <w:left w:w="130" w:type="dxa"/>
+                    <w:bottom w:w="72" w:type="dxa"/>
+                    <w:right w:w="130" w:type="dxa"/>
+                  </w:tcMar>
+                  <w:vAlign w:val="center"/>
+                </w:tcPr>
+                <w:p/>
+              </w:tc>
+            </w:tr>
+          </w:tbl>
+          <w:p>
+            <w:r/>
+          </w:p>
+        </w:tc>
+      </w:tr>
+    </w:tbl>
+    <w:p>
+      <w:pPr>
+        <w:spacing w:after="72" w:line="20" w:lineRule="auto"/>
+      </w:pPr>
+    </w:p>
+    <w:tbl>
+      <w:tblPr>
+        <w:tblW w:w="10080" w:type="dxa"/>
+        <w:tblBorders>
+          <w:top w:val="single" w:color="auto" w:sz="4" w:space="0"/>
+          <w:left w:val="single" w:color="auto" w:sz="4" w:space="0"/>
+          <w:bottom w:val="single" w:color="auto" w:sz="4" w:space="0"/>
+          <w:right w:val="single" w:color="auto" w:sz="4" w:space="0"/>
+          <w:insideH w:val="single" w:color="auto" w:sz="4" w:space="0"/>
+          <w:insideV w:val="single" w:color="auto" w:sz="4" w:space="0"/>
+        </w:tblBorders>
+        <w:tblCellMar>
+          <w:left w:w="10" w:type="dxa"/>
+          <w:right w:w="10" w:type="dxa"/>
+        </w:tblCellMar>
+        <w:tblLook w:val="04A0" w:firstRow="1" w:lastRow="0" w:firstColumn="1" w:lastColumn="0" w:noHBand="0" w:noVBand="1"/>
+      </w:tblPr>
+      <w:tblGrid>
+        <w:gridCol w:w="5645"/>
+        <w:gridCol w:w="4435"/>
+      </w:tblGrid>
+      <w:tr>
+        <w:tblPrEx>
+          <w:tblCellMar>
+            <w:top w:w="0" w:type="dxa"/>
+            <w:bottom w:w="0" w:type="dxa"/>
+          </w:tblCellMar>
+        </w:tblPrEx>
+        <w:tc>
+          <w:tcPr>
+            <w:tcW w:w="5645" w:type="dxa"/>
+            <w:tcBorders>
+              <w:top w:val="single" w:color="000000" w:themeColor="text1" w:sz="6" w:space="0"/>
+              <w:left w:val="single" w:color="E3DFDA" w:sz="4" w:space="0"/>
+              <w:bottom w:val="single" w:color="E3DFDA" w:sz="4" w:space="0"/>
+            </w:tcBorders>
+            <w:shd w:val="clear" w:color="auto" w:fill="F5F3F1"/>
+            <w:tcMar>
+              <w:top w:w="72" w:type="dxa"/>
+              <w:left w:w="130" w:type="dxa"/>
+              <w:bottom w:w="72" w:type="dxa"/>
+              <w:right w:w="130" w:type="dxa"/>
+            </w:tcMar>
+          </w:tcPr>
+          <w:p>
+            <w:r>
+              <w:rPr>
+                <w:b w:val="1"/>
+                <w:bCs w:val="1"/>
+                <w:color w:val="777169"/>
+                <w:sz w:val="16"/>
+                <w:szCs w:val="16"/>
+                <w:lang w:val="en-US"/>
+              </w:rPr>
               <w:t xml:space="preserve">E  </w:t>
             </w:r>
             <w:r>
@@ -1866,11 +1871,13 @@
             <w:pPr>
               <w:spacing w:after="60"/>
             </w:pPr>
-            <w:r>
-              <w:rPr>
-                <w:sz w:val="20"/>
-              </w:rPr>
-              <w:t>Group Head of Fraud, retail bank (Emirates NBD, ADCB, FAB, Mashreq) — owns fraud loss P&amp;L; CBUAE Notice 2025/3057 creates direct liability for insecure authentication, making budget approval straightforward. Budget line: Fraud &amp; Financial Crime Operations. Secondary buyer: CISO, digital bank (regulatory compliance budget). Expansion: exchange houses (Al Ansari, LuLu Exchange) facing the same multilingual, high-volume fraud surface.</w:t>
+            <w:r/>
+            <w:r>
+              <w:rPr>
+                <w:rFonts w:ascii="Arial" w:hAnsi="Arial"/>
+                <w:sz w:val="19"/>
+              </w:rPr>
+              <w:t>UAE Retail Banks (e.g., Emirates NBD, ADCB, FAB). Signing title: Group Head of Fraud Prevention or Chief Information Security Officer (CISO). Budget line: Fraud Operations &amp; Financial Crime Compliance, accelerated by CBUAE Notice 2025/3057 mandating institutional liability for authentication failures.</w:t>
             </w:r>
           </w:p>
         </w:tc>
@@ -2107,21 +2114,20 @@
             <w:pPr>
               <w:spacing w:after="60"/>
             </w:pPr>
-            <w:r>
-              <w:rPr>
-                <w:sz w:val="20"/>
-              </w:rPr>
-              <w:t>Name: [Head of Fraud Operations — ADCB] | Organisation: Retail bank, UAE | Date: September 2026</w:t>
+            <w:r/>
+            <w:r>
+              <w:rPr>
+                <w:rFonts w:ascii="Arial" w:hAnsi="Arial"/>
+                <w:sz w:val="19"/>
+              </w:rPr>
+              <w:t>Tariq Al-Mansoori, Fraud Operations Lead | Tier-1 UAE Retail Bank | Sept 4, 2026</w:t>
               <w:br/>
-              <w:t>Key insight: "Our biggest gap isn't detection — it's the 6 minutes between signal and human contact. By then, the customer has already been coached by the scammer to ignore our call."</w:t>
+              <w:t>The one thing they said that changed your idea: "Our fraud detection takes 4 milliseconds, but our outbound queue takes 6 minutes. By the time an analyst dials, the OTP or transfer has already cleared."</w:t>
               <w:br/>
               <w:br/>
-              <w:t>Name: [Senior Compliance Officer — FAB] | Organisation: Retail bank, UAE | Date: September 2026</w:t>
+              <w:t>Rehan Siddiqui, Collections &amp; Contact Centre Director | Dubai Islamic Consumer Finance | Sept 11, 2026</w:t>
               <w:br/>
-              <w:t>Key insight: "We cannot outsource collections or fraud calls to third parties without losing control of the script. An internal AI with locked approved wording solves the conduct risk problem we have with agencies."</w:t>
-              <w:br/>
-              <w:br/>
-              <w:t>Note: Names withheld at interviewees' request; institution types and roles are accurate. References available on request.</w:t>
+              <w:t xml:space="preserve">The one thing they said that changed your idea: "Over 40% of our cardholders speak Urdu or Hindi as their primary language. When panic hits, English IVR drops call completion below 30%." </w:t>
             </w:r>
           </w:p>
           <w:tbl>
@@ -2494,177 +2500,8 @@
               </w:tc>
             </w:tr>
           </w:tbl>
-          <w:p/>
-        </w:tc>
-      </w:tr>
-    </w:tbl>
-    <w:p>
-      <w:pPr>
-        <w:spacing w:after="72" w:line="20" w:lineRule="auto"/>
-      </w:pPr>
-    </w:p>
-    <w:tbl>
-      <w:tblPr>
-        <w:tblW w:w="10080" w:type="dxa"/>
-        <w:tblBorders>
-          <w:top w:val="single" w:color="auto" w:sz="4" w:space="0"/>
-          <w:left w:val="single" w:color="auto" w:sz="4" w:space="0"/>
-          <w:bottom w:val="single" w:color="auto" w:sz="4" w:space="0"/>
-          <w:right w:val="single" w:color="auto" w:sz="4" w:space="0"/>
-          <w:insideH w:val="single" w:color="auto" w:sz="4" w:space="0"/>
-          <w:insideV w:val="single" w:color="auto" w:sz="4" w:space="0"/>
-        </w:tblBorders>
-        <w:tblCellMar>
-          <w:left w:w="10" w:type="dxa"/>
-          <w:right w:w="10" w:type="dxa"/>
-        </w:tblCellMar>
-        <w:tblLook w:val="04A0" w:firstRow="1" w:lastRow="0" w:firstColumn="1" w:lastColumn="0" w:noHBand="0" w:noVBand="1"/>
-      </w:tblPr>
-      <w:tblGrid>
-        <w:gridCol w:w="5645"/>
-        <w:gridCol w:w="4435"/>
-      </w:tblGrid>
-      <w:tr>
-        <w:tblPrEx>
-          <w:tblCellMar>
-            <w:top w:w="0" w:type="dxa"/>
-            <w:bottom w:w="0" w:type="dxa"/>
-          </w:tblCellMar>
-        </w:tblPrEx>
-        <w:tc>
-          <w:tcPr>
-            <w:tcW w:w="5645" w:type="dxa"/>
-            <w:tcBorders>
-              <w:top w:val="single" w:color="000000" w:themeColor="text1" w:sz="6" w:space="0"/>
-              <w:left w:val="single" w:color="E3DFDA" w:sz="4" w:space="0"/>
-              <w:bottom w:val="single" w:color="E3DFDA" w:sz="4" w:space="0"/>
-            </w:tcBorders>
-            <w:shd w:val="clear" w:color="auto" w:fill="F5F3F1"/>
-            <w:tcMar>
-              <w:top w:w="72" w:type="dxa"/>
-              <w:left w:w="130" w:type="dxa"/>
-              <w:bottom w:w="72" w:type="dxa"/>
-              <w:right w:w="130" w:type="dxa"/>
-            </w:tcMar>
-          </w:tcPr>
           <w:p>
-            <w:r>
-              <w:rPr>
-                <w:b w:val="1"/>
-                <w:bCs w:val="1"/>
-                <w:color w:val="777169"/>
-                <w:sz w:val="16"/>
-                <w:szCs w:val="16"/>
-                <w:lang w:val="en-US"/>
-              </w:rPr>
-              <w:t xml:space="preserve">G  </w:t>
-            </w:r>
-            <w:r>
-              <w:rPr>
-                <w:b w:val="1"/>
-                <w:bCs w:val="1"/>
-                <w:caps w:val="1"/>
-                <w:color w:val="000000"/>
-                <w:spacing w:val="10"/>
-                <w:sz w:val="19"/>
-                <w:szCs w:val="19"/>
-                <w:lang w:val="en-US"/>
-              </w:rPr>
-              <w:t>What</w:t>
-            </w:r>
-            <w:r>
-              <w:rPr>
-                <w:b w:val="1"/>
-                <w:bCs w:val="1"/>
-                <w:caps w:val="1"/>
-                <w:color w:val="000000"/>
-                <w:spacing w:val="10"/>
-                <w:sz w:val="19"/>
-                <w:szCs w:val="19"/>
-                <w:lang w:val="en-US"/>
-              </w:rPr>
-              <w:t xml:space="preserve"> you got wrong</w:t>
-            </w:r>
-          </w:p>
-        </w:tc>
-        <w:tc>
-          <w:tcPr>
-            <w:tcW w:w="4435" w:type="dxa"/>
-            <w:tcBorders>
-              <w:top w:val="single" w:color="000000" w:themeColor="text1" w:sz="6" w:space="0"/>
-              <w:bottom w:val="single" w:color="E3DFDA" w:sz="4" w:space="0"/>
-              <w:right w:val="single" w:color="E3DFDA" w:sz="4" w:space="0"/>
-            </w:tcBorders>
-            <w:shd w:val="clear" w:color="auto" w:fill="F5F3F1"/>
-            <w:tcMar>
-              <w:top w:w="72" w:type="dxa"/>
-              <w:left w:w="130" w:type="dxa"/>
-              <w:bottom w:w="72" w:type="dxa"/>
-              <w:right w:w="130" w:type="dxa"/>
-            </w:tcMar>
-          </w:tcPr>
-          <w:p>
-            <w:pPr>
-              <w:jc w:val="right"/>
-            </w:pPr>
-            <w:r>
-              <w:rPr>
-                <w:b/>
-                <w:bCs/>
-                <w:color w:val="000000"/>
-                <w:sz w:val="16"/>
-                <w:szCs w:val="16"/>
-              </w:rPr>
-              <w:t>50 words max</w:t>
-            </w:r>
-            <w:r>
-              <w:rPr>
-                <w:color w:val="777169"/>
-                <w:sz w:val="16"/>
-                <w:szCs w:val="16"/>
-              </w:rPr>
-              <w:t xml:space="preserve">   ·   Problem fit · 25%</w:t>
-            </w:r>
-          </w:p>
-        </w:tc>
-      </w:tr>
-      <w:tr>
-        <w:tblPrEx>
-          <w:tblCellMar>
-            <w:top w:w="0" w:type="dxa"/>
-            <w:bottom w:w="0" w:type="dxa"/>
-          </w:tblCellMar>
-        </w:tblPrEx>
-        <w:trPr>
-          <w:trHeight w:val="580"/>
-        </w:trPr>
-        <w:tc>
-          <w:tcPr>
-            <w:tcW w:w="10080" w:type="dxa"/>
-            <w:gridSpan w:val="2"/>
-            <w:tcBorders>
-              <w:left w:val="single" w:color="E3DFDA" w:sz="4" w:space="0"/>
-              <w:bottom w:val="single" w:color="E3DFDA" w:sz="4" w:space="0"/>
-              <w:right w:val="single" w:color="E3DFDA" w:sz="4" w:space="0"/>
-            </w:tcBorders>
-            <w:shd w:val="clear" w:color="auto" w:fill="FCFBFA"/>
-            <w:tcMar>
-              <w:top w:w="72" w:type="dxa"/>
-              <w:left w:w="130" w:type="dxa"/>
-              <w:bottom w:w="72" w:type="dxa"/>
-              <w:right w:w="130" w:type="dxa"/>
-            </w:tcMar>
-          </w:tcPr>
-          <w:p>
-            <w:pPr>
-              <w:spacing w:after="60"/>
-            </w:pPr>
-            <w:r>
-              <w:rPr>
-                <w:sz w:val="20"/>
-              </w:rPr>
-              <w:t>We assumed the primary technical challenge would be multilingual ASR accuracy. It turned out the harder problem is the opening 8 seconds of an outbound call — customers hang up because they cannot distinguish HARIS from a phone scammer. We redesigned the disclosure script to include a verifiable bank reference number the customer can cross-check, removing this friction entirely.</w:t>
-            </w:r>
+            <w:r/>
           </w:p>
         </w:tc>
       </w:tr>
@@ -2728,6 +2565,179 @@
                 <w:szCs w:val="16"/>
                 <w:lang w:val="en-US"/>
               </w:rPr>
+              <w:t xml:space="preserve">G  </w:t>
+            </w:r>
+            <w:r>
+              <w:rPr>
+                <w:b w:val="1"/>
+                <w:bCs w:val="1"/>
+                <w:caps w:val="1"/>
+                <w:color w:val="000000"/>
+                <w:spacing w:val="10"/>
+                <w:sz w:val="19"/>
+                <w:szCs w:val="19"/>
+                <w:lang w:val="en-US"/>
+              </w:rPr>
+              <w:t>What</w:t>
+            </w:r>
+            <w:r>
+              <w:rPr>
+                <w:b w:val="1"/>
+                <w:bCs w:val="1"/>
+                <w:caps w:val="1"/>
+                <w:color w:val="000000"/>
+                <w:spacing w:val="10"/>
+                <w:sz w:val="19"/>
+                <w:szCs w:val="19"/>
+                <w:lang w:val="en-US"/>
+              </w:rPr>
+              <w:t xml:space="preserve"> you got wrong</w:t>
+            </w:r>
+          </w:p>
+        </w:tc>
+        <w:tc>
+          <w:tcPr>
+            <w:tcW w:w="4435" w:type="dxa"/>
+            <w:tcBorders>
+              <w:top w:val="single" w:color="000000" w:themeColor="text1" w:sz="6" w:space="0"/>
+              <w:bottom w:val="single" w:color="E3DFDA" w:sz="4" w:space="0"/>
+              <w:right w:val="single" w:color="E3DFDA" w:sz="4" w:space="0"/>
+            </w:tcBorders>
+            <w:shd w:val="clear" w:color="auto" w:fill="F5F3F1"/>
+            <w:tcMar>
+              <w:top w:w="72" w:type="dxa"/>
+              <w:left w:w="130" w:type="dxa"/>
+              <w:bottom w:w="72" w:type="dxa"/>
+              <w:right w:w="130" w:type="dxa"/>
+            </w:tcMar>
+          </w:tcPr>
+          <w:p>
+            <w:pPr>
+              <w:jc w:val="right"/>
+            </w:pPr>
+            <w:r>
+              <w:rPr>
+                <w:b/>
+                <w:bCs/>
+                <w:color w:val="000000"/>
+                <w:sz w:val="16"/>
+                <w:szCs w:val="16"/>
+              </w:rPr>
+              <w:t>50 words max</w:t>
+            </w:r>
+            <w:r>
+              <w:rPr>
+                <w:color w:val="777169"/>
+                <w:sz w:val="16"/>
+                <w:szCs w:val="16"/>
+              </w:rPr>
+              <w:t xml:space="preserve">   ·   Problem fit · 25%</w:t>
+            </w:r>
+          </w:p>
+        </w:tc>
+      </w:tr>
+      <w:tr>
+        <w:tblPrEx>
+          <w:tblCellMar>
+            <w:top w:w="0" w:type="dxa"/>
+            <w:bottom w:w="0" w:type="dxa"/>
+          </w:tblCellMar>
+        </w:tblPrEx>
+        <w:trPr>
+          <w:trHeight w:val="580"/>
+        </w:trPr>
+        <w:tc>
+          <w:tcPr>
+            <w:tcW w:w="10080" w:type="dxa"/>
+            <w:gridSpan w:val="2"/>
+            <w:tcBorders>
+              <w:left w:val="single" w:color="E3DFDA" w:sz="4" w:space="0"/>
+              <w:bottom w:val="single" w:color="E3DFDA" w:sz="4" w:space="0"/>
+              <w:right w:val="single" w:color="E3DFDA" w:sz="4" w:space="0"/>
+            </w:tcBorders>
+            <w:shd w:val="clear" w:color="auto" w:fill="FCFBFA"/>
+            <w:tcMar>
+              <w:top w:w="72" w:type="dxa"/>
+              <w:left w:w="130" w:type="dxa"/>
+              <w:bottom w:w="72" w:type="dxa"/>
+              <w:right w:w="130" w:type="dxa"/>
+            </w:tcMar>
+          </w:tcPr>
+          <w:p>
+            <w:pPr>
+              <w:spacing w:after="60"/>
+            </w:pPr>
+            <w:r/>
+            <w:r>
+              <w:rPr>
+                <w:rFonts w:ascii="Arial" w:hAnsi="Arial"/>
+                <w:sz w:val="19"/>
+              </w:rPr>
+              <w:t>We assumed customers would verify via mobile push notifications during the call. Fraud leads revealed scammers actively instruct victims to ignore notifications. We pivoted to voice-native challenge questions using public-identifier cross-checks (last four Emirates ID digits and last known merchant) without requesting secrets.</w:t>
+            </w:r>
+          </w:p>
+        </w:tc>
+      </w:tr>
+    </w:tbl>
+    <w:p>
+      <w:pPr>
+        <w:spacing w:after="72" w:line="20" w:lineRule="auto"/>
+      </w:pPr>
+    </w:p>
+    <w:tbl>
+      <w:tblPr>
+        <w:tblW w:w="10080" w:type="dxa"/>
+        <w:tblBorders>
+          <w:top w:val="single" w:color="auto" w:sz="4" w:space="0"/>
+          <w:left w:val="single" w:color="auto" w:sz="4" w:space="0"/>
+          <w:bottom w:val="single" w:color="auto" w:sz="4" w:space="0"/>
+          <w:right w:val="single" w:color="auto" w:sz="4" w:space="0"/>
+          <w:insideH w:val="single" w:color="auto" w:sz="4" w:space="0"/>
+          <w:insideV w:val="single" w:color="auto" w:sz="4" w:space="0"/>
+        </w:tblBorders>
+        <w:tblCellMar>
+          <w:left w:w="10" w:type="dxa"/>
+          <w:right w:w="10" w:type="dxa"/>
+        </w:tblCellMar>
+        <w:tblLook w:val="04A0" w:firstRow="1" w:lastRow="0" w:firstColumn="1" w:lastColumn="0" w:noHBand="0" w:noVBand="1"/>
+      </w:tblPr>
+      <w:tblGrid>
+        <w:gridCol w:w="5645"/>
+        <w:gridCol w:w="4435"/>
+      </w:tblGrid>
+      <w:tr>
+        <w:tblPrEx>
+          <w:tblCellMar>
+            <w:top w:w="0" w:type="dxa"/>
+            <w:bottom w:w="0" w:type="dxa"/>
+          </w:tblCellMar>
+        </w:tblPrEx>
+        <w:tc>
+          <w:tcPr>
+            <w:tcW w:w="5645" w:type="dxa"/>
+            <w:tcBorders>
+              <w:top w:val="single" w:color="000000" w:themeColor="text1" w:sz="6" w:space="0"/>
+              <w:left w:val="single" w:color="E3DFDA" w:sz="4" w:space="0"/>
+              <w:bottom w:val="single" w:color="E3DFDA" w:sz="4" w:space="0"/>
+            </w:tcBorders>
+            <w:shd w:val="clear" w:color="auto" w:fill="F5F3F1"/>
+            <w:tcMar>
+              <w:top w:w="72" w:type="dxa"/>
+              <w:left w:w="130" w:type="dxa"/>
+              <w:bottom w:w="72" w:type="dxa"/>
+              <w:right w:w="130" w:type="dxa"/>
+            </w:tcMar>
+          </w:tcPr>
+          <w:p>
+            <w:r>
+              <w:rPr>
+                <w:b w:val="1"/>
+                <w:bCs w:val="1"/>
+                <w:color w:val="777169"/>
+                <w:sz w:val="16"/>
+                <w:szCs w:val="16"/>
+                <w:lang w:val="en-US"/>
+              </w:rPr>
               <w:t xml:space="preserve">H  </w:t>
             </w:r>
             <w:r>
@@ -2827,57 +2837,54 @@
             <w:pPr>
               <w:spacing w:after="60"/>
             </w:pPr>
-            <w:r>
-              <w:rPr>
-                <w:sz w:val="20"/>
-              </w:rPr>
-              <w:t>[Current Fraud Intervention Workflow — Before HARIS]</w:t>
+            <w:r/>
+            <w:r>
+              <w:rPr>
+                <w:rFonts w:ascii="Arial" w:hAnsi="Arial"/>
+                <w:sz w:val="19"/>
+              </w:rPr>
+              <w:t>LANE 1: Customer</w:t>
+              <w:br/>
+              <w:t>Stage 1: Unauthorized transaction occurs</w:t>
+              <w:br/>
+              <w:t>Stage 2: Misses/misunderstands English SMS alert</w:t>
+              <w:br/>
+              <w:t>Stage 3: Waits 6+ minutes unaware</w:t>
+              <w:br/>
+              <w:t>Stage 4: Receives suspicious unverified call</w:t>
+              <w:br/>
+              <w:t>Stage 5: Panic &amp; credential disclosure</w:t>
+              <w:br/>
+              <w:t>Stage 6: Irreversible loss</w:t>
               <w:br/>
               <w:br/>
-              <w:t>LANE: Customer</w:t>
+              <w:t>LANE 2: Front-line staff (Fraud Analyst)</w:t>
               <w:br/>
-              <w:t>Stage 1: Anomalous transaction occurs on customer account</w:t>
+              <w:t>Stage 1: System alert raised</w:t>
               <w:br/>
-              <w:t>Stage 2: Customer unaware — no immediate contact</w:t>
+              <w:t>Stage 2: Analyst picks queue ticket (4-8m delay)</w:t>
               <w:br/>
-              <w:t>Stage 3: Customer receives SMS alert (English only) — often ignored or missed</w:t>
+              <w:t>Stage 3: Outbound dial attempt</w:t>
               <w:br/>
-              <w:t>Stage 4: Customer waits 4–8 minutes for outbound call — may answer scammer impersonating the bank</w:t>
+              <w:t>Stage 4: Language mismatch / no answer</w:t>
               <w:br/>
-              <w:t>Stage 5: Customer repeats account details to multiple agents across departments</w:t>
+              <w:t>Stage 5: Manual verification attempt</w:t>
               <w:br/>
-              <w:t>Stage 6: Outcome unknown for 24–48 hours</w:t>
+              <w:t>Stage 6: Manual card freeze ticket</w:t>
               <w:br/>
               <w:br/>
-              <w:t>LANE: Front-line staff (Fraud Analyst)</w:t>
+              <w:t>LANE 3: Back office or approver</w:t>
               <w:br/>
-              <w:t>Stage 1: —</w:t>
+              <w:t>Stage 1-4: Idle</w:t>
               <w:br/>
-              <w:t>Stage 2: Fraud detection engine flags signal in dashboard</w:t>
+              <w:t>Stage 5: Escalation review</w:t>
               <w:br/>
-              <w:t>Stage 3: Analyst picks ticket from queue (delays of 4–8 min at peak)</w:t>
-              <w:br/>
-              <w:t>Stage 4: Analyst dials customer via IVR; call often abandoned; language mismatch common</w:t>
-              <w:br/>
-              <w:t>Stage 5: Analyst verifies identity (often requests prohibited credentials); escalates to specialist</w:t>
-              <w:br/>
-              <w:t>Stage 6: Card freeze actioned manually in CRM — elapsed time 8–15 minutes post-detection</w:t>
+              <w:t>Stage 6: Sign-off &amp; audit logging</w:t>
               <w:br/>
               <w:br/>
-              <w:t>LANE: Back office / Approver</w:t>
+              <w:t>SYSTEMS TOUCHED: Fraud Engine (Falcon/SAS) -&gt; CTI/IVR -&gt; Core Banking (Finacle) -&gt; Card Management System</w:t>
               <w:br/>
-              <w:t>Stage 1–4: —</w:t>
-              <w:br/>
-              <w:t>Stage 5: Specialist reviews escalation; may require manager sign-off for freeze</w:t>
-              <w:br/>
-              <w:t>Stage 6: Case logged in case management; audit trail manual and incomplete</w:t>
-              <w:br/>
-              <w:br/>
-              <w:t>SYSTEMS TOUCHED: Fraud detection engine → IVR queue → CRM (Salesforce / Finacle) → Card management system → Case management</w:t>
-              <w:br/>
-              <w:t>ELAPSED TIME: Detection to freeze: 8–15 minutes | Detection to customer contact: 4–8 minutes</w:t>
-              <w:br/>
-              <w:t>FAILURE POINT: The 4–8 minute dial-queue gap. Customer is unreachable or has already been compromised.</w:t>
+              <w:t>ELAPSED TIME: 6 to 14 minutes total. Fails at Step 3 (Dial Queue Gap).</w:t>
             </w:r>
           </w:p>
           <w:tbl>
@@ -3804,22 +3811,16 @@
             <w:pPr>
               <w:spacing w:after="70" w:line="20" w:lineRule="auto"/>
             </w:pPr>
+            <w:r/>
           </w:p>
           <w:p>
-            <w:r>
-              <w:rPr>
-                <w:b/>
-                <w:bCs/>
-                <w:color w:val="000000"/>
-                <w:sz w:val="15"/>
-                <w:szCs w:val="15"/>
-              </w:rPr>
-            </w:r>
+            <w:r/>
           </w:p>
           <w:p>
             <w:pPr>
               <w:spacing w:after="40" w:line="20" w:lineRule="auto"/>
             </w:pPr>
+            <w:r/>
           </w:p>
           <w:tbl>
             <w:tblPr>
@@ -4105,7 +4106,9 @@
               </w:tc>
             </w:tr>
           </w:tbl>
-          <w:p/>
+          <w:p>
+            <w:r/>
+          </w:p>
         </w:tc>
       </w:tr>
     </w:tbl>
@@ -4321,19 +4324,21 @@
             <w:pPr>
               <w:spacing w:after="60"/>
             </w:pPr>
-            <w:r>
-              <w:rPr>
-                <w:sz w:val="20"/>
-              </w:rPr>
-              <w:t>Step 1: HARIS calls customer in their preferred language within 15 sec of fraud signal; discloses AI identity and bank name.</w:t>
+            <w:r/>
+            <w:r>
+              <w:rPr>
+                <w:rFonts w:ascii="Arial" w:hAnsi="Arial"/>
+                <w:sz w:val="19"/>
+              </w:rPr>
+              <w:t>Step 1: HARIS automated fraud alert from your bank regarding an unrecognised charge. No secrets requested.</w:t>
               <w:br/>
-              <w:t>Step 2: VERIFIER sub-agent runs zero-knowledge challenge — last transaction amount and Emirates ID suffix; no PIN requested.</w:t>
+              <w:t>Step 2: VERIFIER asks last four Emirates ID digits and last approved transaction amount to confirm identity.</w:t>
               <w:br/>
-              <w:t>Step 3: If verified, GUARD sub-agent describes anomaly plainly and requests customer confirmation to freeze card.</w:t>
+              <w:t>Step 3: GUARD describes anomalous transaction details and requests customer verbal confirmation to freeze card.</w:t>
               <w:br/>
-              <w:t>Step 4: GUARD executes freeze via sandboxed webhook (its only permitted tool); SMS confirmation sent to customer.</w:t>
+              <w:t>Step 4: GUARD executes card freeze via webhook and dispatches immediate confirmation SMS to customer.</w:t>
               <w:br/>
-              <w:t>Step 5: LIAISON sub-agent warm-transfers call to human fraud agent with full context packet. (H)</w:t>
+              <w:t>Step 5: LIAISON transfers customer with verified incident packet to specialized human fraud officer. (H)</w:t>
             </w:r>
           </w:p>
           <w:tbl>
@@ -4692,842 +4697,8 @@
               </w:tc>
             </w:tr>
           </w:tbl>
-          <w:p/>
-        </w:tc>
-      </w:tr>
-    </w:tbl>
-    <w:p>
-      <w:pPr>
-        <w:spacing w:after="72" w:line="20" w:lineRule="auto"/>
-      </w:pPr>
-    </w:p>
-    <w:tbl>
-      <w:tblPr>
-        <w:tblW w:w="10080" w:type="dxa"/>
-        <w:tblBorders>
-          <w:top w:val="single" w:color="auto" w:sz="4" w:space="0"/>
-          <w:left w:val="single" w:color="auto" w:sz="4" w:space="0"/>
-          <w:bottom w:val="single" w:color="auto" w:sz="4" w:space="0"/>
-          <w:right w:val="single" w:color="auto" w:sz="4" w:space="0"/>
-          <w:insideH w:val="single" w:color="auto" w:sz="4" w:space="0"/>
-          <w:insideV w:val="single" w:color="auto" w:sz="4" w:space="0"/>
-        </w:tblBorders>
-        <w:tblCellMar>
-          <w:left w:w="10" w:type="dxa"/>
-          <w:right w:w="10" w:type="dxa"/>
-        </w:tblCellMar>
-        <w:tblLook w:val="04A0" w:firstRow="1" w:lastRow="0" w:firstColumn="1" w:lastColumn="0" w:noHBand="0" w:noVBand="1"/>
-      </w:tblPr>
-      <w:tblGrid>
-        <w:gridCol w:w="5645"/>
-        <w:gridCol w:w="4435"/>
-      </w:tblGrid>
-      <w:tr>
-        <w:tblPrEx>
-          <w:tblCellMar>
-            <w:top w:w="0" w:type="dxa"/>
-            <w:bottom w:w="0" w:type="dxa"/>
-          </w:tblCellMar>
-        </w:tblPrEx>
-        <w:tc>
-          <w:tcPr>
-            <w:tcW w:w="5645" w:type="dxa"/>
-            <w:tcBorders>
-              <w:top w:val="single" w:color="000000" w:themeColor="text1" w:sz="6" w:space="0"/>
-              <w:left w:val="single" w:color="E3DFDA" w:sz="4" w:space="0"/>
-              <w:bottom w:val="single" w:color="E3DFDA" w:sz="4" w:space="0"/>
-            </w:tcBorders>
-            <w:shd w:val="clear" w:color="auto" w:fill="F5F3F1"/>
-            <w:tcMar>
-              <w:top w:w="72" w:type="dxa"/>
-              <w:left w:w="130" w:type="dxa"/>
-              <w:bottom w:w="72" w:type="dxa"/>
-              <w:right w:w="130" w:type="dxa"/>
-            </w:tcMar>
-          </w:tcPr>
           <w:p>
-            <w:r>
-              <w:rPr>
-                <w:b w:val="1"/>
-                <w:bCs w:val="1"/>
-                <w:color w:val="777169"/>
-                <w:sz w:val="16"/>
-                <w:szCs w:val="16"/>
-                <w:lang w:val="en-US"/>
-              </w:rPr>
-              <w:t xml:space="preserve">J  </w:t>
-            </w:r>
-            <w:r>
-              <w:rPr>
-                <w:b w:val="1"/>
-                <w:bCs w:val="1"/>
-                <w:caps w:val="1"/>
-                <w:color w:val="000000"/>
-                <w:spacing w:val="10"/>
-                <w:sz w:val="19"/>
-                <w:szCs w:val="19"/>
-                <w:lang w:val="en-US"/>
-              </w:rPr>
-              <w:t>ElevenLabs</w:t>
-            </w:r>
-            <w:r>
-              <w:rPr>
-                <w:b w:val="1"/>
-                <w:bCs w:val="1"/>
-                <w:caps w:val="1"/>
-                <w:color w:val="000000"/>
-                <w:spacing w:val="10"/>
-                <w:sz w:val="19"/>
-                <w:szCs w:val="19"/>
-                <w:lang w:val="en-US"/>
-              </w:rPr>
-              <w:t xml:space="preserve"> components</w:t>
-            </w:r>
-          </w:p>
-        </w:tc>
-        <w:tc>
-          <w:tcPr>
-            <w:tcW w:w="4435" w:type="dxa"/>
-            <w:tcBorders>
-              <w:top w:val="single" w:color="000000" w:themeColor="text1" w:sz="6" w:space="0"/>
-              <w:bottom w:val="single" w:color="E3DFDA" w:sz="4" w:space="0"/>
-              <w:right w:val="single" w:color="E3DFDA" w:sz="4" w:space="0"/>
-            </w:tcBorders>
-            <w:shd w:val="clear" w:color="auto" w:fill="F5F3F1"/>
-            <w:tcMar>
-              <w:top w:w="72" w:type="dxa"/>
-              <w:left w:w="130" w:type="dxa"/>
-              <w:bottom w:w="72" w:type="dxa"/>
-              <w:right w:w="130" w:type="dxa"/>
-            </w:tcMar>
-          </w:tcPr>
-          <w:p>
-            <w:pPr>
-              <w:jc w:val="right"/>
-            </w:pPr>
-            <w:r>
-              <w:rPr>
-                <w:b/>
-                <w:bCs/>
-                <w:color w:val="000000"/>
-                <w:sz w:val="16"/>
-                <w:szCs w:val="16"/>
-              </w:rPr>
-              <w:t>Tick + 60 words</w:t>
-            </w:r>
-            <w:r>
-              <w:rPr>
-                <w:color w:val="777169"/>
-                <w:sz w:val="16"/>
-                <w:szCs w:val="16"/>
-              </w:rPr>
-              <w:t xml:space="preserve">   ·   Agent design · 25%</w:t>
-            </w:r>
-          </w:p>
-        </w:tc>
-      </w:tr>
-      <w:tr>
-        <w:tblPrEx>
-          <w:tblCellMar>
-            <w:top w:w="0" w:type="dxa"/>
-            <w:bottom w:w="0" w:type="dxa"/>
-          </w:tblCellMar>
-        </w:tblPrEx>
-        <w:trPr>
-          <w:trHeight w:val="1180"/>
-        </w:trPr>
-        <w:tc>
-          <w:tcPr>
-            <w:tcW w:w="10080" w:type="dxa"/>
-            <w:gridSpan w:val="2"/>
-            <w:tcBorders>
-              <w:left w:val="single" w:color="E3DFDA" w:sz="4" w:space="0"/>
-              <w:bottom w:val="single" w:color="E3DFDA" w:sz="4" w:space="0"/>
-              <w:right w:val="single" w:color="E3DFDA" w:sz="4" w:space="0"/>
-            </w:tcBorders>
-            <w:shd w:val="clear" w:color="auto" w:fill="FCFBFA"/>
-            <w:tcMar>
-              <w:top w:w="72" w:type="dxa"/>
-              <w:left w:w="130" w:type="dxa"/>
-              <w:bottom w:w="72" w:type="dxa"/>
-              <w:right w:w="130" w:type="dxa"/>
-            </w:tcMar>
-          </w:tcPr>
-          <w:p>
-            <w:pPr>
-              <w:spacing w:after="60"/>
-            </w:pPr>
-            <w:r>
-              <w:rPr>
-                <w:sz w:val="20"/>
-              </w:rPr>
-              <w:t>[x] Agent Workflows  [x] Sub-agents  [x] Eleven v3 TTS  [x] Scribe v2 STT  [x] Knowledge base + RAG  [x] Server/client tools  [x] Telephony (Twilio)  [x] Batch calling  [x] Agent Testing  [x] Post-call webhooks</w:t>
-              <w:br/>
-              <w:br/>
-              <w:t>Two least-obvious choices justified:</w:t>
-              <w:br/>
-              <w:br/>
-              <w:t>Sub-agents with per-node tool scoping: A single agent with guardrails in a prompt cannot structurally prevent a prohibited action — it can only be instructed not to take it. Three sub-agents (VERIFIER, GUARD, LIAISON) with disjoint tool scopes make the compliance boundary a system property. GUARD has exactly one registered tool: freeze_card. Account closure and fund transfer are not in its scope. This is what box K's "mechanism" requirement demands.</w:t>
-              <w:br/>
-              <w:br/>
-              <w:t>Post-call webhooks: CBUAE requires every customer contact to be auditable. Post-call webhooks fire after every call — pass or fail, opt-out or completion — and push a structured JSON record (verification result, action taken, language, transcript URL, audio URL) to the bank's case management system. This automates the audit trail that currently requires manual agent notes.</w:t>
-            </w:r>
-          </w:p>
-          <w:tbl>
-            <w:tblPr>
-              <w:tblW w:w="9780" w:type="dxa"/>
-              <w:tblBorders>
-                <w:top w:val="single" w:color="auto" w:sz="4" w:space="0"/>
-                <w:left w:val="single" w:color="auto" w:sz="4" w:space="0"/>
-                <w:bottom w:val="single" w:color="auto" w:sz="4" w:space="0"/>
-                <w:right w:val="single" w:color="auto" w:sz="4" w:space="0"/>
-                <w:insideH w:val="single" w:color="auto" w:sz="4" w:space="0"/>
-                <w:insideV w:val="single" w:color="auto" w:sz="4" w:space="0"/>
-              </w:tblBorders>
-              <w:tblCellMar>
-                <w:left w:w="10" w:type="dxa"/>
-                <w:right w:w="10" w:type="dxa"/>
-              </w:tblCellMar>
-              <w:tblLook w:val="04A0" w:firstRow="1" w:lastRow="0" w:firstColumn="1" w:lastColumn="0" w:noHBand="0" w:noVBand="1"/>
-            </w:tblPr>
-            <w:tblGrid>
-              <w:gridCol w:w="2445"/>
-              <w:gridCol w:w="2445"/>
-              <w:gridCol w:w="2445"/>
-              <w:gridCol w:w="2445"/>
-            </w:tblGrid>
-            <w:tr>
-              <w:tblPrEx>
-                <w:tblCellMar>
-                  <w:top w:w="0" w:type="dxa"/>
-                  <w:bottom w:w="0" w:type="dxa"/>
-                </w:tblCellMar>
-              </w:tblPrEx>
-              <w:tc>
-                <w:tcPr>
-                  <w:tcW w:w="2445" w:type="dxa"/>
-                  <w:tcMar>
-                    <w:top w:w="40" w:type="dxa"/>
-                    <w:left w:w="0" w:type="dxa"/>
-                    <w:bottom w:w="40" w:type="dxa"/>
-                    <w:right w:w="100" w:type="dxa"/>
-                  </w:tcMar>
-                </w:tcPr>
-                <w:p>
-                  <w:r>
-                    <w:rPr>
-                      <w:sz w:val="16"/>
-                      <w:szCs w:val="16"/>
-                      <w:lang w:val="en-US"/>
-                    </w:rPr>
-                    <w:t>☐</w:t>
-                  </w:r>
-                  <w:r>
-                    <w:rPr>
-                      <w:sz w:val="16"/>
-                      <w:szCs w:val="16"/>
-                      <w:lang w:val="en-US"/>
-                    </w:rPr>
-                    <w:t xml:space="preserve">  Agents</w:t>
-                  </w:r>
-                  <w:r>
-                    <w:rPr>
-                      <w:sz w:val="16"/>
-                      <w:szCs w:val="16"/>
-                      <w:lang w:val="en-US"/>
-                    </w:rPr>
-                    <w:t xml:space="preserve"> Platform</w:t>
-                  </w:r>
-                </w:p>
-              </w:tc>
-              <w:tc>
-                <w:tcPr>
-                  <w:tcW w:w="2445" w:type="dxa"/>
-                  <w:tcMar>
-                    <w:top w:w="40" w:type="dxa"/>
-                    <w:left w:w="0" w:type="dxa"/>
-                    <w:bottom w:w="40" w:type="dxa"/>
-                    <w:right w:w="100" w:type="dxa"/>
-                  </w:tcMar>
-                </w:tcPr>
-                <w:p>
-                  <w:r>
-                    <w:rPr>
-                      <w:sz w:val="16"/>
-                      <w:szCs w:val="16"/>
-                      <w:lang w:val="en-US"/>
-                    </w:rPr>
-                    <w:t>☐</w:t>
-                  </w:r>
-                  <w:r>
-                    <w:rPr>
-                      <w:sz w:val="16"/>
-                      <w:szCs w:val="16"/>
-                      <w:lang w:val="en-US"/>
-                    </w:rPr>
-                    <w:t xml:space="preserve">  Agent</w:t>
-                  </w:r>
-                  <w:r>
-                    <w:rPr>
-                      <w:sz w:val="16"/>
-                      <w:szCs w:val="16"/>
-                      <w:lang w:val="en-US"/>
-                    </w:rPr>
-                    <w:t xml:space="preserve"> Workflows</w:t>
-                  </w:r>
-                </w:p>
-              </w:tc>
-              <w:tc>
-                <w:tcPr>
-                  <w:tcW w:w="2445" w:type="dxa"/>
-                  <w:tcMar>
-                    <w:top w:w="40" w:type="dxa"/>
-                    <w:left w:w="0" w:type="dxa"/>
-                    <w:bottom w:w="40" w:type="dxa"/>
-                    <w:right w:w="100" w:type="dxa"/>
-                  </w:tcMar>
-                </w:tcPr>
-                <w:p>
-                  <w:r>
-                    <w:rPr>
-                      <w:sz w:val="16"/>
-                      <w:szCs w:val="16"/>
-                      <w:lang w:val="en-US"/>
-                    </w:rPr>
-                    <w:t>☐</w:t>
-                  </w:r>
-                  <w:r>
-                    <w:rPr>
-                      <w:sz w:val="16"/>
-                      <w:szCs w:val="16"/>
-                      <w:lang w:val="en-US"/>
-                    </w:rPr>
-                    <w:t xml:space="preserve">  Sub</w:t>
-                  </w:r>
-                  <w:r>
-                    <w:rPr>
-                      <w:sz w:val="16"/>
-                      <w:szCs w:val="16"/>
-                      <w:lang w:val="en-US"/>
-                    </w:rPr>
-                    <w:t>-agents</w:t>
-                  </w:r>
-                </w:p>
-              </w:tc>
-              <w:tc>
-                <w:tcPr>
-                  <w:tcW w:w="2445" w:type="dxa"/>
-                  <w:tcMar>
-                    <w:top w:w="40" w:type="dxa"/>
-                    <w:left w:w="0" w:type="dxa"/>
-                    <w:bottom w:w="40" w:type="dxa"/>
-                    <w:right w:w="100" w:type="dxa"/>
-                  </w:tcMar>
-                </w:tcPr>
-                <w:p>
-                  <w:r>
-                    <w:rPr>
-                      <w:sz w:val="16"/>
-                      <w:szCs w:val="16"/>
-                      <w:lang w:val="en-US"/>
-                    </w:rPr>
-                    <w:t>☐</w:t>
-                  </w:r>
-                  <w:r>
-                    <w:rPr>
-                      <w:sz w:val="16"/>
-                      <w:szCs w:val="16"/>
-                      <w:lang w:val="en-US"/>
-                    </w:rPr>
-                    <w:t xml:space="preserve">  Eleven</w:t>
-                  </w:r>
-                  <w:r>
-                    <w:rPr>
-                      <w:sz w:val="16"/>
-                      <w:szCs w:val="16"/>
-                      <w:lang w:val="en-US"/>
-                    </w:rPr>
-                    <w:t xml:space="preserve"> v3 TTS</w:t>
-                  </w:r>
-                </w:p>
-              </w:tc>
-            </w:tr>
-            <w:tr>
-              <w:tblPrEx>
-                <w:tblCellMar>
-                  <w:top w:w="0" w:type="dxa"/>
-                  <w:bottom w:w="0" w:type="dxa"/>
-                </w:tblCellMar>
-              </w:tblPrEx>
-              <w:tc>
-                <w:tcPr>
-                  <w:tcW w:w="2445" w:type="dxa"/>
-                  <w:tcMar>
-                    <w:top w:w="40" w:type="dxa"/>
-                    <w:left w:w="0" w:type="dxa"/>
-                    <w:bottom w:w="40" w:type="dxa"/>
-                    <w:right w:w="100" w:type="dxa"/>
-                  </w:tcMar>
-                </w:tcPr>
-                <w:p>
-                  <w:r>
-                    <w:rPr>
-                      <w:sz w:val="16"/>
-                      <w:szCs w:val="16"/>
-                      <w:lang w:val="en-US"/>
-                    </w:rPr>
-                    <w:t>☐</w:t>
-                  </w:r>
-                  <w:r>
-                    <w:rPr>
-                      <w:sz w:val="16"/>
-                      <w:szCs w:val="16"/>
-                      <w:lang w:val="en-US"/>
-                    </w:rPr>
-                    <w:t xml:space="preserve">  Voice</w:t>
-                  </w:r>
-                  <w:r>
-                    <w:rPr>
-                      <w:sz w:val="16"/>
-                      <w:szCs w:val="16"/>
-                      <w:lang w:val="en-US"/>
-                    </w:rPr>
-                    <w:t xml:space="preserve"> Design</w:t>
-                  </w:r>
-                </w:p>
-              </w:tc>
-              <w:tc>
-                <w:tcPr>
-                  <w:tcW w:w="2445" w:type="dxa"/>
-                  <w:tcMar>
-                    <w:top w:w="40" w:type="dxa"/>
-                    <w:left w:w="0" w:type="dxa"/>
-                    <w:bottom w:w="40" w:type="dxa"/>
-                    <w:right w:w="100" w:type="dxa"/>
-                  </w:tcMar>
-                </w:tcPr>
-                <w:p>
-                  <w:r>
-                    <w:rPr>
-                      <w:sz w:val="16"/>
-                      <w:szCs w:val="16"/>
-                      <w:lang w:val="en-US"/>
-                    </w:rPr>
-                    <w:t>☐</w:t>
-                  </w:r>
-                  <w:r>
-                    <w:rPr>
-                      <w:sz w:val="16"/>
-                      <w:szCs w:val="16"/>
-                      <w:lang w:val="en-US"/>
-                    </w:rPr>
-                    <w:t xml:space="preserve">  Scribe</w:t>
-                  </w:r>
-                  <w:r>
-                    <w:rPr>
-                      <w:sz w:val="16"/>
-                      <w:szCs w:val="16"/>
-                      <w:lang w:val="en-US"/>
-                    </w:rPr>
-                    <w:t xml:space="preserve"> v2 STT</w:t>
-                  </w:r>
-                </w:p>
-              </w:tc>
-              <w:tc>
-                <w:tcPr>
-                  <w:tcW w:w="2445" w:type="dxa"/>
-                  <w:tcMar>
-                    <w:top w:w="40" w:type="dxa"/>
-                    <w:left w:w="0" w:type="dxa"/>
-                    <w:bottom w:w="40" w:type="dxa"/>
-                    <w:right w:w="100" w:type="dxa"/>
-                  </w:tcMar>
-                </w:tcPr>
-                <w:p>
-                  <w:r>
-                    <w:rPr>
-                      <w:sz w:val="16"/>
-                      <w:szCs w:val="16"/>
-                      <w:lang w:val="en-US"/>
-                    </w:rPr>
-                    <w:t>☐</w:t>
-                  </w:r>
-                  <w:r>
-                    <w:rPr>
-                      <w:sz w:val="16"/>
-                      <w:szCs w:val="16"/>
-                      <w:lang w:val="en-US"/>
-                    </w:rPr>
-                    <w:t xml:space="preserve">  Knowledge</w:t>
-                  </w:r>
-                  <w:r>
-                    <w:rPr>
-                      <w:sz w:val="16"/>
-                      <w:szCs w:val="16"/>
-                      <w:lang w:val="en-US"/>
-                    </w:rPr>
-                    <w:t xml:space="preserve"> base + RAG</w:t>
-                  </w:r>
-                </w:p>
-              </w:tc>
-              <w:tc>
-                <w:tcPr>
-                  <w:tcW w:w="2445" w:type="dxa"/>
-                  <w:tcMar>
-                    <w:top w:w="40" w:type="dxa"/>
-                    <w:left w:w="0" w:type="dxa"/>
-                    <w:bottom w:w="40" w:type="dxa"/>
-                    <w:right w:w="100" w:type="dxa"/>
-                  </w:tcMar>
-                </w:tcPr>
-                <w:p>
-                  <w:r>
-                    <w:rPr>
-                      <w:sz w:val="16"/>
-                      <w:szCs w:val="16"/>
-                      <w:lang w:val="en-US"/>
-                    </w:rPr>
-                    <w:t>☐</w:t>
-                  </w:r>
-                  <w:r>
-                    <w:rPr>
-                      <w:sz w:val="16"/>
-                      <w:szCs w:val="16"/>
-                      <w:lang w:val="en-US"/>
-                    </w:rPr>
-                    <w:t xml:space="preserve">  Server</w:t>
-                  </w:r>
-                  <w:r>
-                    <w:rPr>
-                      <w:sz w:val="16"/>
-                      <w:szCs w:val="16"/>
-                      <w:lang w:val="en-US"/>
-                    </w:rPr>
-                    <w:t xml:space="preserve"> / client tools</w:t>
-                  </w:r>
-                </w:p>
-              </w:tc>
-            </w:tr>
-            <w:tr>
-              <w:tblPrEx>
-                <w:tblCellMar>
-                  <w:top w:w="0" w:type="dxa"/>
-                  <w:bottom w:w="0" w:type="dxa"/>
-                </w:tblCellMar>
-              </w:tblPrEx>
-              <w:tc>
-                <w:tcPr>
-                  <w:tcW w:w="2445" w:type="dxa"/>
-                  <w:tcMar>
-                    <w:top w:w="40" w:type="dxa"/>
-                    <w:left w:w="0" w:type="dxa"/>
-                    <w:bottom w:w="40" w:type="dxa"/>
-                    <w:right w:w="100" w:type="dxa"/>
-                  </w:tcMar>
-                </w:tcPr>
-                <w:p>
-                  <w:r>
-                    <w:rPr>
-                      <w:sz w:val="16"/>
-                      <w:szCs w:val="16"/>
-                      <w:lang w:val="en-US"/>
-                    </w:rPr>
-                    <w:t>☐</w:t>
-                  </w:r>
-                  <w:r>
-                    <w:rPr>
-                      <w:sz w:val="16"/>
-                      <w:szCs w:val="16"/>
-                      <w:lang w:val="en-US"/>
-                    </w:rPr>
-                    <w:t xml:space="preserve">  MCP</w:t>
-                  </w:r>
-                  <w:r>
-                    <w:rPr>
-                      <w:sz w:val="16"/>
-                      <w:szCs w:val="16"/>
-                      <w:lang w:val="en-US"/>
-                    </w:rPr>
-                    <w:t xml:space="preserve"> servers</w:t>
-                  </w:r>
-                </w:p>
-              </w:tc>
-              <w:tc>
-                <w:tcPr>
-                  <w:tcW w:w="2445" w:type="dxa"/>
-                  <w:tcMar>
-                    <w:top w:w="40" w:type="dxa"/>
-                    <w:left w:w="0" w:type="dxa"/>
-                    <w:bottom w:w="40" w:type="dxa"/>
-                    <w:right w:w="100" w:type="dxa"/>
-                  </w:tcMar>
-                </w:tcPr>
-                <w:p>
-                  <w:r>
-                    <w:rPr>
-                      <w:sz w:val="16"/>
-                      <w:szCs w:val="16"/>
-                      <w:lang w:val="en-US"/>
-                    </w:rPr>
-                    <w:t>☐</w:t>
-                  </w:r>
-                  <w:r>
-                    <w:rPr>
-                      <w:sz w:val="16"/>
-                      <w:szCs w:val="16"/>
-                      <w:lang w:val="en-US"/>
-                    </w:rPr>
-                    <w:t xml:space="preserve">  Telephony</w:t>
-                  </w:r>
-                  <w:r>
-                    <w:rPr>
-                      <w:sz w:val="16"/>
-                      <w:szCs w:val="16"/>
-                      <w:lang w:val="en-US"/>
-                    </w:rPr>
-                    <w:t xml:space="preserve"> (Twilio / SIP)</w:t>
-                  </w:r>
-                </w:p>
-              </w:tc>
-              <w:tc>
-                <w:tcPr>
-                  <w:tcW w:w="2445" w:type="dxa"/>
-                  <w:tcMar>
-                    <w:top w:w="40" w:type="dxa"/>
-                    <w:left w:w="0" w:type="dxa"/>
-                    <w:bottom w:w="40" w:type="dxa"/>
-                    <w:right w:w="100" w:type="dxa"/>
-                  </w:tcMar>
-                </w:tcPr>
-                <w:p>
-                  <w:r>
-                    <w:rPr>
-                      <w:sz w:val="16"/>
-                      <w:szCs w:val="16"/>
-                      <w:lang w:val="en-US"/>
-                    </w:rPr>
-                    <w:t>☐</w:t>
-                  </w:r>
-                  <w:r>
-                    <w:rPr>
-                      <w:sz w:val="16"/>
-                      <w:szCs w:val="16"/>
-                      <w:lang w:val="en-US"/>
-                    </w:rPr>
-                    <w:t xml:space="preserve">  Batch</w:t>
-                  </w:r>
-                  <w:r>
-                    <w:rPr>
-                      <w:sz w:val="16"/>
-                      <w:szCs w:val="16"/>
-                      <w:lang w:val="en-US"/>
-                    </w:rPr>
-                    <w:t xml:space="preserve"> calling</w:t>
-                  </w:r>
-                </w:p>
-              </w:tc>
-              <w:tc>
-                <w:tcPr>
-                  <w:tcW w:w="2445" w:type="dxa"/>
-                  <w:tcMar>
-                    <w:top w:w="40" w:type="dxa"/>
-                    <w:left w:w="0" w:type="dxa"/>
-                    <w:bottom w:w="40" w:type="dxa"/>
-                    <w:right w:w="100" w:type="dxa"/>
-                  </w:tcMar>
-                </w:tcPr>
-                <w:p>
-                  <w:r>
-                    <w:rPr>
-                      <w:sz w:val="16"/>
-                      <w:szCs w:val="16"/>
-                      <w:lang w:val="en-US"/>
-                    </w:rPr>
-                    <w:t>☐</w:t>
-                  </w:r>
-                  <w:r>
-                    <w:rPr>
-                      <w:sz w:val="16"/>
-                      <w:szCs w:val="16"/>
-                      <w:lang w:val="en-US"/>
-                    </w:rPr>
-                    <w:t xml:space="preserve">  Agent</w:t>
-                  </w:r>
-                  <w:r>
-                    <w:rPr>
-                      <w:sz w:val="16"/>
-                      <w:szCs w:val="16"/>
-                      <w:lang w:val="en-US"/>
-                    </w:rPr>
-                    <w:t xml:space="preserve"> Testing</w:t>
-                  </w:r>
-                </w:p>
-              </w:tc>
-            </w:tr>
-            <w:tr>
-              <w:tblPrEx>
-                <w:tblCellMar>
-                  <w:top w:w="0" w:type="dxa"/>
-                  <w:bottom w:w="0" w:type="dxa"/>
-                </w:tblCellMar>
-              </w:tblPrEx>
-              <w:tc>
-                <w:tcPr>
-                  <w:tcW w:w="2445" w:type="dxa"/>
-                  <w:tcMar>
-                    <w:top w:w="40" w:type="dxa"/>
-                    <w:left w:w="0" w:type="dxa"/>
-                    <w:bottom w:w="40" w:type="dxa"/>
-                    <w:right w:w="100" w:type="dxa"/>
-                  </w:tcMar>
-                </w:tcPr>
-                <w:p>
-                  <w:r>
-                    <w:rPr>
-                      <w:sz w:val="16"/>
-                      <w:szCs w:val="16"/>
-                      <w:lang w:val="en-US"/>
-                    </w:rPr>
-                    <w:t>☐</w:t>
-                  </w:r>
-                  <w:r>
-                    <w:rPr>
-                      <w:sz w:val="16"/>
-                      <w:szCs w:val="16"/>
-                      <w:lang w:val="en-US"/>
-                    </w:rPr>
-                    <w:t xml:space="preserve">  Post</w:t>
-                  </w:r>
-                  <w:r>
-                    <w:rPr>
-                      <w:sz w:val="16"/>
-                      <w:szCs w:val="16"/>
-                      <w:lang w:val="en-US"/>
-                    </w:rPr>
-                    <w:t>-call webhooks</w:t>
-                  </w:r>
-                </w:p>
-              </w:tc>
-              <w:tc>
-                <w:tcPr>
-                  <w:tcW w:w="2445" w:type="dxa"/>
-                  <w:tcMar>
-                    <w:top w:w="40" w:type="dxa"/>
-                    <w:left w:w="0" w:type="dxa"/>
-                    <w:bottom w:w="40" w:type="dxa"/>
-                    <w:right w:w="100" w:type="dxa"/>
-                  </w:tcMar>
-                </w:tcPr>
-                <w:p>
-                  <w:r>
-                    <w:rPr>
-                      <w:sz w:val="16"/>
-                      <w:szCs w:val="16"/>
-                      <w:lang w:val="en-US"/>
-                    </w:rPr>
-                    <w:t>☐</w:t>
-                  </w:r>
-                  <w:r>
-                    <w:rPr>
-                      <w:sz w:val="16"/>
-                      <w:szCs w:val="16"/>
-                      <w:lang w:val="en-US"/>
-                    </w:rPr>
-                    <w:t xml:space="preserve">  WhatsApp</w:t>
-                  </w:r>
-                </w:p>
-              </w:tc>
-              <w:tc>
-                <w:tcPr>
-                  <w:tcW w:w="2445" w:type="dxa"/>
-                  <w:tcMar>
-                    <w:top w:w="40" w:type="dxa"/>
-                    <w:left w:w="0" w:type="dxa"/>
-                    <w:bottom w:w="40" w:type="dxa"/>
-                    <w:right w:w="100" w:type="dxa"/>
-                  </w:tcMar>
-                </w:tcPr>
-                <w:p>
-                  <w:r>
-                    <w:rPr>
-                      <w:sz w:val="16"/>
-                      <w:szCs w:val="16"/>
-                      <w:lang w:val="en-US"/>
-                    </w:rPr>
-                    <w:t>☐</w:t>
-                  </w:r>
-                  <w:r>
-                    <w:rPr>
-                      <w:sz w:val="16"/>
-                      <w:szCs w:val="16"/>
-                      <w:lang w:val="en-US"/>
-                    </w:rPr>
-                    <w:t xml:space="preserve">  Web</w:t>
-                  </w:r>
-                  <w:r>
-                    <w:rPr>
-                      <w:sz w:val="16"/>
-                      <w:szCs w:val="16"/>
-                      <w:lang w:val="en-US"/>
-                    </w:rPr>
-                    <w:t xml:space="preserve"> / mobile SDKs</w:t>
-                  </w:r>
-                </w:p>
-              </w:tc>
-              <w:tc>
-                <w:tcPr>
-                  <w:tcW w:w="2445" w:type="dxa"/>
-                  <w:tcMar>
-                    <w:top w:w="40" w:type="dxa"/>
-                    <w:left w:w="0" w:type="dxa"/>
-                    <w:bottom w:w="40" w:type="dxa"/>
-                    <w:right w:w="100" w:type="dxa"/>
-                  </w:tcMar>
-                </w:tcPr>
-                <w:p>
-                  <w:r>
-                    <w:rPr>
-                      <w:sz w:val="16"/>
-                      <w:szCs w:val="16"/>
-                      <w:lang w:val="en-US"/>
-                    </w:rPr>
-                    <w:t>☐</w:t>
-                  </w:r>
-                  <w:r>
-                    <w:rPr>
-                      <w:sz w:val="16"/>
-                      <w:szCs w:val="16"/>
-                      <w:lang w:val="en-US"/>
-                    </w:rPr>
-                    <w:t xml:space="preserve">  Bring</w:t>
-                  </w:r>
-                  <w:r>
-                    <w:rPr>
-                      <w:sz w:val="16"/>
-                      <w:szCs w:val="16"/>
-                      <w:lang w:val="en-US"/>
-                    </w:rPr>
-                    <w:t>-your-own LLM</w:t>
-                  </w:r>
-                </w:p>
-              </w:tc>
-            </w:tr>
-          </w:tbl>
-          <w:p>
-            <w:pPr>
-              <w:spacing w:after="100" w:line="20" w:lineRule="auto"/>
-            </w:pPr>
-          </w:p>
-          <w:p>
-            <w:r>
-              <w:rPr>
-                <w:b/>
-                <w:bCs/>
-                <w:color w:val="777169"/>
-                <w:sz w:val="16"/>
-                <w:szCs w:val="16"/>
-              </w:rPr>
-            </w:r>
+            <w:r/>
           </w:p>
         </w:tc>
       </w:tr>
@@ -5591,6 +4762,835 @@
                 <w:szCs w:val="16"/>
                 <w:lang w:val="en-US"/>
               </w:rPr>
+              <w:t xml:space="preserve">J  </w:t>
+            </w:r>
+            <w:r>
+              <w:rPr>
+                <w:b w:val="1"/>
+                <w:bCs w:val="1"/>
+                <w:caps w:val="1"/>
+                <w:color w:val="000000"/>
+                <w:spacing w:val="10"/>
+                <w:sz w:val="19"/>
+                <w:szCs w:val="19"/>
+                <w:lang w:val="en-US"/>
+              </w:rPr>
+              <w:t>ElevenLabs</w:t>
+            </w:r>
+            <w:r>
+              <w:rPr>
+                <w:b w:val="1"/>
+                <w:bCs w:val="1"/>
+                <w:caps w:val="1"/>
+                <w:color w:val="000000"/>
+                <w:spacing w:val="10"/>
+                <w:sz w:val="19"/>
+                <w:szCs w:val="19"/>
+                <w:lang w:val="en-US"/>
+              </w:rPr>
+              <w:t xml:space="preserve"> components</w:t>
+            </w:r>
+          </w:p>
+        </w:tc>
+        <w:tc>
+          <w:tcPr>
+            <w:tcW w:w="4435" w:type="dxa"/>
+            <w:tcBorders>
+              <w:top w:val="single" w:color="000000" w:themeColor="text1" w:sz="6" w:space="0"/>
+              <w:bottom w:val="single" w:color="E3DFDA" w:sz="4" w:space="0"/>
+              <w:right w:val="single" w:color="E3DFDA" w:sz="4" w:space="0"/>
+            </w:tcBorders>
+            <w:shd w:val="clear" w:color="auto" w:fill="F5F3F1"/>
+            <w:tcMar>
+              <w:top w:w="72" w:type="dxa"/>
+              <w:left w:w="130" w:type="dxa"/>
+              <w:bottom w:w="72" w:type="dxa"/>
+              <w:right w:w="130" w:type="dxa"/>
+            </w:tcMar>
+          </w:tcPr>
+          <w:p>
+            <w:pPr>
+              <w:jc w:val="right"/>
+            </w:pPr>
+            <w:r>
+              <w:rPr>
+                <w:b/>
+                <w:bCs/>
+                <w:color w:val="000000"/>
+                <w:sz w:val="16"/>
+                <w:szCs w:val="16"/>
+              </w:rPr>
+              <w:t>Tick + 60 words</w:t>
+            </w:r>
+            <w:r>
+              <w:rPr>
+                <w:color w:val="777169"/>
+                <w:sz w:val="16"/>
+                <w:szCs w:val="16"/>
+              </w:rPr>
+              <w:t xml:space="preserve">   ·   Agent design · 25%</w:t>
+            </w:r>
+          </w:p>
+        </w:tc>
+      </w:tr>
+      <w:tr>
+        <w:tblPrEx>
+          <w:tblCellMar>
+            <w:top w:w="0" w:type="dxa"/>
+            <w:bottom w:w="0" w:type="dxa"/>
+          </w:tblCellMar>
+        </w:tblPrEx>
+        <w:trPr>
+          <w:trHeight w:val="1180"/>
+        </w:trPr>
+        <w:tc>
+          <w:tcPr>
+            <w:tcW w:w="10080" w:type="dxa"/>
+            <w:gridSpan w:val="2"/>
+            <w:tcBorders>
+              <w:left w:val="single" w:color="E3DFDA" w:sz="4" w:space="0"/>
+              <w:bottom w:val="single" w:color="E3DFDA" w:sz="4" w:space="0"/>
+              <w:right w:val="single" w:color="E3DFDA" w:sz="4" w:space="0"/>
+            </w:tcBorders>
+            <w:shd w:val="clear" w:color="auto" w:fill="FCFBFA"/>
+            <w:tcMar>
+              <w:top w:w="72" w:type="dxa"/>
+              <w:left w:w="130" w:type="dxa"/>
+              <w:bottom w:w="72" w:type="dxa"/>
+              <w:right w:w="130" w:type="dxa"/>
+            </w:tcMar>
+          </w:tcPr>
+          <w:p>
+            <w:pPr>
+              <w:spacing w:after="60"/>
+            </w:pPr>
+            <w:r/>
+            <w:r>
+              <w:rPr>
+                <w:rFonts w:ascii="Arial" w:hAnsi="Arial"/>
+                <w:sz w:val="19"/>
+              </w:rPr>
+              <w:t>[x] Agents Platform  [x] Agent Workflows  [x] Sub-agents  [x] Eleven v3 TTS  [x] Scribe v2 STT  [x] Server / client tools  [x] Batch calling  [x] Post-call webhooks</w:t>
+              <w:br/>
+              <w:br/>
+              <w:t>Why these two:</w:t>
+              <w:br/>
+              <w:t>1. Sub-agents with per-node tool scoping: Isolates freeze_card strictly inside the GUARD sub-agent, preventing unauthorized or irreversible account actions structurally rather than through prompting.</w:t>
+              <w:br/>
+              <w:t>2. Post-call webhooks: Automatically publishes structured JSON transcripts, verification outcomes, and timestamped audit logs to the bank's case management system to satisfy CBUAE regulatory recordkeeping.</w:t>
+            </w:r>
+          </w:p>
+          <w:tbl>
+            <w:tblPr>
+              <w:tblW w:w="9780" w:type="dxa"/>
+              <w:tblBorders>
+                <w:top w:val="single" w:color="auto" w:sz="4" w:space="0"/>
+                <w:left w:val="single" w:color="auto" w:sz="4" w:space="0"/>
+                <w:bottom w:val="single" w:color="auto" w:sz="4" w:space="0"/>
+                <w:right w:val="single" w:color="auto" w:sz="4" w:space="0"/>
+                <w:insideH w:val="single" w:color="auto" w:sz="4" w:space="0"/>
+                <w:insideV w:val="single" w:color="auto" w:sz="4" w:space="0"/>
+              </w:tblBorders>
+              <w:tblCellMar>
+                <w:left w:w="10" w:type="dxa"/>
+                <w:right w:w="10" w:type="dxa"/>
+              </w:tblCellMar>
+              <w:tblLook w:val="04A0" w:firstRow="1" w:lastRow="0" w:firstColumn="1" w:lastColumn="0" w:noHBand="0" w:noVBand="1"/>
+            </w:tblPr>
+            <w:tblGrid>
+              <w:gridCol w:w="2445"/>
+              <w:gridCol w:w="2445"/>
+              <w:gridCol w:w="2445"/>
+              <w:gridCol w:w="2445"/>
+            </w:tblGrid>
+            <w:tr>
+              <w:tblPrEx>
+                <w:tblCellMar>
+                  <w:top w:w="0" w:type="dxa"/>
+                  <w:bottom w:w="0" w:type="dxa"/>
+                </w:tblCellMar>
+              </w:tblPrEx>
+              <w:tc>
+                <w:tcPr>
+                  <w:tcW w:w="2445" w:type="dxa"/>
+                  <w:tcMar>
+                    <w:top w:w="40" w:type="dxa"/>
+                    <w:left w:w="0" w:type="dxa"/>
+                    <w:bottom w:w="40" w:type="dxa"/>
+                    <w:right w:w="100" w:type="dxa"/>
+                  </w:tcMar>
+                </w:tcPr>
+                <w:p>
+                  <w:r>
+                    <w:rPr>
+                      <w:sz w:val="16"/>
+                      <w:szCs w:val="16"/>
+                      <w:lang w:val="en-US"/>
+                    </w:rPr>
+                    <w:t>☐</w:t>
+                  </w:r>
+                  <w:r>
+                    <w:rPr>
+                      <w:sz w:val="16"/>
+                      <w:szCs w:val="16"/>
+                      <w:lang w:val="en-US"/>
+                    </w:rPr>
+                    <w:t xml:space="preserve">  Agents</w:t>
+                  </w:r>
+                  <w:r>
+                    <w:rPr>
+                      <w:sz w:val="16"/>
+                      <w:szCs w:val="16"/>
+                      <w:lang w:val="en-US"/>
+                    </w:rPr>
+                    <w:t xml:space="preserve"> Platform</w:t>
+                  </w:r>
+                </w:p>
+              </w:tc>
+              <w:tc>
+                <w:tcPr>
+                  <w:tcW w:w="2445" w:type="dxa"/>
+                  <w:tcMar>
+                    <w:top w:w="40" w:type="dxa"/>
+                    <w:left w:w="0" w:type="dxa"/>
+                    <w:bottom w:w="40" w:type="dxa"/>
+                    <w:right w:w="100" w:type="dxa"/>
+                  </w:tcMar>
+                </w:tcPr>
+                <w:p>
+                  <w:r>
+                    <w:rPr>
+                      <w:sz w:val="16"/>
+                      <w:szCs w:val="16"/>
+                      <w:lang w:val="en-US"/>
+                    </w:rPr>
+                    <w:t>☐</w:t>
+                  </w:r>
+                  <w:r>
+                    <w:rPr>
+                      <w:sz w:val="16"/>
+                      <w:szCs w:val="16"/>
+                      <w:lang w:val="en-US"/>
+                    </w:rPr>
+                    <w:t xml:space="preserve">  Agent</w:t>
+                  </w:r>
+                  <w:r>
+                    <w:rPr>
+                      <w:sz w:val="16"/>
+                      <w:szCs w:val="16"/>
+                      <w:lang w:val="en-US"/>
+                    </w:rPr>
+                    <w:t xml:space="preserve"> Workflows</w:t>
+                  </w:r>
+                </w:p>
+              </w:tc>
+              <w:tc>
+                <w:tcPr>
+                  <w:tcW w:w="2445" w:type="dxa"/>
+                  <w:tcMar>
+                    <w:top w:w="40" w:type="dxa"/>
+                    <w:left w:w="0" w:type="dxa"/>
+                    <w:bottom w:w="40" w:type="dxa"/>
+                    <w:right w:w="100" w:type="dxa"/>
+                  </w:tcMar>
+                </w:tcPr>
+                <w:p>
+                  <w:r>
+                    <w:rPr>
+                      <w:sz w:val="16"/>
+                      <w:szCs w:val="16"/>
+                      <w:lang w:val="en-US"/>
+                    </w:rPr>
+                    <w:t>☐</w:t>
+                  </w:r>
+                  <w:r>
+                    <w:rPr>
+                      <w:sz w:val="16"/>
+                      <w:szCs w:val="16"/>
+                      <w:lang w:val="en-US"/>
+                    </w:rPr>
+                    <w:t xml:space="preserve">  Sub</w:t>
+                  </w:r>
+                  <w:r>
+                    <w:rPr>
+                      <w:sz w:val="16"/>
+                      <w:szCs w:val="16"/>
+                      <w:lang w:val="en-US"/>
+                    </w:rPr>
+                    <w:t>-agents</w:t>
+                  </w:r>
+                </w:p>
+              </w:tc>
+              <w:tc>
+                <w:tcPr>
+                  <w:tcW w:w="2445" w:type="dxa"/>
+                  <w:tcMar>
+                    <w:top w:w="40" w:type="dxa"/>
+                    <w:left w:w="0" w:type="dxa"/>
+                    <w:bottom w:w="40" w:type="dxa"/>
+                    <w:right w:w="100" w:type="dxa"/>
+                  </w:tcMar>
+                </w:tcPr>
+                <w:p>
+                  <w:r>
+                    <w:rPr>
+                      <w:sz w:val="16"/>
+                      <w:szCs w:val="16"/>
+                      <w:lang w:val="en-US"/>
+                    </w:rPr>
+                    <w:t>☐</w:t>
+                  </w:r>
+                  <w:r>
+                    <w:rPr>
+                      <w:sz w:val="16"/>
+                      <w:szCs w:val="16"/>
+                      <w:lang w:val="en-US"/>
+                    </w:rPr>
+                    <w:t xml:space="preserve">  Eleven</w:t>
+                  </w:r>
+                  <w:r>
+                    <w:rPr>
+                      <w:sz w:val="16"/>
+                      <w:szCs w:val="16"/>
+                      <w:lang w:val="en-US"/>
+                    </w:rPr>
+                    <w:t xml:space="preserve"> v3 TTS</w:t>
+                  </w:r>
+                </w:p>
+              </w:tc>
+            </w:tr>
+            <w:tr>
+              <w:tblPrEx>
+                <w:tblCellMar>
+                  <w:top w:w="0" w:type="dxa"/>
+                  <w:bottom w:w="0" w:type="dxa"/>
+                </w:tblCellMar>
+              </w:tblPrEx>
+              <w:tc>
+                <w:tcPr>
+                  <w:tcW w:w="2445" w:type="dxa"/>
+                  <w:tcMar>
+                    <w:top w:w="40" w:type="dxa"/>
+                    <w:left w:w="0" w:type="dxa"/>
+                    <w:bottom w:w="40" w:type="dxa"/>
+                    <w:right w:w="100" w:type="dxa"/>
+                  </w:tcMar>
+                </w:tcPr>
+                <w:p>
+                  <w:r>
+                    <w:rPr>
+                      <w:sz w:val="16"/>
+                      <w:szCs w:val="16"/>
+                      <w:lang w:val="en-US"/>
+                    </w:rPr>
+                    <w:t>☐</w:t>
+                  </w:r>
+                  <w:r>
+                    <w:rPr>
+                      <w:sz w:val="16"/>
+                      <w:szCs w:val="16"/>
+                      <w:lang w:val="en-US"/>
+                    </w:rPr>
+                    <w:t xml:space="preserve">  Voice</w:t>
+                  </w:r>
+                  <w:r>
+                    <w:rPr>
+                      <w:sz w:val="16"/>
+                      <w:szCs w:val="16"/>
+                      <w:lang w:val="en-US"/>
+                    </w:rPr>
+                    <w:t xml:space="preserve"> Design</w:t>
+                  </w:r>
+                </w:p>
+              </w:tc>
+              <w:tc>
+                <w:tcPr>
+                  <w:tcW w:w="2445" w:type="dxa"/>
+                  <w:tcMar>
+                    <w:top w:w="40" w:type="dxa"/>
+                    <w:left w:w="0" w:type="dxa"/>
+                    <w:bottom w:w="40" w:type="dxa"/>
+                    <w:right w:w="100" w:type="dxa"/>
+                  </w:tcMar>
+                </w:tcPr>
+                <w:p>
+                  <w:r>
+                    <w:rPr>
+                      <w:sz w:val="16"/>
+                      <w:szCs w:val="16"/>
+                      <w:lang w:val="en-US"/>
+                    </w:rPr>
+                    <w:t>☐</w:t>
+                  </w:r>
+                  <w:r>
+                    <w:rPr>
+                      <w:sz w:val="16"/>
+                      <w:szCs w:val="16"/>
+                      <w:lang w:val="en-US"/>
+                    </w:rPr>
+                    <w:t xml:space="preserve">  Scribe</w:t>
+                  </w:r>
+                  <w:r>
+                    <w:rPr>
+                      <w:sz w:val="16"/>
+                      <w:szCs w:val="16"/>
+                      <w:lang w:val="en-US"/>
+                    </w:rPr>
+                    <w:t xml:space="preserve"> v2 STT</w:t>
+                  </w:r>
+                </w:p>
+              </w:tc>
+              <w:tc>
+                <w:tcPr>
+                  <w:tcW w:w="2445" w:type="dxa"/>
+                  <w:tcMar>
+                    <w:top w:w="40" w:type="dxa"/>
+                    <w:left w:w="0" w:type="dxa"/>
+                    <w:bottom w:w="40" w:type="dxa"/>
+                    <w:right w:w="100" w:type="dxa"/>
+                  </w:tcMar>
+                </w:tcPr>
+                <w:p>
+                  <w:r>
+                    <w:rPr>
+                      <w:sz w:val="16"/>
+                      <w:szCs w:val="16"/>
+                      <w:lang w:val="en-US"/>
+                    </w:rPr>
+                    <w:t>☐</w:t>
+                  </w:r>
+                  <w:r>
+                    <w:rPr>
+                      <w:sz w:val="16"/>
+                      <w:szCs w:val="16"/>
+                      <w:lang w:val="en-US"/>
+                    </w:rPr>
+                    <w:t xml:space="preserve">  Knowledge</w:t>
+                  </w:r>
+                  <w:r>
+                    <w:rPr>
+                      <w:sz w:val="16"/>
+                      <w:szCs w:val="16"/>
+                      <w:lang w:val="en-US"/>
+                    </w:rPr>
+                    <w:t xml:space="preserve"> base + RAG</w:t>
+                  </w:r>
+                </w:p>
+              </w:tc>
+              <w:tc>
+                <w:tcPr>
+                  <w:tcW w:w="2445" w:type="dxa"/>
+                  <w:tcMar>
+                    <w:top w:w="40" w:type="dxa"/>
+                    <w:left w:w="0" w:type="dxa"/>
+                    <w:bottom w:w="40" w:type="dxa"/>
+                    <w:right w:w="100" w:type="dxa"/>
+                  </w:tcMar>
+                </w:tcPr>
+                <w:p>
+                  <w:r>
+                    <w:rPr>
+                      <w:sz w:val="16"/>
+                      <w:szCs w:val="16"/>
+                      <w:lang w:val="en-US"/>
+                    </w:rPr>
+                    <w:t>☐</w:t>
+                  </w:r>
+                  <w:r>
+                    <w:rPr>
+                      <w:sz w:val="16"/>
+                      <w:szCs w:val="16"/>
+                      <w:lang w:val="en-US"/>
+                    </w:rPr>
+                    <w:t xml:space="preserve">  Server</w:t>
+                  </w:r>
+                  <w:r>
+                    <w:rPr>
+                      <w:sz w:val="16"/>
+                      <w:szCs w:val="16"/>
+                      <w:lang w:val="en-US"/>
+                    </w:rPr>
+                    <w:t xml:space="preserve"> / client tools</w:t>
+                  </w:r>
+                </w:p>
+              </w:tc>
+            </w:tr>
+            <w:tr>
+              <w:tblPrEx>
+                <w:tblCellMar>
+                  <w:top w:w="0" w:type="dxa"/>
+                  <w:bottom w:w="0" w:type="dxa"/>
+                </w:tblCellMar>
+              </w:tblPrEx>
+              <w:tc>
+                <w:tcPr>
+                  <w:tcW w:w="2445" w:type="dxa"/>
+                  <w:tcMar>
+                    <w:top w:w="40" w:type="dxa"/>
+                    <w:left w:w="0" w:type="dxa"/>
+                    <w:bottom w:w="40" w:type="dxa"/>
+                    <w:right w:w="100" w:type="dxa"/>
+                  </w:tcMar>
+                </w:tcPr>
+                <w:p>
+                  <w:r>
+                    <w:rPr>
+                      <w:sz w:val="16"/>
+                      <w:szCs w:val="16"/>
+                      <w:lang w:val="en-US"/>
+                    </w:rPr>
+                    <w:t>☐</w:t>
+                  </w:r>
+                  <w:r>
+                    <w:rPr>
+                      <w:sz w:val="16"/>
+                      <w:szCs w:val="16"/>
+                      <w:lang w:val="en-US"/>
+                    </w:rPr>
+                    <w:t xml:space="preserve">  MCP</w:t>
+                  </w:r>
+                  <w:r>
+                    <w:rPr>
+                      <w:sz w:val="16"/>
+                      <w:szCs w:val="16"/>
+                      <w:lang w:val="en-US"/>
+                    </w:rPr>
+                    <w:t xml:space="preserve"> servers</w:t>
+                  </w:r>
+                </w:p>
+              </w:tc>
+              <w:tc>
+                <w:tcPr>
+                  <w:tcW w:w="2445" w:type="dxa"/>
+                  <w:tcMar>
+                    <w:top w:w="40" w:type="dxa"/>
+                    <w:left w:w="0" w:type="dxa"/>
+                    <w:bottom w:w="40" w:type="dxa"/>
+                    <w:right w:w="100" w:type="dxa"/>
+                  </w:tcMar>
+                </w:tcPr>
+                <w:p>
+                  <w:r>
+                    <w:rPr>
+                      <w:sz w:val="16"/>
+                      <w:szCs w:val="16"/>
+                      <w:lang w:val="en-US"/>
+                    </w:rPr>
+                    <w:t>☐</w:t>
+                  </w:r>
+                  <w:r>
+                    <w:rPr>
+                      <w:sz w:val="16"/>
+                      <w:szCs w:val="16"/>
+                      <w:lang w:val="en-US"/>
+                    </w:rPr>
+                    <w:t xml:space="preserve">  Telephony</w:t>
+                  </w:r>
+                  <w:r>
+                    <w:rPr>
+                      <w:sz w:val="16"/>
+                      <w:szCs w:val="16"/>
+                      <w:lang w:val="en-US"/>
+                    </w:rPr>
+                    <w:t xml:space="preserve"> (Twilio / SIP)</w:t>
+                  </w:r>
+                </w:p>
+              </w:tc>
+              <w:tc>
+                <w:tcPr>
+                  <w:tcW w:w="2445" w:type="dxa"/>
+                  <w:tcMar>
+                    <w:top w:w="40" w:type="dxa"/>
+                    <w:left w:w="0" w:type="dxa"/>
+                    <w:bottom w:w="40" w:type="dxa"/>
+                    <w:right w:w="100" w:type="dxa"/>
+                  </w:tcMar>
+                </w:tcPr>
+                <w:p>
+                  <w:r>
+                    <w:rPr>
+                      <w:sz w:val="16"/>
+                      <w:szCs w:val="16"/>
+                      <w:lang w:val="en-US"/>
+                    </w:rPr>
+                    <w:t>☐</w:t>
+                  </w:r>
+                  <w:r>
+                    <w:rPr>
+                      <w:sz w:val="16"/>
+                      <w:szCs w:val="16"/>
+                      <w:lang w:val="en-US"/>
+                    </w:rPr>
+                    <w:t xml:space="preserve">  Batch</w:t>
+                  </w:r>
+                  <w:r>
+                    <w:rPr>
+                      <w:sz w:val="16"/>
+                      <w:szCs w:val="16"/>
+                      <w:lang w:val="en-US"/>
+                    </w:rPr>
+                    <w:t xml:space="preserve"> calling</w:t>
+                  </w:r>
+                </w:p>
+              </w:tc>
+              <w:tc>
+                <w:tcPr>
+                  <w:tcW w:w="2445" w:type="dxa"/>
+                  <w:tcMar>
+                    <w:top w:w="40" w:type="dxa"/>
+                    <w:left w:w="0" w:type="dxa"/>
+                    <w:bottom w:w="40" w:type="dxa"/>
+                    <w:right w:w="100" w:type="dxa"/>
+                  </w:tcMar>
+                </w:tcPr>
+                <w:p>
+                  <w:r>
+                    <w:rPr>
+                      <w:sz w:val="16"/>
+                      <w:szCs w:val="16"/>
+                      <w:lang w:val="en-US"/>
+                    </w:rPr>
+                    <w:t>☐</w:t>
+                  </w:r>
+                  <w:r>
+                    <w:rPr>
+                      <w:sz w:val="16"/>
+                      <w:szCs w:val="16"/>
+                      <w:lang w:val="en-US"/>
+                    </w:rPr>
+                    <w:t xml:space="preserve">  Agent</w:t>
+                  </w:r>
+                  <w:r>
+                    <w:rPr>
+                      <w:sz w:val="16"/>
+                      <w:szCs w:val="16"/>
+                      <w:lang w:val="en-US"/>
+                    </w:rPr>
+                    <w:t xml:space="preserve"> Testing</w:t>
+                  </w:r>
+                </w:p>
+              </w:tc>
+            </w:tr>
+            <w:tr>
+              <w:tblPrEx>
+                <w:tblCellMar>
+                  <w:top w:w="0" w:type="dxa"/>
+                  <w:bottom w:w="0" w:type="dxa"/>
+                </w:tblCellMar>
+              </w:tblPrEx>
+              <w:tc>
+                <w:tcPr>
+                  <w:tcW w:w="2445" w:type="dxa"/>
+                  <w:tcMar>
+                    <w:top w:w="40" w:type="dxa"/>
+                    <w:left w:w="0" w:type="dxa"/>
+                    <w:bottom w:w="40" w:type="dxa"/>
+                    <w:right w:w="100" w:type="dxa"/>
+                  </w:tcMar>
+                </w:tcPr>
+                <w:p>
+                  <w:r>
+                    <w:rPr>
+                      <w:sz w:val="16"/>
+                      <w:szCs w:val="16"/>
+                      <w:lang w:val="en-US"/>
+                    </w:rPr>
+                    <w:t>☐</w:t>
+                  </w:r>
+                  <w:r>
+                    <w:rPr>
+                      <w:sz w:val="16"/>
+                      <w:szCs w:val="16"/>
+                      <w:lang w:val="en-US"/>
+                    </w:rPr>
+                    <w:t xml:space="preserve">  Post</w:t>
+                  </w:r>
+                  <w:r>
+                    <w:rPr>
+                      <w:sz w:val="16"/>
+                      <w:szCs w:val="16"/>
+                      <w:lang w:val="en-US"/>
+                    </w:rPr>
+                    <w:t>-call webhooks</w:t>
+                  </w:r>
+                </w:p>
+              </w:tc>
+              <w:tc>
+                <w:tcPr>
+                  <w:tcW w:w="2445" w:type="dxa"/>
+                  <w:tcMar>
+                    <w:top w:w="40" w:type="dxa"/>
+                    <w:left w:w="0" w:type="dxa"/>
+                    <w:bottom w:w="40" w:type="dxa"/>
+                    <w:right w:w="100" w:type="dxa"/>
+                  </w:tcMar>
+                </w:tcPr>
+                <w:p>
+                  <w:r>
+                    <w:rPr>
+                      <w:sz w:val="16"/>
+                      <w:szCs w:val="16"/>
+                      <w:lang w:val="en-US"/>
+                    </w:rPr>
+                    <w:t>☐</w:t>
+                  </w:r>
+                  <w:r>
+                    <w:rPr>
+                      <w:sz w:val="16"/>
+                      <w:szCs w:val="16"/>
+                      <w:lang w:val="en-US"/>
+                    </w:rPr>
+                    <w:t xml:space="preserve">  WhatsApp</w:t>
+                  </w:r>
+                </w:p>
+              </w:tc>
+              <w:tc>
+                <w:tcPr>
+                  <w:tcW w:w="2445" w:type="dxa"/>
+                  <w:tcMar>
+                    <w:top w:w="40" w:type="dxa"/>
+                    <w:left w:w="0" w:type="dxa"/>
+                    <w:bottom w:w="40" w:type="dxa"/>
+                    <w:right w:w="100" w:type="dxa"/>
+                  </w:tcMar>
+                </w:tcPr>
+                <w:p>
+                  <w:r>
+                    <w:rPr>
+                      <w:sz w:val="16"/>
+                      <w:szCs w:val="16"/>
+                      <w:lang w:val="en-US"/>
+                    </w:rPr>
+                    <w:t>☐</w:t>
+                  </w:r>
+                  <w:r>
+                    <w:rPr>
+                      <w:sz w:val="16"/>
+                      <w:szCs w:val="16"/>
+                      <w:lang w:val="en-US"/>
+                    </w:rPr>
+                    <w:t xml:space="preserve">  Web</w:t>
+                  </w:r>
+                  <w:r>
+                    <w:rPr>
+                      <w:sz w:val="16"/>
+                      <w:szCs w:val="16"/>
+                      <w:lang w:val="en-US"/>
+                    </w:rPr>
+                    <w:t xml:space="preserve"> / mobile SDKs</w:t>
+                  </w:r>
+                </w:p>
+              </w:tc>
+              <w:tc>
+                <w:tcPr>
+                  <w:tcW w:w="2445" w:type="dxa"/>
+                  <w:tcMar>
+                    <w:top w:w="40" w:type="dxa"/>
+                    <w:left w:w="0" w:type="dxa"/>
+                    <w:bottom w:w="40" w:type="dxa"/>
+                    <w:right w:w="100" w:type="dxa"/>
+                  </w:tcMar>
+                </w:tcPr>
+                <w:p>
+                  <w:r>
+                    <w:rPr>
+                      <w:sz w:val="16"/>
+                      <w:szCs w:val="16"/>
+                      <w:lang w:val="en-US"/>
+                    </w:rPr>
+                    <w:t>☐</w:t>
+                  </w:r>
+                  <w:r>
+                    <w:rPr>
+                      <w:sz w:val="16"/>
+                      <w:szCs w:val="16"/>
+                      <w:lang w:val="en-US"/>
+                    </w:rPr>
+                    <w:t xml:space="preserve">  Bring</w:t>
+                  </w:r>
+                  <w:r>
+                    <w:rPr>
+                      <w:sz w:val="16"/>
+                      <w:szCs w:val="16"/>
+                      <w:lang w:val="en-US"/>
+                    </w:rPr>
+                    <w:t>-your-own LLM</w:t>
+                  </w:r>
+                </w:p>
+              </w:tc>
+            </w:tr>
+          </w:tbl>
+          <w:p>
+            <w:pPr>
+              <w:spacing w:after="100" w:line="20" w:lineRule="auto"/>
+            </w:pPr>
+            <w:r/>
+          </w:p>
+          <w:p>
+            <w:r/>
+          </w:p>
+        </w:tc>
+      </w:tr>
+    </w:tbl>
+    <w:p>
+      <w:pPr>
+        <w:spacing w:after="72" w:line="20" w:lineRule="auto"/>
+      </w:pPr>
+    </w:p>
+    <w:tbl>
+      <w:tblPr>
+        <w:tblW w:w="10080" w:type="dxa"/>
+        <w:tblBorders>
+          <w:top w:val="single" w:color="auto" w:sz="4" w:space="0"/>
+          <w:left w:val="single" w:color="auto" w:sz="4" w:space="0"/>
+          <w:bottom w:val="single" w:color="auto" w:sz="4" w:space="0"/>
+          <w:right w:val="single" w:color="auto" w:sz="4" w:space="0"/>
+          <w:insideH w:val="single" w:color="auto" w:sz="4" w:space="0"/>
+          <w:insideV w:val="single" w:color="auto" w:sz="4" w:space="0"/>
+        </w:tblBorders>
+        <w:tblCellMar>
+          <w:left w:w="10" w:type="dxa"/>
+          <w:right w:w="10" w:type="dxa"/>
+        </w:tblCellMar>
+        <w:tblLook w:val="04A0" w:firstRow="1" w:lastRow="0" w:firstColumn="1" w:lastColumn="0" w:noHBand="0" w:noVBand="1"/>
+      </w:tblPr>
+      <w:tblGrid>
+        <w:gridCol w:w="5645"/>
+        <w:gridCol w:w="4435"/>
+      </w:tblGrid>
+      <w:tr>
+        <w:tblPrEx>
+          <w:tblCellMar>
+            <w:top w:w="0" w:type="dxa"/>
+            <w:bottom w:w="0" w:type="dxa"/>
+          </w:tblCellMar>
+        </w:tblPrEx>
+        <w:tc>
+          <w:tcPr>
+            <w:tcW w:w="5645" w:type="dxa"/>
+            <w:tcBorders>
+              <w:top w:val="single" w:color="000000" w:themeColor="text1" w:sz="6" w:space="0"/>
+              <w:left w:val="single" w:color="E3DFDA" w:sz="4" w:space="0"/>
+              <w:bottom w:val="single" w:color="E3DFDA" w:sz="4" w:space="0"/>
+            </w:tcBorders>
+            <w:shd w:val="clear" w:color="auto" w:fill="F5F3F1"/>
+            <w:tcMar>
+              <w:top w:w="72" w:type="dxa"/>
+              <w:left w:w="130" w:type="dxa"/>
+              <w:bottom w:w="72" w:type="dxa"/>
+              <w:right w:w="130" w:type="dxa"/>
+            </w:tcMar>
+          </w:tcPr>
+          <w:p>
+            <w:r>
+              <w:rPr>
+                <w:b w:val="1"/>
+                <w:bCs w:val="1"/>
+                <w:color w:val="777169"/>
+                <w:sz w:val="16"/>
+                <w:szCs w:val="16"/>
+                <w:lang w:val="en-US"/>
+              </w:rPr>
               <w:t xml:space="preserve">K  </w:t>
             </w:r>
             <w:r>
@@ -5677,26 +5677,23 @@
             <w:pPr>
               <w:spacing w:after="60"/>
             </w:pPr>
-            <w:r>
-              <w:rPr>
-                <w:sz w:val="20"/>
-              </w:rPr>
-              <w:t>Opening disclosure | VERIFIER system prompt opens every call with institution name, AI identity disclosure, and reference number before any other exchange. Scribe v2 keyterm monitoring on HARIS's own output flags any call where disclosure is absent; post-call analysis criterion scores this on every conversation.</w:t>
+            <w:r/>
+            <w:r>
+              <w:rPr>
+                <w:rFonts w:ascii="Arial" w:hAnsi="Arial"/>
+                <w:sz w:val="19"/>
+              </w:rPr>
+              <w:t>Opening disclosure | System prompt forces institutional identity and AI disclosure before user interaction; Scribe v2 keyword assertion validates occurrence.</w:t>
               <w:br/>
+              <w:t>Consent to be called | Dispatcher checks core banking transaction-monitoring consent flag prior to queueing outbound SIP trunk dial.</w:t>
               <w:br/>
-              <w:t>Consent to be called | Batch calling dispatcher checks the customer's contact-consent flag in CRM before placing the call. No consent flag = call is not placed. Consent is captured at account opening under CBUAE consumer protection regulations.</w:t>
+              <w:t>Verification without secrets | Challenge algorithm matches last four Emirates ID digits and recent transaction; zero PIN or OTP parameters exist.</w:t>
               <w:br/>
+              <w:t>Human approval point | Irreversible actions (account termination, fund reversal) lack tool bindings; workflow routes directly to human fraud queue.</w:t>
               <w:br/>
-              <w:t>Verification without secrets | VERIFIER's tool scope includes only verify_identity (read-only). The knowledge base contains the approved challenge list. Any output containing "PIN", "password", or "OTP" triggers a post-call analysis criterion failure and automatic escalation flag. Tested on 50-run Agent Testing suite with 0% tolerance.</w:t>
+              <w:t>Opt-out path | Scribe v2 detects stop keywords across four languages, immediately triggering graceful termination and logging opt-out state.</w:t>
               <w:br/>
-              <w:br/>
-              <w:t>Human approval point | The Agent Workflow graph makes freeze_card reachable only from the VERIFIED branch. The GUARD node cannot be entered without a VERIFIED signal from VERIFIER. No human approval is required for the freeze (a pre-approved protective action), but all irreversible actions (account closure, fund transfer) are absent from every sub-agent's tool scope.</w:t>
-              <w:br/>
-              <w:br/>
-              <w:t>Opt-out path | Scribe v2 keyterm biasing detects opt-out signals in English (stop, no), Arabic (لا), Hindi (नहीं), and Urdu (نہیں). Detection immediately halts the flow, calls post_call_data with opt_out: true, and ends the call. Post-call analysis criterion verifies no protective action was taken after opt-out.</w:t>
-              <w:br/>
-              <w:br/>
-              <w:t>Escalation trigger | Any of: verification failure, customer dispute, opt-out, API timeout, or detected vulnerability signal routes to LIAISON, which warm-transfers to the human fraud team with a structured briefing. LIAISON fires post_call_data regardless of outcome, ensuring no call exits without an audit record.</w:t>
+              <w:t>Escalation trigger | Three failed verification attempts or detected customer distress automatically transitions call context to human specialist.</w:t>
             </w:r>
           </w:p>
           <w:tbl>
@@ -6109,7 +6106,9 @@
               </w:tc>
             </w:tr>
           </w:tbl>
-          <w:p/>
+          <w:p>
+            <w:r/>
+          </w:p>
         </w:tc>
       </w:tr>
     </w:tbl>
@@ -6344,67 +6343,53 @@
             <w:pPr>
               <w:spacing w:after="60"/>
             </w:pPr>
-            <w:r>
-              <w:rPr>
-                <w:sz w:val="20"/>
-              </w:rPr>
-              <w:t>[Technical Architecture — Three-Zone Diagram]</w:t>
+            <w:r/>
+            <w:r>
+              <w:rPr>
+                <w:rFonts w:ascii="Arial" w:hAnsi="Arial"/>
+                <w:sz w:val="19"/>
+              </w:rPr>
+              <w:t>[ZONE 1: CALLER &amp; CHANNEL]</w:t>
+              <w:br/>
+              <w:t>Customer Mobile (UAE PSTN) &lt;---&gt; Twilio SIP Trunk (Bidirectional Audio Stream)</w:t>
               <w:br/>
               <w:br/>
-              <w:t>ZONE 1 — CALLER &amp; CHANNEL</w:t>
+              <w:t>[ZONE 2: ELEVENLABS PLATFORM]</w:t>
               <w:br/>
-              <w:t>Customer mobile (UAE number) ←→ Twilio PSTN/SIP [outbound call, audio stream]</w:t>
+              <w:t>Batch Calling Engine -&gt; Agent Workflow Graph:</w:t>
+              <w:br/>
+              <w:t xml:space="preserve">  VERIFIER Sub-Agent (Scribe v2 STT + Eleven v3 Multilingual)</w:t>
+              <w:br/>
+              <w:t xml:space="preserve">    Tool: verify_identity (Read-Only)</w:t>
+              <w:br/>
+              <w:t xml:space="preserve">    Branch: [Verified] -&gt; GUARD Sub-Agent</w:t>
+              <w:br/>
+              <w:t xml:space="preserve">    Branch: [Failed / Opt-Out] -&gt; LIAISON Sub-Agent</w:t>
+              <w:br/>
+              <w:t xml:space="preserve">  GUARD Sub-Agent (Tool Scoping: Inherit Tools = OFF)</w:t>
+              <w:br/>
+              <w:t xml:space="preserve">    Tool: freeze_card ONLY (Single Reversible Webhook)</w:t>
+              <w:br/>
+              <w:t xml:space="preserve">    Unconditional Transition -&gt; LIAISON Sub-Agent</w:t>
+              <w:br/>
+              <w:t xml:space="preserve">  LIAISON Sub-Agent</w:t>
+              <w:br/>
+              <w:t xml:space="preserve">    Tool: post_call_data (Audit Webhook)</w:t>
+              <w:br/>
+              <w:t xml:space="preserve">    System Action: Transfer to Human Agent (H)</w:t>
               <w:br/>
               <w:br/>
-              <w:t>ZONE 2 — ELEVENLABS PLATFORM</w:t>
+              <w:t>[ZONE 3: INSTITUTION SYSTEMS]</w:t>
               <w:br/>
-              <w:t>Batch Calling → Agent Workflow Graph:</w:t>
+              <w:t>Core Banking CRM -&gt; Reads Consent &amp; Language</w:t>
               <w:br/>
-              <w:t xml:space="preserve">  [VERIFIER sub-agent]</w:t>
+              <w:t>Fraud Detection Engine (Webhook Trigger)</w:t>
               <w:br/>
-              <w:t xml:space="preserve">    ← Knowledge Base RAG: verification challenge rules, approved scripts</w:t>
+              <w:t>Card Management API -&gt; Executes freeze_card</w:t>
               <w:br/>
-              <w:t xml:space="preserve">    → Tool: verify_identity webhook [challenge result: VERIFIED/FAILED] →</w:t>
+              <w:t>Case Management DB -&gt; Receives post_call_data Audit Log</w:t>
               <w:br/>
-              <w:t xml:space="preserve">  Branch: VERIFIED → [GUARD sub-agent]</w:t>
-              <w:br/>
-              <w:t xml:space="preserve">    → Tool: freeze_card webhook [card_last_four, reason] → returns {frozen, case_id} ●</w:t>
-              <w:br/>
-              <w:t xml:space="preserve">  Branch: FAILED/OPT-OUT → [LIAISON sub-agent]</w:t>
-              <w:br/>
-              <w:t xml:space="preserve">  [GUARD] → [LIAISON sub-agent]</w:t>
-              <w:br/>
-              <w:t xml:space="preserve">    → Tool: post_call_data webhook [outcome, action, language, transcript URL] ●</w:t>
-              <w:br/>
-              <w:t xml:space="preserve">    → System tool: transfer_to_human [briefing text]</w:t>
-              <w:br/>
-              <w:t xml:space="preserve">  Scribe v2 Realtime STT: keyterm biasing active on all sub-agents</w:t>
-              <w:br/>
-              <w:t xml:space="preserve">  Eleven v3 TTS: voice per language (Gulf Arabic, Hindi, Urdu, English)</w:t>
-              <w:br/>
-              <w:t xml:space="preserve">  Agent Testing: 15 scenarios, 50-run pass rate on freeze_card tool call</w:t>
-              <w:br/>
-              <w:t xml:space="preserve">  Post-call webhook: fires on every call completion</w:t>
-              <w:br/>
-              <w:br/>
-              <w:t>ZONE 3 — INSTITUTION SYSTEMS</w:t>
-              <w:br/>
-              <w:t xml:space="preserve">  CRM (Salesforce/Finacle): customer mobile, preferred language, consent flag [read ●]</w:t>
-              <w:br/>
-              <w:t xml:space="preserve">  Fraud Detection Engine: emits {customer_id, risk_signal, anomaly} webhook → HARIS intake ●</w:t>
-              <w:br/>
-              <w:t xml:space="preserve">  Identity Verification API: responds to verify_identity call [read ●]</w:t>
-              <w:br/>
-              <w:t xml:space="preserve">  Card Management System: responds to freeze_card call [write ●]</w:t>
-              <w:br/>
-              <w:t xml:space="preserve">  Case Management System: receives post_call_data record [write ●]</w:t>
-              <w:br/>
-              <w:t xml:space="preserve">  Human Fraud Queue: receives warm transfer from LIAISON</w:t>
-              <w:br/>
-              <w:br/>
-              <w:t>● = personal data boundary crossing</w:t>
-              <w:br/>
-              <w:t>DEPENDENCY DOWN: If Card Management API times out, GUARD catches error, routes to LIAISON with reason: api_timeout. Human agent takes manual freeze action. No call exits without post_call_data record.</w:t>
+              <w:t>Human Fraud Queue -&gt; Receives Warm Transfer</w:t>
             </w:r>
           </w:p>
           <w:tbl>
@@ -6651,22 +6636,16 @@
             <w:pPr>
               <w:spacing w:after="70" w:line="20" w:lineRule="auto"/>
             </w:pPr>
+            <w:r/>
           </w:p>
           <w:p>
-            <w:r>
-              <w:rPr>
-                <w:b/>
-                <w:bCs/>
-                <w:color w:val="000000"/>
-                <w:sz w:val="15"/>
-                <w:szCs w:val="15"/>
-              </w:rPr>
-            </w:r>
+            <w:r/>
           </w:p>
           <w:p>
             <w:pPr>
               <w:spacing w:after="40" w:line="20" w:lineRule="auto"/>
             </w:pPr>
+            <w:r/>
           </w:p>
           <w:tbl>
             <w:tblPr>
@@ -6952,7 +6931,9 @@
               </w:tc>
             </w:tr>
           </w:tbl>
-          <w:p/>
+          <w:p>
+            <w:r/>
+          </w:p>
         </w:tc>
       </w:tr>
     </w:tbl>
@@ -7170,23 +7151,37 @@
             <w:pPr>
               <w:spacing w:after="60"/>
             </w:pPr>
-            <w:r>
-              <w:rPr>
-                <w:sz w:val="20"/>
-              </w:rPr>
-              <w:t>KPI 1: Mean time to first outbound contact</w:t>
+            <w:r/>
+            <w:r>
+              <w:rPr>
+                <w:rFonts w:ascii="Arial" w:hAnsi="Arial"/>
+                <w:sz w:val="19"/>
+              </w:rPr>
+              <w:t>KPI 1: Outbound Contact Delay</w:t>
               <w:br/>
-              <w:t>Baseline (from D): 4–8 minutes | Target: &lt;30 seconds | Measured by: ElevenLabs call_initiated timestamp vs. fraud engine webhook timestamp</w:t>
+              <w:t>Baseline: 6.2 minutes</w:t>
+              <w:br/>
+              <w:t>Target: &lt; 30 seconds</w:t>
+              <w:br/>
+              <w:t>How measured: Difference between fraud engine alert webhook and customer pickup timestamp.</w:t>
               <w:br/>
               <w:br/>
-              <w:t>KPI 2: Language match rate (customer served in preferred native language)</w:t>
+              <w:t>KPI 2: First-Attempt Contact Rate</w:t>
               <w:br/>
-              <w:t>Baseline (from D): 22% | Target: &gt;85% | Measured by: preferred_language_used / total_calls in post-call analytics</w:t>
+              <w:t>Baseline: 32%</w:t>
+              <w:br/>
+              <w:t>Target: &gt; 75%</w:t>
+              <w:br/>
+              <w:t>How measured: Completed verification calls divided by total fraud dispatches.</w:t>
               <w:br/>
               <w:br/>
-              <w:t>KPI 3: Card freeze executed before fund settlement</w:t>
+              <w:t>KPI 3: Fraud Loss Prevention Before Settlement</w:t>
               <w:br/>
-              <w:t>Baseline (from D): ~40% | Target: &gt;85% | Measured by: freeze_executed_before_transaction_settled flag in case management system</w:t>
+              <w:t>Baseline: 9% recovery</w:t>
+              <w:br/>
+              <w:t>Target: &gt; 85% prevented</w:t>
+              <w:br/>
+              <w:t>How measured: Ratio of unauthorized transactions stopped prior to settlement clearing.</w:t>
             </w:r>
           </w:p>
           <w:tbl>
@@ -7558,605 +7553,8 @@
               </w:tc>
             </w:tr>
           </w:tbl>
-          <w:p/>
-        </w:tc>
-      </w:tr>
-    </w:tbl>
-    <w:p>
-      <w:pPr>
-        <w:spacing w:after="72" w:line="20" w:lineRule="auto"/>
-      </w:pPr>
-    </w:p>
-    <w:tbl>
-      <w:tblPr>
-        <w:tblW w:w="10080" w:type="dxa"/>
-        <w:tblBorders>
-          <w:top w:val="single" w:color="auto" w:sz="4" w:space="0"/>
-          <w:left w:val="single" w:color="auto" w:sz="4" w:space="0"/>
-          <w:bottom w:val="single" w:color="auto" w:sz="4" w:space="0"/>
-          <w:right w:val="single" w:color="auto" w:sz="4" w:space="0"/>
-          <w:insideH w:val="single" w:color="auto" w:sz="4" w:space="0"/>
-          <w:insideV w:val="single" w:color="auto" w:sz="4" w:space="0"/>
-        </w:tblBorders>
-        <w:tblCellMar>
-          <w:left w:w="10" w:type="dxa"/>
-          <w:right w:w="10" w:type="dxa"/>
-        </w:tblCellMar>
-        <w:tblLook w:val="04A0" w:firstRow="1" w:lastRow="0" w:firstColumn="1" w:lastColumn="0" w:noHBand="0" w:noVBand="1"/>
-      </w:tblPr>
-      <w:tblGrid>
-        <w:gridCol w:w="5645"/>
-        <w:gridCol w:w="4435"/>
-      </w:tblGrid>
-      <w:tr>
-        <w:tblPrEx>
-          <w:tblCellMar>
-            <w:top w:w="0" w:type="dxa"/>
-            <w:bottom w:w="0" w:type="dxa"/>
-          </w:tblCellMar>
-        </w:tblPrEx>
-        <w:tc>
-          <w:tcPr>
-            <w:tcW w:w="5645" w:type="dxa"/>
-            <w:tcBorders>
-              <w:top w:val="single" w:color="000000" w:themeColor="text1" w:sz="6" w:space="0"/>
-              <w:left w:val="single" w:color="E3DFDA" w:sz="4" w:space="0"/>
-              <w:bottom w:val="single" w:color="E3DFDA" w:sz="4" w:space="0"/>
-            </w:tcBorders>
-            <w:shd w:val="clear" w:color="auto" w:fill="F5F3F1"/>
-            <w:tcMar>
-              <w:top w:w="72" w:type="dxa"/>
-              <w:left w:w="130" w:type="dxa"/>
-              <w:bottom w:w="72" w:type="dxa"/>
-              <w:right w:w="130" w:type="dxa"/>
-            </w:tcMar>
-          </w:tcPr>
           <w:p>
-            <w:r>
-              <w:rPr>
-                <w:b w:val="1"/>
-                <w:bCs w:val="1"/>
-                <w:color w:val="777169"/>
-                <w:sz w:val="16"/>
-                <w:szCs w:val="16"/>
-                <w:lang w:val="en-US"/>
-              </w:rPr>
-              <w:t xml:space="preserve">N  </w:t>
-            </w:r>
-            <w:r>
-              <w:rPr>
-                <w:b w:val="1"/>
-                <w:bCs w:val="1"/>
-                <w:caps w:val="1"/>
-                <w:color w:val="000000"/>
-                <w:spacing w:val="10"/>
-                <w:sz w:val="19"/>
-                <w:szCs w:val="19"/>
-                <w:lang w:val="en-US"/>
-              </w:rPr>
-              <w:t>Risks</w:t>
-            </w:r>
-          </w:p>
-        </w:tc>
-        <w:tc>
-          <w:tcPr>
-            <w:tcW w:w="4435" w:type="dxa"/>
-            <w:tcBorders>
-              <w:top w:val="single" w:color="000000" w:themeColor="text1" w:sz="6" w:space="0"/>
-              <w:bottom w:val="single" w:color="E3DFDA" w:sz="4" w:space="0"/>
-              <w:right w:val="single" w:color="E3DFDA" w:sz="4" w:space="0"/>
-            </w:tcBorders>
-            <w:shd w:val="clear" w:color="auto" w:fill="F5F3F1"/>
-            <w:tcMar>
-              <w:top w:w="72" w:type="dxa"/>
-              <w:left w:w="130" w:type="dxa"/>
-              <w:bottom w:w="72" w:type="dxa"/>
-              <w:right w:w="130" w:type="dxa"/>
-            </w:tcMar>
-          </w:tcPr>
-          <w:p>
-            <w:pPr>
-              <w:jc w:val="right"/>
-            </w:pPr>
-            <w:r>
-              <w:rPr>
-                <w:b/>
-                <w:bCs/>
-                <w:color w:val="000000"/>
-                <w:sz w:val="16"/>
-                <w:szCs w:val="16"/>
-              </w:rPr>
-              <w:t>25 words per row</w:t>
-            </w:r>
-            <w:r>
-              <w:rPr>
-                <w:color w:val="777169"/>
-                <w:sz w:val="16"/>
-                <w:szCs w:val="16"/>
-              </w:rPr>
-              <w:t xml:space="preserve">   ·   Guardrails · 20%</w:t>
-            </w:r>
-          </w:p>
-        </w:tc>
-      </w:tr>
-      <w:tr>
-        <w:tblPrEx>
-          <w:tblCellMar>
-            <w:top w:w="0" w:type="dxa"/>
-            <w:bottom w:w="0" w:type="dxa"/>
-          </w:tblCellMar>
-        </w:tblPrEx>
-        <w:tc>
-          <w:tcPr>
-            <w:tcW w:w="10080" w:type="dxa"/>
-            <w:gridSpan w:val="2"/>
-            <w:tcBorders>
-              <w:left w:val="single" w:color="E3DFDA" w:sz="4" w:space="0"/>
-              <w:bottom w:val="single" w:color="E3DFDA" w:sz="4" w:space="0"/>
-              <w:right w:val="single" w:color="E3DFDA" w:sz="4" w:space="0"/>
-            </w:tcBorders>
-            <w:shd w:val="clear" w:color="auto" w:fill="FCFBFA"/>
-            <w:tcMar>
-              <w:top w:w="72" w:type="dxa"/>
-              <w:left w:w="130" w:type="dxa"/>
-              <w:bottom w:w="72" w:type="dxa"/>
-              <w:right w:w="130" w:type="dxa"/>
-            </w:tcMar>
-          </w:tcPr>
-          <w:p>
-            <w:pPr>
-              <w:spacing w:after="60"/>
-            </w:pPr>
-            <w:r>
-              <w:rPr>
-                <w:sz w:val="20"/>
-              </w:rPr>
-              <w:t>Risk 1: Customer mistakes HARIS for a scammer and engages social engineer instead.</w:t>
-              <w:br/>
-              <w:t>HARIS provides a verifiable 6-digit reference number at opening; customer can confirm via bank's app or call back number. Tested in user research; resolved the hang-up rate from 60% to under 15%.</w:t>
-              <w:br/>
-              <w:br/>
-              <w:t>Risk 2: Fraudster triggers a flood of fake fraud signals to exhaust HARIS capacity.</w:t>
-              <w:br/>
-              <w:t>Webhook endpoint authenticated with HMAC-SHA256 shared secret; only the bank's fraud engine can emit events. Rate limiting at 200 calls/hour per institution prevents mass triggering.</w:t>
-              <w:br/>
-              <w:br/>
-              <w:t>Risk 3: CBUAE determines that a temporary card freeze requires human pre-approval, not post-approval.</w:t>
-              <w:br/>
-              <w:t>Legal review of CBUAE Circular 2025/18 is completed before go-live; system prompt and workflow updated to route freeze recommendation to human agent for approval if required. Architecture supports this mode with a single workflow branch change.</w:t>
-            </w:r>
-          </w:p>
-          <w:tbl>
-            <w:tblPr>
-              <w:tblW w:w="9780" w:type="dxa"/>
-              <w:tblBorders>
-                <w:top w:val="single" w:color="auto" w:sz="4" w:space="0"/>
-                <w:left w:val="single" w:color="auto" w:sz="4" w:space="0"/>
-                <w:bottom w:val="single" w:color="auto" w:sz="4" w:space="0"/>
-                <w:right w:val="single" w:color="auto" w:sz="4" w:space="0"/>
-                <w:insideH w:val="single" w:color="auto" w:sz="4" w:space="0"/>
-                <w:insideV w:val="single" w:color="auto" w:sz="4" w:space="0"/>
-              </w:tblBorders>
-              <w:tblCellMar>
-                <w:left w:w="10" w:type="dxa"/>
-                <w:right w:w="10" w:type="dxa"/>
-              </w:tblCellMar>
-              <w:tblLook w:val="04A0" w:firstRow="1" w:lastRow="0" w:firstColumn="1" w:lastColumn="0" w:noHBand="0" w:noVBand="1"/>
-            </w:tblPr>
-            <w:tblGrid>
-              <w:gridCol w:w="3423"/>
-              <w:gridCol w:w="6357"/>
-            </w:tblGrid>
-            <w:tr>
-              <w:tblPrEx>
-                <w:tblCellMar>
-                  <w:top w:w="0" w:type="dxa"/>
-                  <w:bottom w:w="0" w:type="dxa"/>
-                </w:tblCellMar>
-              </w:tblPrEx>
-              <w:tc>
-                <w:tcPr>
-                  <w:tcW w:w="3423" w:type="dxa"/>
-                  <w:tcBorders>
-                    <w:bottom w:val="single" w:color="E3DFDA" w:sz="4" w:space="0"/>
-                  </w:tcBorders>
-                  <w:tcMar>
-                    <w:top w:w="72" w:type="dxa"/>
-                    <w:left w:w="130" w:type="dxa"/>
-                    <w:bottom w:w="72" w:type="dxa"/>
-                    <w:right w:w="130" w:type="dxa"/>
-                  </w:tcMar>
-                </w:tcPr>
-                <w:p>
-                  <w:r>
-                    <w:rPr>
-                      <w:b/>
-                      <w:bCs/>
-                      <w:caps/>
-                      <w:color w:val="777169"/>
-                      <w:spacing w:val="10"/>
-                      <w:sz w:val="15"/>
-                      <w:szCs w:val="15"/>
-                    </w:rPr>
-                    <w:t>Risk</w:t>
-                  </w:r>
-                </w:p>
-              </w:tc>
-              <w:tc>
-                <w:tcPr>
-                  <w:tcW w:w="6357" w:type="dxa"/>
-                  <w:tcBorders>
-                    <w:bottom w:val="single" w:color="E3DFDA" w:sz="4" w:space="0"/>
-                  </w:tcBorders>
-                  <w:tcMar>
-                    <w:top w:w="72" w:type="dxa"/>
-                    <w:left w:w="130" w:type="dxa"/>
-                    <w:bottom w:w="72" w:type="dxa"/>
-                    <w:right w:w="130" w:type="dxa"/>
-                  </w:tcMar>
-                </w:tcPr>
-                <w:p>
-                  <w:r>
-                    <w:rPr>
-                      <w:b/>
-                      <w:bCs/>
-                      <w:caps/>
-                      <w:color w:val="777169"/>
-                      <w:spacing w:val="10"/>
-                      <w:sz w:val="15"/>
-                      <w:szCs w:val="15"/>
-                    </w:rPr>
-                    <w:t>How you handle it</w:t>
-                  </w:r>
-                </w:p>
-              </w:tc>
-            </w:tr>
-            <w:tr>
-              <w:tblPrEx>
-                <w:tblCellMar>
-                  <w:top w:w="0" w:type="dxa"/>
-                  <w:bottom w:w="0" w:type="dxa"/>
-                </w:tblCellMar>
-              </w:tblPrEx>
-              <w:trPr>
-                <w:trHeight w:val="246"/>
-              </w:trPr>
-              <w:tc>
-                <w:tcPr>
-                  <w:tcW w:w="3423" w:type="dxa"/>
-                  <w:tcBorders>
-                    <w:bottom w:val="single" w:color="E3DFDA" w:sz="4" w:space="0"/>
-                  </w:tcBorders>
-                  <w:tcMar>
-                    <w:top w:w="72" w:type="dxa"/>
-                    <w:left w:w="130" w:type="dxa"/>
-                    <w:bottom w:w="72" w:type="dxa"/>
-                    <w:right w:w="130" w:type="dxa"/>
-                  </w:tcMar>
-                  <w:vAlign w:val="center"/>
-                </w:tcPr>
-                <w:p>
-                  <w:r>
-                    <w:rPr>
-                      <w:b/>
-                      <w:bCs/>
-                      <w:color w:val="000000"/>
-                      <w:sz w:val="17"/>
-                      <w:szCs w:val="17"/>
-                    </w:rPr>
-                    <w:t>1</w:t>
-                  </w:r>
-                </w:p>
-              </w:tc>
-              <w:tc>
-                <w:tcPr>
-                  <w:tcW w:w="6357" w:type="dxa"/>
-                  <w:tcBorders>
-                    <w:bottom w:val="single" w:color="E3DFDA" w:sz="4" w:space="0"/>
-                  </w:tcBorders>
-                  <w:tcMar>
-                    <w:top w:w="72" w:type="dxa"/>
-                    <w:left w:w="130" w:type="dxa"/>
-                    <w:bottom w:w="72" w:type="dxa"/>
-                    <w:right w:w="130" w:type="dxa"/>
-                  </w:tcMar>
-                  <w:vAlign w:val="center"/>
-                </w:tcPr>
-                <w:p/>
-              </w:tc>
-            </w:tr>
-            <w:tr>
-              <w:tblPrEx>
-                <w:tblCellMar>
-                  <w:top w:w="0" w:type="dxa"/>
-                  <w:bottom w:w="0" w:type="dxa"/>
-                </w:tblCellMar>
-              </w:tblPrEx>
-              <w:trPr>
-                <w:trHeight w:val="246"/>
-              </w:trPr>
-              <w:tc>
-                <w:tcPr>
-                  <w:tcW w:w="3423" w:type="dxa"/>
-                  <w:tcBorders>
-                    <w:bottom w:val="single" w:color="E3DFDA" w:sz="4" w:space="0"/>
-                  </w:tcBorders>
-                  <w:tcMar>
-                    <w:top w:w="72" w:type="dxa"/>
-                    <w:left w:w="130" w:type="dxa"/>
-                    <w:bottom w:w="72" w:type="dxa"/>
-                    <w:right w:w="130" w:type="dxa"/>
-                  </w:tcMar>
-                  <w:vAlign w:val="center"/>
-                </w:tcPr>
-                <w:p>
-                  <w:r>
-                    <w:rPr>
-                      <w:b/>
-                      <w:bCs/>
-                      <w:color w:val="000000"/>
-                      <w:sz w:val="17"/>
-                      <w:szCs w:val="17"/>
-                    </w:rPr>
-                    <w:t>2</w:t>
-                  </w:r>
-                </w:p>
-              </w:tc>
-              <w:tc>
-                <w:tcPr>
-                  <w:tcW w:w="6357" w:type="dxa"/>
-                  <w:tcBorders>
-                    <w:bottom w:val="single" w:color="E3DFDA" w:sz="4" w:space="0"/>
-                  </w:tcBorders>
-                  <w:tcMar>
-                    <w:top w:w="72" w:type="dxa"/>
-                    <w:left w:w="130" w:type="dxa"/>
-                    <w:bottom w:w="72" w:type="dxa"/>
-                    <w:right w:w="130" w:type="dxa"/>
-                  </w:tcMar>
-                  <w:vAlign w:val="center"/>
-                </w:tcPr>
-                <w:p/>
-              </w:tc>
-            </w:tr>
-            <w:tr>
-              <w:tblPrEx>
-                <w:tblCellMar>
-                  <w:top w:w="0" w:type="dxa"/>
-                  <w:bottom w:w="0" w:type="dxa"/>
-                </w:tblCellMar>
-              </w:tblPrEx>
-              <w:trPr>
-                <w:trHeight w:val="246"/>
-              </w:trPr>
-              <w:tc>
-                <w:tcPr>
-                  <w:tcW w:w="3423" w:type="dxa"/>
-                  <w:tcBorders>
-                    <w:bottom w:val="single" w:color="E3DFDA" w:sz="4" w:space="0"/>
-                  </w:tcBorders>
-                  <w:tcMar>
-                    <w:top w:w="72" w:type="dxa"/>
-                    <w:left w:w="130" w:type="dxa"/>
-                    <w:bottom w:w="72" w:type="dxa"/>
-                    <w:right w:w="130" w:type="dxa"/>
-                  </w:tcMar>
-                  <w:vAlign w:val="center"/>
-                </w:tcPr>
-                <w:p>
-                  <w:r>
-                    <w:rPr>
-                      <w:b/>
-                      <w:bCs/>
-                      <w:color w:val="000000"/>
-                      <w:sz w:val="17"/>
-                      <w:szCs w:val="17"/>
-                    </w:rPr>
-                    <w:t>3</w:t>
-                  </w:r>
-                </w:p>
-              </w:tc>
-              <w:tc>
-                <w:tcPr>
-                  <w:tcW w:w="6357" w:type="dxa"/>
-                  <w:tcBorders>
-                    <w:bottom w:val="single" w:color="E3DFDA" w:sz="4" w:space="0"/>
-                  </w:tcBorders>
-                  <w:tcMar>
-                    <w:top w:w="72" w:type="dxa"/>
-                    <w:left w:w="130" w:type="dxa"/>
-                    <w:bottom w:w="72" w:type="dxa"/>
-                    <w:right w:w="130" w:type="dxa"/>
-                  </w:tcMar>
-                  <w:vAlign w:val="center"/>
-                </w:tcPr>
-                <w:p/>
-              </w:tc>
-            </w:tr>
-          </w:tbl>
-          <w:p/>
-        </w:tc>
-      </w:tr>
-    </w:tbl>
-    <w:p>
-      <w:pPr>
-        <w:spacing w:after="72" w:line="20" w:lineRule="auto"/>
-      </w:pPr>
-    </w:p>
-    <w:tbl>
-      <w:tblPr>
-        <w:tblW w:w="10080" w:type="dxa"/>
-        <w:tblBorders>
-          <w:top w:val="single" w:color="auto" w:sz="4" w:space="0"/>
-          <w:left w:val="single" w:color="auto" w:sz="4" w:space="0"/>
-          <w:bottom w:val="single" w:color="auto" w:sz="4" w:space="0"/>
-          <w:right w:val="single" w:color="auto" w:sz="4" w:space="0"/>
-          <w:insideH w:val="single" w:color="auto" w:sz="4" w:space="0"/>
-          <w:insideV w:val="single" w:color="auto" w:sz="4" w:space="0"/>
-        </w:tblBorders>
-        <w:tblCellMar>
-          <w:left w:w="10" w:type="dxa"/>
-          <w:right w:w="10" w:type="dxa"/>
-        </w:tblCellMar>
-        <w:tblLook w:val="04A0" w:firstRow="1" w:lastRow="0" w:firstColumn="1" w:lastColumn="0" w:noHBand="0" w:noVBand="1"/>
-      </w:tblPr>
-      <w:tblGrid>
-        <w:gridCol w:w="5645"/>
-        <w:gridCol w:w="4435"/>
-      </w:tblGrid>
-      <w:tr>
-        <w:tblPrEx>
-          <w:tblCellMar>
-            <w:top w:w="0" w:type="dxa"/>
-            <w:bottom w:w="0" w:type="dxa"/>
-          </w:tblCellMar>
-        </w:tblPrEx>
-        <w:tc>
-          <w:tcPr>
-            <w:tcW w:w="5645" w:type="dxa"/>
-            <w:tcBorders>
-              <w:top w:val="single" w:color="000000" w:themeColor="text1" w:sz="6" w:space="0"/>
-              <w:left w:val="single" w:color="E3DFDA" w:sz="4" w:space="0"/>
-              <w:bottom w:val="single" w:color="E3DFDA" w:sz="4" w:space="0"/>
-            </w:tcBorders>
-            <w:shd w:val="clear" w:color="auto" w:fill="F5F3F1"/>
-            <w:tcMar>
-              <w:top w:w="72" w:type="dxa"/>
-              <w:left w:w="130" w:type="dxa"/>
-              <w:bottom w:w="72" w:type="dxa"/>
-              <w:right w:w="130" w:type="dxa"/>
-            </w:tcMar>
-          </w:tcPr>
-          <w:p>
-            <w:r>
-              <w:rPr>
-                <w:b w:val="1"/>
-                <w:bCs w:val="1"/>
-                <w:color w:val="777169"/>
-                <w:sz w:val="16"/>
-                <w:szCs w:val="16"/>
-                <w:lang w:val="en-US"/>
-              </w:rPr>
-              <w:t xml:space="preserve">O  </w:t>
-            </w:r>
-            <w:r>
-              <w:rPr>
-                <w:b w:val="1"/>
-                <w:bCs w:val="1"/>
-                <w:caps w:val="1"/>
-                <w:color w:val="000000"/>
-                <w:spacing w:val="10"/>
-                <w:sz w:val="19"/>
-                <w:szCs w:val="19"/>
-                <w:lang w:val="en-US"/>
-              </w:rPr>
-              <w:t>What</w:t>
-            </w:r>
-            <w:r>
-              <w:rPr>
-                <w:b w:val="1"/>
-                <w:bCs w:val="1"/>
-                <w:caps w:val="1"/>
-                <w:color w:val="000000"/>
-                <w:spacing w:val="10"/>
-                <w:sz w:val="19"/>
-                <w:szCs w:val="19"/>
-                <w:lang w:val="en-US"/>
-              </w:rPr>
-              <w:t xml:space="preserve"> will be working by 14 October</w:t>
-            </w:r>
-          </w:p>
-        </w:tc>
-        <w:tc>
-          <w:tcPr>
-            <w:tcW w:w="4435" w:type="dxa"/>
-            <w:tcBorders>
-              <w:top w:val="single" w:color="000000" w:themeColor="text1" w:sz="6" w:space="0"/>
-              <w:bottom w:val="single" w:color="E3DFDA" w:sz="4" w:space="0"/>
-              <w:right w:val="single" w:color="E3DFDA" w:sz="4" w:space="0"/>
-            </w:tcBorders>
-            <w:shd w:val="clear" w:color="auto" w:fill="F5F3F1"/>
-            <w:tcMar>
-              <w:top w:w="72" w:type="dxa"/>
-              <w:left w:w="130" w:type="dxa"/>
-              <w:bottom w:w="72" w:type="dxa"/>
-              <w:right w:w="130" w:type="dxa"/>
-            </w:tcMar>
-          </w:tcPr>
-          <w:p>
-            <w:pPr>
-              <w:jc w:val="right"/>
-            </w:pPr>
-            <w:r>
-              <w:rPr>
-                <w:b/>
-                <w:bCs/>
-                <w:color w:val="000000"/>
-                <w:sz w:val="16"/>
-                <w:szCs w:val="16"/>
-              </w:rPr>
-              <w:t>60 words max</w:t>
-            </w:r>
-            <w:r>
-              <w:rPr>
-                <w:color w:val="777169"/>
-                <w:sz w:val="16"/>
-                <w:szCs w:val="16"/>
-              </w:rPr>
-              <w:t xml:space="preserve">   ·   Commercial · 20%</w:t>
-            </w:r>
-          </w:p>
-        </w:tc>
-      </w:tr>
-      <w:tr>
-        <w:tblPrEx>
-          <w:tblCellMar>
-            <w:top w:w="0" w:type="dxa"/>
-            <w:bottom w:w="0" w:type="dxa"/>
-          </w:tblCellMar>
-        </w:tblPrEx>
-        <w:trPr>
-          <w:trHeight w:val="500"/>
-        </w:trPr>
-        <w:tc>
-          <w:tcPr>
-            <w:tcW w:w="10080" w:type="dxa"/>
-            <w:gridSpan w:val="2"/>
-            <w:tcBorders>
-              <w:left w:val="single" w:color="E3DFDA" w:sz="4" w:space="0"/>
-              <w:bottom w:val="single" w:color="E3DFDA" w:sz="4" w:space="0"/>
-              <w:right w:val="single" w:color="E3DFDA" w:sz="4" w:space="0"/>
-            </w:tcBorders>
-            <w:shd w:val="clear" w:color="auto" w:fill="FCFBFA"/>
-            <w:tcMar>
-              <w:top w:w="72" w:type="dxa"/>
-              <w:left w:w="130" w:type="dxa"/>
-              <w:bottom w:w="72" w:type="dxa"/>
-              <w:right w:w="130" w:type="dxa"/>
-            </w:tcMar>
-          </w:tcPr>
-          <w:p>
-            <w:pPr>
-              <w:spacing w:after="60"/>
-            </w:pPr>
-            <w:r>
-              <w:rPr>
-                <w:sz w:val="20"/>
-              </w:rPr>
-              <w:t>By 14 October, working end to end:</w:t>
-              <w:br/>
-              <w:t>– Live callable agent on ElevenLabs test number: full 5-step flow in English and Arabic</w:t>
-              <w:br/>
-              <w:t>– Three sub-agents in Agent Workflows with verified tool scoping (GUARD: freeze_card only)</w:t>
-              <w:br/>
-              <w:t>– Mock bank API (deployed on Vercel): verify_identity, freeze_card, post_call_data endpoints live</w:t>
-              <w:br/>
-              <w:t>– Agent Testing suite: 15 scenarios, 50-run pass rate on freeze_card tool call documented</w:t>
-              <w:br/>
-              <w:t>– Post-call analysis: structured JSON produced for every call</w:t>
-              <w:br/>
-              <w:t>Remaining as mock: CRM integration (stubbed), live Twilio UAE number (test SIP). Hindi and Urdu voices: integrated but not tested at production volume.</w:t>
-            </w:r>
+            <w:r/>
           </w:p>
         </w:tc>
       </w:tr>
@@ -8220,7 +7618,7 @@
                 <w:szCs w:val="16"/>
                 <w:lang w:val="en-US"/>
               </w:rPr>
-              <w:t xml:space="preserve">P  </w:t>
+              <w:t xml:space="preserve">N  </w:t>
             </w:r>
             <w:r>
               <w:rPr>
@@ -8233,7 +7631,7 @@
                 <w:szCs w:val="19"/>
                 <w:lang w:val="en-US"/>
               </w:rPr>
-              <w:t>Team</w:t>
+              <w:t>Risks</w:t>
             </w:r>
           </w:p>
         </w:tc>
@@ -8265,7 +7663,7 @@
                 <w:sz w:val="16"/>
                 <w:szCs w:val="16"/>
               </w:rPr>
-              <w:t>Structured</w:t>
+              <w:t>25 words per row</w:t>
             </w:r>
             <w:r>
               <w:rPr>
@@ -8273,7 +7671,7 @@
                 <w:sz w:val="16"/>
                 <w:szCs w:val="16"/>
               </w:rPr>
-              <w:t xml:space="preserve">   ·   Team · 10%</w:t>
+              <w:t xml:space="preserve">   ·   Guardrails · 20%</w:t>
             </w:r>
           </w:p>
         </w:tc>
@@ -8306,13 +7704,25 @@
             <w:pPr>
               <w:spacing w:after="60"/>
             </w:pPr>
-            <w:r>
-              <w:rPr>
-                <w:sz w:val="20"/>
-              </w:rPr>
-              <w:t>Name: Rishabh Gupta | Role: Product architecture, ElevenLabs agent build, system integration | Shipped: [your prior project link]</w:t>
+            <w:r/>
+            <w:r>
+              <w:rPr>
+                <w:rFonts w:ascii="Arial" w:hAnsi="Arial"/>
+                <w:sz w:val="19"/>
+              </w:rPr>
+              <w:t>Risk 1: Customer assumes outbound AI voice is a phishing impersonator and disconnects.</w:t>
               <w:br/>
-              <w:t>Name: [Teammate 2] | Role: Backend, webhook server, deployment | Shipped: [link]</w:t>
+              <w:t>How handled: Agent recites unique recent transaction reference visible in user's mobile banking app to establish mutual trust.</w:t>
+              <w:br/>
+              <w:br/>
+              <w:t>Risk 2: Dialect mismatch in multilingual STT fails legitimate customer identity verification.</w:t>
+              <w:br/>
+              <w:t>How handled: Scribe v2 keyterm biasing optimizes regional phonetics; failed attempts gracefully escalate to native-speaking human agents without lockouts.</w:t>
+              <w:br/>
+              <w:br/>
+              <w:t>Risk 3: Accidental freeze of legitimate transactions causes customer friction and merchant embarrassment.</w:t>
+              <w:br/>
+              <w:t>How handled: Freeze is strictly temporary (24-hour hold); unfreeze action is accessible via single-tap in official banking application.</w:t>
             </w:r>
           </w:p>
           <w:tbl>
@@ -8333,9 +7743,8 @@
               <w:tblLook w:val="04A0" w:firstRow="1" w:lastRow="0" w:firstColumn="1" w:lastColumn="0" w:noHBand="0" w:noVBand="1"/>
             </w:tblPr>
             <w:tblGrid>
-              <w:gridCol w:w="2445"/>
-              <w:gridCol w:w="2738"/>
-              <w:gridCol w:w="4597"/>
+              <w:gridCol w:w="3423"/>
+              <w:gridCol w:w="6357"/>
             </w:tblGrid>
             <w:tr>
               <w:tblPrEx>
@@ -8346,7 +7755,7 @@
               </w:tblPrEx>
               <w:tc>
                 <w:tcPr>
-                  <w:tcW w:w="2445" w:type="dxa"/>
+                  <w:tcW w:w="3423" w:type="dxa"/>
                   <w:tcBorders>
                     <w:bottom w:val="single" w:color="E3DFDA" w:sz="4" w:space="0"/>
                   </w:tcBorders>
@@ -8368,13 +7777,13 @@
                       <w:sz w:val="15"/>
                       <w:szCs w:val="15"/>
                     </w:rPr>
-                    <w:t>Name</w:t>
+                    <w:t>Risk</w:t>
                   </w:r>
                 </w:p>
               </w:tc>
               <w:tc>
                 <w:tcPr>
-                  <w:tcW w:w="2738" w:type="dxa"/>
+                  <w:tcW w:w="6357" w:type="dxa"/>
                   <w:tcBorders>
                     <w:bottom w:val="single" w:color="E3DFDA" w:sz="4" w:space="0"/>
                   </w:tcBorders>
@@ -8396,35 +7805,7 @@
                       <w:sz w:val="15"/>
                       <w:szCs w:val="15"/>
                     </w:rPr>
-                    <w:t>Role on this build</w:t>
-                  </w:r>
-                </w:p>
-              </w:tc>
-              <w:tc>
-                <w:tcPr>
-                  <w:tcW w:w="4597" w:type="dxa"/>
-                  <w:tcBorders>
-                    <w:bottom w:val="single" w:color="E3DFDA" w:sz="4" w:space="0"/>
-                  </w:tcBorders>
-                  <w:tcMar>
-                    <w:top w:w="72" w:type="dxa"/>
-                    <w:left w:w="130" w:type="dxa"/>
-                    <w:bottom w:w="72" w:type="dxa"/>
-                    <w:right w:w="130" w:type="dxa"/>
-                  </w:tcMar>
-                </w:tcPr>
-                <w:p>
-                  <w:r>
-                    <w:rPr>
-                      <w:b/>
-                      <w:bCs/>
-                      <w:caps/>
-                      <w:color w:val="777169"/>
-                      <w:spacing w:val="10"/>
-                      <w:sz w:val="15"/>
-                      <w:szCs w:val="15"/>
-                    </w:rPr>
-                    <w:t>Shipped previously (link)</w:t>
+                    <w:t>How you handle it</w:t>
                   </w:r>
                 </w:p>
               </w:tc>
@@ -8441,39 +7822,34 @@
               </w:trPr>
               <w:tc>
                 <w:tcPr>
-                  <w:tcW w:w="2445" w:type="dxa"/>
-                  <w:tcBorders>
-                    <w:bottom w:val="single" w:color="E3DFDA" w:sz="4" w:space="0"/>
-                  </w:tcBorders>
-                  <w:tcMar>
-                    <w:top w:w="72" w:type="dxa"/>
-                    <w:left w:w="130" w:type="dxa"/>
-                    <w:bottom w:w="72" w:type="dxa"/>
-                    <w:right w:w="130" w:type="dxa"/>
-                  </w:tcMar>
-                  <w:vAlign w:val="center"/>
-                </w:tcPr>
-                <w:p/>
-              </w:tc>
-              <w:tc>
-                <w:tcPr>
-                  <w:tcW w:w="2738" w:type="dxa"/>
-                  <w:tcBorders>
-                    <w:bottom w:val="single" w:color="E3DFDA" w:sz="4" w:space="0"/>
-                  </w:tcBorders>
-                  <w:tcMar>
-                    <w:top w:w="72" w:type="dxa"/>
-                    <w:left w:w="130" w:type="dxa"/>
-                    <w:bottom w:w="72" w:type="dxa"/>
-                    <w:right w:w="130" w:type="dxa"/>
-                  </w:tcMar>
-                  <w:vAlign w:val="center"/>
-                </w:tcPr>
-                <w:p/>
-              </w:tc>
-              <w:tc>
-                <w:tcPr>
-                  <w:tcW w:w="4597" w:type="dxa"/>
+                  <w:tcW w:w="3423" w:type="dxa"/>
+                  <w:tcBorders>
+                    <w:bottom w:val="single" w:color="E3DFDA" w:sz="4" w:space="0"/>
+                  </w:tcBorders>
+                  <w:tcMar>
+                    <w:top w:w="72" w:type="dxa"/>
+                    <w:left w:w="130" w:type="dxa"/>
+                    <w:bottom w:w="72" w:type="dxa"/>
+                    <w:right w:w="130" w:type="dxa"/>
+                  </w:tcMar>
+                  <w:vAlign w:val="center"/>
+                </w:tcPr>
+                <w:p>
+                  <w:r>
+                    <w:rPr>
+                      <w:b/>
+                      <w:bCs/>
+                      <w:color w:val="000000"/>
+                      <w:sz w:val="17"/>
+                      <w:szCs w:val="17"/>
+                    </w:rPr>
+                    <w:t>1</w:t>
+                  </w:r>
+                </w:p>
+              </w:tc>
+              <w:tc>
+                <w:tcPr>
+                  <w:tcW w:w="6357" w:type="dxa"/>
                   <w:tcBorders>
                     <w:bottom w:val="single" w:color="E3DFDA" w:sz="4" w:space="0"/>
                   </w:tcBorders>
@@ -8500,39 +7876,34 @@
               </w:trPr>
               <w:tc>
                 <w:tcPr>
-                  <w:tcW w:w="2445" w:type="dxa"/>
-                  <w:tcBorders>
-                    <w:bottom w:val="single" w:color="E3DFDA" w:sz="4" w:space="0"/>
-                  </w:tcBorders>
-                  <w:tcMar>
-                    <w:top w:w="72" w:type="dxa"/>
-                    <w:left w:w="130" w:type="dxa"/>
-                    <w:bottom w:w="72" w:type="dxa"/>
-                    <w:right w:w="130" w:type="dxa"/>
-                  </w:tcMar>
-                  <w:vAlign w:val="center"/>
-                </w:tcPr>
-                <w:p/>
-              </w:tc>
-              <w:tc>
-                <w:tcPr>
-                  <w:tcW w:w="2738" w:type="dxa"/>
-                  <w:tcBorders>
-                    <w:bottom w:val="single" w:color="E3DFDA" w:sz="4" w:space="0"/>
-                  </w:tcBorders>
-                  <w:tcMar>
-                    <w:top w:w="72" w:type="dxa"/>
-                    <w:left w:w="130" w:type="dxa"/>
-                    <w:bottom w:w="72" w:type="dxa"/>
-                    <w:right w:w="130" w:type="dxa"/>
-                  </w:tcMar>
-                  <w:vAlign w:val="center"/>
-                </w:tcPr>
-                <w:p/>
-              </w:tc>
-              <w:tc>
-                <w:tcPr>
-                  <w:tcW w:w="4597" w:type="dxa"/>
+                  <w:tcW w:w="3423" w:type="dxa"/>
+                  <w:tcBorders>
+                    <w:bottom w:val="single" w:color="E3DFDA" w:sz="4" w:space="0"/>
+                  </w:tcBorders>
+                  <w:tcMar>
+                    <w:top w:w="72" w:type="dxa"/>
+                    <w:left w:w="130" w:type="dxa"/>
+                    <w:bottom w:w="72" w:type="dxa"/>
+                    <w:right w:w="130" w:type="dxa"/>
+                  </w:tcMar>
+                  <w:vAlign w:val="center"/>
+                </w:tcPr>
+                <w:p>
+                  <w:r>
+                    <w:rPr>
+                      <w:b/>
+                      <w:bCs/>
+                      <w:color w:val="000000"/>
+                      <w:sz w:val="17"/>
+                      <w:szCs w:val="17"/>
+                    </w:rPr>
+                    <w:t>2</w:t>
+                  </w:r>
+                </w:p>
+              </w:tc>
+              <w:tc>
+                <w:tcPr>
+                  <w:tcW w:w="6357" w:type="dxa"/>
                   <w:tcBorders>
                     <w:bottom w:val="single" w:color="E3DFDA" w:sz="4" w:space="0"/>
                   </w:tcBorders>
@@ -8559,39 +7930,34 @@
               </w:trPr>
               <w:tc>
                 <w:tcPr>
-                  <w:tcW w:w="2445" w:type="dxa"/>
-                  <w:tcBorders>
-                    <w:bottom w:val="single" w:color="E3DFDA" w:sz="4" w:space="0"/>
-                  </w:tcBorders>
-                  <w:tcMar>
-                    <w:top w:w="72" w:type="dxa"/>
-                    <w:left w:w="130" w:type="dxa"/>
-                    <w:bottom w:w="72" w:type="dxa"/>
-                    <w:right w:w="130" w:type="dxa"/>
-                  </w:tcMar>
-                  <w:vAlign w:val="center"/>
-                </w:tcPr>
-                <w:p/>
-              </w:tc>
-              <w:tc>
-                <w:tcPr>
-                  <w:tcW w:w="2738" w:type="dxa"/>
-                  <w:tcBorders>
-                    <w:bottom w:val="single" w:color="E3DFDA" w:sz="4" w:space="0"/>
-                  </w:tcBorders>
-                  <w:tcMar>
-                    <w:top w:w="72" w:type="dxa"/>
-                    <w:left w:w="130" w:type="dxa"/>
-                    <w:bottom w:w="72" w:type="dxa"/>
-                    <w:right w:w="130" w:type="dxa"/>
-                  </w:tcMar>
-                  <w:vAlign w:val="center"/>
-                </w:tcPr>
-                <w:p/>
-              </w:tc>
-              <w:tc>
-                <w:tcPr>
-                  <w:tcW w:w="4597" w:type="dxa"/>
+                  <w:tcW w:w="3423" w:type="dxa"/>
+                  <w:tcBorders>
+                    <w:bottom w:val="single" w:color="E3DFDA" w:sz="4" w:space="0"/>
+                  </w:tcBorders>
+                  <w:tcMar>
+                    <w:top w:w="72" w:type="dxa"/>
+                    <w:left w:w="130" w:type="dxa"/>
+                    <w:bottom w:w="72" w:type="dxa"/>
+                    <w:right w:w="130" w:type="dxa"/>
+                  </w:tcMar>
+                  <w:vAlign w:val="center"/>
+                </w:tcPr>
+                <w:p>
+                  <w:r>
+                    <w:rPr>
+                      <w:b/>
+                      <w:bCs/>
+                      <w:color w:val="000000"/>
+                      <w:sz w:val="17"/>
+                      <w:szCs w:val="17"/>
+                    </w:rPr>
+                    <w:t>3</w:t>
+                  </w:r>
+                </w:p>
+              </w:tc>
+              <w:tc>
+                <w:tcPr>
+                  <w:tcW w:w="6357" w:type="dxa"/>
                   <w:tcBorders>
                     <w:bottom w:val="single" w:color="E3DFDA" w:sz="4" w:space="0"/>
                   </w:tcBorders>
@@ -8607,7 +7973,9 @@
               </w:tc>
             </w:tr>
           </w:tbl>
-          <w:p/>
+          <w:p>
+            <w:r/>
+          </w:p>
         </w:tc>
       </w:tr>
     </w:tbl>
@@ -8670,6 +8038,631 @@
                 <w:szCs w:val="16"/>
                 <w:lang w:val="en-US"/>
               </w:rPr>
+              <w:t xml:space="preserve">O  </w:t>
+            </w:r>
+            <w:r>
+              <w:rPr>
+                <w:b w:val="1"/>
+                <w:bCs w:val="1"/>
+                <w:caps w:val="1"/>
+                <w:color w:val="000000"/>
+                <w:spacing w:val="10"/>
+                <w:sz w:val="19"/>
+                <w:szCs w:val="19"/>
+                <w:lang w:val="en-US"/>
+              </w:rPr>
+              <w:t>What</w:t>
+            </w:r>
+            <w:r>
+              <w:rPr>
+                <w:b w:val="1"/>
+                <w:bCs w:val="1"/>
+                <w:caps w:val="1"/>
+                <w:color w:val="000000"/>
+                <w:spacing w:val="10"/>
+                <w:sz w:val="19"/>
+                <w:szCs w:val="19"/>
+                <w:lang w:val="en-US"/>
+              </w:rPr>
+              <w:t xml:space="preserve"> will be working by 14 October</w:t>
+            </w:r>
+          </w:p>
+        </w:tc>
+        <w:tc>
+          <w:tcPr>
+            <w:tcW w:w="4435" w:type="dxa"/>
+            <w:tcBorders>
+              <w:top w:val="single" w:color="000000" w:themeColor="text1" w:sz="6" w:space="0"/>
+              <w:bottom w:val="single" w:color="E3DFDA" w:sz="4" w:space="0"/>
+              <w:right w:val="single" w:color="E3DFDA" w:sz="4" w:space="0"/>
+            </w:tcBorders>
+            <w:shd w:val="clear" w:color="auto" w:fill="F5F3F1"/>
+            <w:tcMar>
+              <w:top w:w="72" w:type="dxa"/>
+              <w:left w:w="130" w:type="dxa"/>
+              <w:bottom w:w="72" w:type="dxa"/>
+              <w:right w:w="130" w:type="dxa"/>
+            </w:tcMar>
+          </w:tcPr>
+          <w:p>
+            <w:pPr>
+              <w:jc w:val="right"/>
+            </w:pPr>
+            <w:r>
+              <w:rPr>
+                <w:b/>
+                <w:bCs/>
+                <w:color w:val="000000"/>
+                <w:sz w:val="16"/>
+                <w:szCs w:val="16"/>
+              </w:rPr>
+              <w:t>60 words max</w:t>
+            </w:r>
+            <w:r>
+              <w:rPr>
+                <w:color w:val="777169"/>
+                <w:sz w:val="16"/>
+                <w:szCs w:val="16"/>
+              </w:rPr>
+              <w:t xml:space="preserve">   ·   Commercial · 20%</w:t>
+            </w:r>
+          </w:p>
+        </w:tc>
+      </w:tr>
+      <w:tr>
+        <w:tblPrEx>
+          <w:tblCellMar>
+            <w:top w:w="0" w:type="dxa"/>
+            <w:bottom w:w="0" w:type="dxa"/>
+          </w:tblCellMar>
+        </w:tblPrEx>
+        <w:trPr>
+          <w:trHeight w:val="500"/>
+        </w:trPr>
+        <w:tc>
+          <w:tcPr>
+            <w:tcW w:w="10080" w:type="dxa"/>
+            <w:gridSpan w:val="2"/>
+            <w:tcBorders>
+              <w:left w:val="single" w:color="E3DFDA" w:sz="4" w:space="0"/>
+              <w:bottom w:val="single" w:color="E3DFDA" w:sz="4" w:space="0"/>
+              <w:right w:val="single" w:color="E3DFDA" w:sz="4" w:space="0"/>
+            </w:tcBorders>
+            <w:shd w:val="clear" w:color="auto" w:fill="FCFBFA"/>
+            <w:tcMar>
+              <w:top w:w="72" w:type="dxa"/>
+              <w:left w:w="130" w:type="dxa"/>
+              <w:bottom w:w="72" w:type="dxa"/>
+              <w:right w:w="130" w:type="dxa"/>
+            </w:tcMar>
+          </w:tcPr>
+          <w:p>
+            <w:pPr>
+              <w:spacing w:after="60"/>
+            </w:pPr>
+            <w:r/>
+            <w:r>
+              <w:rPr>
+                <w:rFonts w:ascii="Arial" w:hAnsi="Arial"/>
+                <w:sz w:val="19"/>
+              </w:rPr>
+              <w:t>Working end-to-end: live outbound SIP dialling on test UAE numbers; three-sub-agent workflow (VERIFIER, GUARD, LIAISON) with verified tool isolation; live REST execution of freeze_card and verify_identity mock webhooks; automated post-call audit webhook publishing; English and Gulf Arabic voice fluency. Mocked: production core-banking ledger and live SMS gateway dispatch.</w:t>
+            </w:r>
+          </w:p>
+        </w:tc>
+      </w:tr>
+    </w:tbl>
+    <w:p>
+      <w:pPr>
+        <w:spacing w:after="72" w:line="20" w:lineRule="auto"/>
+      </w:pPr>
+    </w:p>
+    <w:tbl>
+      <w:tblPr>
+        <w:tblW w:w="10080" w:type="dxa"/>
+        <w:tblBorders>
+          <w:top w:val="single" w:color="auto" w:sz="4" w:space="0"/>
+          <w:left w:val="single" w:color="auto" w:sz="4" w:space="0"/>
+          <w:bottom w:val="single" w:color="auto" w:sz="4" w:space="0"/>
+          <w:right w:val="single" w:color="auto" w:sz="4" w:space="0"/>
+          <w:insideH w:val="single" w:color="auto" w:sz="4" w:space="0"/>
+          <w:insideV w:val="single" w:color="auto" w:sz="4" w:space="0"/>
+        </w:tblBorders>
+        <w:tblCellMar>
+          <w:left w:w="10" w:type="dxa"/>
+          <w:right w:w="10" w:type="dxa"/>
+        </w:tblCellMar>
+        <w:tblLook w:val="04A0" w:firstRow="1" w:lastRow="0" w:firstColumn="1" w:lastColumn="0" w:noHBand="0" w:noVBand="1"/>
+      </w:tblPr>
+      <w:tblGrid>
+        <w:gridCol w:w="5645"/>
+        <w:gridCol w:w="4435"/>
+      </w:tblGrid>
+      <w:tr>
+        <w:tblPrEx>
+          <w:tblCellMar>
+            <w:top w:w="0" w:type="dxa"/>
+            <w:bottom w:w="0" w:type="dxa"/>
+          </w:tblCellMar>
+        </w:tblPrEx>
+        <w:tc>
+          <w:tcPr>
+            <w:tcW w:w="5645" w:type="dxa"/>
+            <w:tcBorders>
+              <w:top w:val="single" w:color="000000" w:themeColor="text1" w:sz="6" w:space="0"/>
+              <w:left w:val="single" w:color="E3DFDA" w:sz="4" w:space="0"/>
+              <w:bottom w:val="single" w:color="E3DFDA" w:sz="4" w:space="0"/>
+            </w:tcBorders>
+            <w:shd w:val="clear" w:color="auto" w:fill="F5F3F1"/>
+            <w:tcMar>
+              <w:top w:w="72" w:type="dxa"/>
+              <w:left w:w="130" w:type="dxa"/>
+              <w:bottom w:w="72" w:type="dxa"/>
+              <w:right w:w="130" w:type="dxa"/>
+            </w:tcMar>
+          </w:tcPr>
+          <w:p>
+            <w:r>
+              <w:rPr>
+                <w:b w:val="1"/>
+                <w:bCs w:val="1"/>
+                <w:color w:val="777169"/>
+                <w:sz w:val="16"/>
+                <w:szCs w:val="16"/>
+                <w:lang w:val="en-US"/>
+              </w:rPr>
+              <w:t xml:space="preserve">P  </w:t>
+            </w:r>
+            <w:r>
+              <w:rPr>
+                <w:b w:val="1"/>
+                <w:bCs w:val="1"/>
+                <w:caps w:val="1"/>
+                <w:color w:val="000000"/>
+                <w:spacing w:val="10"/>
+                <w:sz w:val="19"/>
+                <w:szCs w:val="19"/>
+                <w:lang w:val="en-US"/>
+              </w:rPr>
+              <w:t>Team</w:t>
+            </w:r>
+          </w:p>
+        </w:tc>
+        <w:tc>
+          <w:tcPr>
+            <w:tcW w:w="4435" w:type="dxa"/>
+            <w:tcBorders>
+              <w:top w:val="single" w:color="000000" w:themeColor="text1" w:sz="6" w:space="0"/>
+              <w:bottom w:val="single" w:color="E3DFDA" w:sz="4" w:space="0"/>
+              <w:right w:val="single" w:color="E3DFDA" w:sz="4" w:space="0"/>
+            </w:tcBorders>
+            <w:shd w:val="clear" w:color="auto" w:fill="F5F3F1"/>
+            <w:tcMar>
+              <w:top w:w="72" w:type="dxa"/>
+              <w:left w:w="130" w:type="dxa"/>
+              <w:bottom w:w="72" w:type="dxa"/>
+              <w:right w:w="130" w:type="dxa"/>
+            </w:tcMar>
+          </w:tcPr>
+          <w:p>
+            <w:pPr>
+              <w:jc w:val="right"/>
+            </w:pPr>
+            <w:r>
+              <w:rPr>
+                <w:b/>
+                <w:bCs/>
+                <w:color w:val="000000"/>
+                <w:sz w:val="16"/>
+                <w:szCs w:val="16"/>
+              </w:rPr>
+              <w:t>Structured</w:t>
+            </w:r>
+            <w:r>
+              <w:rPr>
+                <w:color w:val="777169"/>
+                <w:sz w:val="16"/>
+                <w:szCs w:val="16"/>
+              </w:rPr>
+              <w:t xml:space="preserve">   ·   Team · 10%</w:t>
+            </w:r>
+          </w:p>
+        </w:tc>
+      </w:tr>
+      <w:tr>
+        <w:tblPrEx>
+          <w:tblCellMar>
+            <w:top w:w="0" w:type="dxa"/>
+            <w:bottom w:w="0" w:type="dxa"/>
+          </w:tblCellMar>
+        </w:tblPrEx>
+        <w:tc>
+          <w:tcPr>
+            <w:tcW w:w="10080" w:type="dxa"/>
+            <w:gridSpan w:val="2"/>
+            <w:tcBorders>
+              <w:left w:val="single" w:color="E3DFDA" w:sz="4" w:space="0"/>
+              <w:bottom w:val="single" w:color="E3DFDA" w:sz="4" w:space="0"/>
+              <w:right w:val="single" w:color="E3DFDA" w:sz="4" w:space="0"/>
+            </w:tcBorders>
+            <w:shd w:val="clear" w:color="auto" w:fill="FCFBFA"/>
+            <w:tcMar>
+              <w:top w:w="72" w:type="dxa"/>
+              <w:left w:w="130" w:type="dxa"/>
+              <w:bottom w:w="72" w:type="dxa"/>
+              <w:right w:w="130" w:type="dxa"/>
+            </w:tcMar>
+          </w:tcPr>
+          <w:p>
+            <w:pPr>
+              <w:spacing w:after="60"/>
+            </w:pPr>
+            <w:r/>
+            <w:r>
+              <w:rPr>
+                <w:rFonts w:ascii="Arial" w:hAnsi="Arial"/>
+                <w:sz w:val="19"/>
+              </w:rPr>
+              <w:t>Rishabh Gupta | Solution Architect &amp; Voice AI Engineer | https://github.com/Rishabh9306/haris-fraud-intervention</w:t>
+            </w:r>
+          </w:p>
+          <w:tbl>
+            <w:tblPr>
+              <w:tblW w:w="9780" w:type="dxa"/>
+              <w:tblBorders>
+                <w:top w:val="single" w:color="auto" w:sz="4" w:space="0"/>
+                <w:left w:val="single" w:color="auto" w:sz="4" w:space="0"/>
+                <w:bottom w:val="single" w:color="auto" w:sz="4" w:space="0"/>
+                <w:right w:val="single" w:color="auto" w:sz="4" w:space="0"/>
+                <w:insideH w:val="single" w:color="auto" w:sz="4" w:space="0"/>
+                <w:insideV w:val="single" w:color="auto" w:sz="4" w:space="0"/>
+              </w:tblBorders>
+              <w:tblCellMar>
+                <w:left w:w="10" w:type="dxa"/>
+                <w:right w:w="10" w:type="dxa"/>
+              </w:tblCellMar>
+              <w:tblLook w:val="04A0" w:firstRow="1" w:lastRow="0" w:firstColumn="1" w:lastColumn="0" w:noHBand="0" w:noVBand="1"/>
+            </w:tblPr>
+            <w:tblGrid>
+              <w:gridCol w:w="2445"/>
+              <w:gridCol w:w="2738"/>
+              <w:gridCol w:w="4597"/>
+            </w:tblGrid>
+            <w:tr>
+              <w:tblPrEx>
+                <w:tblCellMar>
+                  <w:top w:w="0" w:type="dxa"/>
+                  <w:bottom w:w="0" w:type="dxa"/>
+                </w:tblCellMar>
+              </w:tblPrEx>
+              <w:tc>
+                <w:tcPr>
+                  <w:tcW w:w="2445" w:type="dxa"/>
+                  <w:tcBorders>
+                    <w:bottom w:val="single" w:color="E3DFDA" w:sz="4" w:space="0"/>
+                  </w:tcBorders>
+                  <w:tcMar>
+                    <w:top w:w="72" w:type="dxa"/>
+                    <w:left w:w="130" w:type="dxa"/>
+                    <w:bottom w:w="72" w:type="dxa"/>
+                    <w:right w:w="130" w:type="dxa"/>
+                  </w:tcMar>
+                </w:tcPr>
+                <w:p>
+                  <w:r>
+                    <w:rPr>
+                      <w:b/>
+                      <w:bCs/>
+                      <w:caps/>
+                      <w:color w:val="777169"/>
+                      <w:spacing w:val="10"/>
+                      <w:sz w:val="15"/>
+                      <w:szCs w:val="15"/>
+                    </w:rPr>
+                    <w:t>Name</w:t>
+                  </w:r>
+                </w:p>
+              </w:tc>
+              <w:tc>
+                <w:tcPr>
+                  <w:tcW w:w="2738" w:type="dxa"/>
+                  <w:tcBorders>
+                    <w:bottom w:val="single" w:color="E3DFDA" w:sz="4" w:space="0"/>
+                  </w:tcBorders>
+                  <w:tcMar>
+                    <w:top w:w="72" w:type="dxa"/>
+                    <w:left w:w="130" w:type="dxa"/>
+                    <w:bottom w:w="72" w:type="dxa"/>
+                    <w:right w:w="130" w:type="dxa"/>
+                  </w:tcMar>
+                </w:tcPr>
+                <w:p>
+                  <w:r>
+                    <w:rPr>
+                      <w:b/>
+                      <w:bCs/>
+                      <w:caps/>
+                      <w:color w:val="777169"/>
+                      <w:spacing w:val="10"/>
+                      <w:sz w:val="15"/>
+                      <w:szCs w:val="15"/>
+                    </w:rPr>
+                    <w:t>Role on this build</w:t>
+                  </w:r>
+                </w:p>
+              </w:tc>
+              <w:tc>
+                <w:tcPr>
+                  <w:tcW w:w="4597" w:type="dxa"/>
+                  <w:tcBorders>
+                    <w:bottom w:val="single" w:color="E3DFDA" w:sz="4" w:space="0"/>
+                  </w:tcBorders>
+                  <w:tcMar>
+                    <w:top w:w="72" w:type="dxa"/>
+                    <w:left w:w="130" w:type="dxa"/>
+                    <w:bottom w:w="72" w:type="dxa"/>
+                    <w:right w:w="130" w:type="dxa"/>
+                  </w:tcMar>
+                </w:tcPr>
+                <w:p>
+                  <w:r>
+                    <w:rPr>
+                      <w:b/>
+                      <w:bCs/>
+                      <w:caps/>
+                      <w:color w:val="777169"/>
+                      <w:spacing w:val="10"/>
+                      <w:sz w:val="15"/>
+                      <w:szCs w:val="15"/>
+                    </w:rPr>
+                    <w:t>Shipped previously (link)</w:t>
+                  </w:r>
+                </w:p>
+              </w:tc>
+            </w:tr>
+            <w:tr>
+              <w:tblPrEx>
+                <w:tblCellMar>
+                  <w:top w:w="0" w:type="dxa"/>
+                  <w:bottom w:w="0" w:type="dxa"/>
+                </w:tblCellMar>
+              </w:tblPrEx>
+              <w:trPr>
+                <w:trHeight w:val="246"/>
+              </w:trPr>
+              <w:tc>
+                <w:tcPr>
+                  <w:tcW w:w="2445" w:type="dxa"/>
+                  <w:tcBorders>
+                    <w:bottom w:val="single" w:color="E3DFDA" w:sz="4" w:space="0"/>
+                  </w:tcBorders>
+                  <w:tcMar>
+                    <w:top w:w="72" w:type="dxa"/>
+                    <w:left w:w="130" w:type="dxa"/>
+                    <w:bottom w:w="72" w:type="dxa"/>
+                    <w:right w:w="130" w:type="dxa"/>
+                  </w:tcMar>
+                  <w:vAlign w:val="center"/>
+                </w:tcPr>
+                <w:p/>
+              </w:tc>
+              <w:tc>
+                <w:tcPr>
+                  <w:tcW w:w="2738" w:type="dxa"/>
+                  <w:tcBorders>
+                    <w:bottom w:val="single" w:color="E3DFDA" w:sz="4" w:space="0"/>
+                  </w:tcBorders>
+                  <w:tcMar>
+                    <w:top w:w="72" w:type="dxa"/>
+                    <w:left w:w="130" w:type="dxa"/>
+                    <w:bottom w:w="72" w:type="dxa"/>
+                    <w:right w:w="130" w:type="dxa"/>
+                  </w:tcMar>
+                  <w:vAlign w:val="center"/>
+                </w:tcPr>
+                <w:p/>
+              </w:tc>
+              <w:tc>
+                <w:tcPr>
+                  <w:tcW w:w="4597" w:type="dxa"/>
+                  <w:tcBorders>
+                    <w:bottom w:val="single" w:color="E3DFDA" w:sz="4" w:space="0"/>
+                  </w:tcBorders>
+                  <w:tcMar>
+                    <w:top w:w="72" w:type="dxa"/>
+                    <w:left w:w="130" w:type="dxa"/>
+                    <w:bottom w:w="72" w:type="dxa"/>
+                    <w:right w:w="130" w:type="dxa"/>
+                  </w:tcMar>
+                  <w:vAlign w:val="center"/>
+                </w:tcPr>
+                <w:p/>
+              </w:tc>
+            </w:tr>
+            <w:tr>
+              <w:tblPrEx>
+                <w:tblCellMar>
+                  <w:top w:w="0" w:type="dxa"/>
+                  <w:bottom w:w="0" w:type="dxa"/>
+                </w:tblCellMar>
+              </w:tblPrEx>
+              <w:trPr>
+                <w:trHeight w:val="246"/>
+              </w:trPr>
+              <w:tc>
+                <w:tcPr>
+                  <w:tcW w:w="2445" w:type="dxa"/>
+                  <w:tcBorders>
+                    <w:bottom w:val="single" w:color="E3DFDA" w:sz="4" w:space="0"/>
+                  </w:tcBorders>
+                  <w:tcMar>
+                    <w:top w:w="72" w:type="dxa"/>
+                    <w:left w:w="130" w:type="dxa"/>
+                    <w:bottom w:w="72" w:type="dxa"/>
+                    <w:right w:w="130" w:type="dxa"/>
+                  </w:tcMar>
+                  <w:vAlign w:val="center"/>
+                </w:tcPr>
+                <w:p/>
+              </w:tc>
+              <w:tc>
+                <w:tcPr>
+                  <w:tcW w:w="2738" w:type="dxa"/>
+                  <w:tcBorders>
+                    <w:bottom w:val="single" w:color="E3DFDA" w:sz="4" w:space="0"/>
+                  </w:tcBorders>
+                  <w:tcMar>
+                    <w:top w:w="72" w:type="dxa"/>
+                    <w:left w:w="130" w:type="dxa"/>
+                    <w:bottom w:w="72" w:type="dxa"/>
+                    <w:right w:w="130" w:type="dxa"/>
+                  </w:tcMar>
+                  <w:vAlign w:val="center"/>
+                </w:tcPr>
+                <w:p/>
+              </w:tc>
+              <w:tc>
+                <w:tcPr>
+                  <w:tcW w:w="4597" w:type="dxa"/>
+                  <w:tcBorders>
+                    <w:bottom w:val="single" w:color="E3DFDA" w:sz="4" w:space="0"/>
+                  </w:tcBorders>
+                  <w:tcMar>
+                    <w:top w:w="72" w:type="dxa"/>
+                    <w:left w:w="130" w:type="dxa"/>
+                    <w:bottom w:w="72" w:type="dxa"/>
+                    <w:right w:w="130" w:type="dxa"/>
+                  </w:tcMar>
+                  <w:vAlign w:val="center"/>
+                </w:tcPr>
+                <w:p/>
+              </w:tc>
+            </w:tr>
+            <w:tr>
+              <w:tblPrEx>
+                <w:tblCellMar>
+                  <w:top w:w="0" w:type="dxa"/>
+                  <w:bottom w:w="0" w:type="dxa"/>
+                </w:tblCellMar>
+              </w:tblPrEx>
+              <w:trPr>
+                <w:trHeight w:val="246"/>
+              </w:trPr>
+              <w:tc>
+                <w:tcPr>
+                  <w:tcW w:w="2445" w:type="dxa"/>
+                  <w:tcBorders>
+                    <w:bottom w:val="single" w:color="E3DFDA" w:sz="4" w:space="0"/>
+                  </w:tcBorders>
+                  <w:tcMar>
+                    <w:top w:w="72" w:type="dxa"/>
+                    <w:left w:w="130" w:type="dxa"/>
+                    <w:bottom w:w="72" w:type="dxa"/>
+                    <w:right w:w="130" w:type="dxa"/>
+                  </w:tcMar>
+                  <w:vAlign w:val="center"/>
+                </w:tcPr>
+                <w:p/>
+              </w:tc>
+              <w:tc>
+                <w:tcPr>
+                  <w:tcW w:w="2738" w:type="dxa"/>
+                  <w:tcBorders>
+                    <w:bottom w:val="single" w:color="E3DFDA" w:sz="4" w:space="0"/>
+                  </w:tcBorders>
+                  <w:tcMar>
+                    <w:top w:w="72" w:type="dxa"/>
+                    <w:left w:w="130" w:type="dxa"/>
+                    <w:bottom w:w="72" w:type="dxa"/>
+                    <w:right w:w="130" w:type="dxa"/>
+                  </w:tcMar>
+                  <w:vAlign w:val="center"/>
+                </w:tcPr>
+                <w:p/>
+              </w:tc>
+              <w:tc>
+                <w:tcPr>
+                  <w:tcW w:w="4597" w:type="dxa"/>
+                  <w:tcBorders>
+                    <w:bottom w:val="single" w:color="E3DFDA" w:sz="4" w:space="0"/>
+                  </w:tcBorders>
+                  <w:tcMar>
+                    <w:top w:w="72" w:type="dxa"/>
+                    <w:left w:w="130" w:type="dxa"/>
+                    <w:bottom w:w="72" w:type="dxa"/>
+                    <w:right w:w="130" w:type="dxa"/>
+                  </w:tcMar>
+                  <w:vAlign w:val="center"/>
+                </w:tcPr>
+                <w:p/>
+              </w:tc>
+            </w:tr>
+          </w:tbl>
+          <w:p>
+            <w:r/>
+          </w:p>
+        </w:tc>
+      </w:tr>
+    </w:tbl>
+    <w:p>
+      <w:pPr>
+        <w:spacing w:after="72" w:line="20" w:lineRule="auto"/>
+      </w:pPr>
+    </w:p>
+    <w:tbl>
+      <w:tblPr>
+        <w:tblW w:w="10080" w:type="dxa"/>
+        <w:tblBorders>
+          <w:top w:val="single" w:color="auto" w:sz="4" w:space="0"/>
+          <w:left w:val="single" w:color="auto" w:sz="4" w:space="0"/>
+          <w:bottom w:val="single" w:color="auto" w:sz="4" w:space="0"/>
+          <w:right w:val="single" w:color="auto" w:sz="4" w:space="0"/>
+          <w:insideH w:val="single" w:color="auto" w:sz="4" w:space="0"/>
+          <w:insideV w:val="single" w:color="auto" w:sz="4" w:space="0"/>
+        </w:tblBorders>
+        <w:tblCellMar>
+          <w:left w:w="10" w:type="dxa"/>
+          <w:right w:w="10" w:type="dxa"/>
+        </w:tblCellMar>
+        <w:tblLook w:val="04A0" w:firstRow="1" w:lastRow="0" w:firstColumn="1" w:lastColumn="0" w:noHBand="0" w:noVBand="1"/>
+      </w:tblPr>
+      <w:tblGrid>
+        <w:gridCol w:w="5645"/>
+        <w:gridCol w:w="4435"/>
+      </w:tblGrid>
+      <w:tr>
+        <w:tblPrEx>
+          <w:tblCellMar>
+            <w:top w:w="0" w:type="dxa"/>
+            <w:bottom w:w="0" w:type="dxa"/>
+          </w:tblCellMar>
+        </w:tblPrEx>
+        <w:tc>
+          <w:tcPr>
+            <w:tcW w:w="5645" w:type="dxa"/>
+            <w:tcBorders>
+              <w:top w:val="single" w:color="000000" w:themeColor="text1" w:sz="6" w:space="0"/>
+              <w:left w:val="single" w:color="E3DFDA" w:sz="4" w:space="0"/>
+              <w:bottom w:val="single" w:color="E3DFDA" w:sz="4" w:space="0"/>
+            </w:tcBorders>
+            <w:shd w:val="clear" w:color="auto" w:fill="F5F3F1"/>
+            <w:tcMar>
+              <w:top w:w="72" w:type="dxa"/>
+              <w:left w:w="130" w:type="dxa"/>
+              <w:bottom w:w="72" w:type="dxa"/>
+              <w:right w:w="130" w:type="dxa"/>
+            </w:tcMar>
+          </w:tcPr>
+          <w:p>
+            <w:r>
+              <w:rPr>
+                <w:b w:val="1"/>
+                <w:bCs w:val="1"/>
+                <w:color w:val="777169"/>
+                <w:sz w:val="16"/>
+                <w:szCs w:val="16"/>
+                <w:lang w:val="en-US"/>
+              </w:rPr>
               <w:t xml:space="preserve">Q  </w:t>
             </w:r>
             <w:r>
@@ -8772,16 +8765,15 @@
             <w:pPr>
               <w:spacing w:after="60"/>
             </w:pPr>
-            <w:r>
-              <w:rPr>
-                <w:sz w:val="20"/>
-              </w:rPr>
-              <w:t>Deployed demo: https://haris-livid.vercel.app</w:t>
+            <w:r/>
+            <w:r>
+              <w:rPr>
+                <w:rFonts w:ascii="Arial" w:hAnsi="Arial"/>
+                <w:sz w:val="19"/>
+              </w:rPr>
+              <w:t>Deployed Repository &amp; Webhook Server: https://github.com/Rishabh9306/haris-fraud-intervention</w:t>
               <w:br/>
-              <w:t>Architecture walkthrough (60-sec recording): [Loom link — record after reading this canvas]</w:t>
-              <w:br/>
-              <w:br/>
-              <w:t>Note for Box Q: Record a 60-second Loom (loom.com, free) of yourself walking through the Box L architecture diagram above. This takes 5 minutes and is required for full marks on the Team criterion.</w:t>
+              <w:t>Architecture Walkthrough &amp; Demo: https://haris-livid.vercel.app</w:t>
             </w:r>
           </w:p>
         </w:tc>

--- a/HARIS_Idea_Canvas_SUBMISSION.docx
+++ b/HARIS_Idea_Canvas_SUBMISSION.docx
@@ -228,9 +228,9 @@
               <w:br/>
               <w:t>Stage: Idea Canvas (Stage 1)</w:t>
               <w:br/>
-              <w:t>Languages covered: English, Arabic (Gulf), Hindi, Urdu</w:t>
+              <w:t>Languages covered: English, Arabic (Gulf dialect route), Hindi, Urdu</w:t>
               <w:br/>
-              <w:t>Prior ElevenLabs use: Y (Active workflow created on ElevenLabs Agent Workflows)</w:t>
+              <w:t>Prior ElevenLabs use: Y (Configured Agent Workflow in workspace)</w:t>
               <w:br/>
               <w:t>Team size / based in: 1 / Dubai, UAE</w:t>
               <w:br/>
@@ -1235,7 +1235,7 @@
                 <w:rFonts w:ascii="Arial" w:hAnsi="Arial"/>
                 <w:sz w:val="19"/>
               </w:rPr>
-              <w:t>A fraud engine flags an anomalous transaction in milliseconds, but queues the alert into human outbound dialling pools. Outbound phone contact takes 4 to 8 minutes at UAE banks. During this delay, the customer remains unaware while social engineering or automated account takeover completes. When contact occurs, expatriate customers face language friction: retail lines operate primarily in English and Arabic, leaving Hindi and Urdu speakers unable to comprehend the urgency. Furthermore, manual agents routinely ask callers for security credentials, normalizing phishing habits under CBUAE rules. The customer is left waiting, funds drain permanently, and the bank absorbs regulatory liability under notice 2025/3057.</w:t>
+              <w:t>A fraud engine flags an anomalous transaction in milliseconds, but queues the alert into human outbound dialling pools, creating an operational contact delay where social engineering or unauthorized clearing completes. When contact occurs, expatriate customers face language friction: retail lines operate primarily in English and Arabic, leaving Hindi and Urdu speakers unable to comprehend the urgency. Furthermore, manual agents routinely ask callers for security credentials, normalizing phishing habits under CBUAE rules. The customer is left waiting, funds drain permanently, and the bank absorbs regulatory liability under notice 2025/3057.</w:t>
             </w:r>
           </w:p>
         </w:tc>
@@ -1405,11 +1405,11 @@
                 <w:rFonts w:ascii="Arial" w:hAnsi="Arial"/>
                 <w:sz w:val="19"/>
               </w:rPr>
-              <w:t>Outbound contact delay: 6.2 minutes median | Source: Deloitte Middle East Banking Fraud Survey 2025</w:t>
+              <w:t>Operational queue delay before outbound dial: Estimated 4 to 8 minutes in tiered contact centers.</w:t>
               <w:br/>
-              <w:t>First-attempt contact rate: 32% | Source: UAE Retail Banking Contact Centre Benchmark 2025</w:t>
+              <w:t>Market context on scam recovery: 9% of UAE scam victims fully recovered lost funds (GASA/BioCatch survey of ~2,000 UAE residents, Nov 2024).</w:t>
               <w:br/>
-              <w:t>Scam loss recovery rate: 9% | Source: BioCatch GCC Banking Fraud Report 2026</w:t>
+              <w:t>Institutional fraud exposure: 62% of surveyed UAE banking leaders report annual fraud losses exceeding AED 18.3 million (BioCatch survey of 100 UAE leaders, April 2026).</w:t>
             </w:r>
           </w:p>
           <w:tbl>
@@ -1877,7 +1877,7 @@
                 <w:rFonts w:ascii="Arial" w:hAnsi="Arial"/>
                 <w:sz w:val="19"/>
               </w:rPr>
-              <w:t>UAE Retail Banks (e.g., Emirates NBD, ADCB, FAB). Signing title: Group Head of Fraud Prevention or Chief Information Security Officer (CISO). Budget line: Fraud Operations &amp; Financial Crime Compliance, accelerated by CBUAE Notice 2025/3057 mandating institutional liability for authentication failures.</w:t>
+              <w:t>UAE Retail Banks (e.g. Emirates NBD, ADCB, FAB). Signing title: Group Head of Fraud Prevention or Chief Information Security Officer (CISO). Budget line: Fraud Operations &amp; Financial Crime Compliance, accelerated by CBUAE Notice No. CBUAE/FCMCP/2025/3057 mandating institutional liability for authentication failures.</w:t>
             </w:r>
           </w:p>
         </w:tc>
@@ -2120,14 +2120,7 @@
                 <w:rFonts w:ascii="Arial" w:hAnsi="Arial"/>
                 <w:sz w:val="19"/>
               </w:rPr>
-              <w:t>Tariq Al-Mansoori, Fraud Operations Lead | Tier-1 UAE Retail Bank | Sept 4, 2026</w:t>
-              <w:br/>
-              <w:t>The one thing they said that changed your idea: "Our fraud detection takes 4 milliseconds, but our outbound queue takes 6 minutes. By the time an analyst dials, the OTP or transfer has already cleared."</w:t>
-              <w:br/>
-              <w:br/>
-              <w:t>Rehan Siddiqui, Collections &amp; Contact Centre Director | Dubai Islamic Consumer Finance | Sept 11, 2026</w:t>
-              <w:br/>
-              <w:t xml:space="preserve">The one thing they said that changed your idea: "Over 40% of our cardholders speak Urdu or Hindi as their primary language. When panic hits, English IVR drops call completion below 30%." </w:t>
+              <w:t>No primary institutional interviews were conducted for Stage 1. Operational problem definition and compliance requirements are derived strictly from CBUAE regulatory notices (Notice No. CBUAE/FCMCP/2025/3057) and published GCC fraud research (BioCatch/GASA, Nov 2024 &amp; April 2026). Primary institutional interviews are planned for the Stage 2 Build Sprint.</w:t>
             </w:r>
           </w:p>
           <w:tbl>
@@ -2673,7 +2666,7 @@
                 <w:rFonts w:ascii="Arial" w:hAnsi="Arial"/>
                 <w:sz w:val="19"/>
               </w:rPr>
-              <w:t>We assumed customers would verify via mobile push notifications during the call. Fraud leads revealed scammers actively instruct victims to ignore notifications. We pivoted to voice-native challenge questions using public-identifier cross-checks (last four Emirates ID digits and last known merchant) without requesting secrets.</w:t>
+              <w:t>We assumed customers would verify transactions via mobile app push notifications during the call. Operational fraud reports revealed scammers actively instruct victims to ignore notifications. We pivoted to voice-native challenge questions using public-identifier cross-checks (last four Emirates ID digits and last known merchant) without requesting secrets.</w:t>
             </w:r>
           </w:p>
         </w:tc>
@@ -2843,48 +2836,13 @@
                 <w:rFonts w:ascii="Arial" w:hAnsi="Arial"/>
                 <w:sz w:val="19"/>
               </w:rPr>
-              <w:t>LANE 1: Customer</w:t>
+              <w:t>LANE 1 (Customer): Transaction occurs -&gt; Receives SMS alert (often missed/delayed) -&gt; Waits unaware -&gt; Receives unverified call -&gt; Skepticism/hang-up -&gt; Loss finalized.</w:t>
               <w:br/>
-              <w:t>Stage 1: Unauthorized transaction occurs</w:t>
+              <w:t>LANE 2 (Fraud Analyst): Alert generated in fraud engine -&gt; Ticket queued -&gt; Analyst dials customer -&gt; Language friction/no answer -&gt; Manual verification -&gt; Manual card freeze.</w:t>
               <w:br/>
-              <w:t>Stage 2: Misses/misunderstands English SMS alert</w:t>
+              <w:t>LANE 3 (Back Office): Receives freeze escalation -&gt; Reviews case history -&gt; Approves card block.</w:t>
               <w:br/>
-              <w:t>Stage 3: Waits 6+ minutes unaware</w:t>
-              <w:br/>
-              <w:t>Stage 4: Receives suspicious unverified call</w:t>
-              <w:br/>
-              <w:t>Stage 5: Panic &amp; credential disclosure</w:t>
-              <w:br/>
-              <w:t>Stage 6: Irreversible loss</w:t>
-              <w:br/>
-              <w:br/>
-              <w:t>LANE 2: Front-line staff (Fraud Analyst)</w:t>
-              <w:br/>
-              <w:t>Stage 1: System alert raised</w:t>
-              <w:br/>
-              <w:t>Stage 2: Analyst picks queue ticket (4-8m delay)</w:t>
-              <w:br/>
-              <w:t>Stage 3: Outbound dial attempt</w:t>
-              <w:br/>
-              <w:t>Stage 4: Language mismatch / no answer</w:t>
-              <w:br/>
-              <w:t>Stage 5: Manual verification attempt</w:t>
-              <w:br/>
-              <w:t>Stage 6: Manual card freeze ticket</w:t>
-              <w:br/>
-              <w:br/>
-              <w:t>LANE 3: Back office or approver</w:t>
-              <w:br/>
-              <w:t>Stage 1-4: Idle</w:t>
-              <w:br/>
-              <w:t>Stage 5: Escalation review</w:t>
-              <w:br/>
-              <w:t>Stage 6: Sign-off &amp; audit logging</w:t>
-              <w:br/>
-              <w:br/>
-              <w:t>SYSTEMS TOUCHED: Fraud Engine (Falcon/SAS) -&gt; CTI/IVR -&gt; Core Banking (Finacle) -&gt; Card Management System</w:t>
-              <w:br/>
-              <w:t>ELAPSED TIME: 6 to 14 minutes total. Fails at Step 3 (Dial Queue Gap).</w:t>
+              <w:t>Systems Touched: Fraud Detection Engine -&gt; Outbound Contact Orchestrator -&gt; ElevenLabs Voice Agent -&gt; Bank Verification Service -&gt; Card Management Gateway -&gt; Case Management / Human Queue. (Core banking integrations are deployment-dependent). Fails at the manual queue bottleneck.</w:t>
             </w:r>
           </w:p>
           <w:tbl>
@@ -4875,9 +4833,9 @@
               <w:br/>
               <w:t>Why these two:</w:t>
               <w:br/>
-              <w:t>1. Sub-agents with per-node tool scoping: Isolates freeze_card strictly inside the GUARD sub-agent, preventing unauthorized or irreversible account actions structurally rather than through prompting.</w:t>
+              <w:t>1. Sub-agents with per-node tool scoping: Physically isolates freeze_card inside GUARD. Prevents unauthorized financial actions structurally rather than through prompting.</w:t>
               <w:br/>
-              <w:t>2. Post-call webhooks: Automatically publishes structured JSON transcripts, verification outcomes, and timestamped audit logs to the bank's case management system to satisfy CBUAE regulatory recordkeeping.</w:t>
+              <w:t>2. Post-call webhooks: Automatically pushes structured JSON transcripts, verification outcomes, and audit logs to the bank's case management system for CBUAE regulatory compliance.</w:t>
             </w:r>
           </w:p>
           <w:tbl>
@@ -5683,17 +5641,17 @@
                 <w:rFonts w:ascii="Arial" w:hAnsi="Arial"/>
                 <w:sz w:val="19"/>
               </w:rPr>
-              <w:t>Opening disclosure | System prompt forces institutional identity and AI disclosure before user interaction; Scribe v2 keyword assertion validates occurrence.</w:t>
+              <w:t>Opening disclosure | Implemented today: Prompt enforces AI identity and bank disclosure; Stage 2: Scribe v2 keyword assertion validates occurrence.</w:t>
               <w:br/>
-              <w:t>Consent to be called | Dispatcher checks core banking transaction-monitoring consent flag prior to queueing outbound SIP trunk dial.</w:t>
+              <w:t>Consent to be called | Stage 2 requirement: Dispatcher checks core banking transaction-monitoring consent flag prior to queueing outbound SIP dial.</w:t>
               <w:br/>
-              <w:t>Verification without secrets | Challenge algorithm matches last four Emirates ID digits and recent transaction; zero PIN or OTP parameters exist.</w:t>
+              <w:t>Verification without secrets | Implemented today: Challenge matches low-privilege EID suffix and recent amount; zero PIN, CVV, or OTP parameters exist.</w:t>
               <w:br/>
-              <w:t>Human approval point | Irreversible actions (account termination, fund reversal) lack tool bindings; workflow routes directly to human fraud queue.</w:t>
+              <w:t>Human approval point | Implemented today: Irreversible actions lack tool bindings; workflow routes directly to human fraud queue.</w:t>
               <w:br/>
-              <w:t>Opt-out path | Scribe v2 detects stop keywords across four languages, immediately triggering graceful termination and logging opt-out state.</w:t>
+              <w:t>Opt-out path | Implemented today: Stop response routes to LIAISON; Stage 2: Scribe v2 multilingual stop-word triggers instant hangup.</w:t>
               <w:br/>
-              <w:t>Escalation trigger | Three failed verification attempts or detected customer distress automatically transitions call context to human specialist.</w:t>
+              <w:t>Escalation trigger | Implemented today: Failed verification branches to LIAISON; Stage 2: CTI warm transfer with pre-populated case packet.</w:t>
             </w:r>
           </w:p>
           <w:tbl>
@@ -6360,17 +6318,15 @@
               <w:br/>
               <w:t xml:space="preserve">  VERIFIER Sub-Agent (Scribe v2 STT + Eleven v3 Multilingual)</w:t>
               <w:br/>
-              <w:t xml:space="preserve">    Tool: verify_identity (Read-Only)</w:t>
+              <w:t xml:space="preserve">    Tool: verify_identity (Issues signed short-lived action token)</w:t>
               <w:br/>
-              <w:t xml:space="preserve">    Branch: [Verified] -&gt; GUARD Sub-Agent</w:t>
-              <w:br/>
-              <w:t xml:space="preserve">    Branch: [Failed / Opt-Out] -&gt; LIAISON Sub-Agent</w:t>
+              <w:t xml:space="preserve">    Branches: [Verified] -&gt; GUARD | [Failed / Opt-Out] -&gt; LIAISON</w:t>
               <w:br/>
               <w:t xml:space="preserve">  GUARD Sub-Agent (Tool Scoping: Inherit Tools = OFF)</w:t>
               <w:br/>
-              <w:t xml:space="preserve">    Tool: freeze_card ONLY (Single Reversible Webhook)</w:t>
+              <w:t xml:space="preserve">    Tool: freeze_card ONLY (Requires valid action token + idempotency key)</w:t>
               <w:br/>
-              <w:t xml:space="preserve">    Unconditional Transition -&gt; LIAISON Sub-Agent</w:t>
+              <w:t xml:space="preserve">    Transition -&gt; LIAISON</w:t>
               <w:br/>
               <w:t xml:space="preserve">  LIAISON Sub-Agent</w:t>
               <w:br/>
@@ -6385,7 +6341,7 @@
               <w:br/>
               <w:t>Fraud Detection Engine (Webhook Trigger)</w:t>
               <w:br/>
-              <w:t>Card Management API -&gt; Executes freeze_card</w:t>
+              <w:t>Card Management API -&gt; Executes freeze_card via fail-closed authenticated gateway</w:t>
               <w:br/>
               <w:t>Case Management DB -&gt; Receives post_call_data Audit Log</w:t>
               <w:br/>
@@ -7157,31 +7113,31 @@
                 <w:rFonts w:ascii="Arial" w:hAnsi="Arial"/>
                 <w:sz w:val="19"/>
               </w:rPr>
-              <w:t>KPI 1: Outbound Contact Delay</w:t>
+              <w:t>KPI 1: Outbound Dispatch Latency</w:t>
               <w:br/>
-              <w:t>Baseline: 6.2 minutes</w:t>
+              <w:t>Baseline (from D): Estimated 4 to 8 minutes queue delay</w:t>
               <w:br/>
-              <w:t>Target: &lt; 30 seconds</w:t>
+              <w:t>Target: &lt; 30 seconds from webhook trigger to SIP dial initiation</w:t>
               <w:br/>
-              <w:t>How measured: Difference between fraud engine alert webhook and customer pickup timestamp.</w:t>
+              <w:t>Measurement: Delta between fraud alert webhook timestamp and outbound call connection.</w:t>
               <w:br/>
               <w:br/>
-              <w:t>KPI 2: First-Attempt Contact Rate</w:t>
+              <w:t>KPI 2: Credential Solicitation Rate</w:t>
               <w:br/>
-              <w:t>Baseline: 32%</w:t>
+              <w:t>Baseline (from D): High conduct risk on manual diallers</w:t>
               <w:br/>
-              <w:t>Target: &gt; 75%</w:t>
+              <w:t>Target: 0.00% PIN/password solicitation</w:t>
               <w:br/>
-              <w:t>How measured: Completed verification calls divided by total fraud dispatches.</w:t>
+              <w:t>Measurement: Automated keyword auditing across 100% of call transcripts.</w:t>
               <w:br/>
               <w:br/>
-              <w:t>KPI 3: Fraud Loss Prevention Before Settlement</w:t>
+              <w:t>KPI 3: Protective Action Execution Reliability</w:t>
               <w:br/>
-              <w:t>Baseline: 9% recovery</w:t>
+              <w:t>Baseline (from D): 0% automated execution</w:t>
               <w:br/>
-              <w:t>Target: &gt; 85% prevented</w:t>
+              <w:t>Target: &gt; 98.0% execution reliability on verified events</w:t>
               <w:br/>
-              <w:t>How measured: Ratio of unauthorized transactions stopped prior to settlement clearing.</w:t>
+              <w:t>Measurement: Successful HTTP 200 responses from freeze_card upon verified customer confirmation.</w:t>
             </w:r>
           </w:p>
           <w:tbl>
@@ -8771,9 +8727,16 @@
                 <w:rFonts w:ascii="Arial" w:hAnsi="Arial"/>
                 <w:sz w:val="19"/>
               </w:rPr>
-              <w:t>Deployed Repository &amp; Webhook Server: https://github.com/Rishabh9306/haris-fraud-intervention</w:t>
+              <w:t>1. Deployed Repository &amp; Live Webhook Server:</w:t>
               <w:br/>
-              <w:t>Architecture Walkthrough &amp; Demo: https://haris-livid.vercel.app</w:t>
+              <w:t>https://github.com/Rishabh9306/haris-fraud-intervention</w:t>
+              <w:br/>
+              <w:t>(Live endpoints: https://haris-livid.vercel.app)</w:t>
+              <w:br/>
+              <w:br/>
+              <w:t>2. Architecture Walkthrough Recording (Mandatory):</w:t>
+              <w:br/>
+              <w:t>[INSERT 60-SECOND LOOM URL HERE - Walk through Box L diagram, ElevenLabs workflow, and live authenticated curl test]</w:t>
             </w:r>
           </w:p>
         </w:tc>

--- a/HARIS_Idea_Canvas_SUBMISSION.docx
+++ b/HARIS_Idea_Canvas_SUBMISSION.docx
@@ -208,33 +208,16 @@
           </w:tcPr>
           <w:p>
             <w:pPr>
-              <w:spacing w:after="60"/>
+              <w:spacing w:after="30" w:before="0" w:line="276" w:lineRule="auto"/>
             </w:pPr>
             <w:r/>
             <w:r>
               <w:rPr>
-                <w:rFonts w:ascii="Arial" w:hAnsi="Arial"/>
-                <w:sz w:val="19"/>
+                <w:rFonts w:ascii="Calibri" w:hAnsi="Calibri"/>
+                <w:color w:val="1A1A1A"/>
+                <w:sz w:val="18"/>
               </w:rPr>
               <w:t>Team name: HARIS</w:t>
-              <w:br/>
-              <w:t>Contact email: devilproart@gmail.com</w:t>
-              <w:br/>
-              <w:t>Track: 1 (Banking &amp; Insurance)</w:t>
-              <w:br/>
-              <w:t>Based in: Dubai, UAE</w:t>
-              <w:br/>
-              <w:t>Use case: 1 (Real-Time Fraud Intervention)</w:t>
-              <w:br/>
-              <w:t>Stage: Idea Canvas (Stage 1)</w:t>
-              <w:br/>
-              <w:t>Languages covered: English, Arabic (Gulf dialect route), Hindi, Urdu</w:t>
-              <w:br/>
-              <w:t>Prior ElevenLabs use: Y (Configured Agent Workflow in workspace)</w:t>
-              <w:br/>
-              <w:t>Team size / based in: 1 / Dubai, UAE</w:t>
-              <w:br/>
-              <w:t>Website or repo: https://github.com/Rishabh9306/haris-fraud-intervention</w:t>
             </w:r>
           </w:p>
           <w:tbl>
@@ -890,7 +873,121 @@
             </w:tr>
           </w:tbl>
           <w:p>
-            <w:r/>
+            <w:pPr>
+              <w:spacing w:before="0" w:after="30" w:line="276" w:lineRule="auto"/>
+            </w:pPr>
+            <w:r>
+              <w:rPr>
+                <w:rFonts w:ascii="Calibri" w:hAnsi="Calibri"/>
+                <w:color w:val="1A1A1A"/>
+                <w:sz w:val="18"/>
+              </w:rPr>
+              <w:t>Contact email: devilproart@gmail.com</w:t>
+            </w:r>
+          </w:p>
+          <w:p>
+            <w:pPr>
+              <w:spacing w:before="0" w:after="30" w:line="276" w:lineRule="auto"/>
+            </w:pPr>
+            <w:r>
+              <w:rPr>
+                <w:rFonts w:ascii="Calibri" w:hAnsi="Calibri"/>
+                <w:color w:val="1A1A1A"/>
+                <w:sz w:val="18"/>
+              </w:rPr>
+              <w:t>Track: 1 (Banking &amp; Insurance)</w:t>
+            </w:r>
+          </w:p>
+          <w:p>
+            <w:pPr>
+              <w:spacing w:before="0" w:after="30" w:line="276" w:lineRule="auto"/>
+            </w:pPr>
+            <w:r>
+              <w:rPr>
+                <w:rFonts w:ascii="Calibri" w:hAnsi="Calibri"/>
+                <w:color w:val="1A1A1A"/>
+                <w:sz w:val="18"/>
+              </w:rPr>
+              <w:t>Based in: Dubai, UAE</w:t>
+            </w:r>
+          </w:p>
+          <w:p>
+            <w:pPr>
+              <w:spacing w:before="0" w:after="30" w:line="276" w:lineRule="auto"/>
+            </w:pPr>
+            <w:r>
+              <w:rPr>
+                <w:rFonts w:ascii="Calibri" w:hAnsi="Calibri"/>
+                <w:color w:val="1A1A1A"/>
+                <w:sz w:val="18"/>
+              </w:rPr>
+              <w:t>Use case: 1 (Real-Time Fraud Intervention)</w:t>
+            </w:r>
+          </w:p>
+          <w:p>
+            <w:pPr>
+              <w:spacing w:before="0" w:after="30" w:line="276" w:lineRule="auto"/>
+            </w:pPr>
+            <w:r>
+              <w:rPr>
+                <w:rFonts w:ascii="Calibri" w:hAnsi="Calibri"/>
+                <w:color w:val="1A1A1A"/>
+                <w:sz w:val="18"/>
+              </w:rPr>
+              <w:t>Stage: Idea Canvas (Stage 1)</w:t>
+            </w:r>
+          </w:p>
+          <w:p>
+            <w:pPr>
+              <w:spacing w:before="0" w:after="30" w:line="276" w:lineRule="auto"/>
+            </w:pPr>
+            <w:r>
+              <w:rPr>
+                <w:rFonts w:ascii="Calibri" w:hAnsi="Calibri"/>
+                <w:color w:val="1A1A1A"/>
+                <w:sz w:val="18"/>
+              </w:rPr>
+              <w:t>Languages covered: English, Arabic (Gulf dialect route), Hindi, Urdu</w:t>
+            </w:r>
+          </w:p>
+          <w:p>
+            <w:pPr>
+              <w:spacing w:before="0" w:after="30" w:line="276" w:lineRule="auto"/>
+            </w:pPr>
+            <w:r>
+              <w:rPr>
+                <w:rFonts w:ascii="Calibri" w:hAnsi="Calibri"/>
+                <w:color w:val="1A1A1A"/>
+                <w:sz w:val="18"/>
+              </w:rPr>
+              <w:t>Prior ElevenLabs use: Y (Configured Agent Workflow in workspace)</w:t>
+            </w:r>
+          </w:p>
+          <w:p>
+            <w:pPr>
+              <w:spacing w:before="0" w:after="30" w:line="276" w:lineRule="auto"/>
+            </w:pPr>
+            <w:r>
+              <w:rPr>
+                <w:rFonts w:ascii="Calibri" w:hAnsi="Calibri"/>
+                <w:color w:val="1A1A1A"/>
+                <w:sz w:val="18"/>
+              </w:rPr>
+              <w:t>Team size / based in: 1 / Dubai, UAE</w:t>
+            </w:r>
+          </w:p>
+          <w:p>
+            <w:pPr>
+              <w:spacing w:before="0" w:after="30" w:line="276" w:lineRule="auto"/>
+            </w:pPr>
+            <w:r>
+              <w:rPr>
+                <w:rFonts w:ascii="Calibri" w:hAnsi="Calibri"/>
+                <w:color w:val="1A1A1A"/>
+                <w:sz w:val="18"/>
+              </w:rPr>
+              <w:t>Website or repo: https://github.com/Rishabh9306/haris-fraud-intervention</w:t>
+            </w:r>
           </w:p>
         </w:tc>
       </w:tr>
@@ -1054,13 +1151,14 @@
           </w:tcPr>
           <w:p>
             <w:pPr>
-              <w:spacing w:after="60"/>
+              <w:spacing w:after="30" w:before="0" w:line="276" w:lineRule="auto"/>
             </w:pPr>
             <w:r/>
             <w:r>
               <w:rPr>
-                <w:rFonts w:ascii="Arial" w:hAnsi="Arial"/>
-                <w:sz w:val="19"/>
+                <w:rFonts w:ascii="Calibri" w:hAnsi="Calibri"/>
+                <w:color w:val="1A1A1A"/>
+                <w:sz w:val="18"/>
               </w:rPr>
               <w:t>An agent that calls retail bank customers upon fraud detection for identity verification and account protection, so that unauthorized transactions freeze before settlement.</w:t>
             </w:r>
@@ -1227,13 +1325,14 @@
           </w:tcPr>
           <w:p>
             <w:pPr>
-              <w:spacing w:after="60"/>
+              <w:spacing w:after="30" w:before="0" w:line="276" w:lineRule="auto"/>
             </w:pPr>
             <w:r/>
             <w:r>
               <w:rPr>
-                <w:rFonts w:ascii="Arial" w:hAnsi="Arial"/>
-                <w:sz w:val="19"/>
+                <w:rFonts w:ascii="Calibri" w:hAnsi="Calibri"/>
+                <w:color w:val="1A1A1A"/>
+                <w:sz w:val="18"/>
               </w:rPr>
               <w:t>A fraud engine flags an anomalous transaction in milliseconds, but queues the alert into human outbound dialling pools, creating an operational contact delay where social engineering or unauthorized clearing completes. When contact occurs, expatriate customers face language friction: retail lines operate primarily in English and Arabic, leaving Hindi and Urdu speakers unable to comprehend the urgency. Furthermore, manual agents routinely ask callers for security credentials, normalizing phishing habits under CBUAE rules. The customer is left waiting, funds drain permanently, and the bank absorbs regulatory liability under notice 2025/3057.</w:t>
             </w:r>
@@ -1397,19 +1496,16 @@
           </w:tcPr>
           <w:p>
             <w:pPr>
-              <w:spacing w:after="60"/>
+              <w:spacing w:after="30" w:before="0" w:line="276" w:lineRule="auto"/>
             </w:pPr>
             <w:r/>
             <w:r>
               <w:rPr>
-                <w:rFonts w:ascii="Arial" w:hAnsi="Arial"/>
-                <w:sz w:val="19"/>
+                <w:rFonts w:ascii="Calibri" w:hAnsi="Calibri"/>
+                <w:color w:val="1A1A1A"/>
+                <w:sz w:val="18"/>
               </w:rPr>
               <w:t>Operational queue delay before outbound dial: Estimated 4 to 8 minutes in tiered contact centers.</w:t>
-              <w:br/>
-              <w:t>Market context on scam recovery: 9% of UAE scam victims fully recovered lost funds (GASA/BioCatch survey of ~2,000 UAE residents, Nov 2024).</w:t>
-              <w:br/>
-              <w:t>Institutional fraud exposure: 62% of surveyed UAE banking leaders report annual fraud losses exceeding AED 18.3 million (BioCatch survey of 100 UAE leaders, April 2026).</w:t>
             </w:r>
           </w:p>
           <w:tbl>
@@ -1705,7 +1801,30 @@
             </w:tr>
           </w:tbl>
           <w:p>
-            <w:r/>
+            <w:pPr>
+              <w:spacing w:before="0" w:after="30" w:line="276" w:lineRule="auto"/>
+            </w:pPr>
+            <w:r>
+              <w:rPr>
+                <w:rFonts w:ascii="Calibri" w:hAnsi="Calibri"/>
+                <w:color w:val="1A1A1A"/>
+                <w:sz w:val="18"/>
+              </w:rPr>
+              <w:t>Market context on scam recovery: 9% of UAE scam victims fully recovered lost funds (GASA/BioCatch survey of ~2,000 UAE residents, Nov 2024).</w:t>
+            </w:r>
+          </w:p>
+          <w:p>
+            <w:pPr>
+              <w:spacing w:before="0" w:after="30" w:line="276" w:lineRule="auto"/>
+            </w:pPr>
+            <w:r>
+              <w:rPr>
+                <w:rFonts w:ascii="Calibri" w:hAnsi="Calibri"/>
+                <w:color w:val="1A1A1A"/>
+                <w:sz w:val="18"/>
+              </w:rPr>
+              <w:t>Institutional fraud exposure: 62% of surveyed UAE banking leaders report annual fraud losses exceeding AED 18.3 million (BioCatch survey of 100 UAE leaders, April 2026).</w:t>
+            </w:r>
           </w:p>
         </w:tc>
       </w:tr>
@@ -1869,13 +1988,14 @@
           </w:tcPr>
           <w:p>
             <w:pPr>
-              <w:spacing w:after="60"/>
+              <w:spacing w:after="30" w:before="0" w:line="276" w:lineRule="auto"/>
             </w:pPr>
             <w:r/>
             <w:r>
               <w:rPr>
-                <w:rFonts w:ascii="Arial" w:hAnsi="Arial"/>
-                <w:sz w:val="19"/>
+                <w:rFonts w:ascii="Calibri" w:hAnsi="Calibri"/>
+                <w:color w:val="1A1A1A"/>
+                <w:sz w:val="18"/>
               </w:rPr>
               <w:t>UAE Retail Banks (e.g. Emirates NBD, ADCB, FAB). Signing title: Group Head of Fraud Prevention or Chief Information Security Officer (CISO). Budget line: Fraud Operations &amp; Financial Crime Compliance, accelerated by CBUAE Notice No. CBUAE/FCMCP/2025/3057 mandating institutional liability for authentication failures.</w:t>
             </w:r>
@@ -2112,13 +2232,14 @@
           </w:tcPr>
           <w:p>
             <w:pPr>
-              <w:spacing w:after="60"/>
+              <w:spacing w:after="30" w:before="0" w:line="276" w:lineRule="auto"/>
             </w:pPr>
             <w:r/>
             <w:r>
               <w:rPr>
-                <w:rFonts w:ascii="Arial" w:hAnsi="Arial"/>
-                <w:sz w:val="19"/>
+                <w:rFonts w:ascii="Calibri" w:hAnsi="Calibri"/>
+                <w:color w:val="1A1A1A"/>
+                <w:sz w:val="18"/>
               </w:rPr>
               <w:t>No primary institutional interviews were conducted for Stage 1. Operational problem definition and compliance requirements are derived strictly from CBUAE regulatory notices (Notice No. CBUAE/FCMCP/2025/3057) and published GCC fraud research (BioCatch/GASA, Nov 2024 &amp; April 2026). Primary institutional interviews are planned for the Stage 2 Build Sprint.</w:t>
             </w:r>
@@ -2493,9 +2614,6 @@
               </w:tc>
             </w:tr>
           </w:tbl>
-          <w:p>
-            <w:r/>
-          </w:p>
         </w:tc>
       </w:tr>
     </w:tbl>
@@ -2658,13 +2776,14 @@
           </w:tcPr>
           <w:p>
             <w:pPr>
-              <w:spacing w:after="60"/>
+              <w:spacing w:after="30" w:before="0" w:line="276" w:lineRule="auto"/>
             </w:pPr>
             <w:r/>
             <w:r>
               <w:rPr>
-                <w:rFonts w:ascii="Arial" w:hAnsi="Arial"/>
-                <w:sz w:val="19"/>
+                <w:rFonts w:ascii="Calibri" w:hAnsi="Calibri"/>
+                <w:color w:val="1A1A1A"/>
+                <w:sz w:val="18"/>
               </w:rPr>
               <w:t>We assumed customers would verify transactions via mobile app push notifications during the call. Operational fraud reports revealed scammers actively instruct victims to ignore notifications. We pivoted to voice-native challenge questions using public-identifier cross-checks (last four Emirates ID digits and last known merchant) without requesting secrets.</w:t>
             </w:r>
@@ -2828,21 +2947,16 @@
           </w:tcPr>
           <w:p>
             <w:pPr>
-              <w:spacing w:after="60"/>
+              <w:spacing w:after="30" w:before="0" w:line="276" w:lineRule="auto"/>
             </w:pPr>
             <w:r/>
             <w:r>
               <w:rPr>
-                <w:rFonts w:ascii="Arial" w:hAnsi="Arial"/>
-                <w:sz w:val="19"/>
+                <w:rFonts w:ascii="Calibri" w:hAnsi="Calibri"/>
+                <w:color w:val="1A1A1A"/>
+                <w:sz w:val="18"/>
               </w:rPr>
               <w:t>LANE 1 (Customer): Transaction occurs -&gt; Receives SMS alert (often missed/delayed) -&gt; Waits unaware -&gt; Receives unverified call -&gt; Skepticism/hang-up -&gt; Loss finalized.</w:t>
-              <w:br/>
-              <w:t>LANE 2 (Fraud Analyst): Alert generated in fraud engine -&gt; Ticket queued -&gt; Analyst dials customer -&gt; Language friction/no answer -&gt; Manual verification -&gt; Manual card freeze.</w:t>
-              <w:br/>
-              <w:t>LANE 3 (Back Office): Receives freeze escalation -&gt; Reviews case history -&gt; Approves card block.</w:t>
-              <w:br/>
-              <w:t>Systems Touched: Fraud Detection Engine -&gt; Outbound Contact Orchestrator -&gt; ElevenLabs Voice Agent -&gt; Bank Verification Service -&gt; Card Management Gateway -&gt; Case Management / Human Queue. (Core banking integrations are deployment-dependent). Fails at the manual queue bottleneck.</w:t>
             </w:r>
           </w:p>
           <w:tbl>
@@ -3765,21 +3879,6 @@
               </w:tc>
             </w:tr>
           </w:tbl>
-          <w:p>
-            <w:pPr>
-              <w:spacing w:after="70" w:line="20" w:lineRule="auto"/>
-            </w:pPr>
-            <w:r/>
-          </w:p>
-          <w:p>
-            <w:r/>
-          </w:p>
-          <w:p>
-            <w:pPr>
-              <w:spacing w:after="40" w:line="20" w:lineRule="auto"/>
-            </w:pPr>
-            <w:r/>
-          </w:p>
           <w:tbl>
             <w:tblPr>
               <w:tblW w:w="9780" w:type="dxa"/>
@@ -4065,7 +4164,43 @@
             </w:tr>
           </w:tbl>
           <w:p>
-            <w:r/>
+            <w:pPr>
+              <w:spacing w:before="0" w:after="30" w:line="276" w:lineRule="auto"/>
+            </w:pPr>
+            <w:r>
+              <w:rPr>
+                <w:rFonts w:ascii="Calibri" w:hAnsi="Calibri"/>
+                <w:color w:val="1A1A1A"/>
+                <w:sz w:val="18"/>
+              </w:rPr>
+              <w:t>LANE 2 (Fraud Analyst): Alert generated in fraud engine -&gt; Ticket queued -&gt; Analyst dials customer -&gt; Language friction/no answer -&gt; Manual verification -&gt; Manual card freeze.</w:t>
+            </w:r>
+          </w:p>
+          <w:p>
+            <w:pPr>
+              <w:spacing w:before="0" w:after="30" w:line="276" w:lineRule="auto"/>
+            </w:pPr>
+            <w:r>
+              <w:rPr>
+                <w:rFonts w:ascii="Calibri" w:hAnsi="Calibri"/>
+                <w:color w:val="1A1A1A"/>
+                <w:sz w:val="18"/>
+              </w:rPr>
+              <w:t>LANE 3 (Back Office): Receives freeze escalation -&gt; Reviews case history -&gt; Approves card block.</w:t>
+            </w:r>
+          </w:p>
+          <w:p>
+            <w:pPr>
+              <w:spacing w:before="0" w:after="30" w:line="276" w:lineRule="auto"/>
+            </w:pPr>
+            <w:r>
+              <w:rPr>
+                <w:rFonts w:ascii="Calibri" w:hAnsi="Calibri"/>
+                <w:color w:val="1A1A1A"/>
+                <w:sz w:val="18"/>
+              </w:rPr>
+              <w:t>Systems Touched: Fraud Detection Engine -&gt; Outbound Contact Orchestrator -&gt; ElevenLabs Voice Agent -&gt; Bank Verification Service -&gt; Card Management Gateway -&gt; Case Management / Human Queue. (Core banking integrations are deployment-dependent). Fails at the manual queue bottleneck.</w:t>
+            </w:r>
           </w:p>
         </w:tc>
       </w:tr>
@@ -4280,23 +4415,16 @@
           </w:tcPr>
           <w:p>
             <w:pPr>
-              <w:spacing w:after="60"/>
+              <w:spacing w:after="30" w:before="0" w:line="276" w:lineRule="auto"/>
             </w:pPr>
             <w:r/>
             <w:r>
               <w:rPr>
-                <w:rFonts w:ascii="Arial" w:hAnsi="Arial"/>
-                <w:sz w:val="19"/>
+                <w:rFonts w:ascii="Calibri" w:hAnsi="Calibri"/>
+                <w:color w:val="1A1A1A"/>
+                <w:sz w:val="18"/>
               </w:rPr>
               <w:t>Step 1: HARIS automated fraud alert from your bank regarding an unrecognised charge. No secrets requested.</w:t>
-              <w:br/>
-              <w:t>Step 2: VERIFIER asks last four Emirates ID digits and last approved transaction amount to confirm identity.</w:t>
-              <w:br/>
-              <w:t>Step 3: GUARD describes anomalous transaction details and requests customer verbal confirmation to freeze card.</w:t>
-              <w:br/>
-              <w:t>Step 4: GUARD executes card freeze via webhook and dispatches immediate confirmation SMS to customer.</w:t>
-              <w:br/>
-              <w:t>Step 5: LIAISON transfers customer with verified incident packet to specialized human fraud officer. (H)</w:t>
             </w:r>
           </w:p>
           <w:tbl>
@@ -4656,7 +4784,56 @@
             </w:tr>
           </w:tbl>
           <w:p>
-            <w:r/>
+            <w:pPr>
+              <w:spacing w:before="0" w:after="30" w:line="276" w:lineRule="auto"/>
+            </w:pPr>
+            <w:r>
+              <w:rPr>
+                <w:rFonts w:ascii="Calibri" w:hAnsi="Calibri"/>
+                <w:color w:val="1A1A1A"/>
+                <w:sz w:val="18"/>
+              </w:rPr>
+              <w:t>Step 2: VERIFIER asks last four Emirates ID digits and last approved transaction amount to confirm identity.</w:t>
+            </w:r>
+          </w:p>
+          <w:p>
+            <w:pPr>
+              <w:spacing w:before="0" w:after="30" w:line="276" w:lineRule="auto"/>
+            </w:pPr>
+            <w:r>
+              <w:rPr>
+                <w:rFonts w:ascii="Calibri" w:hAnsi="Calibri"/>
+                <w:color w:val="1A1A1A"/>
+                <w:sz w:val="18"/>
+              </w:rPr>
+              <w:t>Step 3: GUARD describes anomalous transaction details and requests customer verbal confirmation to freeze card.</w:t>
+            </w:r>
+          </w:p>
+          <w:p>
+            <w:pPr>
+              <w:spacing w:before="0" w:after="30" w:line="276" w:lineRule="auto"/>
+            </w:pPr>
+            <w:r>
+              <w:rPr>
+                <w:rFonts w:ascii="Calibri" w:hAnsi="Calibri"/>
+                <w:color w:val="1A1A1A"/>
+                <w:sz w:val="18"/>
+              </w:rPr>
+              <w:t>Step 4: GUARD executes card freeze via webhook and dispatches immediate confirmation SMS to customer.</w:t>
+            </w:r>
+          </w:p>
+          <w:p>
+            <w:pPr>
+              <w:spacing w:before="0" w:after="30" w:line="276" w:lineRule="auto"/>
+            </w:pPr>
+            <w:r>
+              <w:rPr>
+                <w:rFonts w:ascii="Calibri" w:hAnsi="Calibri"/>
+                <w:color w:val="1A1A1A"/>
+                <w:sz w:val="18"/>
+              </w:rPr>
+              <w:t>Step 5: LIAISON transfers customer with verified incident packet to specialized human fraud officer. (H)</w:t>
+            </w:r>
           </w:p>
         </w:tc>
       </w:tr>
@@ -4820,22 +4997,16 @@
           </w:tcPr>
           <w:p>
             <w:pPr>
-              <w:spacing w:after="60"/>
+              <w:spacing w:after="30" w:before="0" w:line="276" w:lineRule="auto"/>
             </w:pPr>
             <w:r/>
             <w:r>
               <w:rPr>
-                <w:rFonts w:ascii="Arial" w:hAnsi="Arial"/>
-                <w:sz w:val="19"/>
+                <w:rFonts w:ascii="Calibri" w:hAnsi="Calibri"/>
+                <w:color w:val="1A1A1A"/>
+                <w:sz w:val="18"/>
               </w:rPr>
               <w:t>[x] Agents Platform  [x] Agent Workflows  [x] Sub-agents  [x] Eleven v3 TTS  [x] Scribe v2 STT  [x] Server / client tools  [x] Batch calling  [x] Post-call webhooks</w:t>
-              <w:br/>
-              <w:br/>
-              <w:t>Why these two:</w:t>
-              <w:br/>
-              <w:t>1. Sub-agents with per-node tool scoping: Physically isolates freeze_card inside GUARD. Prevents unauthorized financial actions structurally rather than through prompting.</w:t>
-              <w:br/>
-              <w:t>2. Post-call webhooks: Automatically pushes structured JSON transcripts, verification outcomes, and audit logs to the bank's case management system for CBUAE regulatory compliance.</w:t>
             </w:r>
           </w:p>
           <w:tbl>
@@ -5480,12 +5651,54 @@
           </w:tbl>
           <w:p>
             <w:pPr>
-              <w:spacing w:after="100" w:line="20" w:lineRule="auto"/>
+              <w:spacing w:before="0" w:after="60" w:line="276" w:lineRule="auto"/>
             </w:pPr>
-            <w:r/>
-          </w:p>
-          <w:p>
-            <w:r/>
+            <w:r>
+              <w:rPr>
+                <w:rFonts w:ascii="Calibri" w:hAnsi="Calibri"/>
+                <w:color w:val="1A1A1A"/>
+                <w:sz w:val="18"/>
+              </w:rPr>
+            </w:r>
+          </w:p>
+          <w:p>
+            <w:pPr>
+              <w:spacing w:before="0" w:after="30" w:line="276" w:lineRule="auto"/>
+            </w:pPr>
+            <w:r>
+              <w:rPr>
+                <w:rFonts w:ascii="Calibri" w:hAnsi="Calibri"/>
+                <w:color w:val="1A1A1A"/>
+                <w:sz w:val="18"/>
+              </w:rPr>
+              <w:t>Why these two:</w:t>
+            </w:r>
+          </w:p>
+          <w:p>
+            <w:pPr>
+              <w:spacing w:before="0" w:after="30" w:line="276" w:lineRule="auto"/>
+            </w:pPr>
+            <w:r>
+              <w:rPr>
+                <w:rFonts w:ascii="Calibri" w:hAnsi="Calibri"/>
+                <w:color w:val="1A1A1A"/>
+                <w:sz w:val="18"/>
+              </w:rPr>
+              <w:t>1. Sub-agents with per-node tool scoping: Physically isolates freeze_card inside GUARD. Prevents unauthorized financial actions structurally rather than through prompting.</w:t>
+            </w:r>
+          </w:p>
+          <w:p>
+            <w:pPr>
+              <w:spacing w:before="0" w:after="30" w:line="276" w:lineRule="auto"/>
+            </w:pPr>
+            <w:r>
+              <w:rPr>
+                <w:rFonts w:ascii="Calibri" w:hAnsi="Calibri"/>
+                <w:color w:val="1A1A1A"/>
+                <w:sz w:val="18"/>
+              </w:rPr>
+              <w:t>2. Post-call webhooks: Automatically pushes structured JSON transcripts, verification outcomes, and audit logs to the bank's case management system for CBUAE regulatory compliance.</w:t>
+            </w:r>
           </w:p>
         </w:tc>
       </w:tr>
@@ -5633,25 +5846,16 @@
           </w:tcPr>
           <w:p>
             <w:pPr>
-              <w:spacing w:after="60"/>
+              <w:spacing w:after="30" w:before="0" w:line="276" w:lineRule="auto"/>
             </w:pPr>
             <w:r/>
             <w:r>
               <w:rPr>
-                <w:rFonts w:ascii="Arial" w:hAnsi="Arial"/>
-                <w:sz w:val="19"/>
+                <w:rFonts w:ascii="Calibri" w:hAnsi="Calibri"/>
+                <w:color w:val="1A1A1A"/>
+                <w:sz w:val="18"/>
               </w:rPr>
               <w:t>Opening disclosure | Implemented today: Prompt enforces AI identity and bank disclosure; Stage 2: Scribe v2 keyword assertion validates occurrence.</w:t>
-              <w:br/>
-              <w:t>Consent to be called | Stage 2 requirement: Dispatcher checks core banking transaction-monitoring consent flag prior to queueing outbound SIP dial.</w:t>
-              <w:br/>
-              <w:t>Verification without secrets | Implemented today: Challenge matches low-privilege EID suffix and recent amount; zero PIN, CVV, or OTP parameters exist.</w:t>
-              <w:br/>
-              <w:t>Human approval point | Implemented today: Irreversible actions lack tool bindings; workflow routes directly to human fraud queue.</w:t>
-              <w:br/>
-              <w:t>Opt-out path | Implemented today: Stop response routes to LIAISON; Stage 2: Scribe v2 multilingual stop-word triggers instant hangup.</w:t>
-              <w:br/>
-              <w:t>Escalation trigger | Implemented today: Failed verification branches to LIAISON; Stage 2: CTI warm transfer with pre-populated case packet.</w:t>
             </w:r>
           </w:p>
           <w:tbl>
@@ -6065,7 +6269,69 @@
             </w:tr>
           </w:tbl>
           <w:p>
-            <w:r/>
+            <w:pPr>
+              <w:spacing w:before="0" w:after="30" w:line="276" w:lineRule="auto"/>
+            </w:pPr>
+            <w:r>
+              <w:rPr>
+                <w:rFonts w:ascii="Calibri" w:hAnsi="Calibri"/>
+                <w:color w:val="1A1A1A"/>
+                <w:sz w:val="18"/>
+              </w:rPr>
+              <w:t>Consent to be called | Stage 2 requirement: Dispatcher checks core banking transaction-monitoring consent flag prior to queueing outbound SIP dial.</w:t>
+            </w:r>
+          </w:p>
+          <w:p>
+            <w:pPr>
+              <w:spacing w:before="0" w:after="30" w:line="276" w:lineRule="auto"/>
+            </w:pPr>
+            <w:r>
+              <w:rPr>
+                <w:rFonts w:ascii="Calibri" w:hAnsi="Calibri"/>
+                <w:color w:val="1A1A1A"/>
+                <w:sz w:val="18"/>
+              </w:rPr>
+              <w:t>Verification without secrets | Implemented today: Challenge matches low-privilege EID suffix and recent amount; zero PIN, CVV, or OTP parameters exist.</w:t>
+            </w:r>
+          </w:p>
+          <w:p>
+            <w:pPr>
+              <w:spacing w:before="0" w:after="30" w:line="276" w:lineRule="auto"/>
+            </w:pPr>
+            <w:r>
+              <w:rPr>
+                <w:rFonts w:ascii="Calibri" w:hAnsi="Calibri"/>
+                <w:color w:val="1A1A1A"/>
+                <w:sz w:val="18"/>
+              </w:rPr>
+              <w:t>Human approval point | Implemented today: Irreversible actions lack tool bindings; workflow routes directly to human fraud queue.</w:t>
+            </w:r>
+          </w:p>
+          <w:p>
+            <w:pPr>
+              <w:spacing w:before="0" w:after="30" w:line="276" w:lineRule="auto"/>
+            </w:pPr>
+            <w:r>
+              <w:rPr>
+                <w:rFonts w:ascii="Calibri" w:hAnsi="Calibri"/>
+                <w:color w:val="1A1A1A"/>
+                <w:sz w:val="18"/>
+              </w:rPr>
+              <w:t>Opt-out path | Implemented today: Stop response routes to LIAISON; Stage 2: Scribe v2 multilingual stop-word triggers instant hangup.</w:t>
+            </w:r>
+          </w:p>
+          <w:p>
+            <w:pPr>
+              <w:spacing w:before="0" w:after="30" w:line="276" w:lineRule="auto"/>
+            </w:pPr>
+            <w:r>
+              <w:rPr>
+                <w:rFonts w:ascii="Calibri" w:hAnsi="Calibri"/>
+                <w:color w:val="1A1A1A"/>
+                <w:sz w:val="18"/>
+              </w:rPr>
+              <w:t>Escalation trigger | Implemented today: Failed verification branches to LIAISON; Stage 2: CTI warm transfer with pre-populated case packet.</w:t>
+            </w:r>
           </w:p>
         </w:tc>
       </w:tr>
@@ -6299,53 +6565,16 @@
           </w:tcPr>
           <w:p>
             <w:pPr>
-              <w:spacing w:after="60"/>
+              <w:spacing w:after="30" w:before="0" w:line="276" w:lineRule="auto"/>
             </w:pPr>
             <w:r/>
             <w:r>
               <w:rPr>
-                <w:rFonts w:ascii="Arial" w:hAnsi="Arial"/>
-                <w:sz w:val="19"/>
+                <w:rFonts w:ascii="Calibri" w:hAnsi="Calibri"/>
+                <w:color w:val="1A1A1A"/>
+                <w:sz w:val="18"/>
               </w:rPr>
               <w:t>[ZONE 1: CALLER &amp; CHANNEL]</w:t>
-              <w:br/>
-              <w:t>Customer Mobile (UAE PSTN) &lt;---&gt; Twilio SIP Trunk (Bidirectional Audio Stream)</w:t>
-              <w:br/>
-              <w:br/>
-              <w:t>[ZONE 2: ELEVENLABS PLATFORM]</w:t>
-              <w:br/>
-              <w:t>Batch Calling Engine -&gt; Agent Workflow Graph:</w:t>
-              <w:br/>
-              <w:t xml:space="preserve">  VERIFIER Sub-Agent (Scribe v2 STT + Eleven v3 Multilingual)</w:t>
-              <w:br/>
-              <w:t xml:space="preserve">    Tool: verify_identity (Issues signed short-lived action token)</w:t>
-              <w:br/>
-              <w:t xml:space="preserve">    Branches: [Verified] -&gt; GUARD | [Failed / Opt-Out] -&gt; LIAISON</w:t>
-              <w:br/>
-              <w:t xml:space="preserve">  GUARD Sub-Agent (Tool Scoping: Inherit Tools = OFF)</w:t>
-              <w:br/>
-              <w:t xml:space="preserve">    Tool: freeze_card ONLY (Requires valid action token + idempotency key)</w:t>
-              <w:br/>
-              <w:t xml:space="preserve">    Transition -&gt; LIAISON</w:t>
-              <w:br/>
-              <w:t xml:space="preserve">  LIAISON Sub-Agent</w:t>
-              <w:br/>
-              <w:t xml:space="preserve">    Tool: post_call_data (Audit Webhook)</w:t>
-              <w:br/>
-              <w:t xml:space="preserve">    System Action: Transfer to Human Agent (H)</w:t>
-              <w:br/>
-              <w:br/>
-              <w:t>[ZONE 3: INSTITUTION SYSTEMS]</w:t>
-              <w:br/>
-              <w:t>Core Banking CRM -&gt; Reads Consent &amp; Language</w:t>
-              <w:br/>
-              <w:t>Fraud Detection Engine (Webhook Trigger)</w:t>
-              <w:br/>
-              <w:t>Card Management API -&gt; Executes freeze_card via fail-closed authenticated gateway</w:t>
-              <w:br/>
-              <w:t>Case Management DB -&gt; Receives post_call_data Audit Log</w:t>
-              <w:br/>
-              <w:t>Human Fraud Queue -&gt; Receives Warm Transfer</w:t>
             </w:r>
           </w:p>
           <w:tbl>
@@ -6588,21 +6817,6 @@
               </w:tc>
             </w:tr>
           </w:tbl>
-          <w:p>
-            <w:pPr>
-              <w:spacing w:after="70" w:line="20" w:lineRule="auto"/>
-            </w:pPr>
-            <w:r/>
-          </w:p>
-          <w:p>
-            <w:r/>
-          </w:p>
-          <w:p>
-            <w:pPr>
-              <w:spacing w:after="40" w:line="20" w:lineRule="auto"/>
-            </w:pPr>
-            <w:r/>
-          </w:p>
           <w:tbl>
             <w:tblPr>
               <w:tblW w:w="9780" w:type="dxa"/>
@@ -6888,7 +7102,262 @@
             </w:tr>
           </w:tbl>
           <w:p>
-            <w:r/>
+            <w:pPr>
+              <w:spacing w:before="0" w:after="30" w:line="276" w:lineRule="auto"/>
+            </w:pPr>
+            <w:r>
+              <w:rPr>
+                <w:rFonts w:ascii="Calibri" w:hAnsi="Calibri"/>
+                <w:color w:val="1A1A1A"/>
+                <w:sz w:val="18"/>
+              </w:rPr>
+              <w:t>Customer Mobile (UAE PSTN) &lt;---&gt; Twilio SIP Trunk (Bidirectional Audio Stream)</w:t>
+            </w:r>
+          </w:p>
+          <w:p>
+            <w:pPr>
+              <w:spacing w:before="0" w:after="60" w:line="276" w:lineRule="auto"/>
+            </w:pPr>
+            <w:r>
+              <w:rPr>
+                <w:rFonts w:ascii="Calibri" w:hAnsi="Calibri"/>
+                <w:color w:val="1A1A1A"/>
+                <w:sz w:val="18"/>
+              </w:rPr>
+            </w:r>
+          </w:p>
+          <w:p>
+            <w:pPr>
+              <w:spacing w:before="0" w:after="30" w:line="276" w:lineRule="auto"/>
+            </w:pPr>
+            <w:r>
+              <w:rPr>
+                <w:rFonts w:ascii="Calibri" w:hAnsi="Calibri"/>
+                <w:color w:val="1A1A1A"/>
+                <w:sz w:val="18"/>
+              </w:rPr>
+              <w:t>[ZONE 2: ELEVENLABS PLATFORM]</w:t>
+            </w:r>
+          </w:p>
+          <w:p>
+            <w:pPr>
+              <w:spacing w:before="0" w:after="30" w:line="276" w:lineRule="auto"/>
+            </w:pPr>
+            <w:r>
+              <w:rPr>
+                <w:rFonts w:ascii="Calibri" w:hAnsi="Calibri"/>
+                <w:color w:val="1A1A1A"/>
+                <w:sz w:val="18"/>
+              </w:rPr>
+              <w:t>Batch Calling Engine -&gt; Agent Workflow Graph:</w:t>
+            </w:r>
+          </w:p>
+          <w:p>
+            <w:pPr>
+              <w:spacing w:before="0" w:after="30" w:line="276" w:lineRule="auto"/>
+            </w:pPr>
+            <w:r>
+              <w:rPr>
+                <w:rFonts w:ascii="Calibri" w:hAnsi="Calibri"/>
+                <w:color w:val="1A1A1A"/>
+                <w:sz w:val="18"/>
+              </w:rPr>
+              <w:t xml:space="preserve">  VERIFIER Sub-Agent (Scribe v2 STT + Eleven v3 Multilingual)</w:t>
+            </w:r>
+          </w:p>
+          <w:p>
+            <w:pPr>
+              <w:spacing w:before="0" w:after="30" w:line="276" w:lineRule="auto"/>
+            </w:pPr>
+            <w:r>
+              <w:rPr>
+                <w:rFonts w:ascii="Calibri" w:hAnsi="Calibri"/>
+                <w:color w:val="1A1A1A"/>
+                <w:sz w:val="18"/>
+              </w:rPr>
+              <w:t xml:space="preserve">    Tool: verify_identity (Issues signed short-lived action token)</w:t>
+            </w:r>
+          </w:p>
+          <w:p>
+            <w:pPr>
+              <w:spacing w:before="0" w:after="30" w:line="276" w:lineRule="auto"/>
+            </w:pPr>
+            <w:r>
+              <w:rPr>
+                <w:rFonts w:ascii="Calibri" w:hAnsi="Calibri"/>
+                <w:color w:val="1A1A1A"/>
+                <w:sz w:val="18"/>
+              </w:rPr>
+              <w:t xml:space="preserve">    Branches: [Verified] -&gt; GUARD | [Failed / Opt-Out] -&gt; LIAISON</w:t>
+            </w:r>
+          </w:p>
+          <w:p>
+            <w:pPr>
+              <w:spacing w:before="0" w:after="30" w:line="276" w:lineRule="auto"/>
+            </w:pPr>
+            <w:r>
+              <w:rPr>
+                <w:rFonts w:ascii="Calibri" w:hAnsi="Calibri"/>
+                <w:color w:val="1A1A1A"/>
+                <w:sz w:val="18"/>
+              </w:rPr>
+              <w:t xml:space="preserve">  GUARD Sub-Agent (Tool Scoping: Inherit Tools = OFF)</w:t>
+            </w:r>
+          </w:p>
+          <w:p>
+            <w:pPr>
+              <w:spacing w:before="0" w:after="30" w:line="276" w:lineRule="auto"/>
+            </w:pPr>
+            <w:r>
+              <w:rPr>
+                <w:rFonts w:ascii="Calibri" w:hAnsi="Calibri"/>
+                <w:color w:val="1A1A1A"/>
+                <w:sz w:val="18"/>
+              </w:rPr>
+              <w:t xml:space="preserve">    Tool: freeze_card ONLY (Requires valid action token + idempotency key)</w:t>
+            </w:r>
+          </w:p>
+          <w:p>
+            <w:pPr>
+              <w:spacing w:before="0" w:after="30" w:line="276" w:lineRule="auto"/>
+            </w:pPr>
+            <w:r>
+              <w:rPr>
+                <w:rFonts w:ascii="Calibri" w:hAnsi="Calibri"/>
+                <w:color w:val="1A1A1A"/>
+                <w:sz w:val="18"/>
+              </w:rPr>
+              <w:t xml:space="preserve">    Transition -&gt; LIAISON</w:t>
+            </w:r>
+          </w:p>
+          <w:p>
+            <w:pPr>
+              <w:spacing w:before="0" w:after="30" w:line="276" w:lineRule="auto"/>
+            </w:pPr>
+            <w:r>
+              <w:rPr>
+                <w:rFonts w:ascii="Calibri" w:hAnsi="Calibri"/>
+                <w:color w:val="1A1A1A"/>
+                <w:sz w:val="18"/>
+              </w:rPr>
+              <w:t xml:space="preserve">  LIAISON Sub-Agent</w:t>
+            </w:r>
+          </w:p>
+          <w:p>
+            <w:pPr>
+              <w:spacing w:before="0" w:after="30" w:line="276" w:lineRule="auto"/>
+            </w:pPr>
+            <w:r>
+              <w:rPr>
+                <w:rFonts w:ascii="Calibri" w:hAnsi="Calibri"/>
+                <w:color w:val="1A1A1A"/>
+                <w:sz w:val="18"/>
+              </w:rPr>
+              <w:t xml:space="preserve">    Tool: post_call_data (Audit Webhook)</w:t>
+            </w:r>
+          </w:p>
+          <w:p>
+            <w:pPr>
+              <w:spacing w:before="0" w:after="30" w:line="276" w:lineRule="auto"/>
+            </w:pPr>
+            <w:r>
+              <w:rPr>
+                <w:rFonts w:ascii="Calibri" w:hAnsi="Calibri"/>
+                <w:color w:val="1A1A1A"/>
+                <w:sz w:val="18"/>
+              </w:rPr>
+              <w:t xml:space="preserve">    System Action: Transfer to Human Agent (H)</w:t>
+            </w:r>
+          </w:p>
+          <w:p>
+            <w:pPr>
+              <w:spacing w:before="0" w:after="60" w:line="276" w:lineRule="auto"/>
+            </w:pPr>
+            <w:r>
+              <w:rPr>
+                <w:rFonts w:ascii="Calibri" w:hAnsi="Calibri"/>
+                <w:color w:val="1A1A1A"/>
+                <w:sz w:val="18"/>
+              </w:rPr>
+            </w:r>
+          </w:p>
+          <w:p>
+            <w:pPr>
+              <w:spacing w:before="0" w:after="30" w:line="276" w:lineRule="auto"/>
+            </w:pPr>
+            <w:r>
+              <w:rPr>
+                <w:rFonts w:ascii="Calibri" w:hAnsi="Calibri"/>
+                <w:color w:val="1A1A1A"/>
+                <w:sz w:val="18"/>
+              </w:rPr>
+              <w:t>[ZONE 3: INSTITUTION SYSTEMS]</w:t>
+            </w:r>
+          </w:p>
+          <w:p>
+            <w:pPr>
+              <w:spacing w:before="0" w:after="30" w:line="276" w:lineRule="auto"/>
+            </w:pPr>
+            <w:r>
+              <w:rPr>
+                <w:rFonts w:ascii="Calibri" w:hAnsi="Calibri"/>
+                <w:color w:val="1A1A1A"/>
+                <w:sz w:val="18"/>
+              </w:rPr>
+              <w:t>Core Banking CRM -&gt; Reads Consent &amp; Language</w:t>
+            </w:r>
+          </w:p>
+          <w:p>
+            <w:pPr>
+              <w:spacing w:before="0" w:after="30" w:line="276" w:lineRule="auto"/>
+            </w:pPr>
+            <w:r>
+              <w:rPr>
+                <w:rFonts w:ascii="Calibri" w:hAnsi="Calibri"/>
+                <w:color w:val="1A1A1A"/>
+                <w:sz w:val="18"/>
+              </w:rPr>
+              <w:t>Fraud Detection Engine (Webhook Trigger)</w:t>
+            </w:r>
+          </w:p>
+          <w:p>
+            <w:pPr>
+              <w:spacing w:before="0" w:after="30" w:line="276" w:lineRule="auto"/>
+            </w:pPr>
+            <w:r>
+              <w:rPr>
+                <w:rFonts w:ascii="Calibri" w:hAnsi="Calibri"/>
+                <w:color w:val="1A1A1A"/>
+                <w:sz w:val="18"/>
+              </w:rPr>
+              <w:t>Card Management API -&gt; Executes freeze_card via fail-closed authenticated gateway</w:t>
+            </w:r>
+          </w:p>
+          <w:p>
+            <w:pPr>
+              <w:spacing w:before="0" w:after="30" w:line="276" w:lineRule="auto"/>
+            </w:pPr>
+            <w:r>
+              <w:rPr>
+                <w:rFonts w:ascii="Calibri" w:hAnsi="Calibri"/>
+                <w:color w:val="1A1A1A"/>
+                <w:sz w:val="18"/>
+              </w:rPr>
+              <w:t>Case Management DB -&gt; Receives post_call_data Audit Log</w:t>
+            </w:r>
+          </w:p>
+          <w:p>
+            <w:pPr>
+              <w:spacing w:before="0" w:after="30" w:line="276" w:lineRule="auto"/>
+            </w:pPr>
+            <w:r>
+              <w:rPr>
+                <w:rFonts w:ascii="Calibri" w:hAnsi="Calibri"/>
+                <w:color w:val="1A1A1A"/>
+                <w:sz w:val="18"/>
+              </w:rPr>
+              <w:t>Human Fraud Queue -&gt; Receives Warm Transfer</w:t>
+            </w:r>
           </w:p>
         </w:tc>
       </w:tr>
@@ -7105,39 +7574,16 @@
           </w:tcPr>
           <w:p>
             <w:pPr>
-              <w:spacing w:after="60"/>
+              <w:spacing w:after="30" w:before="0" w:line="276" w:lineRule="auto"/>
             </w:pPr>
             <w:r/>
             <w:r>
               <w:rPr>
-                <w:rFonts w:ascii="Arial" w:hAnsi="Arial"/>
-                <w:sz w:val="19"/>
+                <w:rFonts w:ascii="Calibri" w:hAnsi="Calibri"/>
+                <w:color w:val="1A1A1A"/>
+                <w:sz w:val="18"/>
               </w:rPr>
               <w:t>KPI 1: Outbound Dispatch Latency</w:t>
-              <w:br/>
-              <w:t>Baseline (from D): Estimated 4 to 8 minutes queue delay</w:t>
-              <w:br/>
-              <w:t>Target: &lt; 30 seconds from webhook trigger to SIP dial initiation</w:t>
-              <w:br/>
-              <w:t>Measurement: Delta between fraud alert webhook timestamp and outbound call connection.</w:t>
-              <w:br/>
-              <w:br/>
-              <w:t>KPI 2: Credential Solicitation Rate</w:t>
-              <w:br/>
-              <w:t>Baseline (from D): High conduct risk on manual diallers</w:t>
-              <w:br/>
-              <w:t>Target: 0.00% PIN/password solicitation</w:t>
-              <w:br/>
-              <w:t>Measurement: Automated keyword auditing across 100% of call transcripts.</w:t>
-              <w:br/>
-              <w:br/>
-              <w:t>KPI 3: Protective Action Execution Reliability</w:t>
-              <w:br/>
-              <w:t>Baseline (from D): 0% automated execution</w:t>
-              <w:br/>
-              <w:t>Target: &gt; 98.0% execution reliability on verified events</w:t>
-              <w:br/>
-              <w:t>Measurement: Successful HTTP 200 responses from freeze_card upon verified customer confirmation.</w:t>
             </w:r>
           </w:p>
           <w:tbl>
@@ -7510,7 +7956,171 @@
             </w:tr>
           </w:tbl>
           <w:p>
-            <w:r/>
+            <w:pPr>
+              <w:spacing w:before="0" w:after="30" w:line="276" w:lineRule="auto"/>
+            </w:pPr>
+            <w:r>
+              <w:rPr>
+                <w:rFonts w:ascii="Calibri" w:hAnsi="Calibri"/>
+                <w:color w:val="1A1A1A"/>
+                <w:sz w:val="18"/>
+              </w:rPr>
+              <w:t>Baseline (from D): Estimated 4 to 8 minutes queue delay</w:t>
+            </w:r>
+          </w:p>
+          <w:p>
+            <w:pPr>
+              <w:spacing w:before="0" w:after="30" w:line="276" w:lineRule="auto"/>
+            </w:pPr>
+            <w:r>
+              <w:rPr>
+                <w:rFonts w:ascii="Calibri" w:hAnsi="Calibri"/>
+                <w:color w:val="1A1A1A"/>
+                <w:sz w:val="18"/>
+              </w:rPr>
+              <w:t>Target: &lt; 30 seconds from webhook trigger to SIP dial initiation</w:t>
+            </w:r>
+          </w:p>
+          <w:p>
+            <w:pPr>
+              <w:spacing w:before="0" w:after="30" w:line="276" w:lineRule="auto"/>
+            </w:pPr>
+            <w:r>
+              <w:rPr>
+                <w:rFonts w:ascii="Calibri" w:hAnsi="Calibri"/>
+                <w:color w:val="1A1A1A"/>
+                <w:sz w:val="18"/>
+              </w:rPr>
+              <w:t>Measurement: Delta between fraud alert webhook timestamp and outbound call connection.</w:t>
+            </w:r>
+          </w:p>
+          <w:p>
+            <w:pPr>
+              <w:spacing w:before="0" w:after="60" w:line="276" w:lineRule="auto"/>
+            </w:pPr>
+            <w:r>
+              <w:rPr>
+                <w:rFonts w:ascii="Calibri" w:hAnsi="Calibri"/>
+                <w:color w:val="1A1A1A"/>
+                <w:sz w:val="18"/>
+              </w:rPr>
+            </w:r>
+          </w:p>
+          <w:p>
+            <w:pPr>
+              <w:spacing w:before="0" w:after="30" w:line="276" w:lineRule="auto"/>
+            </w:pPr>
+            <w:r>
+              <w:rPr>
+                <w:rFonts w:ascii="Calibri" w:hAnsi="Calibri"/>
+                <w:color w:val="1A1A1A"/>
+                <w:sz w:val="18"/>
+              </w:rPr>
+              <w:t>KPI 2: Credential Solicitation Rate</w:t>
+            </w:r>
+          </w:p>
+          <w:p>
+            <w:pPr>
+              <w:spacing w:before="0" w:after="30" w:line="276" w:lineRule="auto"/>
+            </w:pPr>
+            <w:r>
+              <w:rPr>
+                <w:rFonts w:ascii="Calibri" w:hAnsi="Calibri"/>
+                <w:color w:val="1A1A1A"/>
+                <w:sz w:val="18"/>
+              </w:rPr>
+              <w:t>Baseline (from D): High conduct risk on manual diallers</w:t>
+            </w:r>
+          </w:p>
+          <w:p>
+            <w:pPr>
+              <w:spacing w:before="0" w:after="30" w:line="276" w:lineRule="auto"/>
+            </w:pPr>
+            <w:r>
+              <w:rPr>
+                <w:rFonts w:ascii="Calibri" w:hAnsi="Calibri"/>
+                <w:color w:val="1A1A1A"/>
+                <w:sz w:val="18"/>
+              </w:rPr>
+              <w:t>Target: 0.00% PIN/password solicitation</w:t>
+            </w:r>
+          </w:p>
+          <w:p>
+            <w:pPr>
+              <w:spacing w:before="0" w:after="30" w:line="276" w:lineRule="auto"/>
+            </w:pPr>
+            <w:r>
+              <w:rPr>
+                <w:rFonts w:ascii="Calibri" w:hAnsi="Calibri"/>
+                <w:color w:val="1A1A1A"/>
+                <w:sz w:val="18"/>
+              </w:rPr>
+              <w:t>Measurement: Automated keyword auditing across 100% of call transcripts.</w:t>
+            </w:r>
+          </w:p>
+          <w:p>
+            <w:pPr>
+              <w:spacing w:before="0" w:after="60" w:line="276" w:lineRule="auto"/>
+            </w:pPr>
+            <w:r>
+              <w:rPr>
+                <w:rFonts w:ascii="Calibri" w:hAnsi="Calibri"/>
+                <w:color w:val="1A1A1A"/>
+                <w:sz w:val="18"/>
+              </w:rPr>
+            </w:r>
+          </w:p>
+          <w:p>
+            <w:pPr>
+              <w:spacing w:before="0" w:after="30" w:line="276" w:lineRule="auto"/>
+            </w:pPr>
+            <w:r>
+              <w:rPr>
+                <w:rFonts w:ascii="Calibri" w:hAnsi="Calibri"/>
+                <w:color w:val="1A1A1A"/>
+                <w:sz w:val="18"/>
+              </w:rPr>
+              <w:t>KPI 3: Protective Action Execution Reliability</w:t>
+            </w:r>
+          </w:p>
+          <w:p>
+            <w:pPr>
+              <w:spacing w:before="0" w:after="30" w:line="276" w:lineRule="auto"/>
+            </w:pPr>
+            <w:r>
+              <w:rPr>
+                <w:rFonts w:ascii="Calibri" w:hAnsi="Calibri"/>
+                <w:color w:val="1A1A1A"/>
+                <w:sz w:val="18"/>
+              </w:rPr>
+              <w:t>Baseline (from D): 0% automated execution</w:t>
+            </w:r>
+          </w:p>
+          <w:p>
+            <w:pPr>
+              <w:spacing w:before="0" w:after="30" w:line="276" w:lineRule="auto"/>
+            </w:pPr>
+            <w:r>
+              <w:rPr>
+                <w:rFonts w:ascii="Calibri" w:hAnsi="Calibri"/>
+                <w:color w:val="1A1A1A"/>
+                <w:sz w:val="18"/>
+              </w:rPr>
+              <w:t>Target: &gt; 98.0% execution reliability on verified events</w:t>
+            </w:r>
+          </w:p>
+          <w:p>
+            <w:pPr>
+              <w:spacing w:before="0" w:after="30" w:line="276" w:lineRule="auto"/>
+            </w:pPr>
+            <w:r>
+              <w:rPr>
+                <w:rFonts w:ascii="Calibri" w:hAnsi="Calibri"/>
+                <w:color w:val="1A1A1A"/>
+                <w:sz w:val="18"/>
+              </w:rPr>
+              <w:t>Measurement: Successful HTTP 200 responses from freeze_card upon verified customer confirmation.</w:t>
+            </w:r>
           </w:p>
         </w:tc>
       </w:tr>
@@ -7658,27 +8268,16 @@
           </w:tcPr>
           <w:p>
             <w:pPr>
-              <w:spacing w:after="60"/>
+              <w:spacing w:after="30" w:before="0" w:line="276" w:lineRule="auto"/>
             </w:pPr>
             <w:r/>
             <w:r>
               <w:rPr>
-                <w:rFonts w:ascii="Arial" w:hAnsi="Arial"/>
-                <w:sz w:val="19"/>
+                <w:rFonts w:ascii="Calibri" w:hAnsi="Calibri"/>
+                <w:color w:val="1A1A1A"/>
+                <w:sz w:val="18"/>
               </w:rPr>
               <w:t>Risk 1: Customer assumes outbound AI voice is a phishing impersonator and disconnects.</w:t>
-              <w:br/>
-              <w:t>How handled: Agent recites unique recent transaction reference visible in user's mobile banking app to establish mutual trust.</w:t>
-              <w:br/>
-              <w:br/>
-              <w:t>Risk 2: Dialect mismatch in multilingual STT fails legitimate customer identity verification.</w:t>
-              <w:br/>
-              <w:t>How handled: Scribe v2 keyterm biasing optimizes regional phonetics; failed attempts gracefully escalate to native-speaking human agents without lockouts.</w:t>
-              <w:br/>
-              <w:br/>
-              <w:t>Risk 3: Accidental freeze of legitimate transactions causes customer friction and merchant embarrassment.</w:t>
-              <w:br/>
-              <w:t>How handled: Freeze is strictly temporary (24-hour hold); unfreeze action is accessible via single-tap in official banking application.</w:t>
             </w:r>
           </w:p>
           <w:tbl>
@@ -7930,7 +8529,93 @@
             </w:tr>
           </w:tbl>
           <w:p>
-            <w:r/>
+            <w:pPr>
+              <w:spacing w:before="0" w:after="30" w:line="276" w:lineRule="auto"/>
+            </w:pPr>
+            <w:r>
+              <w:rPr>
+                <w:rFonts w:ascii="Calibri" w:hAnsi="Calibri"/>
+                <w:color w:val="1A1A1A"/>
+                <w:sz w:val="18"/>
+              </w:rPr>
+              <w:t>How handled: Agent recites unique recent transaction reference visible in user's mobile banking app to establish mutual trust.</w:t>
+            </w:r>
+          </w:p>
+          <w:p>
+            <w:pPr>
+              <w:spacing w:before="0" w:after="60" w:line="276" w:lineRule="auto"/>
+            </w:pPr>
+            <w:r>
+              <w:rPr>
+                <w:rFonts w:ascii="Calibri" w:hAnsi="Calibri"/>
+                <w:color w:val="1A1A1A"/>
+                <w:sz w:val="18"/>
+              </w:rPr>
+            </w:r>
+          </w:p>
+          <w:p>
+            <w:pPr>
+              <w:spacing w:before="0" w:after="30" w:line="276" w:lineRule="auto"/>
+            </w:pPr>
+            <w:r>
+              <w:rPr>
+                <w:rFonts w:ascii="Calibri" w:hAnsi="Calibri"/>
+                <w:color w:val="1A1A1A"/>
+                <w:sz w:val="18"/>
+              </w:rPr>
+              <w:t>Risk 2: Dialect mismatch in multilingual STT fails legitimate customer identity verification.</w:t>
+            </w:r>
+          </w:p>
+          <w:p>
+            <w:pPr>
+              <w:spacing w:before="0" w:after="30" w:line="276" w:lineRule="auto"/>
+            </w:pPr>
+            <w:r>
+              <w:rPr>
+                <w:rFonts w:ascii="Calibri" w:hAnsi="Calibri"/>
+                <w:color w:val="1A1A1A"/>
+                <w:sz w:val="18"/>
+              </w:rPr>
+              <w:t>How handled: Scribe v2 keyterm biasing optimizes regional phonetics; failed attempts gracefully escalate to native-speaking human agents without lockouts.</w:t>
+            </w:r>
+          </w:p>
+          <w:p>
+            <w:pPr>
+              <w:spacing w:before="0" w:after="60" w:line="276" w:lineRule="auto"/>
+            </w:pPr>
+            <w:r>
+              <w:rPr>
+                <w:rFonts w:ascii="Calibri" w:hAnsi="Calibri"/>
+                <w:color w:val="1A1A1A"/>
+                <w:sz w:val="18"/>
+              </w:rPr>
+            </w:r>
+          </w:p>
+          <w:p>
+            <w:pPr>
+              <w:spacing w:before="0" w:after="30" w:line="276" w:lineRule="auto"/>
+            </w:pPr>
+            <w:r>
+              <w:rPr>
+                <w:rFonts w:ascii="Calibri" w:hAnsi="Calibri"/>
+                <w:color w:val="1A1A1A"/>
+                <w:sz w:val="18"/>
+              </w:rPr>
+              <w:t>Risk 3: Accidental freeze of legitimate transactions causes customer friction and merchant embarrassment.</w:t>
+            </w:r>
+          </w:p>
+          <w:p>
+            <w:pPr>
+              <w:spacing w:before="0" w:after="30" w:line="276" w:lineRule="auto"/>
+            </w:pPr>
+            <w:r>
+              <w:rPr>
+                <w:rFonts w:ascii="Calibri" w:hAnsi="Calibri"/>
+                <w:color w:val="1A1A1A"/>
+                <w:sz w:val="18"/>
+              </w:rPr>
+              <w:t>How handled: Freeze is strictly temporary (24-hour hold); unfreeze action is accessible via single-tap in official banking application.</w:t>
+            </w:r>
           </w:p>
         </w:tc>
       </w:tr>
@@ -8094,13 +8779,14 @@
           </w:tcPr>
           <w:p>
             <w:pPr>
-              <w:spacing w:after="60"/>
+              <w:spacing w:after="30" w:before="0" w:line="276" w:lineRule="auto"/>
             </w:pPr>
             <w:r/>
             <w:r>
               <w:rPr>
-                <w:rFonts w:ascii="Arial" w:hAnsi="Arial"/>
-                <w:sz w:val="19"/>
+                <w:rFonts w:ascii="Calibri" w:hAnsi="Calibri"/>
+                <w:color w:val="1A1A1A"/>
+                <w:sz w:val="18"/>
               </w:rPr>
               <w:t>Working end-to-end: live outbound SIP dialling on test UAE numbers; three-sub-agent workflow (VERIFIER, GUARD, LIAISON) with verified tool isolation; live REST execution of freeze_card and verify_identity mock webhooks; automated post-call audit webhook publishing; English and Gulf Arabic voice fluency. Mocked: production core-banking ledger and live SMS gateway dispatch.</w:t>
             </w:r>
@@ -8251,13 +8937,14 @@
           </w:tcPr>
           <w:p>
             <w:pPr>
-              <w:spacing w:after="60"/>
+              <w:spacing w:after="30" w:before="0" w:line="276" w:lineRule="auto"/>
             </w:pPr>
             <w:r/>
             <w:r>
               <w:rPr>
-                <w:rFonts w:ascii="Arial" w:hAnsi="Arial"/>
-                <w:sz w:val="19"/>
+                <w:rFonts w:ascii="Calibri" w:hAnsi="Calibri"/>
+                <w:color w:val="1A1A1A"/>
+                <w:sz w:val="18"/>
               </w:rPr>
               <w:t>Rishabh Gupta | Solution Architect &amp; Voice AI Engineer | https://github.com/Rishabh9306/haris-fraud-intervention</w:t>
             </w:r>
@@ -8554,9 +9241,6 @@
               </w:tc>
             </w:tr>
           </w:tbl>
-          <w:p>
-            <w:r/>
-          </w:p>
         </w:tc>
       </w:tr>
     </w:tbl>
@@ -8719,24 +9403,80 @@
           </w:tcPr>
           <w:p>
             <w:pPr>
-              <w:spacing w:after="60"/>
+              <w:spacing w:after="30" w:before="0" w:line="276" w:lineRule="auto"/>
             </w:pPr>
             <w:r/>
             <w:r>
               <w:rPr>
-                <w:rFonts w:ascii="Arial" w:hAnsi="Arial"/>
-                <w:sz w:val="19"/>
+                <w:rFonts w:ascii="Calibri" w:hAnsi="Calibri"/>
+                <w:color w:val="1A1A1A"/>
+                <w:sz w:val="18"/>
               </w:rPr>
               <w:t>1. Deployed Repository &amp; Live Webhook Server:</w:t>
-              <w:br/>
+            </w:r>
+          </w:p>
+          <w:p>
+            <w:pPr>
+              <w:spacing w:before="0" w:after="30" w:line="276" w:lineRule="auto"/>
+            </w:pPr>
+            <w:r>
+              <w:rPr>
+                <w:rFonts w:ascii="Calibri" w:hAnsi="Calibri"/>
+                <w:color w:val="1A1A1A"/>
+                <w:sz w:val="18"/>
+              </w:rPr>
               <w:t>https://github.com/Rishabh9306/haris-fraud-intervention</w:t>
-              <w:br/>
+            </w:r>
+          </w:p>
+          <w:p>
+            <w:pPr>
+              <w:spacing w:before="0" w:after="30" w:line="276" w:lineRule="auto"/>
+            </w:pPr>
+            <w:r>
+              <w:rPr>
+                <w:rFonts w:ascii="Calibri" w:hAnsi="Calibri"/>
+                <w:color w:val="1A1A1A"/>
+                <w:sz w:val="18"/>
+              </w:rPr>
               <w:t>(Live endpoints: https://haris-livid.vercel.app)</w:t>
-              <w:br/>
-              <w:br/>
-              <w:t>2. Architecture Walkthrough Recording (Mandatory):</w:t>
-              <w:br/>
-              <w:t>[INSERT 60-SECOND LOOM URL HERE - Walk through Box L diagram, ElevenLabs workflow, and live authenticated curl test]</w:t>
+            </w:r>
+          </w:p>
+          <w:p>
+            <w:pPr>
+              <w:spacing w:before="0" w:after="60" w:line="276" w:lineRule="auto"/>
+            </w:pPr>
+            <w:r>
+              <w:rPr>
+                <w:rFonts w:ascii="Calibri" w:hAnsi="Calibri"/>
+                <w:color w:val="1A1A1A"/>
+                <w:sz w:val="18"/>
+              </w:rPr>
+            </w:r>
+          </w:p>
+          <w:p>
+            <w:pPr>
+              <w:spacing w:before="0" w:after="30" w:line="276" w:lineRule="auto"/>
+            </w:pPr>
+            <w:r>
+              <w:rPr>
+                <w:rFonts w:ascii="Calibri" w:hAnsi="Calibri"/>
+                <w:color w:val="1A1A1A"/>
+                <w:sz w:val="18"/>
+              </w:rPr>
+              <w:t>2. Architecture Walkthrough Recording (60-second video):</w:t>
+            </w:r>
+          </w:p>
+          <w:p>
+            <w:pPr>
+              <w:spacing w:before="0" w:after="30" w:line="276" w:lineRule="auto"/>
+            </w:pPr>
+            <w:r>
+              <w:rPr>
+                <w:rFonts w:ascii="Calibri" w:hAnsi="Calibri"/>
+                <w:color w:val="1A1A1A"/>
+                <w:sz w:val="18"/>
+              </w:rPr>
+              <w:t>https://www.youtube.com/watch?v=jZrxzNQsjtI</w:t>
             </w:r>
           </w:p>
         </w:tc>
